--- a/downloads/teacher/ai-2-week-07.docx
+++ b/downloads/teacher/ai-2-week-07.docx
@@ -2823,6 +2823,396 @@
         <w:t>Publish the recommender’s row schema and validation results before ranking books, preserving repair provenance.</w:t>
       </w:r>
     </w:p>
+    <w:p>
+      <w:pPr>
+        <w:pStyle w:val="Heading1"/>
+      </w:pPr>
+      <w:r>
+        <w:t>07. Prepare, teach and assess</w:t>
+      </w:r>
+    </w:p>
+    <w:p>
+      <w:r>
+        <w:t>Teaching target: Specify a table schema</w:t>
+      </w:r>
+    </w:p>
+    <w:p>
+      <w:r>
+        <w:t>Prepare the labelled worked-case picture, the matching workbook, fictional input cards and a place for individual responses. No paid AI account is required for the paper reasoning activities.</w:t>
+      </w:r>
+    </w:p>
+    <w:tbl>
+      <w:tblPr>
+        <w:tblStyle w:val="LightShading-Accent1"/>
+        <w:tblW w:type="auto" w:w="0"/>
+        <w:tblLook w:firstColumn="1" w:firstRow="1" w:lastColumn="0" w:lastRow="0" w:noHBand="0" w:noVBand="1" w:val="04A0"/>
+      </w:tblPr>
+      <w:tblGrid>
+        <w:gridCol w:w="3408"/>
+        <w:gridCol w:w="3408"/>
+        <w:gridCol w:w="3408"/>
+      </w:tblGrid>
+      <w:tr>
+        <w:trPr>
+          <w:tblHeader/>
+        </w:trPr>
+        <w:tc>
+          <w:tcPr>
+            <w:tcW w:type="dxa" w:w="3408"/>
+          </w:tcPr>
+          <w:p>
+            <w:r>
+              <w:t>Session</w:t>
+            </w:r>
+          </w:p>
+        </w:tc>
+        <w:tc>
+          <w:tcPr>
+            <w:tcW w:type="dxa" w:w="3408"/>
+          </w:tcPr>
+          <w:p>
+            <w:r>
+              <w:t>Plan</w:t>
+            </w:r>
+          </w:p>
+        </w:tc>
+        <w:tc>
+          <w:tcPr>
+            <w:tcW w:type="dxa" w:w="3408"/>
+          </w:tcPr>
+          <w:p>
+            <w:r>
+              <w:t>Resources</w:t>
+            </w:r>
+          </w:p>
+        </w:tc>
+      </w:tr>
+      <w:tr>
+        <w:tc>
+          <w:tcPr>
+            <w:tcW w:type="dxa" w:w="3408"/>
+          </w:tcPr>
+          <w:p>
+            <w:r>
+              <w:t>Session 1 · Understand · 45 min</w:t>
+            </w:r>
+          </w:p>
+        </w:tc>
+        <w:tc>
+          <w:tcPr>
+            <w:tcW w:type="dxa" w:w="3408"/>
+          </w:tcPr>
+          <w:p>
+            <w:r>
+              <w:t>0–7: recall and prerequisite; 7–15: inspect the concrete case and predict; 15–30: teacher models the worked trace; 30–40: learners explain a step using the text and visual; 40–45: check the core idea.</w:t>
+            </w:r>
+          </w:p>
+        </w:tc>
+        <w:tc>
+          <w:tcPr>
+            <w:tcW w:type="dxa" w:w="3408"/>
+          </w:tcPr>
+          <w:p>
+            <w:r>
+              <w:t>Sections 1–6; record the brief recall in the workbook.</w:t>
+            </w:r>
+          </w:p>
+        </w:tc>
+      </w:tr>
+      <w:tr>
+        <w:tc>
+          <w:tcPr>
+            <w:tcW w:type="dxa" w:w="3408"/>
+          </w:tcPr>
+          <w:p>
+            <w:r>
+              <w:t>Session 2 · Practise · 45 min</w:t>
+            </w:r>
+          </w:p>
+        </w:tc>
+        <w:tc>
+          <w:tcPr>
+            <w:tcW w:type="dxa" w:w="3408"/>
+          </w:tcPr>
+          <w:p>
+            <w:r>
+              <w:t>0–5: retrieve the procedure; 5–15: W2 completion practice; 15–23: explain and check with a partner; 23–30: each learner answers the misconception check; 30–40: targeted reteaching or a harder variation; 40–45: prepare the investigation.</w:t>
+            </w:r>
+          </w:p>
+        </w:tc>
+        <w:tc>
+          <w:tcPr>
+            <w:tcW w:type="dxa" w:w="3408"/>
+          </w:tcPr>
+          <w:p>
+            <w:r>
+              <w:t>Sections 7–10; use the matching workbook W2 and misconception check.</w:t>
+            </w:r>
+          </w:p>
+        </w:tc>
+      </w:tr>
+      <w:tr>
+        <w:tc>
+          <w:tcPr>
+            <w:tcW w:type="dxa" w:w="3408"/>
+          </w:tcPr>
+          <w:p>
+            <w:r>
+              <w:t>Session 3 · Investigate and transfer · 45 min</w:t>
+            </w:r>
+          </w:p>
+        </w:tc>
+        <w:tc>
+          <w:tcPr>
+            <w:tcW w:type="dxa" w:w="3408"/>
+          </w:tcPr>
+          <w:p>
+            <w:r>
+              <w:t>0–5: retrieve the decision rule; 5–20: investigate or trace; 20–30: start the independent case; 30–38: connect the project; 38–43: act on feedback; 43–45: plan the return check.</w:t>
+            </w:r>
+          </w:p>
+        </w:tc>
+        <w:tc>
+          <w:tcPr>
+            <w:tcW w:type="dxa" w:w="3408"/>
+          </w:tcPr>
+          <w:p>
+            <w:r>
+              <w:t>Sections 9 and 11–14. Give extra time to finish the full task set; use Section 15 when the week includes a coding lab.</w:t>
+            </w:r>
+          </w:p>
+        </w:tc>
+      </w:tr>
+    </w:tbl>
+    <w:p>
+      <w:r>
+        <w:t>Before class, solve the supported practice: Classify minutes values 0, 60, -1 and 61 under this schema.</w:t>
+      </w:r>
+    </w:p>
+    <w:p>
+      <w:r>
+        <w:t>Reasoned practice answer: 0 and 60 pass; -1 and 61 fail.</w:t>
+      </w:r>
+    </w:p>
+    <w:p>
+      <w:r>
+        <w:t>Check every learner before discussion: Use the worked case for Rows columns and schemas. Proposed explanation: “A successful run proves the conclusion”. Decide whether this explanation is supported. Point to the step or supplied fact that decides; explain your repair if needed.</w:t>
+      </w:r>
+    </w:p>
+    <w:p>
+      <w:r>
+        <w:t>Misconception repair: A row can satisfy every schema rule and still be a wrong observation. Schema validation checks our stated structure and constraints, not whether someone measured honestly or selected a representative sample.</w:t>
+      </w:r>
+    </w:p>
+    <w:p>
+      <w:r>
+        <w:t>Support: read the exact case aloud, enlarge the labelled picture, supply input cards and model only the first deciding step. Accept a spoken explanation or drawing; retain the reasoning goal.</w:t>
+      </w:r>
+    </w:p>
+    <w:p>
+      <w:r>
+        <w:t>Extension: Change B’s pages from "90" to integer 90 using an approved repair. Require a prediction and a reason before comparing. Expected result: B now satisfies the declared schema. Reason: Its id is nonempty and illustrated is Boolean; the page-type defect is removed.</w:t>
+      </w:r>
+    </w:p>
+    <w:p>
+      <w:r>
+        <w:t>Independent assessment: withhold the reserved answer until the learner has attempted the new case. Record support separately from correctness.</w:t>
+      </w:r>
+    </w:p>
+    <w:tbl>
+      <w:tblPr>
+        <w:tblStyle w:val="LightShading-Accent1"/>
+        <w:tblW w:type="auto" w:w="0"/>
+        <w:tblLook w:firstColumn="1" w:firstRow="1" w:lastColumn="0" w:lastRow="0" w:noHBand="0" w:noVBand="1" w:val="04A0"/>
+      </w:tblPr>
+      <w:tblGrid>
+        <w:gridCol w:w="2556"/>
+        <w:gridCol w:w="2556"/>
+        <w:gridCol w:w="2556"/>
+        <w:gridCol w:w="2556"/>
+      </w:tblGrid>
+      <w:tr>
+        <w:trPr>
+          <w:tblHeader/>
+        </w:trPr>
+        <w:tc>
+          <w:tcPr>
+            <w:tcW w:type="dxa" w:w="2556"/>
+          </w:tcPr>
+          <w:p>
+            <w:r>
+              <w:t>Criterion</w:t>
+            </w:r>
+          </w:p>
+        </w:tc>
+        <w:tc>
+          <w:tcPr>
+            <w:tcW w:type="dxa" w:w="2556"/>
+          </w:tcPr>
+          <w:p>
+            <w:r>
+              <w:t>Not yet</w:t>
+            </w:r>
+          </w:p>
+        </w:tc>
+        <w:tc>
+          <w:tcPr>
+            <w:tcW w:type="dxa" w:w="2556"/>
+          </w:tcPr>
+          <w:p>
+            <w:r>
+              <w:t>With support</w:t>
+            </w:r>
+          </w:p>
+        </w:tc>
+        <w:tc>
+          <w:tcPr>
+            <w:tcW w:type="dxa" w:w="2556"/>
+          </w:tcPr>
+          <w:p>
+            <w:r>
+              <w:t>Independent</w:t>
+            </w:r>
+          </w:p>
+        </w:tc>
+      </w:tr>
+      <w:tr>
+        <w:tc>
+          <w:tcPr>
+            <w:tcW w:type="dxa" w:w="2556"/>
+          </w:tcPr>
+          <w:p>
+            <w:r>
+              <w:t>Explanation</w:t>
+            </w:r>
+          </w:p>
+        </w:tc>
+        <w:tc>
+          <w:tcPr>
+            <w:tcW w:type="dxa" w:w="2556"/>
+          </w:tcPr>
+          <w:p>
+            <w:r>
+              <w:t>Names an answer without a deciding fact</w:t>
+            </w:r>
+          </w:p>
+        </w:tc>
+        <w:tc>
+          <w:tcPr>
+            <w:tcW w:type="dxa" w:w="2556"/>
+          </w:tcPr>
+          <w:p>
+            <w:r>
+              <w:t>Uses a hint to link fact and decision</w:t>
+            </w:r>
+          </w:p>
+        </w:tc>
+        <w:tc>
+          <w:tcPr>
+            <w:tcW w:type="dxa" w:w="2556"/>
+          </w:tcPr>
+          <w:p>
+            <w:r>
+              <w:t>Explains the deciding fact in own words</w:t>
+            </w:r>
+          </w:p>
+        </w:tc>
+      </w:tr>
+      <w:tr>
+        <w:tc>
+          <w:tcPr>
+            <w:tcW w:type="dxa" w:w="2556"/>
+          </w:tcPr>
+          <w:p>
+            <w:r>
+              <w:t>Trace or test</w:t>
+            </w:r>
+          </w:p>
+        </w:tc>
+        <w:tc>
+          <w:tcPr>
+            <w:tcW w:type="dxa" w:w="2556"/>
+          </w:tcPr>
+          <w:p>
+            <w:r>
+              <w:t>Cannot connect input and result</w:t>
+            </w:r>
+          </w:p>
+        </w:tc>
+        <w:tc>
+          <w:tcPr>
+            <w:tcW w:type="dxa" w:w="2556"/>
+          </w:tcPr>
+          <w:p>
+            <w:r>
+              <w:t>Completes steps with prompts</w:t>
+            </w:r>
+          </w:p>
+        </w:tc>
+        <w:tc>
+          <w:tcPr>
+            <w:tcW w:type="dxa" w:w="2556"/>
+          </w:tcPr>
+          <w:p>
+            <w:r>
+              <w:t>Traces or tests a changed case accurately</w:t>
+            </w:r>
+          </w:p>
+        </w:tc>
+      </w:tr>
+      <w:tr>
+        <w:tc>
+          <w:tcPr>
+            <w:tcW w:type="dxa" w:w="2556"/>
+          </w:tcPr>
+          <w:p>
+            <w:r>
+              <w:t>Limits and revision</w:t>
+            </w:r>
+          </w:p>
+        </w:tc>
+        <w:tc>
+          <w:tcPr>
+            <w:tcW w:type="dxa" w:w="2556"/>
+          </w:tcPr>
+          <w:p>
+            <w:r>
+              <w:t>Claims more than evidence supports</w:t>
+            </w:r>
+          </w:p>
+        </w:tc>
+        <w:tc>
+          <w:tcPr>
+            <w:tcW w:type="dxa" w:w="2556"/>
+          </w:tcPr>
+          <w:p>
+            <w:r>
+              <w:t>Names a limit after a prompt</w:t>
+            </w:r>
+          </w:p>
+        </w:tc>
+        <w:tc>
+          <w:tcPr>
+            <w:tcW w:type="dxa" w:w="2556"/>
+          </w:tcPr>
+          <w:p>
+            <w:r>
+              <w:t>States a defensible limit and useful next test</w:t>
+            </w:r>
+          </w:p>
+        </w:tc>
+      </w:tr>
+    </w:tbl>
+    <w:p>
+      <w:r>
+        <w:t>Project checkpoint: Make a transparent first version. Keep a trace of how one input becomes an output; explain the rule or learned component.</w:t>
+      </w:r>
+    </w:p>
+    <w:p>
+      <w:r>
+        <w:t>Use the weekly teacher answer for topic-specific reasoning. A saved progress tick is an activity record; judge mastery from the learner’s explanation and evidence.</w:t>
+      </w:r>
+    </w:p>
     <w:sectPr>
       <w:pgSz w:w="12240" w:h="15840"/>
       <w:pgMar w:top="936" w:right="1008" w:bottom="936" w:left="1008" w:header="720" w:footer="720" w:gutter="0"/>

--- a/downloads/teacher/ai-2-week-07.docx
+++ b/downloads/teacher/ai-2-week-07.docx
@@ -3213,6 +3213,39 @@
         <w:t>Use the weekly teacher answer for topic-specific reasoning. A saved progress tick is an activity record; judge mastery from the learner’s explanation and evidence.</w:t>
       </w:r>
     </w:p>
+    <w:p>
+      <w:pPr>
+        <w:pStyle w:val="Heading1"/>
+      </w:pPr>
+      <w:r>
+        <w:t>08. Use feedback, labs and repair paths</w:t>
+      </w:r>
+    </w:p>
+    <w:p>
+      <w:r>
+        <w:t>Use the two formative questions as supported practice, not as independent mastery scores. Discuss the deciding evidence rather than accepting a guessed selection.</w:t>
+      </w:r>
+    </w:p>
+    <w:p>
+      <w:r>
+        <w:t>The feedback comes from the reviewed public worked case. Do not reveal the separately reserved independent teacher answer until the learner has attempted that case.</w:t>
+      </w:r>
+    </w:p>
+    <w:p>
+      <w:r>
+        <w:t>Ask students to predict before running code. Preserve errors and actual outputs; collect a changed test and an explanation. The branch-boundary and indexing lessons deliberately include failure cases.</w:t>
+      </w:r>
+    </w:p>
+    <w:p>
+      <w:r>
+        <w:t>Use the earlier worked-explanation links to address a specific missing building block, then return to the current question. Adapt this suggestion after observing the learner; it is not an automatic diagnosis.</w:t>
+      </w:r>
+    </w:p>
+    <w:p>
+      <w:r>
+        <w:t>Collect the completed-work portfolio as evidence. Record support separately from correctness, and assess explanation, trace/test and limitations. Progress ticks and quiz selections alone do not establish mastery.</w:t>
+      </w:r>
+    </w:p>
     <w:sectPr>
       <w:pgSz w:w="12240" w:h="15840"/>
       <w:pgMar w:top="936" w:right="1008" w:bottom="936" w:left="1008" w:header="720" w:footer="720" w:gutter="0"/>

--- a/downloads/teacher/ai-2-week-07.docx
+++ b/downloads/teacher/ai-2-week-07.docx
@@ -29,6 +29,11 @@
       </w:r>
     </w:p>
     <w:p>
+      <w:r>
+        <w:t>Prepare Rows Columns and Data Types: check the target, prerequisites, resources and adaptable teaching schedule.</w:t>
+      </w:r>
+    </w:p>
+    <w:p>
       <w:pPr>
         <w:pStyle w:val="Heading3"/>
       </w:pPr>
@@ -37,8 +42,20 @@
       </w:r>
     </w:p>
     <w:p>
-      <w:r>
-        <w:t>Primary target: Specify a table schema</w:t>
+      <w:pPr>
+        <w:spacing w:line="336" w:lineRule="auto" w:after="180"/>
+      </w:pPr>
+      <w:r>
+        <w:rPr>
+          <w:b w:val="0"/>
+        </w:rPr>
+        <w:t xml:space="preserve">Primary target: Specify a table </w:t>
+      </w:r>
+      <w:r>
+        <w:rPr>
+          <w:b/>
+        </w:rPr>
+        <w:t>schema</w:t>
       </w:r>
     </w:p>
     <w:tbl>
@@ -185,12 +202,47 @@
       </w:tr>
     </w:tbl>
     <w:p>
-      <w:r>
-        <w:t>This is a starting allocation of 135 minutes, not a validated duration. Preserve all named topics. Schedule extra time for connected examples, the full investigation, independent cases and project building. Repeated copies of a case share one recorded attempt; they are not new evidence.</w:t>
-      </w:r>
-    </w:p>
-    <w:p>
-      <w:r>
+      <w:pPr>
+        <w:spacing w:line="336" w:lineRule="auto" w:after="180"/>
+      </w:pPr>
+      <w:r>
+        <w:rPr>
+          <w:b w:val="0"/>
+        </w:rPr>
+        <w:t>This is a starting allocation of 135 minutes, not a validated duration. Preserve all named topics. Schedule extra time for connected examples, the full investigation, independent cases and project building.</w:t>
+      </w:r>
+    </w:p>
+    <w:p>
+      <w:pPr>
+        <w:spacing w:line="336" w:lineRule="auto" w:after="180"/>
+      </w:pPr>
+      <w:r>
+        <w:rPr>
+          <w:b w:val="0"/>
+        </w:rPr>
+        <w:t xml:space="preserve">Repeated copies of a case share one recorded attempt; they are not new </w:t>
+      </w:r>
+      <w:r>
+        <w:rPr>
+          <w:b/>
+        </w:rPr>
+        <w:t>evidence</w:t>
+      </w:r>
+      <w:r>
+        <w:rPr>
+          <w:b w:val="0"/>
+        </w:rPr>
+        <w:t>.</w:t>
+      </w:r>
+    </w:p>
+    <w:p>
+      <w:pPr>
+        <w:spacing w:line="336" w:lineRule="auto" w:after="180"/>
+      </w:pPr>
+      <w:r>
+        <w:rPr>
+          <w:b w:val="0"/>
+        </w:rPr>
         <w:t>Case exposure check: this source example appears in ai-2/7, ai-4/4. Reuse a familiar case for recall or modelling; verify that the case used to assess transfer has not already received feedback.</w:t>
       </w:r>
     </w:p>
@@ -211,17 +263,35 @@
       </w:r>
     </w:p>
     <w:p>
-      <w:r>
+      <w:pPr>
+        <w:spacing w:line="336" w:lineRule="auto" w:after="180"/>
+      </w:pPr>
+      <w:r>
+        <w:rPr>
+          <w:b w:val="0"/>
+        </w:rPr>
         <w:t>Without opening the old lesson, explain one key idea from Debugging Strategies. Give an example and a mistake that the idea helps you avoid.</w:t>
       </w:r>
     </w:p>
     <w:p>
-      <w:r>
+      <w:pPr>
+        <w:spacing w:line="336" w:lineRule="auto" w:after="180"/>
+      </w:pPr>
+      <w:r>
+        <w:rPr>
+          <w:b w:val="0"/>
+        </w:rPr>
         <w:t>Look for: Design revealing tests for a function</w:t>
       </w:r>
     </w:p>
     <w:p>
-      <w:r>
+      <w:pPr>
+        <w:spacing w:line="336" w:lineRule="auto" w:after="180"/>
+      </w:pPr>
+      <w:r>
+        <w:rPr>
+          <w:b w:val="0"/>
+        </w:rPr>
         <w:t>Reference example, not the only acceptable wording: 4, 0 and 6.</w:t>
       </w:r>
     </w:p>
@@ -234,17 +304,35 @@
       </w:r>
     </w:p>
     <w:p>
-      <w:r>
+      <w:pPr>
+        <w:spacing w:line="336" w:lineRule="auto" w:after="180"/>
+      </w:pPr>
+      <w:r>
+        <w:rPr>
+          <w:b w:val="0"/>
+        </w:rPr>
         <w:t>Without opening the old lesson, explain one key idea from Trace Tables. Give an example and a mistake that the idea helps you avoid.</w:t>
       </w:r>
     </w:p>
     <w:p>
-      <w:r>
+      <w:pPr>
+        <w:spacing w:line="336" w:lineRule="auto" w:after="180"/>
+      </w:pPr>
+      <w:r>
+        <w:rPr>
+          <w:b w:val="0"/>
+        </w:rPr>
         <w:t>Look for: Trace variable values before and after each loop iteration</w:t>
       </w:r>
     </w:p>
     <w:p>
-      <w:r>
+      <w:pPr>
+        <w:spacing w:line="336" w:lineRule="auto" w:after="180"/>
+      </w:pPr>
+      <w:r>
+        <w:rPr>
+          <w:b w:val="0"/>
+        </w:rPr>
         <w:t>Reference example, not the only acceptable wording: 2, 3 and 4; the stop value is excluded. The body runs three times.</w:t>
       </w:r>
     </w:p>
@@ -257,22 +345,69 @@
       </w:r>
     </w:p>
     <w:p>
-      <w:r>
+      <w:pPr>
+        <w:spacing w:line="336" w:lineRule="auto" w:after="180"/>
+      </w:pPr>
+      <w:r>
+        <w:rPr>
+          <w:b w:val="0"/>
+        </w:rPr>
         <w:t>Without opening the old lesson, explain one key idea from Precision in Algorithms. Give an example and a mistake that the idea helps you avoid.</w:t>
       </w:r>
     </w:p>
     <w:p>
-      <w:r>
+      <w:pPr>
+        <w:spacing w:line="336" w:lineRule="auto" w:after="180"/>
+      </w:pPr>
+      <w:r>
+        <w:rPr>
+          <w:b w:val="0"/>
+        </w:rPr>
         <w:t>Look for: Translate a short paper calculation into a Python script</w:t>
       </w:r>
     </w:p>
     <w:p>
-      <w:r>
-        <w:t>Reference example, not the only acceptable wording: packs = 4; per_pack = 6; total = packs * per_pack; print(total), each on its own line. The first two bind quantities, the third computes 24 and the fourth displays 24. Assignment alone produces no displayed output in this script.</w:t>
-      </w:r>
-    </w:p>
-    <w:p>
-      <w:r>
+      <w:pPr>
+        <w:spacing w:line="336" w:lineRule="auto" w:after="180"/>
+      </w:pPr>
+      <w:r>
+        <w:rPr>
+          <w:b w:val="0"/>
+        </w:rPr>
+        <w:t>Reference example, not the only acceptable wording: packs = 4; per_pack = 6; total = packs * per_pack; print(total), each on its own line. The first two bind quantities, the third computes 24 and the fourth displays 24.</w:t>
+      </w:r>
+    </w:p>
+    <w:p>
+      <w:pPr>
+        <w:spacing w:line="336" w:lineRule="auto" w:after="180"/>
+      </w:pPr>
+      <w:r>
+        <w:rPr>
+          <w:b w:val="0"/>
+        </w:rPr>
+        <w:t xml:space="preserve">Assignment alone produces no displayed </w:t>
+      </w:r>
+      <w:r>
+        <w:rPr>
+          <w:b/>
+        </w:rPr>
+        <w:t>output</w:t>
+      </w:r>
+      <w:r>
+        <w:rPr>
+          <w:b w:val="0"/>
+        </w:rPr>
+        <w:t xml:space="preserve"> in this script.</w:t>
+      </w:r>
+    </w:p>
+    <w:p>
+      <w:pPr>
+        <w:spacing w:line="336" w:lineRule="auto" w:after="180"/>
+      </w:pPr>
+      <w:r>
+        <w:rPr>
+          <w:b w:val="0"/>
+        </w:rPr>
         <w:t>Use the student module and workbook section with this exact week title. The worked case, independent question and answers below form one aligned lesson sequence.</w:t>
       </w:r>
     </w:p>
@@ -285,8 +420,26 @@
       </w:r>
     </w:p>
     <w:p>
-      <w:r>
-        <w:t>A row contains title='Sky', pages='120', available='false'. Explain why treating nonempty text as true can misread availability. Propose explicit conversions and a rejected-input case.</w:t>
+      <w:pPr>
+        <w:spacing w:line="336" w:lineRule="auto" w:after="180"/>
+      </w:pPr>
+      <w:r>
+        <w:rPr>
+          <w:b w:val="0"/>
+        </w:rPr>
+        <w:t>A row contains title='Sky', pages='120', available='false'. Explain why treating nonempty text as true can misread availability. Propose explicit conversions and a rejected-</w:t>
+      </w:r>
+      <w:r>
+        <w:rPr>
+          <w:b/>
+        </w:rPr>
+        <w:t>input</w:t>
+      </w:r>
+      <w:r>
+        <w:rPr>
+          <w:b w:val="0"/>
+        </w:rPr>
+        <w:t xml:space="preserve"> case.</w:t>
       </w:r>
     </w:p>
     <w:p>
@@ -298,8 +451,38 @@
       </w:r>
     </w:p>
     <w:p>
-      <w:r>
-        <w:t>Week 7: Rows, Columns, and Data Types</w:t>
+      <w:pPr>
+        <w:spacing w:line="336" w:lineRule="auto" w:after="180"/>
+      </w:pPr>
+      <w:r>
+        <w:rPr>
+          <w:b w:val="0"/>
+        </w:rPr>
+        <w:t xml:space="preserve">Week 7: Rows, </w:t>
+      </w:r>
+      <w:r>
+        <w:rPr>
+          <w:b/>
+        </w:rPr>
+        <w:t>Column</w:t>
+      </w:r>
+      <w:r>
+        <w:rPr>
+          <w:b w:val="0"/>
+        </w:rPr>
+        <w:t xml:space="preserve">s, and </w:t>
+      </w:r>
+      <w:r>
+        <w:rPr>
+          <w:b/>
+        </w:rPr>
+        <w:t>Data Type</w:t>
+      </w:r>
+      <w:r>
+        <w:rPr>
+          <w:b w:val="0"/>
+        </w:rPr>
+        <w:t>s</w:t>
       </w:r>
     </w:p>
     <w:tbl>
@@ -435,12 +618,38 @@
       </w:r>
     </w:p>
     <w:p>
-      <w:r>
+      <w:pPr>
+        <w:spacing w:line="336" w:lineRule="auto" w:after="180"/>
+      </w:pPr>
+      <w:r>
+        <w:rPr>
+          <w:b w:val="0"/>
+        </w:rPr>
         <w:t>Use the supplied scenario, student illustrations and blank paper. For numeric work, offer counters or a calculator after learners show the setup. Fictional records are supplied; personal data and paid accounts are unnecessary.</w:t>
       </w:r>
     </w:p>
     <w:p>
-      <w:r>
+      <w:pPr>
+        <w:pStyle w:val="Heading3"/>
+      </w:pPr>
+      <w:r>
+        <w:t>Alternative compact allocation</w:t>
+      </w:r>
+    </w:p>
+    <w:p>
+      <w:r>
+        <w:t>This compact option is not the full-week schedule. Use the main teaching cycle and allow extra sessions for the investigation, independent work and project.</w:t>
+      </w:r>
+    </w:p>
+    <w:p>
+      <w:pPr>
+        <w:spacing w:line="336" w:lineRule="auto" w:after="180"/>
+        <w:shd w:fill="F1F6F8"/>
+      </w:pPr>
+      <w:r>
+        <w:rPr>
+          <w:b w:val="0"/>
+        </w:rPr>
         <w:t>Allow 80 minutes: recall 8; explanation 12; worked demonstration 15; guided practice 20; independent assessment 15; project and reflection 10. Extend the lab into a second session when needed.</w:t>
       </w:r>
     </w:p>
@@ -453,8 +662,48 @@
       </w:r>
     </w:p>
     <w:p>
-      <w:r>
-        <w:t>Teach Week 13 as a two-session investigation using fictional data. A fictional classroom logs the duration of each activity. Before comparing durations, define a schema: activity is nonempty text, minutes is an integer from 0 through 60, and each row describes one activity session. These decisions make data interpretable. Assess the three stated outcomes through the independent task, not by copying the worked result.</w:t>
+      <w:pPr>
+        <w:spacing w:line="336" w:lineRule="auto" w:after="180"/>
+      </w:pPr>
+      <w:r>
+        <w:rPr>
+          <w:b w:val="0"/>
+        </w:rPr>
+        <w:t>Teach Week 13 as a two-session investigation using fictional data. A fictional classroom logs the duration of each activity.</w:t>
+      </w:r>
+    </w:p>
+    <w:p>
+      <w:pPr>
+        <w:spacing w:line="336" w:lineRule="auto" w:after="180"/>
+      </w:pPr>
+      <w:r>
+        <w:rPr>
+          <w:b w:val="0"/>
+        </w:rPr>
+        <w:t xml:space="preserve">Before comparing durations, define a </w:t>
+      </w:r>
+      <w:r>
+        <w:rPr>
+          <w:b/>
+        </w:rPr>
+        <w:t>schema</w:t>
+      </w:r>
+      <w:r>
+        <w:rPr>
+          <w:b w:val="0"/>
+        </w:rPr>
+        <w:t>: activity is nonempty text, minutes is an integer from 0 through 60, and each row describes one activity session. These decisions make data interpretable.</w:t>
+      </w:r>
+    </w:p>
+    <w:p>
+      <w:pPr>
+        <w:spacing w:line="336" w:lineRule="auto" w:after="180"/>
+      </w:pPr>
+      <w:r>
+        <w:rPr>
+          <w:b w:val="0"/>
+        </w:rPr>
+        <w:t>Assess the three stated outcomes through the independent task, not by copying the worked result.</w:t>
       </w:r>
     </w:p>
     <w:p>
@@ -466,23 +715,59 @@
       </w:r>
     </w:p>
     <w:p>
-      <w:r>
+      <w:pPr>
+        <w:spacing w:line="336" w:lineRule="auto" w:after="180"/>
+      </w:pPr>
+      <w:r>
+        <w:rPr>
+          <w:b w:val="0"/>
+        </w:rPr>
         <w:t>Look up the value associated with the key "used" in that record.</w:t>
       </w:r>
     </w:p>
     <w:p>
-      <w:r>
+      <w:pPr>
+        <w:spacing w:line="336" w:lineRule="auto" w:after="180"/>
+      </w:pPr>
+      <w:r>
+        <w:rPr>
+          <w:b w:val="0"/>
+        </w:rPr>
         <w:t>Python 3 editor with a fresh local practice file</w:t>
       </w:r>
     </w:p>
     <w:p>
-      <w:r>
+      <w:pPr>
+        <w:spacing w:line="336" w:lineRule="auto" w:after="180"/>
+      </w:pPr>
+      <w:r>
+        <w:rPr>
+          <w:b w:val="0"/>
+        </w:rPr>
         <w:t>Paper trace table and the student workbook</w:t>
       </w:r>
     </w:p>
     <w:p>
-      <w:r>
-        <w:t>Fictional input records from this lesson; no real student identifiers</w:t>
+      <w:pPr>
+        <w:spacing w:line="336" w:lineRule="auto" w:after="180"/>
+      </w:pPr>
+      <w:r>
+        <w:rPr>
+          <w:b w:val="0"/>
+        </w:rPr>
+        <w:t xml:space="preserve">Fictional </w:t>
+      </w:r>
+      <w:r>
+        <w:rPr>
+          <w:b/>
+        </w:rPr>
+        <w:t>input</w:t>
+      </w:r>
+      <w:r>
+        <w:rPr>
+          <w:b w:val="0"/>
+        </w:rPr>
+        <w:t xml:space="preserve"> records from this lesson; no real student identifiers</w:t>
       </w:r>
     </w:p>
     <w:p>
@@ -494,12 +779,36 @@
       </w:r>
     </w:p>
     <w:p>
-      <w:r>
-        <w:t>By the end, I can read a table schema and distinguish a numeric value from its text representation.</w:t>
-      </w:r>
-    </w:p>
-    <w:p>
-      <w:r>
+      <w:pPr>
+        <w:spacing w:line="336" w:lineRule="auto" w:after="180"/>
+      </w:pPr>
+      <w:r>
+        <w:rPr>
+          <w:b w:val="0"/>
+        </w:rPr>
+        <w:t xml:space="preserve">By the end, I can read a table </w:t>
+      </w:r>
+      <w:r>
+        <w:rPr>
+          <w:b/>
+        </w:rPr>
+        <w:t>schema</w:t>
+      </w:r>
+      <w:r>
+        <w:rPr>
+          <w:b w:val="0"/>
+        </w:rPr>
+        <w:t xml:space="preserve"> and distinguish a numeric value from its text representation.</w:t>
+      </w:r>
+    </w:p>
+    <w:p>
+      <w:pPr>
+        <w:spacing w:line="336" w:lineRule="auto" w:after="180"/>
+      </w:pPr>
+      <w:r>
+        <w:rPr>
+          <w:b w:val="0"/>
+        </w:rPr>
         <w:t>This added worked case illustrates the week’s main idea. Retain all original and connected topics; schedule its practice within the teaching cycle.</w:t>
       </w:r>
     </w:p>
@@ -512,61 +821,203 @@
       </w:r>
     </w:p>
     <w:p>
+      <w:r>
+        <w:t>Model Rows Columns and Data Types using the supplied case, labelled mechanism and reasoning. Make the scope of each conclusion explicit.</w:t>
+      </w:r>
+    </w:p>
+    <w:p>
+      <w:pPr>
+        <w:spacing w:line="336" w:lineRule="auto" w:after="180"/>
+      </w:pPr>
+      <w:r>
+        <w:rPr>
+          <w:b/>
+        </w:rPr>
+        <w:t>Input</w:t>
+      </w:r>
+      <w:r>
+        <w:rPr>
+          <w:b w:val="0"/>
+        </w:rPr>
+        <w:t xml:space="preserve"> → </w:t>
+      </w:r>
+      <w:r>
+        <w:rPr>
+          <w:b/>
+        </w:rPr>
+        <w:t>Process</w:t>
+      </w:r>
+      <w:r>
+        <w:rPr>
+          <w:b w:val="0"/>
+        </w:rPr>
+        <w:t xml:space="preserve"> → </w:t>
+      </w:r>
+      <w:r>
+        <w:rPr>
+          <w:b/>
+        </w:rPr>
+        <w:t>Output</w:t>
+      </w:r>
+    </w:p>
+    <w:p>
+      <w:pPr>
+        <w:spacing w:line="336" w:lineRule="auto" w:after="180"/>
+      </w:pPr>
+      <w:r>
+        <w:rPr>
+          <w:b w:val="0"/>
+        </w:rPr>
+        <w:t>Trace the information. At each stage, ask what changed and how you could test it.</w:t>
+      </w:r>
+    </w:p>
+    <w:p>
+      <w:pPr>
+        <w:spacing w:line="336" w:lineRule="auto" w:after="180"/>
+      </w:pPr>
+      <w:r>
+        <w:rPr>
+          <w:b w:val="0"/>
+        </w:rPr>
+        <w:t>Which stage could fail even when the other two are correct? Explain:</w:t>
+      </w:r>
+    </w:p>
+    <w:p>
+      <w:pPr>
+        <w:spacing w:line="336" w:lineRule="auto" w:after="180"/>
+      </w:pPr>
+      <w:r>
+        <w:rPr>
+          <w:b w:val="0"/>
+        </w:rPr>
+        <w:t xml:space="preserve">Predict first. Then check each step. A correct answer without visible reasoning is incomplete </w:t>
+      </w:r>
+      <w:r>
+        <w:rPr>
+          <w:b/>
+        </w:rPr>
+        <w:t>evidence</w:t>
+      </w:r>
+      <w:r>
+        <w:rPr>
+          <w:b w:val="0"/>
+        </w:rPr>
+        <w:t>.</w:t>
+      </w:r>
+    </w:p>
+    <w:p>
+      <w:pPr>
+        <w:spacing w:line="336" w:lineRule="auto" w:after="180"/>
+        <w:shd w:fill="F4F9FC"/>
+      </w:pPr>
+      <w:r>
+        <w:rPr>
+          <w:b w:val="0"/>
+        </w:rPr>
+        <w:t xml:space="preserve">1. </w:t>
+      </w:r>
+      <w:r>
+        <w:rPr>
+          <w:b/>
+        </w:rPr>
+        <w:t>Schema</w:t>
+      </w:r>
+      <w:r>
+        <w:rPr>
+          <w:b w:val="0"/>
+        </w:rPr>
+        <w:t>: title=text; pages=whole number; genre=category.</w:t>
+      </w:r>
+    </w:p>
+    <w:p>
+      <w:pPr>
+        <w:spacing w:line="336" w:lineRule="auto" w:after="180"/>
+        <w:shd w:fill="F4F9FC"/>
+      </w:pPr>
+      <w:r>
+        <w:rPr>
+          <w:b w:val="0"/>
+        </w:rPr>
+        <w:t>2. Bad record: pages=‘many’ cannot be compared numerically.</w:t>
+      </w:r>
+    </w:p>
+    <w:p>
+      <w:pPr>
+        <w:spacing w:line="336" w:lineRule="auto" w:after="180"/>
+        <w:shd w:fill="F4F9FC"/>
+      </w:pPr>
+      <w:r>
+        <w:rPr>
+          <w:b w:val="0"/>
+        </w:rPr>
+        <w:t>3. Repair: verify the source, then enter 128—not a guess.</w:t>
+      </w:r>
+    </w:p>
+    <w:p>
+      <w:pPr>
+        <w:spacing w:line="336" w:lineRule="auto" w:after="180"/>
+        <w:shd w:fill="F4F9FC"/>
+      </w:pPr>
+      <w:r>
+        <w:rPr>
+          <w:b w:val="0"/>
+        </w:rPr>
+        <w:t xml:space="preserve">4. Consistent </w:t>
+      </w:r>
+      <w:r>
+        <w:rPr>
+          <w:b/>
+        </w:rPr>
+        <w:t>type</w:t>
+      </w:r>
+      <w:r>
+        <w:rPr>
+          <w:b w:val="0"/>
+        </w:rPr>
+        <w:t>s let sorting and calculations work predictably.</w:t>
+      </w:r>
+    </w:p>
+    <w:p>
+      <w:pPr>
+        <w:spacing w:line="336" w:lineRule="auto" w:after="180"/>
+      </w:pPr>
+      <w:r>
+        <w:rPr>
+          <w:b w:val="0"/>
+        </w:rPr>
+        <w:t>Recalculate, retrace, or restate the reasoning in your own representation:</w:t>
+      </w:r>
+    </w:p>
+    <w:p>
+      <w:pPr>
+        <w:spacing w:line="336" w:lineRule="auto" w:after="180"/>
+        <w:shd w:fill="F5F1FB"/>
+      </w:pPr>
+      <w:r>
+        <w:rPr>
+          <w:b w:val="0"/>
+        </w:rPr>
+        <w:t xml:space="preserve">CHECK Did the </w:t>
+      </w:r>
+      <w:r>
+        <w:rPr>
+          <w:b/>
+        </w:rPr>
+        <w:t>evidence</w:t>
+      </w:r>
+      <w:r>
+        <w:rPr>
+          <w:b w:val="0"/>
+        </w:rPr>
+        <w:t xml:space="preserve"> answer the exact question? Did the total, path, or source record stay consistent?</w:t>
+      </w:r>
+    </w:p>
+    <w:p>
       <w:pPr>
         <w:pStyle w:val="Heading3"/>
       </w:pPr>
       <w:r>
-        <w:t>Explain the mechanism</w:t>
-      </w:r>
-    </w:p>
-    <w:p>
-      <w:r>
-        <w:t>Input → Process → Output</w:t>
-      </w:r>
-    </w:p>
-    <w:p>
-      <w:r>
-        <w:t>Trace the information. At each stage, ask what changed and how you could test it.</w:t>
-      </w:r>
-    </w:p>
-    <w:p>
-      <w:r>
-        <w:t>Which stage could fail even when the other two are correct? Explain:</w:t>
-      </w:r>
-    </w:p>
-    <w:p>
-      <w:r>
-        <w:t>Predict first. Then check each step. A correct answer without visible reasoning is incomplete evidence.</w:t>
-      </w:r>
-    </w:p>
-    <w:p>
-      <w:r>
-        <w:t>1. Schema: title=text; pages=whole number; genre=category.</w:t>
-      </w:r>
-    </w:p>
-    <w:p>
-      <w:r>
-        <w:t>2. Bad record: pages=‘many’ cannot be compared numerically.</w:t>
-      </w:r>
-    </w:p>
-    <w:p>
-      <w:r>
-        <w:t>3. Repair: verify the source, then enter 128—not a guess.</w:t>
-      </w:r>
-    </w:p>
-    <w:p>
-      <w:r>
-        <w:t>4. Consistent types let sorting and calculations work predictably.</w:t>
-      </w:r>
-    </w:p>
-    <w:p>
-      <w:r>
-        <w:t>Recalculate, retrace, or restate the reasoning in your own representation:</w:t>
-      </w:r>
-    </w:p>
-    <w:p>
-      <w:r>
-        <w:t>CHECK Did the evidence answer the exact question? Did the total, path, or source record stay consistent?</w:t>
+        <w:t>Concrete teaching case</w:t>
       </w:r>
     </w:p>
     <w:p>
@@ -574,29 +1025,78 @@
         <w:pStyle w:val="Heading3"/>
       </w:pPr>
       <w:r>
-        <w:t>Concrete teaching case</w:t>
-      </w:r>
-    </w:p>
-    <w:p>
-      <w:r>
+        <w:t>The teaching case</w:t>
+      </w:r>
+    </w:p>
+    <w:p>
+      <w:pPr>
+        <w:spacing w:line="336" w:lineRule="auto" w:after="180"/>
+        <w:shd w:fill="F1F6FC"/>
+      </w:pPr>
+      <w:r>
+        <w:rPr>
+          <w:b w:val="0"/>
+        </w:rPr>
         <w:t>Fields are Title, Pages and Borrowed; a row contains River, ninety and yes.</w:t>
       </w:r>
     </w:p>
     <w:p>
-      <w:r>
-        <w:t>Assign intended types and a repair.</w:t>
-      </w:r>
-    </w:p>
-    <w:p>
       <w:pPr>
         <w:pStyle w:val="Heading3"/>
       </w:pPr>
       <w:r>
+        <w:t>The teaching case</w:t>
+      </w:r>
+    </w:p>
+    <w:p>
+      <w:pPr>
+        <w:spacing w:line="336" w:lineRule="auto" w:after="180"/>
+        <w:shd w:fill="F1F6FC"/>
+      </w:pPr>
+      <w:r>
+        <w:rPr>
+          <w:b w:val="0"/>
+        </w:rPr>
+        <w:t xml:space="preserve">Assign intended </w:t>
+      </w:r>
+      <w:r>
+        <w:rPr>
+          <w:b/>
+        </w:rPr>
+        <w:t>type</w:t>
+      </w:r>
+      <w:r>
+        <w:rPr>
+          <w:b w:val="0"/>
+        </w:rPr>
+        <w:t>s and a repair.</w:t>
+      </w:r>
+    </w:p>
+    <w:p>
+      <w:pPr>
+        <w:pStyle w:val="Heading3"/>
+      </w:pPr>
+      <w:r>
         <w:t>Exact explanation to model</w:t>
       </w:r>
     </w:p>
     <w:p>
-      <w:r>
+      <w:pPr>
+        <w:pStyle w:val="Heading3"/>
+      </w:pPr>
+      <w:r>
+        <w:t>Why the result follows</w:t>
+      </w:r>
+    </w:p>
+    <w:p>
+      <w:pPr>
+        <w:spacing w:line="336" w:lineRule="auto" w:after="180"/>
+        <w:shd w:fill="F1F6FC"/>
+      </w:pPr>
+      <w:r>
+        <w:rPr>
+          <w:b w:val="0"/>
+        </w:rPr>
         <w:t>Text, numeric and Boolean. Confirm ninety means 90, then convert and record the change; use a consistent Boolean representation.</w:t>
       </w:r>
     </w:p>
@@ -609,13 +1109,103 @@
       </w:r>
     </w:p>
     <w:p>
-      <w:r>
-        <w:t>A fictional classroom logs the duration of each activity. Before comparing durations, define a schema: activity is nonempty text, minutes is an integer from 0 through 60, and each row describes one activity session. These decisions make data interpretable.</w:t>
-      </w:r>
-    </w:p>
-    <w:p>
-      <w:r>
-        <w:t>The worked script prints True twice. type(value) is int checks the exact type here and avoids accepting a Boolean as a count. The chained comparison checks both boundaries. The example assumes both keys exist; next week handles missing fields. A zero duration is allowed by this written schema.</w:t>
+      <w:pPr>
+        <w:spacing w:line="336" w:lineRule="auto" w:after="180"/>
+      </w:pPr>
+      <w:r>
+        <w:rPr>
+          <w:b w:val="0"/>
+        </w:rPr>
+        <w:t xml:space="preserve">A fictional classroom logs the duration of each activity. Before comparing durations, define a </w:t>
+      </w:r>
+      <w:r>
+        <w:rPr>
+          <w:b/>
+        </w:rPr>
+        <w:t>schema</w:t>
+      </w:r>
+      <w:r>
+        <w:rPr>
+          <w:b w:val="0"/>
+        </w:rPr>
+        <w:t>: activity is nonempty text, minutes is an integer from 0 through 60, and each row describes one activity session.</w:t>
+      </w:r>
+    </w:p>
+    <w:p>
+      <w:pPr>
+        <w:spacing w:line="336" w:lineRule="auto" w:after="180"/>
+      </w:pPr>
+      <w:r>
+        <w:rPr>
+          <w:b w:val="0"/>
+        </w:rPr>
+        <w:t>These decisions make data interpretable.</w:t>
+      </w:r>
+    </w:p>
+    <w:p>
+      <w:pPr>
+        <w:pStyle w:val="Heading3"/>
+      </w:pPr>
+      <w:r>
+        <w:t>Explain the added worked example · 1</w:t>
+      </w:r>
+    </w:p>
+    <w:p>
+      <w:pPr>
+        <w:spacing w:line="336" w:lineRule="auto" w:after="180"/>
+      </w:pPr>
+      <w:r>
+        <w:rPr>
+          <w:b w:val="0"/>
+        </w:rPr>
+        <w:t xml:space="preserve">The worked script prints True twice. </w:t>
+      </w:r>
+      <w:r>
+        <w:rPr>
+          <w:b/>
+        </w:rPr>
+        <w:t>type</w:t>
+      </w:r>
+      <w:r>
+        <w:rPr>
+          <w:b w:val="0"/>
+        </w:rPr>
+        <w:t xml:space="preserve">(value) is int checks the exact </w:t>
+      </w:r>
+      <w:r>
+        <w:rPr>
+          <w:b/>
+        </w:rPr>
+        <w:t>type</w:t>
+      </w:r>
+      <w:r>
+        <w:rPr>
+          <w:b w:val="0"/>
+        </w:rPr>
+        <w:t xml:space="preserve"> here and avoids accepting a Boolean as a count. The chained comparison checks both boundaries.</w:t>
+      </w:r>
+    </w:p>
+    <w:p>
+      <w:pPr>
+        <w:spacing w:line="336" w:lineRule="auto" w:after="180"/>
+      </w:pPr>
+      <w:r>
+        <w:rPr>
+          <w:b w:val="0"/>
+        </w:rPr>
+        <w:t xml:space="preserve">The example assumes both keys exist; next week handles missing fields. A zero duration is allowed by this written </w:t>
+      </w:r>
+      <w:r>
+        <w:rPr>
+          <w:b/>
+        </w:rPr>
+        <w:t>schema</w:t>
+      </w:r>
+      <w:r>
+        <w:rPr>
+          <w:b w:val="0"/>
+        </w:rPr>
+        <w:t>.</w:t>
       </w:r>
     </w:p>
     <w:p>
@@ -759,8 +1349,37 @@
       </w:r>
     </w:p>
     <w:p>
-      <w:r>
-        <w:t>Use the complete worked example below before asking learners to complete W2. Reveal a small part, invite a prediction, then explain the deciding step. These teacher notes contain solutions; do not reveal the independent case answer during modelling.</w:t>
+      <w:pPr>
+        <w:spacing w:line="336" w:lineRule="auto" w:after="180"/>
+      </w:pPr>
+      <w:r>
+        <w:rPr>
+          <w:b w:val="0"/>
+        </w:rPr>
+        <w:t xml:space="preserve">Use the complete worked example below before asking learners to complete W2. Reveal a small part, invite a </w:t>
+      </w:r>
+      <w:r>
+        <w:rPr>
+          <w:b/>
+        </w:rPr>
+        <w:t>prediction</w:t>
+      </w:r>
+      <w:r>
+        <w:rPr>
+          <w:b w:val="0"/>
+        </w:rPr>
+        <w:t>, then explain the deciding step.</w:t>
+      </w:r>
+    </w:p>
+    <w:p>
+      <w:pPr>
+        <w:spacing w:line="336" w:lineRule="auto" w:after="180"/>
+      </w:pPr>
+      <w:r>
+        <w:rPr>
+          <w:b w:val="0"/>
+        </w:rPr>
+        <w:t>These teacher notes contain solutions; do not reveal the independent case answer during modelling.</w:t>
       </w:r>
     </w:p>
     <w:p>
@@ -904,7 +1523,13 @@
       </w:tr>
     </w:tbl>
     <w:p>
-      <w:r>
+      <w:pPr>
+        <w:spacing w:line="336" w:lineRule="auto" w:after="180"/>
+      </w:pPr>
+      <w:r>
+        <w:rPr>
+          <w:b w:val="0"/>
+        </w:rPr>
         <w:t>Use the diagram and verbal explanation together. Ask learners to match a sentence to a specific visual step; do not assign learners fixed visual or auditory learning styles.</w:t>
       </w:r>
     </w:p>
@@ -917,7 +1542,13 @@
       </w:r>
     </w:p>
     <w:p>
-      <w:r>
+      <w:pPr>
+        <w:spacing w:line="336" w:lineRule="auto" w:after="180"/>
+      </w:pPr>
+      <w:r>
+        <w:rPr>
+          <w:b w:val="0"/>
+        </w:rPr>
         <w:t>A fictional approved book catalogue has three fields per row.</w:t>
       </w:r>
     </w:p>
@@ -930,12 +1561,48 @@
       </w:r>
     </w:p>
     <w:p>
-      <w:r>
-        <w:t>Schema: id is nonempty text; pages is an integer 1–300; illustrated is Boolean True or False.</w:t>
-      </w:r>
-    </w:p>
-    <w:p>
-      <w:r>
+      <w:pPr>
+        <w:pStyle w:val="Heading3"/>
+      </w:pPr>
+      <w:r>
+        <w:t>Supplied facts</w:t>
+      </w:r>
+    </w:p>
+    <w:p>
+      <w:pPr>
+        <w:spacing w:line="336" w:lineRule="auto" w:after="180"/>
+        <w:shd w:fill="F1F6FC"/>
+      </w:pPr>
+      <w:r>
+        <w:rPr>
+          <w:b/>
+        </w:rPr>
+        <w:t>Schema</w:t>
+      </w:r>
+      <w:r>
+        <w:rPr>
+          <w:b w:val="0"/>
+        </w:rPr>
+        <w:t>: id is nonempty text; pages is an integer 1–300; illustrated is Boolean True or False.</w:t>
+      </w:r>
+    </w:p>
+    <w:p>
+      <w:pPr>
+        <w:pStyle w:val="Heading3"/>
+      </w:pPr>
+      <w:r>
+        <w:t>Supplied facts</w:t>
+      </w:r>
+    </w:p>
+    <w:p>
+      <w:pPr>
+        <w:spacing w:line="336" w:lineRule="auto" w:after="180"/>
+        <w:shd w:fill="F1F6FC"/>
+      </w:pPr>
+      <w:r>
+        <w:rPr>
+          <w:b w:val="0"/>
+        </w:rPr>
         <w:t>Rows A={id:"B7",pages:90,illustrated:True}; B={id:"B8",pages:"90",illustrated:False}; C={id:"",pages:80,illustrated:True}.</w:t>
       </w:r>
     </w:p>
@@ -1121,57 +1788,265 @@
       </w:r>
     </w:p>
     <w:p>
-      <w:r>
-        <w:t>A schema makes row meanings and expected types explicit. The string "90" looks like a number when printed but does not meet this strict integer schema. A repair can be authorised later, but must not be assumed silently. Missing or empty identifiers also prevent tracing an item back to its source.</w:t>
-      </w:r>
-    </w:p>
-    <w:p>
       <w:pPr>
         <w:pStyle w:val="Heading3"/>
       </w:pPr>
       <w:r>
+        <w:t>Why the result follows</w:t>
+      </w:r>
+    </w:p>
+    <w:p>
+      <w:pPr>
+        <w:spacing w:line="336" w:lineRule="auto" w:after="180"/>
+        <w:shd w:fill="F1F6FC"/>
+      </w:pPr>
+      <w:r>
+        <w:rPr>
+          <w:b w:val="0"/>
+        </w:rPr>
+        <w:t xml:space="preserve">A </w:t>
+      </w:r>
+      <w:r>
+        <w:rPr>
+          <w:b/>
+        </w:rPr>
+        <w:t>schema</w:t>
+      </w:r>
+      <w:r>
+        <w:rPr>
+          <w:b w:val="0"/>
+        </w:rPr>
+        <w:t xml:space="preserve"> makes row meanings and expected </w:t>
+      </w:r>
+      <w:r>
+        <w:rPr>
+          <w:b/>
+        </w:rPr>
+        <w:t>type</w:t>
+      </w:r>
+      <w:r>
+        <w:rPr>
+          <w:b w:val="0"/>
+        </w:rPr>
+        <w:t xml:space="preserve">s explicit. The string "90" looks like a number when printed but does not meet this strict integer </w:t>
+      </w:r>
+      <w:r>
+        <w:rPr>
+          <w:b/>
+        </w:rPr>
+        <w:t>schema</w:t>
+      </w:r>
+      <w:r>
+        <w:rPr>
+          <w:b w:val="0"/>
+        </w:rPr>
+        <w:t>. A repair can be authorised later, but must not be assumed silently.</w:t>
+      </w:r>
+    </w:p>
+    <w:p>
+      <w:pPr>
+        <w:spacing w:line="336" w:lineRule="auto" w:after="180"/>
+        <w:shd w:fill="F1F6FC"/>
+      </w:pPr>
+      <w:r>
+        <w:rPr>
+          <w:b w:val="0"/>
+        </w:rPr>
+        <w:t>Missing or empty identifiers also prevent tracing an item back to its source.</w:t>
+      </w:r>
+    </w:p>
+    <w:p>
+      <w:pPr>
+        <w:pStyle w:val="Heading3"/>
+      </w:pPr>
+      <w:r>
         <w:t>What this example does not establish</w:t>
       </w:r>
     </w:p>
     <w:p>
-      <w:r>
-        <w:t>Schema validity does not confirm that the book really has 90 pages or that its metadata is accurate.</w:t>
-      </w:r>
-    </w:p>
-    <w:p>
       <w:pPr>
         <w:pStyle w:val="Heading3"/>
       </w:pPr>
       <w:r>
+        <w:t>Keep the stated limit</w:t>
+      </w:r>
+    </w:p>
+    <w:p>
+      <w:pPr>
+        <w:spacing w:line="336" w:lineRule="auto" w:after="180"/>
+        <w:shd w:fill="FFF5E6"/>
+      </w:pPr>
+      <w:r>
+        <w:rPr>
+          <w:b/>
+        </w:rPr>
+        <w:t>Schema</w:t>
+      </w:r>
+      <w:r>
+        <w:rPr>
+          <w:b w:val="0"/>
+        </w:rPr>
+        <w:t xml:space="preserve"> validity does not confirm that the book really has 90 pages or that its metadata is accurate.</w:t>
+      </w:r>
+    </w:p>
+    <w:p>
+      <w:pPr>
+        <w:pStyle w:val="Heading3"/>
+      </w:pPr>
+      <w:r>
         <w:t>Change one thing in the pictured case</w:t>
       </w:r>
     </w:p>
     <w:p>
-      <w:r>
+      <w:pPr>
+        <w:pStyle w:val="Heading3"/>
+      </w:pPr>
+      <w:r>
+        <w:t>Change one thing</w:t>
+      </w:r>
+    </w:p>
+    <w:p>
+      <w:pPr>
+        <w:spacing w:line="336" w:lineRule="auto" w:after="180"/>
+        <w:shd w:fill="F5F1FB"/>
+      </w:pPr>
+      <w:r>
+        <w:rPr>
+          <w:b w:val="0"/>
+        </w:rPr>
         <w:t>Change: Change B’s pages from "90" to integer 90 using an approved repair.</w:t>
       </w:r>
     </w:p>
     <w:p>
-      <w:r>
-        <w:t>Prediction: B now satisfies the declared schema.</w:t>
-      </w:r>
-    </w:p>
-    <w:p>
-      <w:r>
-        <w:t>Reason: Its id is nonempty and illustrated is Boolean; the page-type defect is removed.</w:t>
-      </w:r>
-    </w:p>
-    <w:p>
       <w:pPr>
         <w:pStyle w:val="Heading3"/>
       </w:pPr>
       <w:r>
+        <w:t>Predicted result</w:t>
+      </w:r>
+    </w:p>
+    <w:p>
+      <w:pPr>
+        <w:spacing w:line="336" w:lineRule="auto" w:after="180"/>
+        <w:shd w:fill="F1F6FC"/>
+      </w:pPr>
+      <w:r>
+        <w:rPr>
+          <w:b/>
+        </w:rPr>
+        <w:t>Prediction</w:t>
+      </w:r>
+      <w:r>
+        <w:rPr>
+          <w:b w:val="0"/>
+        </w:rPr>
+        <w:t xml:space="preserve">: B now satisfies the declared </w:t>
+      </w:r>
+      <w:r>
+        <w:rPr>
+          <w:b/>
+        </w:rPr>
+        <w:t>schema</w:t>
+      </w:r>
+      <w:r>
+        <w:rPr>
+          <w:b w:val="0"/>
+        </w:rPr>
+        <w:t>.</w:t>
+      </w:r>
+    </w:p>
+    <w:p>
+      <w:pPr>
+        <w:pStyle w:val="Heading3"/>
+      </w:pPr>
+      <w:r>
+        <w:t>Why the result follows</w:t>
+      </w:r>
+    </w:p>
+    <w:p>
+      <w:pPr>
+        <w:spacing w:line="336" w:lineRule="auto" w:after="180"/>
+        <w:shd w:fill="F1F6FC"/>
+      </w:pPr>
+      <w:r>
+        <w:rPr>
+          <w:b w:val="0"/>
+        </w:rPr>
+        <w:t>Reason: Its id is nonempty and illustrated is Boolean; the page-</w:t>
+      </w:r>
+      <w:r>
+        <w:rPr>
+          <w:b/>
+        </w:rPr>
+        <w:t>type</w:t>
+      </w:r>
+      <w:r>
+        <w:rPr>
+          <w:b w:val="0"/>
+        </w:rPr>
+        <w:t xml:space="preserve"> defect is removed.</w:t>
+      </w:r>
+    </w:p>
+    <w:p>
+      <w:pPr>
+        <w:pStyle w:val="Heading3"/>
+      </w:pPr>
+      <w:r>
         <w:t>Ask while showing the picture</w:t>
       </w:r>
     </w:p>
     <w:p>
-      <w:r>
-        <w:t>Cover the result. Ask learners to name the inputs and predict the next step. Uncover one step, connect the icon to the actual procedure, and explain its evidence. Then change the supplied condition and compare. The picture is a representation; it does not document execution of a real AI model.</w:t>
+      <w:pPr>
+        <w:pStyle w:val="Heading3"/>
+      </w:pPr>
+      <w:r>
+        <w:t>Ask while showing the picture · 2</w:t>
+      </w:r>
+    </w:p>
+    <w:p>
+      <w:pPr>
+        <w:spacing w:line="336" w:lineRule="auto" w:after="180"/>
+      </w:pPr>
+      <w:r>
+        <w:rPr>
+          <w:b w:val="0"/>
+        </w:rPr>
+        <w:t xml:space="preserve">Cover the result. Ask learners to name the </w:t>
+      </w:r>
+      <w:r>
+        <w:rPr>
+          <w:b/>
+        </w:rPr>
+        <w:t>input</w:t>
+      </w:r>
+      <w:r>
+        <w:rPr>
+          <w:b w:val="0"/>
+        </w:rPr>
+        <w:t xml:space="preserve">s and predict the next step. Uncover one step, connect the icon to the actual procedure, and explain its </w:t>
+      </w:r>
+      <w:r>
+        <w:rPr>
+          <w:b/>
+        </w:rPr>
+        <w:t>evidence</w:t>
+      </w:r>
+      <w:r>
+        <w:rPr>
+          <w:b w:val="0"/>
+        </w:rPr>
+        <w:t>. Then change the supplied condition and compare.</w:t>
+      </w:r>
+    </w:p>
+    <w:p>
+      <w:pPr>
+        <w:spacing w:line="336" w:lineRule="auto" w:after="180"/>
+      </w:pPr>
+      <w:r>
+        <w:rPr>
+          <w:b w:val="0"/>
+        </w:rPr>
+        <w:t>The picture is a representation; it does not document execution of a real AI model.</w:t>
       </w:r>
     </w:p>
     <w:p>
@@ -1183,11 +2058,16 @@
       </w:r>
     </w:p>
     <w:p>
+      <w:r>
+        <w:t>Demonstrate Rows Columns and Data Types, reduce support deliberately and check individual reasoning before discussing answers.</w:t>
+      </w:r>
+    </w:p>
+    <w:p>
       <w:pPr>
         <w:pStyle w:val="Heading3"/>
       </w:pPr>
       <w:r>
-        <w:t>Demonstrate and guide practice</w:t>
+        <w:t>Board sequence</w:t>
       </w:r>
     </w:p>
     <w:p>
@@ -1195,55 +2075,209 @@
         <w:pStyle w:val="Heading3"/>
       </w:pPr>
       <w:r>
-        <w:t>Board sequence</w:t>
-      </w:r>
-    </w:p>
-    <w:p>
-      <w:r>
+        <w:t>1. Put the facts on the board</w:t>
+      </w:r>
+    </w:p>
+    <w:p>
+      <w:pPr>
+        <w:spacing w:line="336" w:lineRule="auto" w:after="180"/>
+        <w:shd w:fill="F4F9FC"/>
+      </w:pPr>
+      <w:r>
+        <w:rPr>
+          <w:b w:val="0"/>
+        </w:rPr>
         <w:t>Write the given facts: Fields are Title, Pages and Borrowed; a row contains River, ninety and yes.</w:t>
       </w:r>
     </w:p>
     <w:p>
-      <w:r>
-        <w:t>Write the question to explain: Assign intended types and a repair.</w:t>
-      </w:r>
-    </w:p>
-    <w:p>
-      <w:r>
-        <w:t>Reveal after predictions: Text, numeric and Boolean. Confirm ninety means 90, then convert and record the change; use a consistent Boolean representation.</w:t>
-      </w:r>
-    </w:p>
-    <w:p>
-      <w:r>
-        <w:t>Keep for an independent attempt: A table row is book_id B7, pages 84, available true. Name the type of each field and explain why pages stored as eighty-four complicates calculation.</w:t>
-      </w:r>
-    </w:p>
-    <w:p>
       <w:pPr>
         <w:pStyle w:val="Heading3"/>
       </w:pPr>
       <w:r>
+        <w:t>2. State the decision to explain</w:t>
+      </w:r>
+    </w:p>
+    <w:p>
+      <w:pPr>
+        <w:spacing w:line="336" w:lineRule="auto" w:after="180"/>
+        <w:shd w:fill="F4F9FC"/>
+      </w:pPr>
+      <w:r>
+        <w:rPr>
+          <w:b w:val="0"/>
+        </w:rPr>
+        <w:t xml:space="preserve">Write the question to explain: Assign intended </w:t>
+      </w:r>
+      <w:r>
+        <w:rPr>
+          <w:b/>
+        </w:rPr>
+        <w:t>type</w:t>
+      </w:r>
+      <w:r>
+        <w:rPr>
+          <w:b w:val="0"/>
+        </w:rPr>
+        <w:t>s and a repair.</w:t>
+      </w:r>
+    </w:p>
+    <w:p>
+      <w:pPr>
+        <w:pStyle w:val="Heading3"/>
+      </w:pPr>
+      <w:r>
+        <w:t>3. Reveal the worked reasoning</w:t>
+      </w:r>
+    </w:p>
+    <w:p>
+      <w:pPr>
+        <w:spacing w:line="336" w:lineRule="auto" w:after="180"/>
+        <w:shd w:fill="F1F6FC"/>
+      </w:pPr>
+      <w:r>
+        <w:rPr>
+          <w:b w:val="0"/>
+        </w:rPr>
+        <w:t xml:space="preserve">Reveal after </w:t>
+      </w:r>
+      <w:r>
+        <w:rPr>
+          <w:b/>
+        </w:rPr>
+        <w:t>prediction</w:t>
+      </w:r>
+      <w:r>
+        <w:rPr>
+          <w:b w:val="0"/>
+        </w:rPr>
+        <w:t>s: Text, numeric and Boolean. Confirm ninety means 90, then convert and record the change; use a consistent Boolean representation.</w:t>
+      </w:r>
+    </w:p>
+    <w:p>
+      <w:pPr>
+        <w:pStyle w:val="Heading3"/>
+      </w:pPr>
+      <w:r>
+        <w:t>Hold back the independent task</w:t>
+      </w:r>
+    </w:p>
+    <w:p>
+      <w:pPr>
+        <w:spacing w:line="336" w:lineRule="auto" w:after="180"/>
+        <w:shd w:fill="FFF5E6"/>
+      </w:pPr>
+      <w:r>
+        <w:rPr>
+          <w:b w:val="0"/>
+        </w:rPr>
+        <w:t xml:space="preserve">Keep for an independent attempt: A table row is book_id B7, pages 84, available true. Name the </w:t>
+      </w:r>
+      <w:r>
+        <w:rPr>
+          <w:b/>
+        </w:rPr>
+        <w:t>type</w:t>
+      </w:r>
+      <w:r>
+        <w:rPr>
+          <w:b w:val="0"/>
+        </w:rPr>
+        <w:t xml:space="preserve"> of each field and explain why pages stored as eighty-four complicates calculation.</w:t>
+      </w:r>
+    </w:p>
+    <w:p>
+      <w:pPr>
+        <w:pStyle w:val="Heading3"/>
+      </w:pPr>
+      <w:r>
         <w:t>Classroom dialogue</w:t>
       </w:r>
     </w:p>
     <w:p>
-      <w:r>
+      <w:pPr>
+        <w:pStyle w:val="Heading3"/>
+      </w:pPr>
+      <w:r>
+        <w:t>Ask the class</w:t>
+      </w:r>
+    </w:p>
+    <w:p>
+      <w:pPr>
+        <w:spacing w:line="336" w:lineRule="auto" w:after="180"/>
+        <w:shd w:fill="F5F1FB"/>
+      </w:pPr>
+      <w:r>
+        <w:rPr>
+          <w:b w:val="0"/>
+        </w:rPr>
         <w:t>Ask: Which facts are given, and which would we have to assume? Learners mark relevant details before discussing answers.</w:t>
       </w:r>
     </w:p>
     <w:p>
-      <w:r>
+      <w:pPr>
+        <w:pStyle w:val="Heading3"/>
+      </w:pPr>
+      <w:r>
+        <w:t>Language to model</w:t>
+      </w:r>
+    </w:p>
+    <w:p>
+      <w:pPr>
+        <w:spacing w:line="336" w:lineRule="auto" w:after="180"/>
+        <w:shd w:fill="F1F6F8"/>
+      </w:pPr>
+      <w:r>
+        <w:rPr>
+          <w:b w:val="0"/>
+        </w:rPr>
         <w:t>Say: Predict first. Show the rule, information path or calculation that would produce the result. A correct guess is not yet an explanation.</w:t>
       </w:r>
     </w:p>
     <w:p>
-      <w:r>
-        <w:t>Reveal reasoning one step at a time. Explain why a tempting alternative fails. Write units and denominators for arithmetic, trace conditions for decisions, and identify supporting sources for claims.</w:t>
-      </w:r>
-    </w:p>
-    <w:p>
-      <w:r>
-        <w:t>In pairs, one learner solves while the other checks evidence; exchange roles. Remove the worked answer before independent assessment.</w:t>
+      <w:pPr>
+        <w:spacing w:line="336" w:lineRule="auto" w:after="180"/>
+      </w:pPr>
+      <w:r>
+        <w:rPr>
+          <w:b w:val="0"/>
+        </w:rPr>
+        <w:t xml:space="preserve">Reveal reasoning one step at a time. Explain why a tempting alternative fails. Write </w:t>
+      </w:r>
+      <w:r>
+        <w:rPr>
+          <w:b/>
+        </w:rPr>
+        <w:t>unit</w:t>
+      </w:r>
+      <w:r>
+        <w:rPr>
+          <w:b w:val="0"/>
+        </w:rPr>
+        <w:t>s and denominators for arithmetic, trace conditions for decisions, and identify supporting sources for claims.</w:t>
+      </w:r>
+    </w:p>
+    <w:p>
+      <w:pPr>
+        <w:spacing w:line="336" w:lineRule="auto" w:after="180"/>
+      </w:pPr>
+      <w:r>
+        <w:rPr>
+          <w:b w:val="0"/>
+        </w:rPr>
+        <w:t xml:space="preserve">In pairs, one learner solves while the other checks </w:t>
+      </w:r>
+      <w:r>
+        <w:rPr>
+          <w:b/>
+        </w:rPr>
+        <w:t>evidence</w:t>
+      </w:r>
+      <w:r>
+        <w:rPr>
+          <w:b w:val="0"/>
+        </w:rPr>
+        <w:t>; exchange roles. Remove the worked answer before independent assessment.</w:t>
       </w:r>
     </w:p>
     <w:p>
@@ -1255,8 +2289,38 @@
       </w:r>
     </w:p>
     <w:p>
-      <w:r>
-        <w:t>61 fails the range; "12" fails the integer type; 12 passes. Exit: No. The value has a permitted structure but still needs trustworthy collection evidence.</w:t>
+      <w:pPr>
+        <w:spacing w:line="336" w:lineRule="auto" w:after="180"/>
+      </w:pPr>
+      <w:r>
+        <w:rPr>
+          <w:b w:val="0"/>
+        </w:rPr>
+        <w:t xml:space="preserve">61 fails the range; "12" fails the integer </w:t>
+      </w:r>
+      <w:r>
+        <w:rPr>
+          <w:b/>
+        </w:rPr>
+        <w:t>type</w:t>
+      </w:r>
+      <w:r>
+        <w:rPr>
+          <w:b w:val="0"/>
+        </w:rPr>
+        <w:t xml:space="preserve">; 12 passes. Exit: No. The value has a permitted structure but still needs trustworthy collection </w:t>
+      </w:r>
+      <w:r>
+        <w:rPr>
+          <w:b/>
+        </w:rPr>
+        <w:t>evidence</w:t>
+      </w:r>
+      <w:r>
+        <w:rPr>
+          <w:b w:val="0"/>
+        </w:rPr>
+        <w:t>.</w:t>
       </w:r>
     </w:p>
     <w:p>
@@ -1488,18 +2552,89 @@
       </w:r>
     </w:p>
     <w:p>
-      <w:r>
-        <w:t>Completion task: Classify minutes values 0, 60, -1 and 61 under this schema.</w:t>
-      </w:r>
-    </w:p>
-    <w:p>
-      <w:r>
+      <w:pPr>
+        <w:pStyle w:val="Heading3"/>
+      </w:pPr>
+      <w:r>
+        <w:t>Completion practice</w:t>
+      </w:r>
+    </w:p>
+    <w:p>
+      <w:pPr>
+        <w:spacing w:line="336" w:lineRule="auto" w:after="180"/>
+        <w:shd w:fill="F5F1FB"/>
+      </w:pPr>
+      <w:r>
+        <w:rPr>
+          <w:b w:val="0"/>
+        </w:rPr>
+        <w:t xml:space="preserve">Completion task: Classify minutes values 0, 60, -1 and 61 under this </w:t>
+      </w:r>
+      <w:r>
+        <w:rPr>
+          <w:b/>
+        </w:rPr>
+        <w:t>schema</w:t>
+      </w:r>
+      <w:r>
+        <w:rPr>
+          <w:b w:val="0"/>
+        </w:rPr>
+        <w:t>.</w:t>
+      </w:r>
+    </w:p>
+    <w:p>
+      <w:pPr>
+        <w:pStyle w:val="Heading3"/>
+      </w:pPr>
+      <w:r>
+        <w:t>Reasoning to listen for</w:t>
+      </w:r>
+    </w:p>
+    <w:p>
+      <w:pPr>
+        <w:spacing w:line="336" w:lineRule="auto" w:after="180"/>
+        <w:shd w:fill="F1F6FC"/>
+      </w:pPr>
+      <w:r>
+        <w:rPr>
+          <w:b w:val="0"/>
+        </w:rPr>
         <w:t>Teacher check: 0 and 60 pass; -1 and 61 fail.</w:t>
       </w:r>
     </w:p>
     <w:p>
-      <w:r>
-        <w:t>Start by identifying the given inputs together. Leave the intermediate steps blank. If needed, model one step, then withdraw that help on the next step. Move to a full trace only when the partial trace is understood. For partners, alternate explainer and checker; collect a response from every learner before discussion.</w:t>
+      <w:pPr>
+        <w:spacing w:line="336" w:lineRule="auto" w:after="180"/>
+      </w:pPr>
+      <w:r>
+        <w:rPr>
+          <w:b w:val="0"/>
+        </w:rPr>
+        <w:t xml:space="preserve">Start by identifying the given </w:t>
+      </w:r>
+      <w:r>
+        <w:rPr>
+          <w:b/>
+        </w:rPr>
+        <w:t>input</w:t>
+      </w:r>
+      <w:r>
+        <w:rPr>
+          <w:b w:val="0"/>
+        </w:rPr>
+        <w:t>s together. Leave the intermediate steps blank. If needed, model one step, then withdraw that help on the next step. Move to a full trace only when the partial trace is understood.</w:t>
+      </w:r>
+    </w:p>
+    <w:p>
+      <w:pPr>
+        <w:spacing w:line="336" w:lineRule="auto" w:after="180"/>
+      </w:pPr>
+      <w:r>
+        <w:rPr>
+          <w:b w:val="0"/>
+        </w:rPr>
+        <w:t>For partners, alternate explainer and checker; collect a response from every learner before discussion.</w:t>
       </w:r>
     </w:p>
     <w:p>
@@ -1511,18 +2646,49 @@
       </w:r>
     </w:p>
     <w:p>
-      <w:r>
-        <w:t>Use the worked case for Rows columns and schemas. Proposed explanation: “A successful run proves the conclusion”. Decide whether this explanation is supported. Point to the step or supplied fact that decides; explain your repair if needed.</w:t>
-      </w:r>
-    </w:p>
-    <w:p>
-      <w:r>
-        <w:t>Expected correction: A row can satisfy every schema rule and still be a wrong observation. Schema validation checks our stated structure and constraints, not whether someone measured honestly or selected a representative sample.</w:t>
-      </w:r>
-    </w:p>
-    <w:p>
-      <w:r>
-        <w:t>Collect explanations, not only yes/no votes. If a misunderstanding is common, re-model the relevant step for the class. If it affects a few learners, give a short targeted group explanation while others solve a more demanding variation.</w:t>
+      <w:pPr>
+        <w:spacing w:line="336" w:lineRule="auto" w:after="180"/>
+      </w:pPr>
+      <w:r>
+        <w:rPr>
+          <w:b w:val="0"/>
+        </w:rPr>
+        <w:t xml:space="preserve">Use the worked case for Rows </w:t>
+      </w:r>
+      <w:r>
+        <w:rPr>
+          <w:b/>
+        </w:rPr>
+        <w:t>column</w:t>
+      </w:r>
+      <w:r>
+        <w:rPr>
+          <w:b w:val="0"/>
+        </w:rPr>
+        <w:t xml:space="preserve">s and </w:t>
+      </w:r>
+      <w:r>
+        <w:rPr>
+          <w:b/>
+        </w:rPr>
+        <w:t>schema</w:t>
+      </w:r>
+      <w:r>
+        <w:rPr>
+          <w:b w:val="0"/>
+        </w:rPr>
+        <w:t>s. Proposed explanation: “A successful run proves the conclusion”. Decide whether this explanation is supported.</w:t>
+      </w:r>
+    </w:p>
+    <w:p>
+      <w:pPr>
+        <w:spacing w:line="336" w:lineRule="auto" w:after="180"/>
+      </w:pPr>
+      <w:r>
+        <w:rPr>
+          <w:b w:val="0"/>
+        </w:rPr>
+        <w:t>Point to the step or supplied fact that decides; explain your repair if needed.</w:t>
       </w:r>
     </w:p>
     <w:p>
@@ -1530,11 +2696,114 @@
         <w:pStyle w:val="Heading3"/>
       </w:pPr>
       <w:r>
+        <w:t>Expected repair</w:t>
+      </w:r>
+    </w:p>
+    <w:p>
+      <w:pPr>
+        <w:spacing w:line="336" w:lineRule="auto" w:after="180"/>
+        <w:shd w:fill="F1F6FC"/>
+      </w:pPr>
+      <w:r>
+        <w:rPr>
+          <w:b w:val="0"/>
+        </w:rPr>
+        <w:t xml:space="preserve">Expected correction: A row can satisfy every </w:t>
+      </w:r>
+      <w:r>
+        <w:rPr>
+          <w:b/>
+        </w:rPr>
+        <w:t>schema</w:t>
+      </w:r>
+      <w:r>
+        <w:rPr>
+          <w:b w:val="0"/>
+        </w:rPr>
+        <w:t xml:space="preserve"> rule and still be a wrong </w:t>
+      </w:r>
+      <w:r>
+        <w:rPr>
+          <w:b/>
+        </w:rPr>
+        <w:t>observation</w:t>
+      </w:r>
+      <w:r>
+        <w:rPr>
+          <w:b w:val="0"/>
+        </w:rPr>
+        <w:t>.</w:t>
+      </w:r>
+    </w:p>
+    <w:p>
+      <w:pPr>
+        <w:spacing w:line="336" w:lineRule="auto" w:after="180"/>
+        <w:shd w:fill="F1F6FC"/>
+      </w:pPr>
+      <w:r>
+        <w:rPr>
+          <w:b/>
+        </w:rPr>
+        <w:t>Schema</w:t>
+      </w:r>
+      <w:r>
+        <w:rPr>
+          <w:b w:val="0"/>
+        </w:rPr>
+        <w:t xml:space="preserve"> validation checks our stated structure and </w:t>
+      </w:r>
+      <w:r>
+        <w:rPr>
+          <w:b/>
+        </w:rPr>
+        <w:t>constraint</w:t>
+      </w:r>
+      <w:r>
+        <w:rPr>
+          <w:b w:val="0"/>
+        </w:rPr>
+        <w:t>s, not whether someone measured honestly or selected a representative sample.</w:t>
+      </w:r>
+    </w:p>
+    <w:p>
+      <w:pPr>
+        <w:spacing w:line="336" w:lineRule="auto" w:after="180"/>
+      </w:pPr>
+      <w:r>
+        <w:rPr>
+          <w:b w:val="0"/>
+        </w:rPr>
+        <w:t>Collect explanations, not only yes/no votes. If a misunderstanding is common, re-model the relevant step for the class.</w:t>
+      </w:r>
+    </w:p>
+    <w:p>
+      <w:pPr>
+        <w:spacing w:line="336" w:lineRule="auto" w:after="180"/>
+      </w:pPr>
+      <w:r>
+        <w:rPr>
+          <w:b w:val="0"/>
+        </w:rPr>
+        <w:t>If it affects a few learners, give a short targeted group explanation while others solve a more demanding variation.</w:t>
+      </w:r>
+    </w:p>
+    <w:p>
+      <w:pPr>
+        <w:pStyle w:val="Heading3"/>
+      </w:pPr>
+      <w:r>
         <w:t>Pictorial practice question</w:t>
       </w:r>
     </w:p>
     <w:p>
-      <w:r>
+      <w:pPr>
+        <w:spacing w:line="336" w:lineRule="auto" w:after="180"/>
+        <w:shd w:fill="F5F1FB"/>
+      </w:pPr>
+      <w:r>
+        <w:rPr>
+          <w:b w:val="0"/>
+        </w:rPr>
         <w:t>Which two rows originally fail, and do they fail for the same reason?</w:t>
       </w:r>
     </w:p>
@@ -1547,18 +2816,96 @@
       </w:r>
     </w:p>
     <w:p>
-      <w:r>
-        <w:t>B fails pages type; C fails empty id. A passes all three field checks.</w:t>
-      </w:r>
-    </w:p>
-    <w:p>
-      <w:r>
-        <w:t>Changed-case reasoning: B now satisfies the declared schema. Its id is nonempty and illustrated is Boolean; the page-type defect is removed.</w:t>
-      </w:r>
-    </w:p>
-    <w:p>
-      <w:r>
-        <w:t>Collect each learner’s explanation before discussion. Use the first missing connection between input, deciding step and result to choose support. This question is worked-case practice, not fresh mastery evidence.</w:t>
+      <w:pPr>
+        <w:spacing w:line="336" w:lineRule="auto" w:after="180"/>
+      </w:pPr>
+      <w:r>
+        <w:rPr>
+          <w:b w:val="0"/>
+        </w:rPr>
+        <w:t xml:space="preserve">B fails pages </w:t>
+      </w:r>
+      <w:r>
+        <w:rPr>
+          <w:b/>
+        </w:rPr>
+        <w:t>type</w:t>
+      </w:r>
+      <w:r>
+        <w:rPr>
+          <w:b w:val="0"/>
+        </w:rPr>
+        <w:t>; C fails empty id. A passes all three field checks.</w:t>
+      </w:r>
+    </w:p>
+    <w:p>
+      <w:pPr>
+        <w:spacing w:line="336" w:lineRule="auto" w:after="180"/>
+      </w:pPr>
+      <w:r>
+        <w:rPr>
+          <w:b w:val="0"/>
+        </w:rPr>
+        <w:t xml:space="preserve">Changed-case reasoning: B now satisfies the declared </w:t>
+      </w:r>
+      <w:r>
+        <w:rPr>
+          <w:b/>
+        </w:rPr>
+        <w:t>schema</w:t>
+      </w:r>
+      <w:r>
+        <w:rPr>
+          <w:b w:val="0"/>
+        </w:rPr>
+        <w:t>. Its id is nonempty and illustrated is Boolean; the page-</w:t>
+      </w:r>
+      <w:r>
+        <w:rPr>
+          <w:b/>
+        </w:rPr>
+        <w:t>type</w:t>
+      </w:r>
+      <w:r>
+        <w:rPr>
+          <w:b w:val="0"/>
+        </w:rPr>
+        <w:t xml:space="preserve"> defect is removed.</w:t>
+      </w:r>
+    </w:p>
+    <w:p>
+      <w:pPr>
+        <w:spacing w:line="336" w:lineRule="auto" w:after="180"/>
+      </w:pPr>
+      <w:r>
+        <w:rPr>
+          <w:b w:val="0"/>
+        </w:rPr>
+        <w:t xml:space="preserve">Collect each learner’s explanation before discussion. Use the first missing connection between </w:t>
+      </w:r>
+      <w:r>
+        <w:rPr>
+          <w:b/>
+        </w:rPr>
+        <w:t>input</w:t>
+      </w:r>
+      <w:r>
+        <w:rPr>
+          <w:b w:val="0"/>
+        </w:rPr>
+        <w:t xml:space="preserve">, deciding step and result to choose support. This question is worked-case practice, not fresh mastery </w:t>
+      </w:r>
+      <w:r>
+        <w:rPr>
+          <w:b/>
+        </w:rPr>
+        <w:t>evidence</w:t>
+      </w:r>
+      <w:r>
+        <w:rPr>
+          <w:b w:val="0"/>
+        </w:rPr>
+        <w:t>.</w:t>
       </w:r>
     </w:p>
     <w:p>
@@ -1570,54 +2917,117 @@
       </w:r>
     </w:p>
     <w:p>
+      <w:r>
+        <w:t>Run the Rows Columns and Data Types investigation and use the first unsupported step to choose a teaching response.</w:t>
+      </w:r>
+    </w:p>
+    <w:p>
+      <w:pPr>
+        <w:spacing w:line="336" w:lineRule="auto" w:after="180"/>
+      </w:pPr>
+      <w:r>
+        <w:rPr>
+          <w:b w:val="0"/>
+        </w:rPr>
+        <w:t>Words You Can Use to Reason</w:t>
+      </w:r>
+    </w:p>
+    <w:p>
+      <w:pPr>
+        <w:spacing w:line="336" w:lineRule="auto" w:after="180"/>
+      </w:pPr>
+      <w:r>
+        <w:rPr>
+          <w:b w:val="0"/>
+        </w:rPr>
+        <w:t>A definition matters when you can recognize the idea, use it, and contrast it with a near-miss.</w:t>
+      </w:r>
+    </w:p>
+    <w:p>
+      <w:pPr>
+        <w:spacing w:line="336" w:lineRule="auto" w:after="180"/>
+      </w:pPr>
+      <w:r>
+        <w:rPr>
+          <w:b w:val="0"/>
+        </w:rPr>
+        <w:t>Predict → Test → Record → Explain</w:t>
+      </w:r>
+    </w:p>
+    <w:p>
+      <w:pPr>
+        <w:spacing w:line="336" w:lineRule="auto" w:after="180"/>
+      </w:pPr>
+      <w:r>
+        <w:rPr>
+          <w:b w:val="0"/>
+        </w:rPr>
+        <w:t>Keep expected and actual results separate. Surprises are useful data when recorded honestly.</w:t>
+      </w:r>
+    </w:p>
+    <w:p>
+      <w:pPr>
+        <w:spacing w:line="336" w:lineRule="auto" w:after="180"/>
+      </w:pPr>
+      <w:r>
+        <w:rPr>
+          <w:b w:val="0"/>
+        </w:rPr>
+        <w:t xml:space="preserve">Audit a 10-row book table. Circle mixed </w:t>
+      </w:r>
+      <w:r>
+        <w:rPr>
+          <w:b/>
+        </w:rPr>
+        <w:t>type</w:t>
+      </w:r>
+      <w:r>
+        <w:rPr>
+          <w:b w:val="0"/>
+        </w:rPr>
+        <w:t>s, missing values, duplicated rows, and fields with unclear names; document each repair.</w:t>
+      </w:r>
+    </w:p>
+    <w:p>
+      <w:pPr>
+        <w:spacing w:line="336" w:lineRule="auto" w:after="180"/>
+        <w:shd w:fill="F5F1FB"/>
+      </w:pPr>
+      <w:r>
+        <w:rPr>
+          <w:b w:val="0"/>
+        </w:rPr>
+        <w:t>What did the hardest test teach you that the normal test did not?</w:t>
+      </w:r>
+    </w:p>
+    <w:p>
       <w:pPr>
         <w:pStyle w:val="Heading3"/>
       </w:pPr>
       <w:r>
-        <w:t>Run the weekly evidence lab</w:t>
-      </w:r>
-    </w:p>
-    <w:p>
-      <w:r>
-        <w:t>Words You Can Use to Reason</w:t>
-      </w:r>
-    </w:p>
-    <w:p>
-      <w:r>
-        <w:t>A definition matters when you can recognize the idea, use it, and contrast it with a near-miss.</w:t>
-      </w:r>
-    </w:p>
-    <w:p>
-      <w:r>
-        <w:t>Predict → Test → Record → Explain</w:t>
-      </w:r>
-    </w:p>
-    <w:p>
-      <w:r>
-        <w:t>Keep expected and actual results separate. Surprises are useful data when recorded honestly.</w:t>
-      </w:r>
-    </w:p>
-    <w:p>
-      <w:r>
-        <w:t>Audit a 10-row book table. Circle mixed types, missing values, duplicated rows, and fields with unclear names; document each repair.</w:t>
-      </w:r>
-    </w:p>
-    <w:p>
-      <w:r>
-        <w:t>What did the hardest test teach you that the normal test did not?</w:t>
-      </w:r>
-    </w:p>
-    <w:p>
-      <w:pPr>
-        <w:pStyle w:val="Heading3"/>
-      </w:pPr>
-      <w:r>
         <w:t>Make the lab runnable</w:t>
       </w:r>
     </w:p>
     <w:p>
-      <w:r>
-        <w:t>Use the concrete case as the shared normal case and the independent question as a second case. Each pair creates a boundary or missing-information case and predicts its result before testing. Keep the expected result separate from an observed mistake.</w:t>
+      <w:pPr>
+        <w:spacing w:line="336" w:lineRule="auto" w:after="180"/>
+      </w:pPr>
+      <w:r>
+        <w:rPr>
+          <w:b w:val="0"/>
+        </w:rPr>
+        <w:t>Use the concrete case as the shared normal case and the independent question as a second case. Each pair creates a boundary or missing-information case and predicts its result before testing.</w:t>
+      </w:r>
+    </w:p>
+    <w:p>
+      <w:pPr>
+        <w:spacing w:line="336" w:lineRule="auto" w:after="180"/>
+      </w:pPr>
+      <w:r>
+        <w:rPr>
+          <w:b w:val="0"/>
+        </w:rPr>
+        <w:t>Keep the expected result separate from an observed mistake.</w:t>
       </w:r>
     </w:p>
     <w:tbl>
@@ -1775,8 +3185,25 @@
       </w:r>
     </w:p>
     <w:p>
-      <w:r>
-        <w:t>For guessing, return to given facts and request a trace. For vocabulary without application, use one example and one non-example. For arithmetic errors, check the setup before the calculation. Finish with a different uncoached case before recording mastery.</w:t>
+      <w:pPr>
+        <w:spacing w:line="336" w:lineRule="auto" w:after="180"/>
+      </w:pPr>
+      <w:r>
+        <w:rPr>
+          <w:b w:val="0"/>
+        </w:rPr>
+        <w:t>For guessing, return to given facts and request a trace. For vocabulary without application, use one example and one non-example. For arithmetic errors, check the setup before the calculation.</w:t>
+      </w:r>
+    </w:p>
+    <w:p>
+      <w:pPr>
+        <w:spacing w:line="336" w:lineRule="auto" w:after="180"/>
+      </w:pPr>
+      <w:r>
+        <w:rPr>
+          <w:b w:val="0"/>
+        </w:rPr>
+        <w:t>Finish with a different uncoached case before recording mastery.</w:t>
       </w:r>
     </w:p>
     <w:p>
@@ -1788,18 +3215,124 @@
       </w:r>
     </w:p>
     <w:p>
-      <w:r>
-        <w:t>A successful run proves the conclusion: A row can satisfy every schema rule and still be a wrong observation. Schema validation checks our stated structure and constraints, not whether someone measured honestly or selected a representative sample.</w:t>
-      </w:r>
-    </w:p>
-    <w:p>
-      <w:r>
-        <w:t>Matching the example is enough: Require the new W4 case, explicit predictions and an explanation. Fresh retry: define a tray label and integer count 0 through 20. Require tests at 0, 20, -1 and 21 and a text count.</w:t>
-      </w:r>
-    </w:p>
-    <w:p>
-      <w:r>
-        <w:t>A convenient shortcut preserves meaning: If one row records 120 seconds in the minutes field, a simple numeric total becomes misleading. Correct the source or explicitly convert and document it; renaming a column alone does not convert values.</w:t>
+      <w:pPr>
+        <w:spacing w:line="336" w:lineRule="auto" w:after="180"/>
+      </w:pPr>
+      <w:r>
+        <w:rPr>
+          <w:b w:val="0"/>
+        </w:rPr>
+        <w:t xml:space="preserve">A successful run proves the conclusion: A row can satisfy every </w:t>
+      </w:r>
+      <w:r>
+        <w:rPr>
+          <w:b/>
+        </w:rPr>
+        <w:t>schema</w:t>
+      </w:r>
+      <w:r>
+        <w:rPr>
+          <w:b w:val="0"/>
+        </w:rPr>
+        <w:t xml:space="preserve"> rule and still be a wrong </w:t>
+      </w:r>
+      <w:r>
+        <w:rPr>
+          <w:b/>
+        </w:rPr>
+        <w:t>observation</w:t>
+      </w:r>
+      <w:r>
+        <w:rPr>
+          <w:b w:val="0"/>
+        </w:rPr>
+        <w:t>.</w:t>
+      </w:r>
+    </w:p>
+    <w:p>
+      <w:pPr>
+        <w:spacing w:line="336" w:lineRule="auto" w:after="180"/>
+      </w:pPr>
+      <w:r>
+        <w:rPr>
+          <w:b/>
+        </w:rPr>
+        <w:t>Schema</w:t>
+      </w:r>
+      <w:r>
+        <w:rPr>
+          <w:b w:val="0"/>
+        </w:rPr>
+        <w:t xml:space="preserve"> validation checks our stated structure and </w:t>
+      </w:r>
+      <w:r>
+        <w:rPr>
+          <w:b/>
+        </w:rPr>
+        <w:t>constraint</w:t>
+      </w:r>
+      <w:r>
+        <w:rPr>
+          <w:b w:val="0"/>
+        </w:rPr>
+        <w:t>s, not whether someone measured honestly or selected a representative sample.</w:t>
+      </w:r>
+    </w:p>
+    <w:p>
+      <w:pPr>
+        <w:spacing w:line="336" w:lineRule="auto" w:after="180"/>
+      </w:pPr>
+      <w:r>
+        <w:rPr>
+          <w:b w:val="0"/>
+        </w:rPr>
+        <w:t xml:space="preserve">Matching the example is enough: Require the new W4 case, explicit </w:t>
+      </w:r>
+      <w:r>
+        <w:rPr>
+          <w:b/>
+        </w:rPr>
+        <w:t>prediction</w:t>
+      </w:r>
+      <w:r>
+        <w:rPr>
+          <w:b w:val="0"/>
+        </w:rPr>
+        <w:t>s and an explanation. Fresh retry: define a tray label and integer count 0 through 20. Require tests at 0, 20, -1 and 21 and a text count.</w:t>
+      </w:r>
+    </w:p>
+    <w:p>
+      <w:pPr>
+        <w:spacing w:line="336" w:lineRule="auto" w:after="180"/>
+      </w:pPr>
+      <w:r>
+        <w:rPr>
+          <w:b w:val="0"/>
+        </w:rPr>
+        <w:t>A convenient shortcut preserves meaning: If one row records 120 seconds in the minutes field, a simple numeric total becomes misleading.</w:t>
+      </w:r>
+    </w:p>
+    <w:p>
+      <w:pPr>
+        <w:spacing w:line="336" w:lineRule="auto" w:after="180"/>
+      </w:pPr>
+      <w:r>
+        <w:rPr>
+          <w:b w:val="0"/>
+        </w:rPr>
+        <w:t xml:space="preserve">Correct the source or explicitly convert and document it; renaming a </w:t>
+      </w:r>
+      <w:r>
+        <w:rPr>
+          <w:b/>
+        </w:rPr>
+        <w:t>column</w:t>
+      </w:r>
+      <w:r>
+        <w:rPr>
+          <w:b w:val="0"/>
+        </w:rPr>
+        <w:t xml:space="preserve"> alone does not convert values.</w:t>
       </w:r>
     </w:p>
     <w:p>
@@ -1957,8 +3490,25 @@
       </w:tr>
     </w:tbl>
     <w:p>
-      <w:r>
-        <w:t>Offer an oral explanation, drawing, enlarged visual or fewer examples when that removes a reading/writing barrier. Keep the same reasoning goal. Stretch secure learners by changing a boundary or assumption and asking them to defend the effect, not simply by assigning more of the same questions.</w:t>
+      <w:pPr>
+        <w:spacing w:line="336" w:lineRule="auto" w:after="180"/>
+      </w:pPr>
+      <w:r>
+        <w:rPr>
+          <w:b w:val="0"/>
+        </w:rPr>
+        <w:t>Offer an oral explanation, drawing, enlarged visual or fewer examples when that removes a reading/writing barrier. Keep the same reasoning goal.</w:t>
+      </w:r>
+    </w:p>
+    <w:p>
+      <w:pPr>
+        <w:spacing w:line="336" w:lineRule="auto" w:after="180"/>
+      </w:pPr>
+      <w:r>
+        <w:rPr>
+          <w:b w:val="0"/>
+        </w:rPr>
+        <w:t>Stretch secure learners by changing a boundary or assumption and asking them to defend the effect, not simply by assigning more of the same questions.</w:t>
       </w:r>
     </w:p>
     <w:p>
@@ -1970,11 +3520,16 @@
       </w:r>
     </w:p>
     <w:p>
+      <w:r>
+        <w:t>Use the Rows Columns and Data Types questions, teacher keys and criteria after the relevant attempts. Previously discussed cases are practice; protect the separately selected independent task.</w:t>
+      </w:r>
+    </w:p>
+    <w:p>
       <w:pPr>
         <w:pStyle w:val="Heading3"/>
       </w:pPr>
       <w:r>
-        <w:t>Assess and explain the answers</w:t>
+        <w:t>Worked case answer</w:t>
       </w:r>
     </w:p>
     <w:p>
@@ -1982,11 +3537,18 @@
         <w:pStyle w:val="Heading3"/>
       </w:pPr>
       <w:r>
-        <w:t>Worked case answer</w:t>
-      </w:r>
-    </w:p>
-    <w:p>
-      <w:r>
+        <w:t>Teacher key · Worked case answer</w:t>
+      </w:r>
+    </w:p>
+    <w:p>
+      <w:pPr>
+        <w:spacing w:line="336" w:lineRule="auto" w:after="180"/>
+        <w:shd w:fill="F1F6FC"/>
+      </w:pPr>
+      <w:r>
+        <w:rPr>
+          <w:b w:val="0"/>
+        </w:rPr>
         <w:t>Text, numeric and Boolean. Confirm ninety means 90, then convert and record the change; use a consistent Boolean representation.</w:t>
       </w:r>
     </w:p>
@@ -1999,20 +3561,62 @@
       </w:r>
     </w:p>
     <w:p>
-      <w:r>
-        <w:t>A table row is book_id B7, pages 84, available true. Name the type of each field and explain why pages stored as eighty-four complicates calculation.</w:t>
-      </w:r>
-    </w:p>
-    <w:p>
       <w:pPr>
         <w:pStyle w:val="Heading3"/>
       </w:pPr>
       <w:r>
+        <w:t>Independent question · withhold the key</w:t>
+      </w:r>
+    </w:p>
+    <w:p>
+      <w:pPr>
+        <w:spacing w:line="336" w:lineRule="auto" w:after="180"/>
+        <w:shd w:fill="F5F1FB"/>
+      </w:pPr>
+      <w:r>
+        <w:rPr>
+          <w:b w:val="0"/>
+        </w:rPr>
+        <w:t xml:space="preserve">A table row is book_id B7, pages 84, available true. Name the </w:t>
+      </w:r>
+      <w:r>
+        <w:rPr>
+          <w:b/>
+        </w:rPr>
+        <w:t>type</w:t>
+      </w:r>
+      <w:r>
+        <w:rPr>
+          <w:b w:val="0"/>
+        </w:rPr>
+        <w:t xml:space="preserve"> of each field and explain why pages stored as eighty-four complicates calculation.</w:t>
+      </w:r>
+    </w:p>
+    <w:p>
+      <w:pPr>
+        <w:pStyle w:val="Heading3"/>
+      </w:pPr>
+      <w:r>
         <w:t>Expected independent answer</w:t>
       </w:r>
     </w:p>
     <w:p>
-      <w:r>
+      <w:pPr>
+        <w:pStyle w:val="Heading3"/>
+      </w:pPr>
+      <w:r>
+        <w:t>Teacher key · Expected independent answer</w:t>
+      </w:r>
+    </w:p>
+    <w:p>
+      <w:pPr>
+        <w:spacing w:line="336" w:lineRule="auto" w:after="180"/>
+        <w:shd w:fill="F1F6FC"/>
+      </w:pPr>
+      <w:r>
+        <w:rPr>
+          <w:b w:val="0"/>
+        </w:rPr>
         <w:t>book_id is text, pages is a number, and available is Boolean. Text words need conversion before numeric arithmetic or comparison.</w:t>
       </w:r>
     </w:p>
@@ -2251,8 +3855,25 @@
       </w:tr>
     </w:tbl>
     <w:p>
-      <w:r>
-        <w:t>Use 6/8 as a classroom checkpoint, with 2 required for both Result and Reasoning. This is a proposed teaching rule, not a validated certification threshold. Do not count a coached answer as independent mastery; correct unsafe or unsupported claims regardless of total.</w:t>
+      <w:pPr>
+        <w:spacing w:line="336" w:lineRule="auto" w:after="180"/>
+      </w:pPr>
+      <w:r>
+        <w:rPr>
+          <w:b w:val="0"/>
+        </w:rPr>
+        <w:t>Use 6/8 as a classroom checkpoint, with 2 required for both Result and Reasoning. This is a proposed teaching rule, not a validated certification threshold.</w:t>
+      </w:r>
+    </w:p>
+    <w:p>
+      <w:pPr>
+        <w:spacing w:line="336" w:lineRule="auto" w:after="180"/>
+      </w:pPr>
+      <w:r>
+        <w:rPr>
+          <w:b w:val="0"/>
+        </w:rPr>
+        <w:t>Do not count a coached answer as independent mastery; correct unsafe or unsupported claims regardless of total.</w:t>
       </w:r>
     </w:p>
     <w:p>
@@ -2264,8 +3885,26 @@
       </w:r>
     </w:p>
     <w:p>
-      <w:r>
-        <w:t>Ask the learner to find the evidence that challenges this claim: “All table entries behave as numbers.” Keep the first attempt and an uncoached retry separate.</w:t>
+      <w:pPr>
+        <w:spacing w:line="336" w:lineRule="auto" w:after="180"/>
+      </w:pPr>
+      <w:r>
+        <w:rPr>
+          <w:b w:val="0"/>
+        </w:rPr>
+        <w:t xml:space="preserve">Ask the learner to find the </w:t>
+      </w:r>
+      <w:r>
+        <w:rPr>
+          <w:b/>
+        </w:rPr>
+        <w:t>evidence</w:t>
+      </w:r>
+      <w:r>
+        <w:rPr>
+          <w:b w:val="0"/>
+        </w:rPr>
+        <w:t xml:space="preserve"> that challenges this claim: “All table entries behave as numbers.” Keep the first attempt and an uncoached retry separate.</w:t>
       </w:r>
     </w:p>
     <w:p>
@@ -2277,15 +3916,48 @@
       </w:r>
     </w:p>
     <w:p>
-      <w:r>
-        <w:t>Parse pages as a number after validation. Map only agreed strings such as 'true' and 'false' to Booleans; reject 'unknown' or represent it explicitly as missing. Do not rely on nonempty-string truthiness. Type consistency does not prove that the catalogue's facts are correct.</w:t>
-      </w:r>
-    </w:p>
-    <w:p>
       <w:pPr>
         <w:pStyle w:val="Heading3"/>
       </w:pPr>
       <w:r>
+        <w:t>Teacher key · Original transfer answer</w:t>
+      </w:r>
+    </w:p>
+    <w:p>
+      <w:pPr>
+        <w:spacing w:line="336" w:lineRule="auto" w:after="180"/>
+        <w:shd w:fill="F1F6FC"/>
+      </w:pPr>
+      <w:r>
+        <w:rPr>
+          <w:b w:val="0"/>
+        </w:rPr>
+        <w:t>Parse pages as a number after validation. Map only agreed strings such as 'true' and 'false' to Booleans; reject 'unknown' or represent it explicitly as missing. Do not rely on nonempty-string truthiness.</w:t>
+      </w:r>
+    </w:p>
+    <w:p>
+      <w:pPr>
+        <w:spacing w:line="336" w:lineRule="auto" w:after="180"/>
+        <w:shd w:fill="F1F6FC"/>
+      </w:pPr>
+      <w:r>
+        <w:rPr>
+          <w:b/>
+        </w:rPr>
+        <w:t>Type</w:t>
+      </w:r>
+      <w:r>
+        <w:rPr>
+          <w:b w:val="0"/>
+        </w:rPr>
+        <w:t xml:space="preserve"> consistency does not prove that the catalogue's facts are correct.</w:t>
+      </w:r>
+    </w:p>
+    <w:p>
+      <w:pPr>
+        <w:pStyle w:val="Heading3"/>
+      </w:pPr>
+      <w:r>
         <w:t>Explanations for the additional workbook examples</w:t>
       </w:r>
     </w:p>
@@ -2298,40 +3970,178 @@
       </w:r>
     </w:p>
     <w:p>
-      <w:r>
-        <w:t>List the required fields, types and duration boundaries for the worked table.</w:t>
-      </w:r>
-    </w:p>
-    <w:p>
-      <w:r>
+      <w:pPr>
+        <w:pStyle w:val="Heading3"/>
+      </w:pPr>
+      <w:r>
+        <w:t>Workbook question · W1</w:t>
+      </w:r>
+    </w:p>
+    <w:p>
+      <w:pPr>
+        <w:spacing w:line="336" w:lineRule="auto" w:after="180"/>
+        <w:shd w:fill="F5F1FB"/>
+      </w:pPr>
+      <w:r>
+        <w:rPr>
+          <w:b w:val="0"/>
+        </w:rPr>
+        <w:t xml:space="preserve">List the required fields, </w:t>
+      </w:r>
+      <w:r>
+        <w:rPr>
+          <w:b/>
+        </w:rPr>
+        <w:t>type</w:t>
+      </w:r>
+      <w:r>
+        <w:rPr>
+          <w:b w:val="0"/>
+        </w:rPr>
+        <w:t>s and duration boundaries for the worked table.</w:t>
+      </w:r>
+    </w:p>
+    <w:p>
+      <w:pPr>
+        <w:pStyle w:val="Heading3"/>
+      </w:pPr>
+      <w:r>
+        <w:t>Teacher reasoning · W1</w:t>
+      </w:r>
+    </w:p>
+    <w:p>
+      <w:pPr>
+        <w:spacing w:line="336" w:lineRule="auto" w:after="180"/>
+        <w:shd w:fill="F1F6FC"/>
+      </w:pPr>
+      <w:r>
+        <w:rPr>
+          <w:b w:val="0"/>
+        </w:rPr>
         <w:t>activity: nonempty text; minutes: integer from 0 to 60 inclusive.</w:t>
       </w:r>
     </w:p>
     <w:p>
-      <w:r>
-        <w:t>Check both fields. activity must exist as nonempty text. minutes must be an exact integer and satisfy 0 &lt;= minutes &lt;= 60. Inclusive means equality is accepted at both ends. Structure, type and range are separate checks; passing them does not prove the duration was measured accurately.</w:t>
-      </w:r>
-    </w:p>
-    <w:p>
       <w:pPr>
         <w:pStyle w:val="Heading3"/>
       </w:pPr>
       <w:r>
+        <w:t>Teacher reasoning · W1</w:t>
+      </w:r>
+    </w:p>
+    <w:p>
+      <w:pPr>
+        <w:spacing w:line="336" w:lineRule="auto" w:after="180"/>
+        <w:shd w:fill="F1F6FC"/>
+      </w:pPr>
+      <w:r>
+        <w:rPr>
+          <w:b w:val="0"/>
+        </w:rPr>
+        <w:t>Check both fields. activity must exist as nonempty text. minutes must be an exact integer and satisfy 0 &lt;= minutes &lt;= 60. Inclusive means equality is accepted at both ends.</w:t>
+      </w:r>
+    </w:p>
+    <w:p>
+      <w:pPr>
+        <w:spacing w:line="336" w:lineRule="auto" w:after="180"/>
+        <w:shd w:fill="F1F6FC"/>
+      </w:pPr>
+      <w:r>
+        <w:rPr>
+          <w:b w:val="0"/>
+        </w:rPr>
+        <w:t xml:space="preserve">Structure, </w:t>
+      </w:r>
+      <w:r>
+        <w:rPr>
+          <w:b/>
+        </w:rPr>
+        <w:t>type</w:t>
+      </w:r>
+      <w:r>
+        <w:rPr>
+          <w:b w:val="0"/>
+        </w:rPr>
+        <w:t xml:space="preserve"> and range are separate checks; passing them does not prove the duration was measured accurately.</w:t>
+      </w:r>
+    </w:p>
+    <w:p>
+      <w:pPr>
+        <w:pStyle w:val="Heading3"/>
+      </w:pPr>
+      <w:r>
         <w:t>W2 Classify records</w:t>
       </w:r>
     </w:p>
     <w:p>
-      <w:r>
-        <w:t>Classify minutes values 0, 60, -1 and 61 under this schema.</w:t>
-      </w:r>
-    </w:p>
-    <w:p>
-      <w:r>
+      <w:pPr>
+        <w:pStyle w:val="Heading3"/>
+      </w:pPr>
+      <w:r>
+        <w:t>Workbook question · W2</w:t>
+      </w:r>
+    </w:p>
+    <w:p>
+      <w:pPr>
+        <w:spacing w:line="336" w:lineRule="auto" w:after="180"/>
+        <w:shd w:fill="F5F1FB"/>
+      </w:pPr>
+      <w:r>
+        <w:rPr>
+          <w:b w:val="0"/>
+        </w:rPr>
+        <w:t xml:space="preserve">Classify minutes values 0, 60, -1 and 61 under this </w:t>
+      </w:r>
+      <w:r>
+        <w:rPr>
+          <w:b/>
+        </w:rPr>
+        <w:t>schema</w:t>
+      </w:r>
+      <w:r>
+        <w:rPr>
+          <w:b w:val="0"/>
+        </w:rPr>
+        <w:t>.</w:t>
+      </w:r>
+    </w:p>
+    <w:p>
+      <w:pPr>
+        <w:pStyle w:val="Heading3"/>
+      </w:pPr>
+      <w:r>
+        <w:t>Teacher reasoning · W2</w:t>
+      </w:r>
+    </w:p>
+    <w:p>
+      <w:pPr>
+        <w:spacing w:line="336" w:lineRule="auto" w:after="180"/>
+        <w:shd w:fill="F1F6FC"/>
+      </w:pPr>
+      <w:r>
+        <w:rPr>
+          <w:b w:val="0"/>
+        </w:rPr>
         <w:t>0 and 60 pass; -1 and 61 fail.</w:t>
       </w:r>
     </w:p>
     <w:p>
-      <w:r>
+      <w:pPr>
+        <w:pStyle w:val="Heading3"/>
+      </w:pPr>
+      <w:r>
+        <w:t>Teacher reasoning · W2</w:t>
+      </w:r>
+    </w:p>
+    <w:p>
+      <w:pPr>
+        <w:spacing w:line="336" w:lineRule="auto" w:after="180"/>
+        <w:shd w:fill="F1F6FC"/>
+      </w:pPr>
+      <w:r>
+        <w:rPr>
+          <w:b w:val="0"/>
+        </w:rPr>
         <w:t>Apply the inclusive range to each integer. Both 0 and 60 are on allowed boundaries. -1 is below the minimum and 61 is above the maximum. Require the reason for each rejection, not only pass/fail labels.</w:t>
       </w:r>
     </w:p>
@@ -2344,12 +4154,42 @@
       </w:r>
     </w:p>
     <w:p>
-      <w:r>
+      <w:pPr>
+        <w:pStyle w:val="Heading3"/>
+      </w:pPr>
+      <w:r>
+        <w:t>Workbook question · W3</w:t>
+      </w:r>
+    </w:p>
+    <w:p>
+      <w:pPr>
+        <w:spacing w:line="336" w:lineRule="auto" w:after="180"/>
+        <w:shd w:fill="F5F1FB"/>
+      </w:pPr>
+      <w:r>
+        <w:rPr>
+          <w:b w:val="0"/>
+        </w:rPr>
         <w:t>A source says 180 seconds but the row says minutes: 180. Give a documented correction.</w:t>
       </w:r>
     </w:p>
     <w:p>
-      <w:r>
+      <w:pPr>
+        <w:pStyle w:val="Heading3"/>
+      </w:pPr>
+      <w:r>
+        <w:t>Teacher reasoning · W3</w:t>
+      </w:r>
+    </w:p>
+    <w:p>
+      <w:pPr>
+        <w:spacing w:line="336" w:lineRule="auto" w:after="180"/>
+        <w:shd w:fill="F1F6FC"/>
+      </w:pPr>
+      <w:r>
+        <w:rPr>
+          <w:b w:val="0"/>
+        </w:rPr>
         <w:t>Divide by 60 to record 3 minutes and retain the source value and conversion note.</w:t>
       </w:r>
     </w:p>
@@ -2362,43 +4202,166 @@
       </w:r>
     </w:p>
     <w:p>
-      <w:r>
+      <w:pPr>
+        <w:pStyle w:val="Heading3"/>
+      </w:pPr>
+      <w:r>
+        <w:t>Workbook question · W4</w:t>
+      </w:r>
+    </w:p>
+    <w:p>
+      <w:pPr>
+        <w:spacing w:line="336" w:lineRule="auto" w:after="180"/>
+        <w:shd w:fill="F5F1FB"/>
+      </w:pPr>
+      <w:r>
+        <w:rPr>
+          <w:b w:val="0"/>
+        </w:rPr>
         <w:t>For a fictional shelf audit, define label and book_count fields. Require a nonempty text label and an integer count from 0 to 40. Give two valid and two invalid records with reasons.</w:t>
       </w:r>
     </w:p>
     <w:p>
-      <w:r>
-        <w:t>Examples: A/0 and B/40 valid; empty label/5 invalid label; C/41 invalid range. Text "5" also fails the count type. Accept alternatives meeting the written rules.</w:t>
-      </w:r>
-    </w:p>
-    <w:p>
       <w:pPr>
         <w:pStyle w:val="Heading3"/>
       </w:pPr>
       <w:r>
+        <w:t>Teacher reasoning · W4</w:t>
+      </w:r>
+    </w:p>
+    <w:p>
+      <w:pPr>
+        <w:spacing w:line="336" w:lineRule="auto" w:after="180"/>
+        <w:shd w:fill="F1F6FC"/>
+      </w:pPr>
+      <w:r>
+        <w:rPr>
+          <w:b w:val="0"/>
+        </w:rPr>
+        <w:t xml:space="preserve">Examples: A/0 and B/40 valid; empty label/5 invalid label; C/41 invalid range. Text "5" also fails the count </w:t>
+      </w:r>
+      <w:r>
+        <w:rPr>
+          <w:b/>
+        </w:rPr>
+        <w:t>type</w:t>
+      </w:r>
+      <w:r>
+        <w:rPr>
+          <w:b w:val="0"/>
+        </w:rPr>
+        <w:t xml:space="preserve">. Accept alternatives meeting the </w:t>
+      </w:r>
+      <w:r>
+        <w:rPr>
+          <w:b/>
+        </w:rPr>
+        <w:t>written rule</w:t>
+      </w:r>
+      <w:r>
+        <w:rPr>
+          <w:b w:val="0"/>
+        </w:rPr>
+        <w:t>s.</w:t>
+      </w:r>
+    </w:p>
+    <w:p>
+      <w:pPr>
+        <w:pStyle w:val="Heading3"/>
+      </w:pPr>
+      <w:r>
         <w:t>W5 Separate validity and truth</w:t>
       </w:r>
     </w:p>
     <w:p>
-      <w:r>
-        <w:t>A row says Reading, 12 and passes. Does that establish the session really lasted 12 minutes?</w:t>
-      </w:r>
-    </w:p>
-    <w:p>
-      <w:r>
-        <w:t>No. The value has a permitted structure but still needs trustworthy collection evidence.</w:t>
-      </w:r>
-    </w:p>
-    <w:p>
       <w:pPr>
         <w:pStyle w:val="Heading3"/>
       </w:pPr>
       <w:r>
+        <w:t>Workbook question · W5</w:t>
+      </w:r>
+    </w:p>
+    <w:p>
+      <w:pPr>
+        <w:spacing w:line="336" w:lineRule="auto" w:after="180"/>
+        <w:shd w:fill="F5F1FB"/>
+      </w:pPr>
+      <w:r>
+        <w:rPr>
+          <w:b w:val="0"/>
+        </w:rPr>
+        <w:t xml:space="preserve">A row says Reading, 12 and passes. Does that establish the session really lasted </w:t>
+      </w:r>
+      <w:r>
+        <w:rPr>
+          <w:b/>
+        </w:rPr>
+        <w:t>12 minutes</w:t>
+      </w:r>
+      <w:r>
+        <w:rPr>
+          <w:b w:val="0"/>
+        </w:rPr>
+        <w:t>?</w:t>
+      </w:r>
+    </w:p>
+    <w:p>
+      <w:pPr>
+        <w:pStyle w:val="Heading3"/>
+      </w:pPr>
+      <w:r>
+        <w:t>Teacher reasoning · W5</w:t>
+      </w:r>
+    </w:p>
+    <w:p>
+      <w:pPr>
+        <w:spacing w:line="336" w:lineRule="auto" w:after="180"/>
+        <w:shd w:fill="F1F6FC"/>
+      </w:pPr>
+      <w:r>
+        <w:rPr>
+          <w:b w:val="0"/>
+        </w:rPr>
+        <w:t xml:space="preserve">No. The value has a permitted structure but still needs trustworthy collection </w:t>
+      </w:r>
+      <w:r>
+        <w:rPr>
+          <w:b/>
+        </w:rPr>
+        <w:t>evidence</w:t>
+      </w:r>
+      <w:r>
+        <w:rPr>
+          <w:b w:val="0"/>
+        </w:rPr>
+        <w:t>.</w:t>
+      </w:r>
+    </w:p>
+    <w:p>
+      <w:pPr>
+        <w:pStyle w:val="Heading3"/>
+      </w:pPr>
+      <w:r>
         <w:t>Assess independent transfer</w:t>
       </w:r>
     </w:p>
     <w:p>
-      <w:r>
+      <w:pPr>
+        <w:pStyle w:val="Heading3"/>
+      </w:pPr>
+      <w:r>
+        <w:t>Independent question · withhold the key</w:t>
+      </w:r>
+    </w:p>
+    <w:p>
+      <w:pPr>
+        <w:spacing w:line="336" w:lineRule="auto" w:after="180"/>
+        <w:shd w:fill="F5F1FB"/>
+      </w:pPr>
+      <w:r>
+        <w:rPr>
+          <w:b w:val="0"/>
+        </w:rPr>
         <w:t>Selected case: For a fictional shelf audit, define label and book_count fields. Require a nonempty text label and an integer count from 0 to 40. Give two valid and two invalid records with reasons.</w:t>
       </w:r>
     </w:p>
@@ -2411,8 +4374,47 @@
       </w:r>
     </w:p>
     <w:p>
-      <w:r>
-        <w:t>Examples: A/0 and B/40 valid; empty label/5 invalid label; C/41 invalid range. Text "5" also fails the count type. Accept alternatives meeting the written rules.</w:t>
+      <w:pPr>
+        <w:pStyle w:val="Heading3"/>
+      </w:pPr>
+      <w:r>
+        <w:t>Teacher key · Selected case answer</w:t>
+      </w:r>
+    </w:p>
+    <w:p>
+      <w:pPr>
+        <w:spacing w:line="336" w:lineRule="auto" w:after="180"/>
+        <w:shd w:fill="F1F6FC"/>
+      </w:pPr>
+      <w:r>
+        <w:rPr>
+          <w:b w:val="0"/>
+        </w:rPr>
+        <w:t xml:space="preserve">Examples: A/0 and B/40 valid; empty label/5 invalid label; C/41 invalid range. Text "5" also fails the count </w:t>
+      </w:r>
+      <w:r>
+        <w:rPr>
+          <w:b/>
+        </w:rPr>
+        <w:t>type</w:t>
+      </w:r>
+      <w:r>
+        <w:rPr>
+          <w:b w:val="0"/>
+        </w:rPr>
+        <w:t xml:space="preserve">. Accept alternatives meeting the </w:t>
+      </w:r>
+      <w:r>
+        <w:rPr>
+          <w:b/>
+        </w:rPr>
+        <w:t>written rule</w:t>
+      </w:r>
+      <w:r>
+        <w:rPr>
+          <w:b w:val="0"/>
+        </w:rPr>
+        <w:t>s.</w:t>
       </w:r>
     </w:p>
     <w:tbl>
@@ -2518,21 +4520,77 @@
       </w:tr>
     </w:tbl>
     <w:p>
-      <w:r>
-        <w:t>Record each dimension as not yet, with support, or independent. Accept a valid alternative procedure with a defensible trace. Do not penalise an honestly recorded model failure if the learner correctly explains its evidence and limits.</w:t>
-      </w:r>
-    </w:p>
-    <w:p>
       <w:pPr>
         <w:pStyle w:val="Heading3"/>
       </w:pPr>
       <w:r>
+        <w:t>Teacher key · Selected case answer</w:t>
+      </w:r>
+    </w:p>
+    <w:p>
+      <w:pPr>
+        <w:spacing w:line="336" w:lineRule="auto" w:after="180"/>
+        <w:shd w:fill="F1F6FC"/>
+      </w:pPr>
+      <w:r>
+        <w:rPr>
+          <w:b w:val="0"/>
+        </w:rPr>
+        <w:t>Record each dimension as not yet, with support, or independent. Accept a valid alternative procedure with a defensible trace.</w:t>
+      </w:r>
+    </w:p>
+    <w:p>
+      <w:pPr>
+        <w:spacing w:line="336" w:lineRule="auto" w:after="180"/>
+        <w:shd w:fill="F1F6FC"/>
+      </w:pPr>
+      <w:r>
+        <w:rPr>
+          <w:b w:val="0"/>
+        </w:rPr>
+        <w:t xml:space="preserve">Do not penalise an honestly recorded model failure if the learner correctly explains its </w:t>
+      </w:r>
+      <w:r>
+        <w:rPr>
+          <w:b/>
+        </w:rPr>
+        <w:t>evidence</w:t>
+      </w:r>
+      <w:r>
+        <w:rPr>
+          <w:b w:val="0"/>
+        </w:rPr>
+        <w:t xml:space="preserve"> and limits.</w:t>
+      </w:r>
+    </w:p>
+    <w:p>
+      <w:pPr>
+        <w:pStyle w:val="Heading3"/>
+      </w:pPr>
+      <w:r>
         <w:t>Feedback that the learner uses</w:t>
       </w:r>
     </w:p>
     <w:p>
-      <w:r>
-        <w:t>Name the earliest unsupported step and give one action to repair it. Have the learner make that repair now and explain why. Then assess the relevant skill on a fresh, fully specified case. Confirm it was not previously practised with feedback; solve and check the new case before assigning it. A follow-up design prompt is a starting brief, not automatically an equivalent test.</w:t>
+      <w:pPr>
+        <w:spacing w:line="336" w:lineRule="auto" w:after="180"/>
+      </w:pPr>
+      <w:r>
+        <w:rPr>
+          <w:b w:val="0"/>
+        </w:rPr>
+        <w:t>Name the earliest unsupported step and give one action to repair it. Have the learner make that repair now and explain why. Then assess the relevant skill on a fresh, fully specified case.</w:t>
+      </w:r>
+    </w:p>
+    <w:p>
+      <w:pPr>
+        <w:spacing w:line="336" w:lineRule="auto" w:after="180"/>
+      </w:pPr>
+      <w:r>
+        <w:rPr>
+          <w:b w:val="0"/>
+        </w:rPr>
+        <w:t>Confirm it was not previously practised with feedback; solve and check the new case before assigning it. A follow-up design prompt is a starting brief, not automatically an equivalent test.</w:t>
       </w:r>
     </w:p>
     <w:p>
@@ -2544,11 +4602,62 @@
       </w:r>
     </w:p>
     <w:p>
+      <w:r>
+        <w:t>Connect Rows Columns and Data Types to Transparent Book Recommender, adapt support and plan a later changed-case check.</w:t>
+      </w:r>
+    </w:p>
+    <w:p>
       <w:pPr>
         <w:pStyle w:val="Heading3"/>
       </w:pPr>
       <w:r>
-        <w:t>Connect and extend learning</w:t>
+        <w:t>Transparent Book Recommender</w:t>
+      </w:r>
+    </w:p>
+    <w:p>
+      <w:pPr>
+        <w:spacing w:line="336" w:lineRule="auto" w:after="180"/>
+      </w:pPr>
+      <w:r>
+        <w:rPr>
+          <w:b w:val="0"/>
+        </w:rPr>
+        <w:t>Store one book per row and keep reader preferences in a separate record.</w:t>
+      </w:r>
+    </w:p>
+    <w:p>
+      <w:pPr>
+        <w:spacing w:line="336" w:lineRule="auto" w:after="180"/>
+      </w:pPr>
+      <w:r>
+        <w:rPr>
+          <w:b w:val="0"/>
+        </w:rPr>
+        <w:t xml:space="preserve">Keep the decision, </w:t>
+      </w:r>
+      <w:r>
+        <w:rPr>
+          <w:b/>
+        </w:rPr>
+        <w:t>input</w:t>
+      </w:r>
+      <w:r>
+        <w:rPr>
+          <w:b w:val="0"/>
+        </w:rPr>
+        <w:t xml:space="preserve">, result, explanation and remaining limitation in the project </w:t>
+      </w:r>
+      <w:r>
+        <w:rPr>
+          <w:b/>
+        </w:rPr>
+        <w:t>evidence</w:t>
+      </w:r>
+      <w:r>
+        <w:rPr>
+          <w:b w:val="0"/>
+        </w:rPr>
+        <w:t xml:space="preserve"> record. Retrieve this record next week rather than restarting the project.</w:t>
       </w:r>
     </w:p>
     <w:p>
@@ -2556,17 +4665,30 @@
         <w:pStyle w:val="Heading3"/>
       </w:pPr>
       <w:r>
-        <w:t>Transparent Book Recommender</w:t>
-      </w:r>
-    </w:p>
-    <w:p>
-      <w:r>
-        <w:t>Store one book per row and keep reader preferences in a separate record.</w:t>
-      </w:r>
-    </w:p>
-    <w:p>
-      <w:r>
-        <w:t>Keep the decision, input, result, explanation and remaining limitation in the project evidence record. Retrieve this record next week rather than restarting the project.</w:t>
+        <w:t>Support and stretch</w:t>
+      </w:r>
+    </w:p>
+    <w:p>
+      <w:pPr>
+        <w:spacing w:line="336" w:lineRule="auto" w:after="180"/>
+      </w:pPr>
+      <w:r>
+        <w:rPr>
+          <w:b w:val="0"/>
+        </w:rPr>
+        <w:t xml:space="preserve">Trace one record or condition at a time with counters and labelled </w:t>
+      </w:r>
+      <w:r>
+        <w:rPr>
+          <w:b/>
+        </w:rPr>
+        <w:t>column</w:t>
+      </w:r>
+      <w:r>
+        <w:rPr>
+          <w:b w:val="0"/>
+        </w:rPr>
+        <w:t>s. Stretch: introduce a tie, boundary or missing field and declare its handling policy before rerunning.</w:t>
       </w:r>
     </w:p>
     <w:p>
@@ -2574,12 +4696,30 @@
         <w:pStyle w:val="Heading3"/>
       </w:pPr>
       <w:r>
-        <w:t>Support and stretch</w:t>
-      </w:r>
-    </w:p>
-    <w:p>
-      <w:r>
-        <w:t>Trace one record or condition at a time with counters and labelled columns. Stretch: introduce a tie, boundary or missing field and declare its handling policy before rerunning.</w:t>
+        <w:t>Exit reflection</w:t>
+      </w:r>
+    </w:p>
+    <w:p>
+      <w:pPr>
+        <w:spacing w:line="336" w:lineRule="auto" w:after="180"/>
+      </w:pPr>
+      <w:r>
+        <w:rPr>
+          <w:b w:val="0"/>
+        </w:rPr>
+        <w:t xml:space="preserve">Ask for one decision the learner can now justify and one situation requiring more </w:t>
+      </w:r>
+      <w:r>
+        <w:rPr>
+          <w:b/>
+        </w:rPr>
+        <w:t>evidence</w:t>
+      </w:r>
+      <w:r>
+        <w:rPr>
+          <w:b w:val="0"/>
+        </w:rPr>
+        <w:t xml:space="preserve"> or human review. Confidence ratings are separate from correct independent performance.</w:t>
       </w:r>
     </w:p>
     <w:p>
@@ -2587,12 +4727,30 @@
         <w:pStyle w:val="Heading3"/>
       </w:pPr>
       <w:r>
-        <w:t>Exit reflection</w:t>
-      </w:r>
-    </w:p>
-    <w:p>
-      <w:r>
-        <w:t>Ask for one decision the learner can now justify and one situation requiring more evidence or human review. Confidence ratings are separate from correct independent performance.</w:t>
+        <w:t>Bridge to the next week</w:t>
+      </w:r>
+    </w:p>
+    <w:p>
+      <w:pPr>
+        <w:spacing w:line="336" w:lineRule="auto" w:after="180"/>
+      </w:pPr>
+      <w:r>
+        <w:rPr>
+          <w:b w:val="0"/>
+        </w:rPr>
+        <w:t xml:space="preserve">Next: Week 8: Operational Labels. Retrieve today’s </w:t>
+      </w:r>
+      <w:r>
+        <w:rPr>
+          <w:b/>
+        </w:rPr>
+        <w:t>evidence</w:t>
+      </w:r>
+      <w:r>
+        <w:rPr>
+          <w:b w:val="0"/>
+        </w:rPr>
+        <w:t xml:space="preserve"> and identify what carries forward and what is new.</w:t>
       </w:r>
     </w:p>
     <w:p>
@@ -2600,12 +4758,123 @@
         <w:pStyle w:val="Heading3"/>
       </w:pPr>
       <w:r>
-        <w:t>Bridge to the next week</w:t>
-      </w:r>
-    </w:p>
-    <w:p>
-      <w:r>
-        <w:t>Next: Week 8: Operational Labels. Retrieve today’s evidence and identify what carries forward and what is new.</w:t>
+        <w:t>Support and fresh reassessment</w:t>
+      </w:r>
+    </w:p>
+    <w:p>
+      <w:pPr>
+        <w:spacing w:line="336" w:lineRule="auto" w:after="180"/>
+      </w:pPr>
+      <w:r>
+        <w:rPr>
+          <w:b w:val="0"/>
+        </w:rPr>
+        <w:t xml:space="preserve">Use a </w:t>
+      </w:r>
+      <w:r>
+        <w:rPr>
+          <w:b/>
+        </w:rPr>
+        <w:t>schema</w:t>
+      </w:r>
+      <w:r>
+        <w:rPr>
+          <w:b w:val="0"/>
+        </w:rPr>
+        <w:t xml:space="preserve"> card beside each record. Extension: explain how allowing decimal durations would change both </w:t>
+      </w:r>
+      <w:r>
+        <w:rPr>
+          <w:b/>
+        </w:rPr>
+        <w:t>type</w:t>
+      </w:r>
+      <w:r>
+        <w:rPr>
+          <w:b w:val="0"/>
+        </w:rPr>
+        <w:t xml:space="preserve"> and rounding rules.</w:t>
+      </w:r>
+    </w:p>
+    <w:p>
+      <w:pPr>
+        <w:spacing w:line="336" w:lineRule="auto" w:after="180"/>
+      </w:pPr>
+      <w:r>
+        <w:rPr>
+          <w:b w:val="0"/>
+        </w:rPr>
+        <w:t xml:space="preserve">Independent W4 </w:t>
+      </w:r>
+      <w:r>
+        <w:rPr>
+          <w:b/>
+        </w:rPr>
+        <w:t>evidence</w:t>
+      </w:r>
+      <w:r>
+        <w:rPr>
+          <w:b w:val="0"/>
+        </w:rPr>
+        <w:t xml:space="preserve">: Examples: A/0 and B/40 valid; empty label/5 invalid label; C/41 invalid range. Text "5" also fails the count </w:t>
+      </w:r>
+      <w:r>
+        <w:rPr>
+          <w:b/>
+        </w:rPr>
+        <w:t>type</w:t>
+      </w:r>
+      <w:r>
+        <w:rPr>
+          <w:b w:val="0"/>
+        </w:rPr>
+        <w:t xml:space="preserve">. Accept alternatives meeting the </w:t>
+      </w:r>
+      <w:r>
+        <w:rPr>
+          <w:b/>
+        </w:rPr>
+        <w:t>written rule</w:t>
+      </w:r>
+      <w:r>
+        <w:rPr>
+          <w:b w:val="0"/>
+        </w:rPr>
+        <w:t>s.</w:t>
+      </w:r>
+    </w:p>
+    <w:p>
+      <w:pPr>
+        <w:spacing w:line="336" w:lineRule="auto" w:after="180"/>
+      </w:pPr>
+      <w:r>
+        <w:rPr>
+          <w:b w:val="0"/>
+        </w:rPr>
+        <w:t>Record whether the learner needed no help, a hint or explanation. Fresh retry: define a tray label and integer count 0 through 20. Require tests at 0, 20, -1 and 21 and a text count.</w:t>
+      </w:r>
+    </w:p>
+    <w:p>
+      <w:pPr>
+        <w:spacing w:line="336" w:lineRule="auto" w:after="180"/>
+      </w:pPr>
+      <w:r>
+        <w:rPr>
+          <w:b w:val="0"/>
+        </w:rPr>
+        <w:t xml:space="preserve">Next week: Missing values and validation. Reuse this week's explicit contracts and </w:t>
+      </w:r>
+      <w:r>
+        <w:rPr>
+          <w:b/>
+        </w:rPr>
+        <w:t>evidence</w:t>
+      </w:r>
+      <w:r>
+        <w:rPr>
+          <w:b w:val="0"/>
+        </w:rPr>
+        <w:t>.</w:t>
       </w:r>
     </w:p>
     <w:p>
@@ -2613,40 +4882,40 @@
         <w:pStyle w:val="Heading3"/>
       </w:pPr>
       <w:r>
-        <w:t>Support and fresh reassessment</w:t>
-      </w:r>
-    </w:p>
-    <w:p>
-      <w:r>
-        <w:t>Use a schema card beside each record. Extension: explain how allowing decimal durations would change both type and rounding rules.</w:t>
-      </w:r>
-    </w:p>
-    <w:p>
-      <w:r>
-        <w:t>Independent W4 evidence: Examples: A/0 and B/40 valid; empty label/5 invalid label; C/41 invalid range. Text "5" also fails the count type. Accept alternatives meeting the written rules. Record whether the learner needed no help, a hint or explanation. Fresh retry: define a tray label and integer count 0 through 20. Require tests at 0, 20, -1 and 21 and a text count.</w:t>
-      </w:r>
-    </w:p>
-    <w:p>
-      <w:r>
-        <w:t>Next week: Missing values and validation. Reuse this week's explicit contracts and evidence.</w:t>
-      </w:r>
-    </w:p>
-    <w:p>
-      <w:pPr>
-        <w:pStyle w:val="Heading3"/>
-      </w:pPr>
-      <w:r>
         <w:t>Plan the delayed return</w:t>
       </w:r>
     </w:p>
     <w:p>
-      <w:r>
+      <w:pPr>
+        <w:spacing w:line="336" w:lineRule="auto" w:after="180"/>
+      </w:pPr>
+      <w:r>
+        <w:rPr>
+          <w:b w:val="0"/>
+        </w:rPr>
         <w:t>Suggested return points in this level: ai-2/8, ai-2/10, ai-2/13. Use actual classroom dates, adjusting for holidays and gaps. One, three and six teaching weeks are scheduling choices, not a claimed optimal spacing.</w:t>
       </w:r>
     </w:p>
     <w:p>
-      <w:r>
-        <w:t>At a delayed check, ask for the idea from memory and a changed application. Compare with the earlier independent response and record support used. For a new level, revisit the previous capstone before checking the new prerequisites.</w:t>
+      <w:pPr>
+        <w:spacing w:line="336" w:lineRule="auto" w:after="180"/>
+      </w:pPr>
+      <w:r>
+        <w:rPr>
+          <w:b w:val="0"/>
+        </w:rPr>
+        <w:t>At a delayed check, ask for the idea from memory and a changed application. Compare with the earlier independent response and record support used.</w:t>
+      </w:r>
+    </w:p>
+    <w:p>
+      <w:pPr>
+        <w:spacing w:line="336" w:lineRule="auto" w:after="180"/>
+      </w:pPr>
+      <w:r>
+        <w:rPr>
+          <w:b w:val="0"/>
+        </w:rPr>
+        <w:t>For a new level, revisit the previous capstone before checking the new prerequisites.</w:t>
       </w:r>
     </w:p>
     <w:tbl>
@@ -2806,8 +5075,26 @@
       </w:tr>
     </w:tbl>
     <w:p>
-      <w:r>
-        <w:t>Use the evidence to choose reteaching or the next step. A completed page, confidence rating or attractive project does not by itself demonstrate understanding.</w:t>
+      <w:pPr>
+        <w:spacing w:line="336" w:lineRule="auto" w:after="180"/>
+      </w:pPr>
+      <w:r>
+        <w:rPr>
+          <w:b w:val="0"/>
+        </w:rPr>
+        <w:t xml:space="preserve">Use the </w:t>
+      </w:r>
+      <w:r>
+        <w:rPr>
+          <w:b/>
+        </w:rPr>
+        <w:t>evidence</w:t>
+      </w:r>
+      <w:r>
+        <w:rPr>
+          <w:b w:val="0"/>
+        </w:rPr>
+        <w:t xml:space="preserve"> to choose reteaching or the next step. A completed page, confidence rating or attractive project does not by itself demonstrate understanding.</w:t>
       </w:r>
     </w:p>
     <w:p>
@@ -2819,8 +5106,26 @@
       </w:r>
     </w:p>
     <w:p>
-      <w:r>
-        <w:t>Publish the recommender’s row schema and validation results before ranking books, preserving repair provenance.</w:t>
+      <w:pPr>
+        <w:spacing w:line="336" w:lineRule="auto" w:after="180"/>
+      </w:pPr>
+      <w:r>
+        <w:rPr>
+          <w:b w:val="0"/>
+        </w:rPr>
+        <w:t xml:space="preserve">Publish the recommender’s row </w:t>
+      </w:r>
+      <w:r>
+        <w:rPr>
+          <w:b/>
+        </w:rPr>
+        <w:t>schema</w:t>
+      </w:r>
+      <w:r>
+        <w:rPr>
+          <w:b w:val="0"/>
+        </w:rPr>
+        <w:t xml:space="preserve"> and validation results before ranking books, preserving repair provenance.</w:t>
       </w:r>
     </w:p>
     <w:p>
@@ -2833,12 +5138,56 @@
     </w:p>
     <w:p>
       <w:r>
-        <w:t>Teaching target: Specify a table schema</w:t>
-      </w:r>
-    </w:p>
-    <w:p>
-      <w:r>
-        <w:t>Prepare the labelled worked-case picture, the matching workbook, fictional input cards and a place for individual responses. No paid AI account is required for the paper reasoning activities.</w:t>
+        <w:t>Use this preparation summary alongside the detailed Rows Columns and Data Types lesson; it is a checklist rather than a replacement for the full sequence.</w:t>
+      </w:r>
+    </w:p>
+    <w:p>
+      <w:pPr>
+        <w:pStyle w:val="Heading3"/>
+      </w:pPr>
+      <w:r>
+        <w:t>Teaching target</w:t>
+      </w:r>
+    </w:p>
+    <w:p>
+      <w:pPr>
+        <w:spacing w:line="336" w:lineRule="auto" w:after="180"/>
+        <w:shd w:fill="EDF7F3"/>
+      </w:pPr>
+      <w:r>
+        <w:rPr>
+          <w:b w:val="0"/>
+        </w:rPr>
+        <w:t xml:space="preserve">Teaching target: Specify a table </w:t>
+      </w:r>
+      <w:r>
+        <w:rPr>
+          <w:b/>
+        </w:rPr>
+        <w:t>schema</w:t>
+      </w:r>
+    </w:p>
+    <w:p>
+      <w:pPr>
+        <w:spacing w:line="336" w:lineRule="auto" w:after="180"/>
+      </w:pPr>
+      <w:r>
+        <w:rPr>
+          <w:b w:val="0"/>
+        </w:rPr>
+        <w:t xml:space="preserve">Prepare the labelled worked-case picture, the matching workbook, fictional </w:t>
+      </w:r>
+      <w:r>
+        <w:rPr>
+          <w:b/>
+        </w:rPr>
+        <w:t>input</w:t>
+      </w:r>
+      <w:r>
+        <w:rPr>
+          <w:b w:val="0"/>
+        </w:rPr>
+        <w:t xml:space="preserve"> cards and a place for individual responses. No paid AI account is required for the paper reasoning activities.</w:t>
       </w:r>
     </w:p>
     <w:tbl>
@@ -2985,37 +5334,285 @@
       </w:tr>
     </w:tbl>
     <w:p>
-      <w:r>
-        <w:t>Before class, solve the supported practice: Classify minutes values 0, 60, -1 and 61 under this schema.</w:t>
-      </w:r>
-    </w:p>
-    <w:p>
-      <w:r>
+      <w:pPr>
+        <w:spacing w:line="336" w:lineRule="auto" w:after="180"/>
+      </w:pPr>
+      <w:r>
+        <w:rPr>
+          <w:b w:val="0"/>
+        </w:rPr>
+        <w:t xml:space="preserve">Before class, solve the supported practice: Classify minutes values 0, 60, -1 and 61 under this </w:t>
+      </w:r>
+      <w:r>
+        <w:rPr>
+          <w:b/>
+        </w:rPr>
+        <w:t>schema</w:t>
+      </w:r>
+      <w:r>
+        <w:rPr>
+          <w:b w:val="0"/>
+        </w:rPr>
+        <w:t>.</w:t>
+      </w:r>
+    </w:p>
+    <w:p>
+      <w:pPr>
+        <w:pStyle w:val="Heading3"/>
+      </w:pPr>
+      <w:r>
+        <w:t>Supported practice answer</w:t>
+      </w:r>
+    </w:p>
+    <w:p>
+      <w:pPr>
+        <w:spacing w:line="336" w:lineRule="auto" w:after="180"/>
+        <w:shd w:fill="F1F6FC"/>
+      </w:pPr>
+      <w:r>
+        <w:rPr>
+          <w:b w:val="0"/>
+        </w:rPr>
         <w:t>Reasoned practice answer: 0 and 60 pass; -1 and 61 fail.</w:t>
       </w:r>
     </w:p>
     <w:p>
-      <w:r>
-        <w:t>Check every learner before discussion: Use the worked case for Rows columns and schemas. Proposed explanation: “A successful run proves the conclusion”. Decide whether this explanation is supported. Point to the step or supplied fact that decides; explain your repair if needed.</w:t>
-      </w:r>
-    </w:p>
-    <w:p>
-      <w:r>
-        <w:t>Misconception repair: A row can satisfy every schema rule and still be a wrong observation. Schema validation checks our stated structure and constraints, not whether someone measured honestly or selected a representative sample.</w:t>
-      </w:r>
-    </w:p>
-    <w:p>
-      <w:r>
-        <w:t>Support: read the exact case aloud, enlarge the labelled picture, supply input cards and model only the first deciding step. Accept a spoken explanation or drawing; retain the reasoning goal.</w:t>
-      </w:r>
-    </w:p>
-    <w:p>
-      <w:r>
-        <w:t>Extension: Change B’s pages from "90" to integer 90 using an approved repair. Require a prediction and a reason before comparing. Expected result: B now satisfies the declared schema. Reason: Its id is nonempty and illustrated is Boolean; the page-type defect is removed.</w:t>
-      </w:r>
-    </w:p>
-    <w:p>
-      <w:r>
+      <w:pPr>
+        <w:spacing w:line="336" w:lineRule="auto" w:after="180"/>
+      </w:pPr>
+      <w:r>
+        <w:rPr>
+          <w:b w:val="0"/>
+        </w:rPr>
+        <w:t xml:space="preserve">Check every learner before discussion: Use the worked case for Rows </w:t>
+      </w:r>
+      <w:r>
+        <w:rPr>
+          <w:b/>
+        </w:rPr>
+        <w:t>column</w:t>
+      </w:r>
+      <w:r>
+        <w:rPr>
+          <w:b w:val="0"/>
+        </w:rPr>
+        <w:t xml:space="preserve">s and </w:t>
+      </w:r>
+      <w:r>
+        <w:rPr>
+          <w:b/>
+        </w:rPr>
+        <w:t>schema</w:t>
+      </w:r>
+      <w:r>
+        <w:rPr>
+          <w:b w:val="0"/>
+        </w:rPr>
+        <w:t>s. Proposed explanation: “A successful run proves the conclusion”. Decide whether this explanation is supported.</w:t>
+      </w:r>
+    </w:p>
+    <w:p>
+      <w:pPr>
+        <w:spacing w:line="336" w:lineRule="auto" w:after="180"/>
+      </w:pPr>
+      <w:r>
+        <w:rPr>
+          <w:b w:val="0"/>
+        </w:rPr>
+        <w:t>Point to the step or supplied fact that decides; explain your repair if needed.</w:t>
+      </w:r>
+    </w:p>
+    <w:p>
+      <w:pPr>
+        <w:pStyle w:val="Heading3"/>
+      </w:pPr>
+      <w:r>
+        <w:t>Repair the misconception</w:t>
+      </w:r>
+    </w:p>
+    <w:p>
+      <w:pPr>
+        <w:spacing w:line="336" w:lineRule="auto" w:after="180"/>
+        <w:shd w:fill="FFF5E6"/>
+      </w:pPr>
+      <w:r>
+        <w:rPr>
+          <w:b w:val="0"/>
+        </w:rPr>
+        <w:t xml:space="preserve">Misconception repair: A row can satisfy every </w:t>
+      </w:r>
+      <w:r>
+        <w:rPr>
+          <w:b/>
+        </w:rPr>
+        <w:t>schema</w:t>
+      </w:r>
+      <w:r>
+        <w:rPr>
+          <w:b w:val="0"/>
+        </w:rPr>
+        <w:t xml:space="preserve"> rule and still be a wrong </w:t>
+      </w:r>
+      <w:r>
+        <w:rPr>
+          <w:b/>
+        </w:rPr>
+        <w:t>observation</w:t>
+      </w:r>
+      <w:r>
+        <w:rPr>
+          <w:b w:val="0"/>
+        </w:rPr>
+        <w:t>.</w:t>
+      </w:r>
+    </w:p>
+    <w:p>
+      <w:pPr>
+        <w:spacing w:line="336" w:lineRule="auto" w:after="180"/>
+        <w:shd w:fill="FFF5E6"/>
+      </w:pPr>
+      <w:r>
+        <w:rPr>
+          <w:b/>
+        </w:rPr>
+        <w:t>Schema</w:t>
+      </w:r>
+      <w:r>
+        <w:rPr>
+          <w:b w:val="0"/>
+        </w:rPr>
+        <w:t xml:space="preserve"> validation checks our stated structure and </w:t>
+      </w:r>
+      <w:r>
+        <w:rPr>
+          <w:b/>
+        </w:rPr>
+        <w:t>constraint</w:t>
+      </w:r>
+      <w:r>
+        <w:rPr>
+          <w:b w:val="0"/>
+        </w:rPr>
+        <w:t>s, not whether someone measured honestly or selected a representative sample.</w:t>
+      </w:r>
+    </w:p>
+    <w:p>
+      <w:pPr>
+        <w:pStyle w:val="Heading3"/>
+      </w:pPr>
+      <w:r>
+        <w:t>Support without giving away the answer</w:t>
+      </w:r>
+    </w:p>
+    <w:p>
+      <w:pPr>
+        <w:spacing w:line="336" w:lineRule="auto" w:after="180"/>
+        <w:shd w:fill="F1F6F8"/>
+      </w:pPr>
+      <w:r>
+        <w:rPr>
+          <w:b w:val="0"/>
+        </w:rPr>
+        <w:t xml:space="preserve">Support: read the exact case aloud, enlarge the labelled picture, supply </w:t>
+      </w:r>
+      <w:r>
+        <w:rPr>
+          <w:b/>
+        </w:rPr>
+        <w:t>input</w:t>
+      </w:r>
+      <w:r>
+        <w:rPr>
+          <w:b w:val="0"/>
+        </w:rPr>
+        <w:t xml:space="preserve"> cards and model only the first deciding step. Accept a spoken explanation or drawing; retain the reasoning goal.</w:t>
+      </w:r>
+    </w:p>
+    <w:p>
+      <w:pPr>
+        <w:pStyle w:val="Heading3"/>
+      </w:pPr>
+      <w:r>
+        <w:t>Extend the reasoning</w:t>
+      </w:r>
+    </w:p>
+    <w:p>
+      <w:pPr>
+        <w:spacing w:line="336" w:lineRule="auto" w:after="180"/>
+        <w:shd w:fill="F5F1FB"/>
+      </w:pPr>
+      <w:r>
+        <w:rPr>
+          <w:b w:val="0"/>
+        </w:rPr>
+        <w:t xml:space="preserve">Extension: Change B’s pages from "90" to integer 90 using an approved repair. Require a </w:t>
+      </w:r>
+      <w:r>
+        <w:rPr>
+          <w:b/>
+        </w:rPr>
+        <w:t>prediction</w:t>
+      </w:r>
+      <w:r>
+        <w:rPr>
+          <w:b w:val="0"/>
+        </w:rPr>
+        <w:t xml:space="preserve"> and a reason before comparing. Expected result: B now satisfies the declared </w:t>
+      </w:r>
+      <w:r>
+        <w:rPr>
+          <w:b/>
+        </w:rPr>
+        <w:t>schema</w:t>
+      </w:r>
+      <w:r>
+        <w:rPr>
+          <w:b w:val="0"/>
+        </w:rPr>
+        <w:t>.</w:t>
+      </w:r>
+    </w:p>
+    <w:p>
+      <w:pPr>
+        <w:spacing w:line="336" w:lineRule="auto" w:after="180"/>
+        <w:shd w:fill="F5F1FB"/>
+      </w:pPr>
+      <w:r>
+        <w:rPr>
+          <w:b w:val="0"/>
+        </w:rPr>
+        <w:t>Reason: Its id is nonempty and illustrated is Boolean; the page-</w:t>
+      </w:r>
+      <w:r>
+        <w:rPr>
+          <w:b/>
+        </w:rPr>
+        <w:t>type</w:t>
+      </w:r>
+      <w:r>
+        <w:rPr>
+          <w:b w:val="0"/>
+        </w:rPr>
+        <w:t xml:space="preserve"> defect is removed.</w:t>
+      </w:r>
+    </w:p>
+    <w:p>
+      <w:pPr>
+        <w:pStyle w:val="Heading3"/>
+      </w:pPr>
+      <w:r>
+        <w:t>Protect the independent attempt</w:t>
+      </w:r>
+    </w:p>
+    <w:p>
+      <w:pPr>
+        <w:spacing w:line="336" w:lineRule="auto" w:after="180"/>
+        <w:shd w:fill="FFF5E6"/>
+      </w:pPr>
+      <w:r>
+        <w:rPr>
+          <w:b w:val="0"/>
+        </w:rPr>
         <w:t>Independent assessment: withhold the reserved answer until the learner has attempted the new case. Record support separately from correctness.</w:t>
       </w:r>
     </w:p>
@@ -3204,13 +5801,70 @@
       </w:tr>
     </w:tbl>
     <w:p>
-      <w:r>
-        <w:t>Project checkpoint: Make a transparent first version. Keep a trace of how one input becomes an output; explain the rule or learned component.</w:t>
-      </w:r>
-    </w:p>
-    <w:p>
-      <w:r>
-        <w:t>Use the weekly teacher answer for topic-specific reasoning. A saved progress tick is an activity record; judge mastery from the learner’s explanation and evidence.</w:t>
+      <w:pPr>
+        <w:pStyle w:val="Heading3"/>
+      </w:pPr>
+      <w:r>
+        <w:t>Project checkpoint</w:t>
+      </w:r>
+    </w:p>
+    <w:p>
+      <w:pPr>
+        <w:spacing w:line="336" w:lineRule="auto" w:after="180"/>
+        <w:shd w:fill="EDF7F3"/>
+      </w:pPr>
+      <w:r>
+        <w:rPr>
+          <w:b w:val="0"/>
+        </w:rPr>
+        <w:t xml:space="preserve">Project checkpoint: Make a transparent first version. Keep a trace of how one </w:t>
+      </w:r>
+      <w:r>
+        <w:rPr>
+          <w:b/>
+        </w:rPr>
+        <w:t>input</w:t>
+      </w:r>
+      <w:r>
+        <w:rPr>
+          <w:b w:val="0"/>
+        </w:rPr>
+        <w:t xml:space="preserve"> becomes an </w:t>
+      </w:r>
+      <w:r>
+        <w:rPr>
+          <w:b/>
+        </w:rPr>
+        <w:t>output</w:t>
+      </w:r>
+      <w:r>
+        <w:rPr>
+          <w:b w:val="0"/>
+        </w:rPr>
+        <w:t>; explain the rule or learned component.</w:t>
+      </w:r>
+    </w:p>
+    <w:p>
+      <w:pPr>
+        <w:spacing w:line="336" w:lineRule="auto" w:after="180"/>
+      </w:pPr>
+      <w:r>
+        <w:rPr>
+          <w:b w:val="0"/>
+        </w:rPr>
+        <w:t xml:space="preserve">Use the weekly teacher answer for topic-specific reasoning. A saved progress tick is an activity record; judge mastery from the learner’s explanation and </w:t>
+      </w:r>
+      <w:r>
+        <w:rPr>
+          <w:b/>
+        </w:rPr>
+        <w:t>evidence</w:t>
+      </w:r>
+      <w:r>
+        <w:rPr>
+          <w:b w:val="0"/>
+        </w:rPr>
+        <w:t>.</w:t>
       </w:r>
     </w:p>
     <w:p>
@@ -3223,27 +5877,972 @@
     </w:p>
     <w:p>
       <w:r>
-        <w:t>Use the two formative questions as supported practice, not as independent mastery scores. Discuss the deciding evidence rather than accepting a guessed selection.</w:t>
-      </w:r>
-    </w:p>
-    <w:p>
-      <w:r>
+        <w:t>Use feedback, earlier review and portfolios purposefully. Apply the coding routine only when this lesson has an executable lab.</w:t>
+      </w:r>
+    </w:p>
+    <w:p>
+      <w:pPr>
+        <w:spacing w:line="336" w:lineRule="auto" w:after="180"/>
+      </w:pPr>
+      <w:r>
+        <w:rPr>
+          <w:b w:val="0"/>
+        </w:rPr>
+        <w:t xml:space="preserve">Use the two formative questions as supported practice, not as independent mastery scores. Discuss the deciding </w:t>
+      </w:r>
+      <w:r>
+        <w:rPr>
+          <w:b/>
+        </w:rPr>
+        <w:t>evidence</w:t>
+      </w:r>
+      <w:r>
+        <w:rPr>
+          <w:b w:val="0"/>
+        </w:rPr>
+        <w:t xml:space="preserve"> rather than accepting a guessed selection.</w:t>
+      </w:r>
+    </w:p>
+    <w:p>
+      <w:pPr>
+        <w:spacing w:line="336" w:lineRule="auto" w:after="180"/>
+      </w:pPr>
+      <w:r>
+        <w:rPr>
+          <w:b w:val="0"/>
+        </w:rPr>
         <w:t>The feedback comes from the reviewed public worked case. Do not reveal the separately reserved independent teacher answer until the learner has attempted that case.</w:t>
       </w:r>
     </w:p>
     <w:p>
-      <w:r>
-        <w:t>Ask students to predict before running code. Preserve errors and actual outputs; collect a changed test and an explanation. The branch-boundary and indexing lessons deliberately include failure cases.</w:t>
-      </w:r>
-    </w:p>
-    <w:p>
-      <w:r>
+      <w:pPr>
+        <w:spacing w:line="336" w:lineRule="auto" w:after="180"/>
+      </w:pPr>
+      <w:r>
+        <w:rPr>
+          <w:b w:val="0"/>
+        </w:rPr>
+        <w:t xml:space="preserve">Ask students to predict before running code. Preserve errors and actual </w:t>
+      </w:r>
+      <w:r>
+        <w:rPr>
+          <w:b/>
+        </w:rPr>
+        <w:t>output</w:t>
+      </w:r>
+      <w:r>
+        <w:rPr>
+          <w:b w:val="0"/>
+        </w:rPr>
+        <w:t>s; collect a changed test and an explanation. The branch-boundary and indexing lessons deliberately include failure cases.</w:t>
+      </w:r>
+    </w:p>
+    <w:p>
+      <w:pPr>
+        <w:spacing w:line="336" w:lineRule="auto" w:after="180"/>
+      </w:pPr>
+      <w:r>
+        <w:rPr>
+          <w:b w:val="0"/>
+        </w:rPr>
         <w:t>Use the earlier worked-explanation links to address a specific missing building block, then return to the current question. Adapt this suggestion after observing the learner; it is not an automatic diagnosis.</w:t>
       </w:r>
     </w:p>
     <w:p>
-      <w:r>
-        <w:t>Collect the completed-work portfolio as evidence. Record support separately from correctness, and assess explanation, trace/test and limitations. Progress ticks and quiz selections alone do not establish mastery.</w:t>
+      <w:pPr>
+        <w:spacing w:line="336" w:lineRule="auto" w:after="180"/>
+      </w:pPr>
+      <w:r>
+        <w:rPr>
+          <w:b w:val="0"/>
+        </w:rPr>
+        <w:t xml:space="preserve">Collect the completed-work portfolio as </w:t>
+      </w:r>
+      <w:r>
+        <w:rPr>
+          <w:b/>
+        </w:rPr>
+        <w:t>evidence</w:t>
+      </w:r>
+      <w:r>
+        <w:rPr>
+          <w:b w:val="0"/>
+        </w:rPr>
+        <w:t>. Record support separately from correctness, and assess explanation, trace/test and limitations. Progress ticks and quiz selections alone do not establish mastery.</w:t>
+      </w:r>
+    </w:p>
+    <w:p>
+      <w:pPr>
+        <w:pStyle w:val="Heading1"/>
+      </w:pPr>
+      <w:r>
+        <w:t>09. Visual concept journey</w:t>
+      </w:r>
+    </w:p>
+    <w:p>
+      <w:r>
+        <w:t>Show one Rows Columns and Data Types graphic at a time, request a prediction and discuss its trace before the independent assessment.</w:t>
+      </w:r>
+    </w:p>
+    <w:p>
+      <w:pPr>
+        <w:spacing w:line="336" w:lineRule="auto" w:after="180"/>
+      </w:pPr>
+      <w:r>
+        <w:rPr>
+          <w:b w:val="0"/>
+        </w:rPr>
+        <w:t xml:space="preserve">Use one picture at a time. Hide a worked result before asking for a </w:t>
+      </w:r>
+      <w:r>
+        <w:rPr>
+          <w:b/>
+        </w:rPr>
+        <w:t>prediction</w:t>
+      </w:r>
+      <w:r>
+        <w:rPr>
+          <w:b w:val="0"/>
+        </w:rPr>
+        <w:t>, then reveal it for feedback. These are supported teaching cases; retain the separate independent assessment for a fresh first attempt.</w:t>
+      </w:r>
+    </w:p>
+    <w:p>
+      <w:pPr>
+        <w:pStyle w:val="Heading3"/>
+      </w:pPr>
+      <w:r>
+        <w:t>01. Rows Columns and Data Types: the case</w:t>
+      </w:r>
+    </w:p>
+    <w:p>
+      <w:r>
+        <w:drawing>
+          <wp:inline xmlns:a="http://schemas.openxmlformats.org/drawingml/2006/main" xmlns:pic="http://schemas.openxmlformats.org/drawingml/2006/picture">
+            <wp:extent cx="5486400" cy="2990088"/>
+            <wp:docPr id="2" name="Picture 2" descr="A fictional approved book catalogue has three fields per row. Supplied facts: Schema: id is nonempty text; pages is an integer 1–300; illustrated is Boolean True or False. Rows A={id:&quot;B7&quot;,pages:90,illustrated:True}; B={id:&quot;B8&quot;,pages:&quot;90&quot;,illustrated:False}; C={id:&quot;&quot;,pages:80,illustrated:True}."/>
+            <wp:cNvGraphicFramePr>
+              <a:graphicFrameLocks noChangeAspect="1"/>
+            </wp:cNvGraphicFramePr>
+            <a:graphic>
+              <a:graphicData uri="http://schemas.openxmlformats.org/drawingml/2006/picture">
+                <pic:pic>
+                  <pic:nvPicPr>
+                    <pic:cNvPr id="0" name="academy-story-ai-2-7-01.png"/>
+                    <pic:cNvPicPr/>
+                  </pic:nvPicPr>
+                  <pic:blipFill>
+                    <a:blip r:embed="rId10"/>
+                    <a:stretch>
+                      <a:fillRect/>
+                    </a:stretch>
+                  </pic:blipFill>
+                  <pic:spPr>
+                    <a:xfrm>
+                      <a:off x="0" y="0"/>
+                      <a:ext cx="5486400" cy="2990088"/>
+                    </a:xfrm>
+                    <a:prstGeom prst="rect"/>
+                  </pic:spPr>
+                </pic:pic>
+              </a:graphicData>
+            </a:graphic>
+          </wp:inline>
+        </w:drawing>
+      </w:r>
+    </w:p>
+    <w:p>
+      <w:pPr>
+        <w:spacing w:line="336" w:lineRule="auto" w:after="180"/>
+      </w:pPr>
+      <w:r>
+        <w:rPr>
+          <w:b w:val="0"/>
+        </w:rPr>
+        <w:t xml:space="preserve">A fictional approved book catalogue has three fields per row. Supplied facts: </w:t>
+      </w:r>
+      <w:r>
+        <w:rPr>
+          <w:b/>
+        </w:rPr>
+        <w:t>Schema</w:t>
+      </w:r>
+      <w:r>
+        <w:rPr>
+          <w:b w:val="0"/>
+        </w:rPr>
+        <w:t>: id is nonempty text; pages is an integer 1–300; illustrated is Boolean True or False.</w:t>
+      </w:r>
+    </w:p>
+    <w:p>
+      <w:pPr>
+        <w:spacing w:line="336" w:lineRule="auto" w:after="180"/>
+      </w:pPr>
+      <w:r>
+        <w:rPr>
+          <w:b w:val="0"/>
+        </w:rPr>
+        <w:t>Rows A={id:"B7",pages:90,illustrated:True}; B={id:"B8",pages:"90",illustrated:False}; C={id:"",pages:80,illustrated:True}.</w:t>
+      </w:r>
+    </w:p>
+    <w:p>
+      <w:pPr>
+        <w:spacing w:line="336" w:lineRule="auto" w:after="180"/>
+        <w:shd w:fill="F5F1FB"/>
+      </w:pPr>
+      <w:r>
+        <w:rPr>
+          <w:b w:val="0"/>
+        </w:rPr>
+        <w:t>Point to the given fact that matters most. Explain why it matters.</w:t>
+      </w:r>
+    </w:p>
+    <w:p>
+      <w:pPr>
+        <w:pStyle w:val="Heading3"/>
+      </w:pPr>
+      <w:r>
+        <w:t>Discuss while showing the picture</w:t>
+      </w:r>
+    </w:p>
+    <w:p>
+      <w:pPr>
+        <w:spacing w:line="336" w:lineRule="auto" w:after="180"/>
+        <w:shd w:fill="F1F6F8"/>
+      </w:pPr>
+      <w:r>
+        <w:rPr>
+          <w:b w:val="0"/>
+        </w:rPr>
+        <w:t>Teacher prompt: Point to the given fact that matters most. Explain why it matters. Ask learners to describe one label or arrow in ordinary words. Use the adjacent transcript if the image is difficult to see.</w:t>
+      </w:r>
+    </w:p>
+    <w:p>
+      <w:pPr>
+        <w:pStyle w:val="Heading3"/>
+      </w:pPr>
+      <w:r>
+        <w:t>02. Follow the deciding steps</w:t>
+      </w:r>
+    </w:p>
+    <w:p>
+      <w:r>
+        <w:drawing>
+          <wp:inline xmlns:a="http://schemas.openxmlformats.org/drawingml/2006/main" xmlns:pic="http://schemas.openxmlformats.org/drawingml/2006/picture">
+            <wp:extent cx="5486400" cy="4005072"/>
+            <wp:docPr id="3" name="Picture 3" descr="Column contract: Field names identify values; order is not the only guide. → Validate A: B7 is text, 90 is allowed integer, True is Boolean: valid. → Validate B: Quoted &quot;90&quot; is text, so pages fails the integer contract. → Validate C: Empty id fails even though its other two values have allowed types."/>
+            <wp:cNvGraphicFramePr>
+              <a:graphicFrameLocks noChangeAspect="1"/>
+            </wp:cNvGraphicFramePr>
+            <a:graphic>
+              <a:graphicData uri="http://schemas.openxmlformats.org/drawingml/2006/picture">
+                <pic:pic>
+                  <pic:nvPicPr>
+                    <pic:cNvPr id="0" name="academy-story-ai-2-7-02.png"/>
+                    <pic:cNvPicPr/>
+                  </pic:nvPicPr>
+                  <pic:blipFill>
+                    <a:blip r:embed="rId11"/>
+                    <a:stretch>
+                      <a:fillRect/>
+                    </a:stretch>
+                  </pic:blipFill>
+                  <pic:spPr>
+                    <a:xfrm>
+                      <a:off x="0" y="0"/>
+                      <a:ext cx="5486400" cy="4005072"/>
+                    </a:xfrm>
+                    <a:prstGeom prst="rect"/>
+                  </pic:spPr>
+                </pic:pic>
+              </a:graphicData>
+            </a:graphic>
+          </wp:inline>
+        </w:drawing>
+      </w:r>
+    </w:p>
+    <w:p>
+      <w:pPr>
+        <w:spacing w:line="336" w:lineRule="auto" w:after="180"/>
+      </w:pPr>
+      <w:r>
+        <w:rPr>
+          <w:b/>
+        </w:rPr>
+        <w:t>Column</w:t>
+      </w:r>
+      <w:r>
+        <w:rPr>
+          <w:b w:val="0"/>
+        </w:rPr>
+        <w:t xml:space="preserve"> contract: Field names identify values; order is not the only guide. → Validate A: B7 is text, 90 is allowed integer, True is Boolean: valid. → Validate B: Quoted "90" is text, so pages fails the integer contract. → Validate C: Empty id fails even though its other two values have allowed </w:t>
+      </w:r>
+      <w:r>
+        <w:rPr>
+          <w:b/>
+        </w:rPr>
+        <w:t>type</w:t>
+      </w:r>
+      <w:r>
+        <w:rPr>
+          <w:b w:val="0"/>
+        </w:rPr>
+        <w:t>s.</w:t>
+      </w:r>
+    </w:p>
+    <w:p>
+      <w:pPr>
+        <w:spacing w:line="336" w:lineRule="auto" w:after="180"/>
+        <w:shd w:fill="F5F1FB"/>
+      </w:pPr>
+      <w:r>
+        <w:rPr>
+          <w:b w:val="0"/>
+        </w:rPr>
+        <w:t xml:space="preserve">Point to each numbered stage and explain which recorded </w:t>
+      </w:r>
+      <w:r>
+        <w:rPr>
+          <w:b/>
+        </w:rPr>
+        <w:t>input</w:t>
+      </w:r>
+      <w:r>
+        <w:rPr>
+          <w:b w:val="0"/>
+        </w:rPr>
+        <w:t xml:space="preserve"> it uses.</w:t>
+      </w:r>
+    </w:p>
+    <w:p>
+      <w:pPr>
+        <w:pStyle w:val="Heading3"/>
+      </w:pPr>
+      <w:r>
+        <w:t>Discuss while showing the picture</w:t>
+      </w:r>
+    </w:p>
+    <w:p>
+      <w:pPr>
+        <w:spacing w:line="336" w:lineRule="auto" w:after="180"/>
+        <w:shd w:fill="F1F6F8"/>
+      </w:pPr>
+      <w:r>
+        <w:rPr>
+          <w:b w:val="0"/>
+        </w:rPr>
+        <w:t xml:space="preserve">Teacher prompt: Point to each numbered stage and explain which recorded </w:t>
+      </w:r>
+      <w:r>
+        <w:rPr>
+          <w:b/>
+        </w:rPr>
+        <w:t>input</w:t>
+      </w:r>
+      <w:r>
+        <w:rPr>
+          <w:b w:val="0"/>
+        </w:rPr>
+        <w:t xml:space="preserve"> it uses. Ask learners to describe one label or arrow in ordinary words. Use the adjacent transcript if the image is difficult to see.</w:t>
+      </w:r>
+    </w:p>
+    <w:p>
+      <w:pPr>
+        <w:pStyle w:val="Heading3"/>
+      </w:pPr>
+      <w:r>
+        <w:t>03. Follow the evidence</w:t>
+      </w:r>
+    </w:p>
+    <w:p>
+      <w:r>
+        <w:drawing>
+          <wp:inline xmlns:a="http://schemas.openxmlformats.org/drawingml/2006/main" xmlns:pic="http://schemas.openxmlformats.org/drawingml/2006/picture">
+            <wp:extent cx="5486400" cy="2834640"/>
+            <wp:docPr id="4" name="Picture 4" descr="Follow the evidence. activity | Nonempty text | Names the session activity. minutes | Integer 0 through 60 | Duration in minutes"/>
+            <wp:cNvGraphicFramePr>
+              <a:graphicFrameLocks noChangeAspect="1"/>
+            </wp:cNvGraphicFramePr>
+            <a:graphic>
+              <a:graphicData uri="http://schemas.openxmlformats.org/drawingml/2006/picture">
+                <pic:pic>
+                  <pic:nvPicPr>
+                    <pic:cNvPr id="0" name="academy-story-ai-2-7-03.png"/>
+                    <pic:cNvPicPr/>
+                  </pic:nvPicPr>
+                  <pic:blipFill>
+                    <a:blip r:embed="rId12"/>
+                    <a:stretch>
+                      <a:fillRect/>
+                    </a:stretch>
+                  </pic:blipFill>
+                  <pic:spPr>
+                    <a:xfrm>
+                      <a:off x="0" y="0"/>
+                      <a:ext cx="5486400" cy="2834640"/>
+                    </a:xfrm>
+                    <a:prstGeom prst="rect"/>
+                  </pic:spPr>
+                </pic:pic>
+              </a:graphicData>
+            </a:graphic>
+          </wp:inline>
+        </w:drawing>
+      </w:r>
+    </w:p>
+    <w:p>
+      <w:pPr>
+        <w:spacing w:line="336" w:lineRule="auto" w:after="180"/>
+      </w:pPr>
+      <w:r>
+        <w:rPr>
+          <w:b w:val="0"/>
+        </w:rPr>
+        <w:t xml:space="preserve">Follow the </w:t>
+      </w:r>
+      <w:r>
+        <w:rPr>
+          <w:b/>
+        </w:rPr>
+        <w:t>evidence</w:t>
+      </w:r>
+      <w:r>
+        <w:rPr>
+          <w:b w:val="0"/>
+        </w:rPr>
+        <w:t>. activity | Nonempty text | Names the session activity. minutes | Integer 0 through 60 | Duration in minutes</w:t>
+      </w:r>
+    </w:p>
+    <w:p>
+      <w:pPr>
+        <w:spacing w:line="336" w:lineRule="auto" w:after="180"/>
+        <w:shd w:fill="F5F1FB"/>
+      </w:pPr>
+      <w:r>
+        <w:rPr>
+          <w:b w:val="0"/>
+        </w:rPr>
+        <w:t>Read the labels and values. Explain the relationship the model shows.</w:t>
+      </w:r>
+    </w:p>
+    <w:p>
+      <w:pPr>
+        <w:pStyle w:val="Heading3"/>
+      </w:pPr>
+      <w:r>
+        <w:t>Discuss while showing the picture</w:t>
+      </w:r>
+    </w:p>
+    <w:p>
+      <w:pPr>
+        <w:spacing w:line="336" w:lineRule="auto" w:after="180"/>
+        <w:shd w:fill="F1F6F8"/>
+      </w:pPr>
+      <w:r>
+        <w:rPr>
+          <w:b w:val="0"/>
+        </w:rPr>
+        <w:t>Teacher prompt: Read the labels and values. Explain the relationship the model shows. Ask learners to describe one label or arrow in ordinary words. Use the adjacent transcript if the image is difficult to see.</w:t>
+      </w:r>
+    </w:p>
+    <w:p>
+      <w:pPr>
+        <w:pStyle w:val="Heading3"/>
+      </w:pPr>
+      <w:r>
+        <w:t>04. Change one thing. Trace what follows.</w:t>
+      </w:r>
+    </w:p>
+    <w:p>
+      <w:r>
+        <w:drawing>
+          <wp:inline xmlns:a="http://schemas.openxmlformats.org/drawingml/2006/main" xmlns:pic="http://schemas.openxmlformats.org/drawingml/2006/picture">
+            <wp:extent cx="5486400" cy="3026664"/>
+            <wp:docPr id="5" name="Picture 5" descr="Original case: Empty id fails even though its other two values have allowed types. Changed condition: Change B’s pages from &quot;90&quot; to integer 90 using an approved repair. Expected result: B now satisfies the declared schema. Reason: Its id is nonempty and illustrated is Boolean; the page-type defect is removed."/>
+            <wp:cNvGraphicFramePr>
+              <a:graphicFrameLocks noChangeAspect="1"/>
+            </wp:cNvGraphicFramePr>
+            <a:graphic>
+              <a:graphicData uri="http://schemas.openxmlformats.org/drawingml/2006/picture">
+                <pic:pic>
+                  <pic:nvPicPr>
+                    <pic:cNvPr id="0" name="academy-story-ai-2-7-04.png"/>
+                    <pic:cNvPicPr/>
+                  </pic:nvPicPr>
+                  <pic:blipFill>
+                    <a:blip r:embed="rId13"/>
+                    <a:stretch>
+                      <a:fillRect/>
+                    </a:stretch>
+                  </pic:blipFill>
+                  <pic:spPr>
+                    <a:xfrm>
+                      <a:off x="0" y="0"/>
+                      <a:ext cx="5486400" cy="3026664"/>
+                    </a:xfrm>
+                    <a:prstGeom prst="rect"/>
+                  </pic:spPr>
+                </pic:pic>
+              </a:graphicData>
+            </a:graphic>
+          </wp:inline>
+        </w:drawing>
+      </w:r>
+    </w:p>
+    <w:p>
+      <w:pPr>
+        <w:spacing w:line="336" w:lineRule="auto" w:after="180"/>
+      </w:pPr>
+      <w:r>
+        <w:rPr>
+          <w:b w:val="0"/>
+        </w:rPr>
+        <w:t xml:space="preserve">Original case: Empty id fails even though its other two values have allowed </w:t>
+      </w:r>
+      <w:r>
+        <w:rPr>
+          <w:b/>
+        </w:rPr>
+        <w:t>type</w:t>
+      </w:r>
+      <w:r>
+        <w:rPr>
+          <w:b w:val="0"/>
+        </w:rPr>
+        <w:t xml:space="preserve">s. Changed condition: Change B’s pages from "90" to integer 90 using an approved repair. Expected result: B now satisfies the declared </w:t>
+      </w:r>
+      <w:r>
+        <w:rPr>
+          <w:b/>
+        </w:rPr>
+        <w:t>schema</w:t>
+      </w:r>
+      <w:r>
+        <w:rPr>
+          <w:b w:val="0"/>
+        </w:rPr>
+        <w:t>.</w:t>
+      </w:r>
+    </w:p>
+    <w:p>
+      <w:pPr>
+        <w:spacing w:line="336" w:lineRule="auto" w:after="180"/>
+      </w:pPr>
+      <w:r>
+        <w:rPr>
+          <w:b w:val="0"/>
+        </w:rPr>
+        <w:t>Reason: Its id is nonempty and illustrated is Boolean; the page-</w:t>
+      </w:r>
+      <w:r>
+        <w:rPr>
+          <w:b/>
+        </w:rPr>
+        <w:t>type</w:t>
+      </w:r>
+      <w:r>
+        <w:rPr>
+          <w:b w:val="0"/>
+        </w:rPr>
+        <w:t xml:space="preserve"> defect is removed.</w:t>
+      </w:r>
+    </w:p>
+    <w:p>
+      <w:pPr>
+        <w:spacing w:line="336" w:lineRule="auto" w:after="180"/>
+        <w:shd w:fill="F5F1FB"/>
+      </w:pPr>
+      <w:r>
+        <w:rPr>
+          <w:b w:val="0"/>
+        </w:rPr>
+        <w:t>Predict before checking the worked changed-case result. Name what changed and what the supplied facts allow you to conclude.</w:t>
+      </w:r>
+    </w:p>
+    <w:p>
+      <w:pPr>
+        <w:pStyle w:val="Heading3"/>
+      </w:pPr>
+      <w:r>
+        <w:t>Discuss while showing the picture</w:t>
+      </w:r>
+    </w:p>
+    <w:p>
+      <w:pPr>
+        <w:spacing w:line="336" w:lineRule="auto" w:after="180"/>
+        <w:shd w:fill="F1F6F8"/>
+      </w:pPr>
+      <w:r>
+        <w:rPr>
+          <w:b w:val="0"/>
+        </w:rPr>
+        <w:t>Teacher prompt: Predict before checking the worked changed-case result. Name what changed and what the supplied facts allow you to conclude. Ask learners to describe one label or arrow in ordinary words.</w:t>
+      </w:r>
+    </w:p>
+    <w:p>
+      <w:pPr>
+        <w:spacing w:line="336" w:lineRule="auto" w:after="180"/>
+        <w:shd w:fill="F1F6F8"/>
+      </w:pPr>
+      <w:r>
+        <w:rPr>
+          <w:b w:val="0"/>
+        </w:rPr>
+        <w:t>Use the adjacent transcript if the image is difficult to see. Changed-case reasoning: Its id is nonempty and illustrated is Boolean; the page-</w:t>
+      </w:r>
+      <w:r>
+        <w:rPr>
+          <w:b/>
+        </w:rPr>
+        <w:t>type</w:t>
+      </w:r>
+      <w:r>
+        <w:rPr>
+          <w:b w:val="0"/>
+        </w:rPr>
+        <w:t xml:space="preserve"> defect is removed.</w:t>
+      </w:r>
+    </w:p>
+    <w:p>
+      <w:pPr>
+        <w:pStyle w:val="Heading3"/>
+      </w:pPr>
+      <w:r>
+        <w:t>05. Connect the explanation to its limit</w:t>
+      </w:r>
+    </w:p>
+    <w:p>
+      <w:r>
+        <w:drawing>
+          <wp:inline xmlns:a="http://schemas.openxmlformats.org/drawingml/2006/main" xmlns:pic="http://schemas.openxmlformats.org/drawingml/2006/picture">
+            <wp:extent cx="5486400" cy="2834640"/>
+            <wp:docPr id="6" name="Picture 6" descr="A schema makes row meanings and expected types explicit. The string &quot;90&quot; looks like a number when printed but does not meet this strict integer schema. A repair can be authorised later, but must not be assumed silently. Missing or empty identifiers also prevent tracing an item back to its source. Limit: Schema validity does not confirm that the book really has 90 pages or that its metadata is accurate."/>
+            <wp:cNvGraphicFramePr>
+              <a:graphicFrameLocks noChangeAspect="1"/>
+            </wp:cNvGraphicFramePr>
+            <a:graphic>
+              <a:graphicData uri="http://schemas.openxmlformats.org/drawingml/2006/picture">
+                <pic:pic>
+                  <pic:nvPicPr>
+                    <pic:cNvPr id="0" name="academy-story-ai-2-7-05.png"/>
+                    <pic:cNvPicPr/>
+                  </pic:nvPicPr>
+                  <pic:blipFill>
+                    <a:blip r:embed="rId14"/>
+                    <a:stretch>
+                      <a:fillRect/>
+                    </a:stretch>
+                  </pic:blipFill>
+                  <pic:spPr>
+                    <a:xfrm>
+                      <a:off x="0" y="0"/>
+                      <a:ext cx="5486400" cy="2834640"/>
+                    </a:xfrm>
+                    <a:prstGeom prst="rect"/>
+                  </pic:spPr>
+                </pic:pic>
+              </a:graphicData>
+            </a:graphic>
+          </wp:inline>
+        </w:drawing>
+      </w:r>
+    </w:p>
+    <w:p>
+      <w:pPr>
+        <w:spacing w:line="336" w:lineRule="auto" w:after="180"/>
+      </w:pPr>
+      <w:r>
+        <w:rPr>
+          <w:b w:val="0"/>
+        </w:rPr>
+        <w:t xml:space="preserve">A </w:t>
+      </w:r>
+      <w:r>
+        <w:rPr>
+          <w:b/>
+        </w:rPr>
+        <w:t>schema</w:t>
+      </w:r>
+      <w:r>
+        <w:rPr>
+          <w:b w:val="0"/>
+        </w:rPr>
+        <w:t xml:space="preserve"> makes row meanings and expected </w:t>
+      </w:r>
+      <w:r>
+        <w:rPr>
+          <w:b/>
+        </w:rPr>
+        <w:t>type</w:t>
+      </w:r>
+      <w:r>
+        <w:rPr>
+          <w:b w:val="0"/>
+        </w:rPr>
+        <w:t xml:space="preserve">s explicit. The string "90" looks like a number when printed but does not meet this strict integer </w:t>
+      </w:r>
+      <w:r>
+        <w:rPr>
+          <w:b/>
+        </w:rPr>
+        <w:t>schema</w:t>
+      </w:r>
+      <w:r>
+        <w:rPr>
+          <w:b w:val="0"/>
+        </w:rPr>
+        <w:t>. A repair can be authorised later, but must not be assumed silently.</w:t>
+      </w:r>
+    </w:p>
+    <w:p>
+      <w:pPr>
+        <w:spacing w:line="336" w:lineRule="auto" w:after="180"/>
+      </w:pPr>
+      <w:r>
+        <w:rPr>
+          <w:b w:val="0"/>
+        </w:rPr>
+        <w:t xml:space="preserve">Missing or empty identifiers also prevent tracing an item back to its source. Limit: </w:t>
+      </w:r>
+      <w:r>
+        <w:rPr>
+          <w:b/>
+        </w:rPr>
+        <w:t>Schema</w:t>
+      </w:r>
+      <w:r>
+        <w:rPr>
+          <w:b w:val="0"/>
+        </w:rPr>
+        <w:t xml:space="preserve"> validity does not confirm that the book really has 90 pages or that its metadata is accurate.</w:t>
+      </w:r>
+    </w:p>
+    <w:p>
+      <w:pPr>
+        <w:spacing w:line="336" w:lineRule="auto" w:after="180"/>
+        <w:shd w:fill="F5F1FB"/>
+      </w:pPr>
+      <w:r>
+        <w:rPr>
+          <w:b w:val="0"/>
+        </w:rPr>
+        <w:t>Explain the case, then point to a limit on the claim.</w:t>
+      </w:r>
+    </w:p>
+    <w:p>
+      <w:pPr>
+        <w:pStyle w:val="Heading3"/>
+      </w:pPr>
+      <w:r>
+        <w:t>Discuss while showing the picture</w:t>
+      </w:r>
+    </w:p>
+    <w:p>
+      <w:pPr>
+        <w:spacing w:line="336" w:lineRule="auto" w:after="180"/>
+        <w:shd w:fill="F1F6F8"/>
+      </w:pPr>
+      <w:r>
+        <w:rPr>
+          <w:b w:val="0"/>
+        </w:rPr>
+        <w:t>Teacher prompt: Explain the case, then point to a limit on the claim. Ask learners to describe one label or arrow in ordinary words. Use the adjacent transcript if the image is difficult to see.</w:t>
+      </w:r>
+    </w:p>
+    <w:p>
+      <w:pPr>
+        <w:spacing w:line="336" w:lineRule="auto" w:after="180"/>
+        <w:shd w:fill="F1F6F8"/>
+      </w:pPr>
+      <w:r>
+        <w:rPr>
+          <w:b w:val="0"/>
+        </w:rPr>
+        <w:t xml:space="preserve">Keep the stated scope: </w:t>
+      </w:r>
+      <w:r>
+        <w:rPr>
+          <w:b/>
+        </w:rPr>
+        <w:t>Schema</w:t>
+      </w:r>
+      <w:r>
+        <w:rPr>
+          <w:b w:val="0"/>
+        </w:rPr>
+        <w:t xml:space="preserve"> validity does not confirm that the book really has 90 pages or that its metadata is accurate.</w:t>
+      </w:r>
+    </w:p>
+    <w:p>
+      <w:pPr>
+        <w:pStyle w:val="Heading3"/>
+      </w:pPr>
+      <w:r>
+        <w:t>06. Make the idea visible in your project</w:t>
+      </w:r>
+    </w:p>
+    <w:p>
+      <w:r>
+        <w:drawing>
+          <wp:inline xmlns:a="http://schemas.openxmlformats.org/drawingml/2006/main" xmlns:pic="http://schemas.openxmlformats.org/drawingml/2006/picture">
+            <wp:extent cx="5486400" cy="3380232"/>
+            <wp:docPr id="7" name="Picture 7" descr="Publish the recommender’s row schema and validation results before ranking books, preserving repair provenance. Draw your input, deciding step, result and limit. Supported question: Which two rows originally fail, and do they fail for the same reason?"/>
+            <wp:cNvGraphicFramePr>
+              <a:graphicFrameLocks noChangeAspect="1"/>
+            </wp:cNvGraphicFramePr>
+            <a:graphic>
+              <a:graphicData uri="http://schemas.openxmlformats.org/drawingml/2006/picture">
+                <pic:pic>
+                  <pic:nvPicPr>
+                    <pic:cNvPr id="0" name="academy-story-ai-2-7-06.png"/>
+                    <pic:cNvPicPr/>
+                  </pic:nvPicPr>
+                  <pic:blipFill>
+                    <a:blip r:embed="rId15"/>
+                    <a:stretch>
+                      <a:fillRect/>
+                    </a:stretch>
+                  </pic:blipFill>
+                  <pic:spPr>
+                    <a:xfrm>
+                      <a:off x="0" y="0"/>
+                      <a:ext cx="5486400" cy="3380232"/>
+                    </a:xfrm>
+                    <a:prstGeom prst="rect"/>
+                  </pic:spPr>
+                </pic:pic>
+              </a:graphicData>
+            </a:graphic>
+          </wp:inline>
+        </w:drawing>
+      </w:r>
+    </w:p>
+    <w:p>
+      <w:pPr>
+        <w:spacing w:line="336" w:lineRule="auto" w:after="180"/>
+        <w:shd w:fill="F5F1FB"/>
+      </w:pPr>
+      <w:r>
+        <w:rPr>
+          <w:b w:val="0"/>
+        </w:rPr>
+        <w:t xml:space="preserve">Publish the recommender’s row </w:t>
+      </w:r>
+      <w:r>
+        <w:rPr>
+          <w:b/>
+        </w:rPr>
+        <w:t>schema</w:t>
+      </w:r>
+      <w:r>
+        <w:rPr>
+          <w:b w:val="0"/>
+        </w:rPr>
+        <w:t xml:space="preserve"> and validation results before ranking books, preserving repair provenance. Draw your </w:t>
+      </w:r>
+      <w:r>
+        <w:rPr>
+          <w:b/>
+        </w:rPr>
+        <w:t>input</w:t>
+      </w:r>
+      <w:r>
+        <w:rPr>
+          <w:b w:val="0"/>
+        </w:rPr>
+        <w:t>, deciding step, result and limit.</w:t>
+      </w:r>
+    </w:p>
+    <w:p>
+      <w:pPr>
+        <w:spacing w:line="336" w:lineRule="auto" w:after="180"/>
+        <w:shd w:fill="F5F1FB"/>
+      </w:pPr>
+      <w:r>
+        <w:rPr>
+          <w:b w:val="0"/>
+        </w:rPr>
+        <w:t>Supported question: Which two rows originally fail, and do they fail for the same reason?</w:t>
+      </w:r>
+    </w:p>
+    <w:p>
+      <w:pPr>
+        <w:spacing w:line="336" w:lineRule="auto" w:after="180"/>
+        <w:shd w:fill="F5F1FB"/>
+      </w:pPr>
+      <w:r>
+        <w:rPr>
+          <w:b w:val="0"/>
+        </w:rPr>
+        <w:t xml:space="preserve">Draw your project trace and justify the deciding step using </w:t>
+      </w:r>
+      <w:r>
+        <w:rPr>
+          <w:b/>
+        </w:rPr>
+        <w:t>evidence</w:t>
+      </w:r>
+      <w:r>
+        <w:rPr>
+          <w:b w:val="0"/>
+        </w:rPr>
+        <w:t>.</w:t>
+      </w:r>
+    </w:p>
+    <w:p>
+      <w:pPr>
+        <w:pStyle w:val="Heading3"/>
+      </w:pPr>
+      <w:r>
+        <w:t>Discuss while showing the picture</w:t>
+      </w:r>
+    </w:p>
+    <w:p>
+      <w:pPr>
+        <w:spacing w:line="336" w:lineRule="auto" w:after="180"/>
+        <w:shd w:fill="F1F6F8"/>
+      </w:pPr>
+      <w:r>
+        <w:rPr>
+          <w:b w:val="0"/>
+        </w:rPr>
+        <w:t xml:space="preserve">Teacher prompt: Draw your project trace and justify the deciding step using </w:t>
+      </w:r>
+      <w:r>
+        <w:rPr>
+          <w:b/>
+        </w:rPr>
+        <w:t>evidence</w:t>
+      </w:r>
+      <w:r>
+        <w:rPr>
+          <w:b w:val="0"/>
+        </w:rPr>
+        <w:t>. Ask learners to describe one label or arrow in ordinary words. Use the adjacent transcript if the image is difficult to see.</w:t>
+      </w:r>
+    </w:p>
+    <w:p>
+      <w:pPr>
+        <w:spacing w:line="336" w:lineRule="auto" w:after="180"/>
+        <w:shd w:fill="F1F6F8"/>
+      </w:pPr>
+      <w:r>
+        <w:rPr>
+          <w:b w:val="0"/>
+        </w:rPr>
+        <w:t xml:space="preserve">Supported practice key: B fails pages </w:t>
+      </w:r>
+      <w:r>
+        <w:rPr>
+          <w:b/>
+        </w:rPr>
+        <w:t>type</w:t>
+      </w:r>
+      <w:r>
+        <w:rPr>
+          <w:b w:val="0"/>
+        </w:rPr>
+        <w:t>; C fails empty id. A passes all three field checks.</w:t>
       </w:r>
     </w:p>
     <w:sectPr>

--- a/downloads/teacher/ai-2-week-07.docx
+++ b/downloads/teacher/ai-2-week-07.docx
@@ -131,7 +131,7 @@
           </w:tcPr>
           <w:p>
             <w:r>
-              <w:t>Sections 1–6; record the brief recall in the workbook.</w:t>
+              <w:t>Use Your mission, Notice the evidence, See how it works, Compare the cases, Words that unlock the idea and Follow a worked example; record the brief recall in the workbook.</w:t>
             </w:r>
           </w:p>
         </w:tc>
@@ -163,7 +163,7 @@
           </w:tcPr>
           <w:p>
             <w:r>
-              <w:t>Sections 7–10; use the matching workbook W2 and misconception check.</w:t>
+              <w:t>Use Find and repair a mistake, Practise together, Run the investigation and Build your understanding; use the matching workbook W2 and misconception check.</w:t>
             </w:r>
           </w:p>
         </w:tc>
@@ -195,7 +195,7 @@
           </w:tcPr>
           <w:p>
             <w:r>
-              <w:t>Sections 9 and 11–14. Give extra time to finish the full task set; use Section 15 when the week includes a coding lab.</w:t>
+              <w:t>Use Run the investigation, Connect your project, Show what you know, Study a complete case and Try a new case independently. Allow extra time for the full task set. Use a coding lab only when this week actually provides one; Your lesson route is the planning section.</w:t>
             </w:r>
           </w:p>
         </w:tc>
@@ -5263,7 +5263,7 @@
           </w:tcPr>
           <w:p>
             <w:r>
-              <w:t>Sections 1–6; record the brief recall in the workbook.</w:t>
+              <w:t>Use Your mission, Notice the evidence, See how it works, Compare the cases, Words that unlock the idea and Follow a worked example; record the brief recall in the workbook.</w:t>
             </w:r>
           </w:p>
         </w:tc>
@@ -5295,7 +5295,7 @@
           </w:tcPr>
           <w:p>
             <w:r>
-              <w:t>Sections 7–10; use the matching workbook W2 and misconception check.</w:t>
+              <w:t>Use Find and repair a mistake, Practise together, Run the investigation and Build your understanding; use the matching workbook W2 and misconception check.</w:t>
             </w:r>
           </w:p>
         </w:tc>
@@ -5327,7 +5327,7 @@
           </w:tcPr>
           <w:p>
             <w:r>
-              <w:t>Sections 9 and 11–14. Give extra time to finish the full task set; use Section 15 when the week includes a coding lab.</w:t>
+              <w:t>Use Run the investigation, Connect your project, Show what you know, Study a complete case and Try a new case independently. Allow extra time for the full task set. Use a coding lab only when this week actually provides one; Your lesson route is the planning section.</w:t>
             </w:r>
           </w:p>
         </w:tc>

--- a/downloads/teacher/ai-2-week-07.docx
+++ b/downloads/teacher/ai-2-week-07.docx
@@ -25,20 +25,38 @@
         <w:pStyle w:val="Heading1"/>
       </w:pPr>
       <w:r>
-        <w:t>01. Rows, Columns, and Data Types</w:t>
-      </w:r>
-    </w:p>
-    <w:p>
-      <w:r>
-        <w:t>Prepare Rows Columns and Data Types: check the target, prerequisites, resources and adaptable teaching schedule.</w:t>
-      </w:r>
-    </w:p>
-    <w:p>
-      <w:pPr>
-        <w:pStyle w:val="Heading3"/>
-      </w:pPr>
-      <w:r>
-        <w:t>Teach the learning cycle</w:t>
+        <w:t>Teach schema checks as explicit, inspectable decisions.</w:t>
+      </w:r>
+    </w:p>
+    <w:p>
+      <w:r>
+        <w:t>Model the complete duration script, distinguish the separate catalogue audit and reserve the shelf case for independent work.</w:t>
+      </w:r>
+    </w:p>
+    <w:p>
+      <w:r>
+        <w:t>Predict the deciding check before revealing a result; require source evidence for repairs.</w:t>
+      </w:r>
+    </w:p>
+    <w:p>
+      <w:pPr>
+        <w:pStyle w:val="Heading1"/>
+      </w:pPr>
+      <w:r>
+        <w:t>01. Prepare this connected week</w:t>
+      </w:r>
+    </w:p>
+    <w:p>
+      <w:r>
+        <w:t>Use one main plan and keep practice separate from the independent first attempt.</w:t>
+      </w:r>
+    </w:p>
+    <w:p>
+      <w:pPr>
+        <w:pStyle w:val="Heading2"/>
+      </w:pPr>
+      <w:r>
+        <w:t>Learning goal and precision</w:t>
       </w:r>
     </w:p>
     <w:p>
@@ -56,6 +74,130 @@
           <w:b/>
         </w:rPr>
         <w:t>schema</w:t>
+      </w:r>
+    </w:p>
+    <w:p>
+      <w:pPr>
+        <w:spacing w:line="336" w:lineRule="auto" w:after="180"/>
+      </w:pPr>
+      <w:r>
+        <w:rPr>
+          <w:b w:val="0"/>
+        </w:rPr>
+        <w:t>Teach Week 13 as a two-session investigation using fictional data. A fictional classroom logs the duration of each activity.</w:t>
+      </w:r>
+    </w:p>
+    <w:p>
+      <w:pPr>
+        <w:spacing w:line="336" w:lineRule="auto" w:after="180"/>
+      </w:pPr>
+      <w:r>
+        <w:rPr>
+          <w:b w:val="0"/>
+        </w:rPr>
+        <w:t xml:space="preserve">Before comparing durations, define a </w:t>
+      </w:r>
+      <w:r>
+        <w:rPr>
+          <w:b/>
+        </w:rPr>
+        <w:t>schema</w:t>
+      </w:r>
+      <w:r>
+        <w:rPr>
+          <w:b w:val="0"/>
+        </w:rPr>
+        <w:t>: activity is nonempty text, minutes is an integer from 0 through 60, and each row describes one activity session. These decisions make data interpretable.</w:t>
+      </w:r>
+    </w:p>
+    <w:p>
+      <w:pPr>
+        <w:spacing w:line="336" w:lineRule="auto" w:after="180"/>
+      </w:pPr>
+      <w:r>
+        <w:rPr>
+          <w:b w:val="0"/>
+        </w:rPr>
+        <w:t>Assess the three stated outcomes through the independent task, not by copying the worked result.</w:t>
+      </w:r>
+    </w:p>
+    <w:p>
+      <w:pPr>
+        <w:spacing w:line="336" w:lineRule="auto" w:after="180"/>
+      </w:pPr>
+      <w:r>
+        <w:rPr>
+          <w:b w:val="0"/>
+        </w:rPr>
+        <w:t xml:space="preserve">By the end, I can read a table </w:t>
+      </w:r>
+      <w:r>
+        <w:rPr>
+          <w:b/>
+        </w:rPr>
+        <w:t>schema</w:t>
+      </w:r>
+      <w:r>
+        <w:rPr>
+          <w:b w:val="0"/>
+        </w:rPr>
+        <w:t xml:space="preserve"> and distinguish a numeric value from its text representation.</w:t>
+      </w:r>
+    </w:p>
+    <w:p>
+      <w:pPr>
+        <w:pStyle w:val="Heading2"/>
+      </w:pPr>
+      <w:r>
+        <w:t>What to prepare</w:t>
+      </w:r>
+    </w:p>
+    <w:p>
+      <w:pPr>
+        <w:pStyle w:val="ListBullet"/>
+      </w:pPr>
+      <w:r>
+        <w:t>Use the supplied scenario, student illustrations and blank paper. For numeric work, offer counters or a calculator after learners show the setup. Fictional records are supplied; personal data and paid accounts are unnecessary.</w:t>
+      </w:r>
+    </w:p>
+    <w:p>
+      <w:pPr>
+        <w:pStyle w:val="ListBullet"/>
+      </w:pPr>
+      <w:r>
+        <w:t>Case exposure check: this source example appears in ai-2/7, ai-4/4. Reuse a familiar case for recall or modelling; verify that the case used to assess transfer has not already received feedback.</w:t>
+      </w:r>
+    </w:p>
+    <w:p>
+      <w:pPr>
+        <w:pStyle w:val="ListBullet"/>
+      </w:pPr>
+      <w:r>
+        <w:t>Python 3 editor with a fresh local practice file</w:t>
+      </w:r>
+    </w:p>
+    <w:p>
+      <w:pPr>
+        <w:pStyle w:val="ListBullet"/>
+      </w:pPr>
+      <w:r>
+        <w:t>Paper trace table and the student workbook</w:t>
+      </w:r>
+    </w:p>
+    <w:p>
+      <w:pPr>
+        <w:pStyle w:val="ListBullet"/>
+      </w:pPr>
+      <w:r>
+        <w:t>Fictional input records from this lesson; no real student identifiers</w:t>
+      </w:r>
+    </w:p>
+    <w:p>
+      <w:pPr>
+        <w:pStyle w:val="Heading2"/>
+      </w:pPr>
+      <w:r>
+        <w:t>Main teaching plan</w:t>
       </w:r>
     </w:p>
     <w:tbl>
@@ -237,13 +379,151 @@
     </w:p>
     <w:p>
       <w:pPr>
+        <w:pStyle w:val="Heading2"/>
+      </w:pPr>
+      <w:r>
+        <w:t>Opening retrieval and readiness</w:t>
+      </w:r>
+    </w:p>
+    <w:p>
+      <w:pPr>
         <w:spacing w:line="336" w:lineRule="auto" w:after="180"/>
       </w:pPr>
       <w:r>
         <w:rPr>
           <w:b w:val="0"/>
         </w:rPr>
-        <w:t>Case exposure check: this source example appears in ai-2/7, ai-4/4. Reuse a familiar case for recall or modelling; verify that the case used to assess transfer has not already received feedback.</w:t>
+        <w:t>Without opening the old lesson, explain one key idea from Debugging Strategies. Give an example and a mistake that the idea helps you avoid.</w:t>
+      </w:r>
+    </w:p>
+    <w:p>
+      <w:pPr>
+        <w:spacing w:line="336" w:lineRule="auto" w:after="180"/>
+      </w:pPr>
+      <w:r>
+        <w:rPr>
+          <w:b w:val="0"/>
+        </w:rPr>
+        <w:t>Look for: Design revealing tests for a function</w:t>
+      </w:r>
+    </w:p>
+    <w:p>
+      <w:pPr>
+        <w:spacing w:line="336" w:lineRule="auto" w:after="180"/>
+      </w:pPr>
+      <w:r>
+        <w:rPr>
+          <w:b w:val="0"/>
+        </w:rPr>
+        <w:t>Reference example, not the only acceptable wording: 4, 0 and 6.</w:t>
+      </w:r>
+    </w:p>
+    <w:p>
+      <w:pPr>
+        <w:spacing w:line="336" w:lineRule="auto" w:after="180"/>
+      </w:pPr>
+      <w:r>
+        <w:rPr>
+          <w:b w:val="0"/>
+        </w:rPr>
+        <w:t>Without opening the old lesson, explain one key idea from Trace Tables. Give an example and a mistake that the idea helps you avoid.</w:t>
+      </w:r>
+    </w:p>
+    <w:p>
+      <w:pPr>
+        <w:spacing w:line="336" w:lineRule="auto" w:after="180"/>
+      </w:pPr>
+      <w:r>
+        <w:rPr>
+          <w:b w:val="0"/>
+        </w:rPr>
+        <w:t>Look for: Trace variable values before and after each loop iteration</w:t>
+      </w:r>
+    </w:p>
+    <w:p>
+      <w:pPr>
+        <w:spacing w:line="336" w:lineRule="auto" w:after="180"/>
+      </w:pPr>
+      <w:r>
+        <w:rPr>
+          <w:b w:val="0"/>
+        </w:rPr>
+        <w:t>Reference example, not the only acceptable wording: 2, 3 and 4; the stop value is excluded. The body runs three times.</w:t>
+      </w:r>
+    </w:p>
+    <w:p>
+      <w:pPr>
+        <w:spacing w:line="336" w:lineRule="auto" w:after="180"/>
+      </w:pPr>
+      <w:r>
+        <w:rPr>
+          <w:b w:val="0"/>
+        </w:rPr>
+        <w:t>Without opening the old lesson, explain one key idea from Precision in Algorithms. Give an example and a mistake that the idea helps you avoid.</w:t>
+      </w:r>
+    </w:p>
+    <w:p>
+      <w:pPr>
+        <w:spacing w:line="336" w:lineRule="auto" w:after="180"/>
+      </w:pPr>
+      <w:r>
+        <w:rPr>
+          <w:b w:val="0"/>
+        </w:rPr>
+        <w:t>Look for: Translate a short paper calculation into a Python script</w:t>
+      </w:r>
+    </w:p>
+    <w:p>
+      <w:pPr>
+        <w:spacing w:line="336" w:lineRule="auto" w:after="180"/>
+      </w:pPr>
+      <w:r>
+        <w:rPr>
+          <w:b w:val="0"/>
+        </w:rPr>
+        <w:t>Reference example, not the only acceptable wording: packs = 4; per_pack = 6; total = packs * per_pack; print(total), each on its own line. The first two bind quantities, the third computes 24 and the fourth displays 24.</w:t>
+      </w:r>
+    </w:p>
+    <w:p>
+      <w:pPr>
+        <w:spacing w:line="336" w:lineRule="auto" w:after="180"/>
+      </w:pPr>
+      <w:r>
+        <w:rPr>
+          <w:b w:val="0"/>
+        </w:rPr>
+        <w:t xml:space="preserve">Assignment alone produces no displayed </w:t>
+      </w:r>
+      <w:r>
+        <w:rPr>
+          <w:b/>
+        </w:rPr>
+        <w:t>output</w:t>
+      </w:r>
+      <w:r>
+        <w:rPr>
+          <w:b w:val="0"/>
+        </w:rPr>
+        <w:t xml:space="preserve"> in this script.</w:t>
+      </w:r>
+    </w:p>
+    <w:p>
+      <w:pPr>
+        <w:spacing w:line="336" w:lineRule="auto" w:after="180"/>
+      </w:pPr>
+      <w:r>
+        <w:rPr>
+          <w:b w:val="0"/>
+        </w:rPr>
+        <w:t>Look up the value associated with the key "used" in that record.</w:t>
+      </w:r>
+    </w:p>
+    <w:p>
+      <w:pPr>
+        <w:pStyle w:val="Heading2"/>
+      </w:pPr>
+      <w:r>
+        <w:t>Earlier wording, alternatives and picture transcripts · reference / check after trying</w:t>
       </w:r>
     </w:p>
     <w:p>
@@ -251,6 +531,14 @@
         <w:pStyle w:val="Heading3"/>
       </w:pPr>
       <w:r>
+        <w:t>Teach the learning cycle</w:t>
+      </w:r>
+    </w:p>
+    <w:p>
+      <w:pPr>
+        <w:pStyle w:val="Heading3"/>
+      </w:pPr>
+      <w:r>
         <w:t>Retrieval answer guidance</w:t>
       </w:r>
     </w:p>
@@ -264,39 +552,6 @@
     </w:p>
     <w:p>
       <w:pPr>
-        <w:spacing w:line="336" w:lineRule="auto" w:after="180"/>
-      </w:pPr>
-      <w:r>
-        <w:rPr>
-          <w:b w:val="0"/>
-        </w:rPr>
-        <w:t>Without opening the old lesson, explain one key idea from Debugging Strategies. Give an example and a mistake that the idea helps you avoid.</w:t>
-      </w:r>
-    </w:p>
-    <w:p>
-      <w:pPr>
-        <w:spacing w:line="336" w:lineRule="auto" w:after="180"/>
-      </w:pPr>
-      <w:r>
-        <w:rPr>
-          <w:b w:val="0"/>
-        </w:rPr>
-        <w:t>Look for: Design revealing tests for a function</w:t>
-      </w:r>
-    </w:p>
-    <w:p>
-      <w:pPr>
-        <w:spacing w:line="336" w:lineRule="auto" w:after="180"/>
-      </w:pPr>
-      <w:r>
-        <w:rPr>
-          <w:b w:val="0"/>
-        </w:rPr>
-        <w:t>Reference example, not the only acceptable wording: 4, 0 and 6.</w:t>
-      </w:r>
-    </w:p>
-    <w:p>
-      <w:pPr>
         <w:pStyle w:val="Heading3"/>
       </w:pPr>
       <w:r>
@@ -305,99 +560,10 @@
     </w:p>
     <w:p>
       <w:pPr>
-        <w:spacing w:line="336" w:lineRule="auto" w:after="180"/>
-      </w:pPr>
-      <w:r>
-        <w:rPr>
-          <w:b w:val="0"/>
-        </w:rPr>
-        <w:t>Without opening the old lesson, explain one key idea from Trace Tables. Give an example and a mistake that the idea helps you avoid.</w:t>
-      </w:r>
-    </w:p>
-    <w:p>
-      <w:pPr>
-        <w:spacing w:line="336" w:lineRule="auto" w:after="180"/>
-      </w:pPr>
-      <w:r>
-        <w:rPr>
-          <w:b w:val="0"/>
-        </w:rPr>
-        <w:t>Look for: Trace variable values before and after each loop iteration</w:t>
-      </w:r>
-    </w:p>
-    <w:p>
-      <w:pPr>
-        <w:spacing w:line="336" w:lineRule="auto" w:after="180"/>
-      </w:pPr>
-      <w:r>
-        <w:rPr>
-          <w:b w:val="0"/>
-        </w:rPr>
-        <w:t>Reference example, not the only acceptable wording: 2, 3 and 4; the stop value is excluded. The body runs three times.</w:t>
-      </w:r>
-    </w:p>
-    <w:p>
-      <w:pPr>
         <w:pStyle w:val="Heading3"/>
       </w:pPr>
       <w:r>
         <w:t>Precision in Algorithms</w:t>
-      </w:r>
-    </w:p>
-    <w:p>
-      <w:pPr>
-        <w:spacing w:line="336" w:lineRule="auto" w:after="180"/>
-      </w:pPr>
-      <w:r>
-        <w:rPr>
-          <w:b w:val="0"/>
-        </w:rPr>
-        <w:t>Without opening the old lesson, explain one key idea from Precision in Algorithms. Give an example and a mistake that the idea helps you avoid.</w:t>
-      </w:r>
-    </w:p>
-    <w:p>
-      <w:pPr>
-        <w:spacing w:line="336" w:lineRule="auto" w:after="180"/>
-      </w:pPr>
-      <w:r>
-        <w:rPr>
-          <w:b w:val="0"/>
-        </w:rPr>
-        <w:t>Look for: Translate a short paper calculation into a Python script</w:t>
-      </w:r>
-    </w:p>
-    <w:p>
-      <w:pPr>
-        <w:spacing w:line="336" w:lineRule="auto" w:after="180"/>
-      </w:pPr>
-      <w:r>
-        <w:rPr>
-          <w:b w:val="0"/>
-        </w:rPr>
-        <w:t>Reference example, not the only acceptable wording: packs = 4; per_pack = 6; total = packs * per_pack; print(total), each on its own line. The first two bind quantities, the third computes 24 and the fourth displays 24.</w:t>
-      </w:r>
-    </w:p>
-    <w:p>
-      <w:pPr>
-        <w:spacing w:line="336" w:lineRule="auto" w:after="180"/>
-      </w:pPr>
-      <w:r>
-        <w:rPr>
-          <w:b w:val="0"/>
-        </w:rPr>
-        <w:t xml:space="preserve">Assignment alone produces no displayed </w:t>
-      </w:r>
-      <w:r>
-        <w:rPr>
-          <w:b/>
-        </w:rPr>
-        <w:t>output</w:t>
-      </w:r>
-      <w:r>
-        <w:rPr>
-          <w:b w:val="0"/>
-        </w:rPr>
-        <w:t xml:space="preserve"> in this script.</w:t>
       </w:r>
     </w:p>
     <w:p>
@@ -618,6 +784,11 @@
       </w:r>
     </w:p>
     <w:p>
+      <w:r>
+        <w:t>This compact option is not the full-week schedule. Use the main teaching cycle and allow extra sessions for the investigation, independent work and project.</w:t>
+      </w:r>
+    </w:p>
+    <w:p>
       <w:pPr>
         <w:spacing w:line="336" w:lineRule="auto" w:after="180"/>
       </w:pPr>
@@ -625,7 +796,7 @@
         <w:rPr>
           <w:b w:val="0"/>
         </w:rPr>
-        <w:t>Use the supplied scenario, student illustrations and blank paper. For numeric work, offer counters or a calculator after learners show the setup. Fictional records are supplied; personal data and paid accounts are unnecessary.</w:t>
+        <w:t>Allow 80 minutes: recall 8; explanation 12; worked demonstration 15; guided practice 20; independent assessment 15; project and reflection 10. Extend the lab into a second session when needed.</w:t>
       </w:r>
     </w:p>
     <w:p>
@@ -633,24 +804,183 @@
         <w:pStyle w:val="Heading3"/>
       </w:pPr>
       <w:r>
-        <w:t>Alternative compact allocation</w:t>
-      </w:r>
-    </w:p>
-    <w:p>
-      <w:r>
-        <w:t>This compact option is not the full-week schedule. Use the main teaching cycle and allow extra sessions for the investigation, independent work and project.</w:t>
+        <w:t>Preparation for the connected explanation</w:t>
+      </w:r>
+    </w:p>
+    <w:p>
+      <w:pPr>
+        <w:pStyle w:val="Heading3"/>
+      </w:pPr>
+      <w:r>
+        <w:t>Readiness answer</w:t>
+      </w:r>
+    </w:p>
+    <w:p>
+      <w:pPr>
+        <w:pStyle w:val="Heading3"/>
+      </w:pPr>
+      <w:r>
+        <w:t>End goal for the pictorial case</w:t>
       </w:r>
     </w:p>
     <w:p>
       <w:pPr>
         <w:spacing w:line="336" w:lineRule="auto" w:after="180"/>
-        <w:shd w:fill="F1F6F8"/>
       </w:pPr>
       <w:r>
         <w:rPr>
           <w:b w:val="0"/>
         </w:rPr>
-        <w:t>Allow 80 minutes: recall 8; explanation 12; worked demonstration 15; guided practice 20; independent assessment 15; project and reflection 10. Extend the lab into a second session when needed.</w:t>
+        <w:t>This added worked case illustrates the week’s main idea. Retain all original and connected topics; schedule its practice within the teaching cycle.</w:t>
+      </w:r>
+    </w:p>
+    <w:p>
+      <w:pPr>
+        <w:pStyle w:val="Heading1"/>
+      </w:pPr>
+      <w:r>
+        <w:t>02. Model the contract before the validation result</w:t>
+      </w:r>
+    </w:p>
+    <w:p>
+      <w:r>
+        <w:t>Use complete code for durations and a separate schema for books.</w:t>
+      </w:r>
+    </w:p>
+    <w:p>
+      <w:pPr>
+        <w:pStyle w:val="Heading2"/>
+      </w:pPr>
+      <w:r>
+        <w:t>State row meaning, fields and units</w:t>
+      </w:r>
+    </w:p>
+    <w:p>
+      <w:pPr>
+        <w:spacing w:line="336" w:lineRule="auto" w:after="180"/>
+      </w:pPr>
+      <w:r>
+        <w:rPr>
+          <w:b w:val="0"/>
+        </w:rPr>
+        <w:t xml:space="preserve">A fictional classroom logs the duration of each activity. Before comparing durations, define a </w:t>
+      </w:r>
+      <w:r>
+        <w:rPr>
+          <w:b/>
+        </w:rPr>
+        <w:t>schema</w:t>
+      </w:r>
+      <w:r>
+        <w:rPr>
+          <w:b w:val="0"/>
+        </w:rPr>
+        <w:t>: activity is nonempty text, minutes is an integer from 0 through 60, and each row describes one activity session.</w:t>
+      </w:r>
+    </w:p>
+    <w:p>
+      <w:pPr>
+        <w:spacing w:line="336" w:lineRule="auto" w:after="180"/>
+      </w:pPr>
+      <w:r>
+        <w:rPr>
+          <w:b w:val="0"/>
+        </w:rPr>
+        <w:t>These decisions make data interpretable.</w:t>
+      </w:r>
+    </w:p>
+    <w:p>
+      <w:pPr>
+        <w:pStyle w:val="Heading2"/>
+      </w:pPr>
+      <w:r>
+        <w:t>Read the supplied validator</w:t>
+      </w:r>
+    </w:p>
+    <w:p>
+      <w:r>
+        <w:rPr>
+          <w:rFonts w:ascii="Courier New" w:hAnsi="Courier New"/>
+          <w:sz w:val="18"/>
+        </w:rPr>
+        <w:t>rows = [{"activity": "Reading", "minutes": 12},</w:t>
+        <w:br/>
+        <w:t xml:space="preserve">        {"activity": "Sorting", "minutes": 0}]</w:t>
+        <w:br/>
+        <w:t>for row in rows:</w:t>
+        <w:br/>
+        <w:t xml:space="preserve">    valid = (type(row["activity"]) is str</w:t>
+        <w:br/>
+        <w:t xml:space="preserve">             and len(row["activity"]) &gt; 0</w:t>
+        <w:br/>
+        <w:t xml:space="preserve">             and type(row["minutes"]) is int</w:t>
+        <w:br/>
+        <w:t xml:space="preserve">             and 0 &lt;= row["minutes"] &lt;= 60)</w:t>
+        <w:br/>
+        <w:t xml:space="preserve">    print(valid)</w:t>
+      </w:r>
+    </w:p>
+    <w:p>
+      <w:pPr>
+        <w:pStyle w:val="Heading2"/>
+      </w:pPr>
+      <w:r>
+        <w:t>Explain exact types and boundary checks</w:t>
+      </w:r>
+    </w:p>
+    <w:p>
+      <w:pPr>
+        <w:spacing w:line="336" w:lineRule="auto" w:after="180"/>
+      </w:pPr>
+      <w:r>
+        <w:rPr>
+          <w:b w:val="0"/>
+        </w:rPr>
+        <w:t xml:space="preserve">The worked script prints True twice. </w:t>
+      </w:r>
+      <w:r>
+        <w:rPr>
+          <w:b/>
+        </w:rPr>
+        <w:t>type</w:t>
+      </w:r>
+      <w:r>
+        <w:rPr>
+          <w:b w:val="0"/>
+        </w:rPr>
+        <w:t xml:space="preserve">(value) is int checks the exact </w:t>
+      </w:r>
+      <w:r>
+        <w:rPr>
+          <w:b/>
+        </w:rPr>
+        <w:t>type</w:t>
+      </w:r>
+      <w:r>
+        <w:rPr>
+          <w:b w:val="0"/>
+        </w:rPr>
+        <w:t xml:space="preserve"> here and avoids accepting a Boolean as a count. The chained comparison checks both boundaries. The example assumes both keys exist; this week’s paper audit identifies missing fields without treating this script as a complete missing-field validator. A zero duration is allowed by this written </w:t>
+      </w:r>
+      <w:r>
+        <w:rPr>
+          <w:b/>
+        </w:rPr>
+        <w:t>schema</w:t>
+      </w:r>
+      <w:r>
+        <w:rPr>
+          <w:b w:val="0"/>
+        </w:rPr>
+        <w:t>.</w:t>
+      </w:r>
+    </w:p>
+    <w:p>
+      <w:pPr>
+        <w:pStyle w:val="Heading2"/>
+      </w:pPr>
+      <w:r>
+        <w:t>Collect duration predictions before answers</w:t>
       </w:r>
     </w:p>
     <w:p>
@@ -658,7 +988,45 @@
         <w:pStyle w:val="Heading3"/>
       </w:pPr>
       <w:r>
-        <w:t>Preparation for the connected explanation</w:t>
+        <w:t>Would minutes of 61, "12" and 12 each pass? Explain the type distinction.</w:t>
+      </w:r>
+    </w:p>
+    <w:p>
+      <w:r>
+        <w:t>________________________________________________________________</w:t>
+      </w:r>
+    </w:p>
+    <w:p>
+      <w:r>
+        <w:t>________________________________________________________________</w:t>
+      </w:r>
+    </w:p>
+    <w:p>
+      <w:r>
+        <w:t>________________________________________________________________</w:t>
+      </w:r>
+    </w:p>
+    <w:p>
+      <w:r>
+        <w:t>________________________________________________________________</w:t>
+      </w:r>
+    </w:p>
+    <w:p>
+      <w:r>
+        <w:t>________________________________________________________________</w:t>
+      </w:r>
+    </w:p>
+    <w:p>
+      <w:r>
+        <w:t>________________________________________________________________</w:t>
+      </w:r>
+    </w:p>
+    <w:p>
+      <w:pPr>
+        <w:pStyle w:val="Heading2"/>
+      </w:pPr>
+      <w:r>
+        <w:t>Introduce the separate book contract</w:t>
       </w:r>
     </w:p>
     <w:p>
@@ -669,7 +1037,7 @@
         <w:rPr>
           <w:b w:val="0"/>
         </w:rPr>
-        <w:t>Teach Week 13 as a two-session investigation using fictional data. A fictional classroom logs the duration of each activity.</w:t>
+        <w:t>A fictional approved book catalogue has three fields per row.</w:t>
       </w:r>
     </w:p>
     <w:p>
@@ -678,9 +1046,81 @@
       </w:pPr>
       <w:r>
         <w:rPr>
+          <w:b/>
+        </w:rPr>
+        <w:t>Schema</w:t>
+      </w:r>
+      <w:r>
+        <w:rPr>
           <w:b w:val="0"/>
         </w:rPr>
-        <w:t xml:space="preserve">Before comparing durations, define a </w:t>
+        <w:t>: id is nonempty text; pages is an integer 1–300; illustrated is Boolean True or False.</w:t>
+      </w:r>
+    </w:p>
+    <w:p>
+      <w:pPr>
+        <w:spacing w:line="336" w:lineRule="auto" w:after="180"/>
+      </w:pPr>
+      <w:r>
+        <w:rPr>
+          <w:b w:val="0"/>
+        </w:rPr>
+        <w:t>Rows A={id:"B7",pages:90,illustrated:True}; B={id:"B8",pages:"90",illustrated:False}; C={id:"",pages:80,illustrated:True}.</w:t>
+      </w:r>
+    </w:p>
+    <w:p>
+      <w:pPr>
+        <w:pStyle w:val="Heading2"/>
+      </w:pPr>
+      <w:r>
+        <w:t>Trace the three catalogue records</w:t>
+      </w:r>
+    </w:p>
+    <w:p>
+      <w:r>
+        <w:drawing>
+          <wp:inline xmlns:a="http://schemas.openxmlformats.org/drawingml/2006/main" xmlns:pic="http://schemas.openxmlformats.org/drawingml/2006/picture">
+            <wp:extent cx="5486400" cy="4005072"/>
+            <wp:docPr id="1" name="Picture 1" descr="Column contract: Field names identify values; order is not the only guide. → Validate A: B7 is text, 90 is allowed integer, True is Boolean: valid. → Validate B: Quoted &quot;90&quot; is text, so pages fails the integer contract. → Validate C: Empty id fails even though its other two values have allowed types."/>
+            <wp:cNvGraphicFramePr>
+              <a:graphicFrameLocks noChangeAspect="1"/>
+            </wp:cNvGraphicFramePr>
+            <a:graphic>
+              <a:graphicData uri="http://schemas.openxmlformats.org/drawingml/2006/picture">
+                <pic:pic>
+                  <pic:nvPicPr>
+                    <pic:cNvPr id="0" name="academy-story-ai-2-7-02.png"/>
+                    <pic:cNvPicPr/>
+                  </pic:nvPicPr>
+                  <pic:blipFill>
+                    <a:blip r:embed="rId9"/>
+                    <a:stretch>
+                      <a:fillRect/>
+                    </a:stretch>
+                  </pic:blipFill>
+                  <pic:spPr>
+                    <a:xfrm>
+                      <a:off x="0" y="0"/>
+                      <a:ext cx="5486400" cy="4005072"/>
+                    </a:xfrm>
+                    <a:prstGeom prst="rect"/>
+                  </pic:spPr>
+                </pic:pic>
+              </a:graphicData>
+            </a:graphic>
+          </wp:inline>
+        </w:drawing>
+      </w:r>
+    </w:p>
+    <w:p>
+      <w:pPr>
+        <w:spacing w:line="336" w:lineRule="auto" w:after="180"/>
+      </w:pPr>
+      <w:r>
+        <w:rPr>
+          <w:b w:val="0"/>
+        </w:rPr>
+        <w:t xml:space="preserve">A </w:t>
       </w:r>
       <w:r>
         <w:rPr>
@@ -692,7 +1132,31 @@
         <w:rPr>
           <w:b w:val="0"/>
         </w:rPr>
-        <w:t>: activity is nonempty text, minutes is an integer from 0 through 60, and each row describes one activity session. These decisions make data interpretable.</w:t>
+        <w:t xml:space="preserve"> makes row meanings and expected </w:t>
+      </w:r>
+      <w:r>
+        <w:rPr>
+          <w:b/>
+        </w:rPr>
+        <w:t>type</w:t>
+      </w:r>
+      <w:r>
+        <w:rPr>
+          <w:b w:val="0"/>
+        </w:rPr>
+        <w:t xml:space="preserve">s explicit. The string "90" looks like a number when printed but does not meet this strict integer </w:t>
+      </w:r>
+      <w:r>
+        <w:rPr>
+          <w:b/>
+        </w:rPr>
+        <w:t>schema</w:t>
+      </w:r>
+      <w:r>
+        <w:rPr>
+          <w:b w:val="0"/>
+        </w:rPr>
+        <w:t>. A repair can be authorised later, but must not be assumed silently.</w:t>
       </w:r>
     </w:p>
     <w:p>
@@ -703,7 +1167,369 @@
         <w:rPr>
           <w:b w:val="0"/>
         </w:rPr>
-        <w:t>Assess the three stated outcomes through the independent task, not by copying the worked result.</w:t>
+        <w:t>Missing or empty identifiers also prevent tracing an item back to its source.</w:t>
+      </w:r>
+    </w:p>
+    <w:p>
+      <w:pPr>
+        <w:pStyle w:val="Heading2"/>
+      </w:pPr>
+      <w:r>
+        <w:t>Separate validity from factual accuracy</w:t>
+      </w:r>
+    </w:p>
+    <w:p>
+      <w:pPr>
+        <w:spacing w:line="336" w:lineRule="auto" w:after="180"/>
+      </w:pPr>
+      <w:r>
+        <w:rPr>
+          <w:b/>
+        </w:rPr>
+        <w:t>Schema</w:t>
+      </w:r>
+      <w:r>
+        <w:rPr>
+          <w:b w:val="0"/>
+        </w:rPr>
+        <w:t xml:space="preserve"> validity does not confirm that the book really has 90 pages or that its metadata is accurate.</w:t>
+      </w:r>
+    </w:p>
+    <w:p>
+      <w:pPr>
+        <w:pStyle w:val="Heading2"/>
+      </w:pPr>
+      <w:r>
+        <w:t>Predict and check an authorised repair</w:t>
+      </w:r>
+    </w:p>
+    <w:p>
+      <w:pPr>
+        <w:spacing w:line="336" w:lineRule="auto" w:after="180"/>
+      </w:pPr>
+      <w:r>
+        <w:rPr>
+          <w:b w:val="0"/>
+        </w:rPr>
+        <w:t>Change: Change B’s pages from "90" to integer 90 using an approved repair.</w:t>
+      </w:r>
+    </w:p>
+    <w:p>
+      <w:pPr>
+        <w:spacing w:line="336" w:lineRule="auto" w:after="180"/>
+      </w:pPr>
+      <w:r>
+        <w:rPr>
+          <w:b/>
+        </w:rPr>
+        <w:t>Prediction</w:t>
+      </w:r>
+      <w:r>
+        <w:rPr>
+          <w:b w:val="0"/>
+        </w:rPr>
+        <w:t xml:space="preserve">: B now satisfies the declared </w:t>
+      </w:r>
+      <w:r>
+        <w:rPr>
+          <w:b/>
+        </w:rPr>
+        <w:t>schema</w:t>
+      </w:r>
+      <w:r>
+        <w:rPr>
+          <w:b w:val="0"/>
+        </w:rPr>
+        <w:t>.</w:t>
+      </w:r>
+    </w:p>
+    <w:p>
+      <w:pPr>
+        <w:spacing w:line="336" w:lineRule="auto" w:after="180"/>
+      </w:pPr>
+      <w:r>
+        <w:rPr>
+          <w:b w:val="0"/>
+        </w:rPr>
+        <w:t>Reason: Its id is nonempty and illustrated is Boolean; the page-</w:t>
+      </w:r>
+      <w:r>
+        <w:rPr>
+          <w:b/>
+        </w:rPr>
+        <w:t>type</w:t>
+      </w:r>
+      <w:r>
+        <w:rPr>
+          <w:b w:val="0"/>
+        </w:rPr>
+        <w:t xml:space="preserve"> defect is removed.</w:t>
+      </w:r>
+    </w:p>
+    <w:p>
+      <w:pPr>
+        <w:pStyle w:val="Heading2"/>
+      </w:pPr>
+      <w:r>
+        <w:t>Elicit an explanation from a picture</w:t>
+      </w:r>
+    </w:p>
+    <w:p>
+      <w:pPr>
+        <w:spacing w:line="336" w:lineRule="auto" w:after="180"/>
+      </w:pPr>
+      <w:r>
+        <w:rPr>
+          <w:b w:val="0"/>
+        </w:rPr>
+        <w:t>Use the diagram and verbal explanation together. Ask learners to match a sentence to a specific visual step; do not assign learners fixed visual or auditory learning styles.</w:t>
+      </w:r>
+    </w:p>
+    <w:p>
+      <w:pPr>
+        <w:spacing w:line="336" w:lineRule="auto" w:after="180"/>
+      </w:pPr>
+      <w:r>
+        <w:rPr>
+          <w:b w:val="0"/>
+        </w:rPr>
+        <w:t xml:space="preserve">Cover the result. Ask learners to name the </w:t>
+      </w:r>
+      <w:r>
+        <w:rPr>
+          <w:b/>
+        </w:rPr>
+        <w:t>input</w:t>
+      </w:r>
+      <w:r>
+        <w:rPr>
+          <w:b w:val="0"/>
+        </w:rPr>
+        <w:t xml:space="preserve">s and predict the next step. Uncover one step, connect the icon to the actual procedure, and explain its </w:t>
+      </w:r>
+      <w:r>
+        <w:rPr>
+          <w:b/>
+        </w:rPr>
+        <w:t>evidence</w:t>
+      </w:r>
+      <w:r>
+        <w:rPr>
+          <w:b w:val="0"/>
+        </w:rPr>
+        <w:t>. Then change the supplied condition and compare.</w:t>
+      </w:r>
+    </w:p>
+    <w:p>
+      <w:pPr>
+        <w:spacing w:line="336" w:lineRule="auto" w:after="180"/>
+      </w:pPr>
+      <w:r>
+        <w:rPr>
+          <w:b w:val="0"/>
+        </w:rPr>
+        <w:t>The picture is a representation; it does not document execution of a real AI model.</w:t>
+      </w:r>
+    </w:p>
+    <w:p>
+      <w:pPr>
+        <w:pStyle w:val="Heading2"/>
+      </w:pPr>
+      <w:r>
+        <w:t>Earlier wording, alternatives and picture transcripts · reference / check after trying</w:t>
+      </w:r>
+    </w:p>
+    <w:p>
+      <w:pPr>
+        <w:spacing w:line="336" w:lineRule="auto" w:after="180"/>
+      </w:pPr>
+      <w:r>
+        <w:rPr>
+          <w:b w:val="0"/>
+        </w:rPr>
+        <w:t>Explain the mechanism</w:t>
+      </w:r>
+    </w:p>
+    <w:p>
+      <w:pPr>
+        <w:spacing w:line="336" w:lineRule="auto" w:after="180"/>
+      </w:pPr>
+      <w:r>
+        <w:rPr>
+          <w:b/>
+        </w:rPr>
+        <w:t>Input</w:t>
+      </w:r>
+      <w:r>
+        <w:rPr>
+          <w:b w:val="0"/>
+        </w:rPr>
+        <w:t xml:space="preserve"> → </w:t>
+      </w:r>
+      <w:r>
+        <w:rPr>
+          <w:b/>
+        </w:rPr>
+        <w:t>Process</w:t>
+      </w:r>
+      <w:r>
+        <w:rPr>
+          <w:b w:val="0"/>
+        </w:rPr>
+        <w:t xml:space="preserve"> → </w:t>
+      </w:r>
+      <w:r>
+        <w:rPr>
+          <w:b/>
+        </w:rPr>
+        <w:t>Output</w:t>
+      </w:r>
+    </w:p>
+    <w:p>
+      <w:pPr>
+        <w:spacing w:line="336" w:lineRule="auto" w:after="180"/>
+      </w:pPr>
+      <w:r>
+        <w:rPr>
+          <w:b w:val="0"/>
+        </w:rPr>
+        <w:t>Trace the information. At each stage, ask what changed and how you could test it.</w:t>
+      </w:r>
+    </w:p>
+    <w:p>
+      <w:pPr>
+        <w:spacing w:line="336" w:lineRule="auto" w:after="180"/>
+      </w:pPr>
+      <w:r>
+        <w:rPr>
+          <w:b w:val="0"/>
+        </w:rPr>
+        <w:t>Which stage could fail even when the other two are correct? Explain:</w:t>
+      </w:r>
+    </w:p>
+    <w:p>
+      <w:pPr>
+        <w:spacing w:line="336" w:lineRule="auto" w:after="180"/>
+      </w:pPr>
+      <w:r>
+        <w:rPr>
+          <w:b w:val="0"/>
+        </w:rPr>
+        <w:t xml:space="preserve">Predict first. Then check each step. A correct answer without visible reasoning is incomplete </w:t>
+      </w:r>
+      <w:r>
+        <w:rPr>
+          <w:b/>
+        </w:rPr>
+        <w:t>evidence</w:t>
+      </w:r>
+      <w:r>
+        <w:rPr>
+          <w:b w:val="0"/>
+        </w:rPr>
+        <w:t>.</w:t>
+      </w:r>
+    </w:p>
+    <w:p>
+      <w:pPr>
+        <w:spacing w:line="336" w:lineRule="auto" w:after="180"/>
+      </w:pPr>
+      <w:r>
+        <w:rPr>
+          <w:b w:val="0"/>
+        </w:rPr>
+        <w:t xml:space="preserve">1. </w:t>
+      </w:r>
+      <w:r>
+        <w:rPr>
+          <w:b/>
+        </w:rPr>
+        <w:t>Schema</w:t>
+      </w:r>
+      <w:r>
+        <w:rPr>
+          <w:b w:val="0"/>
+        </w:rPr>
+        <w:t>: title=text; pages=whole number; genre=category.</w:t>
+      </w:r>
+    </w:p>
+    <w:p>
+      <w:pPr>
+        <w:spacing w:line="336" w:lineRule="auto" w:after="180"/>
+      </w:pPr>
+      <w:r>
+        <w:rPr>
+          <w:b w:val="0"/>
+        </w:rPr>
+        <w:t>2. Bad record: pages=‘many’ cannot be compared numerically.</w:t>
+      </w:r>
+    </w:p>
+    <w:p>
+      <w:pPr>
+        <w:spacing w:line="336" w:lineRule="auto" w:after="180"/>
+      </w:pPr>
+      <w:r>
+        <w:rPr>
+          <w:b w:val="0"/>
+        </w:rPr>
+        <w:t>3. Repair: verify the source, then enter 128—not a guess.</w:t>
+      </w:r>
+    </w:p>
+    <w:p>
+      <w:pPr>
+        <w:spacing w:line="336" w:lineRule="auto" w:after="180"/>
+      </w:pPr>
+      <w:r>
+        <w:rPr>
+          <w:b w:val="0"/>
+        </w:rPr>
+        <w:t xml:space="preserve">4. Consistent </w:t>
+      </w:r>
+      <w:r>
+        <w:rPr>
+          <w:b/>
+        </w:rPr>
+        <w:t>type</w:t>
+      </w:r>
+      <w:r>
+        <w:rPr>
+          <w:b w:val="0"/>
+        </w:rPr>
+        <w:t>s let sorting and calculations work predictably.</w:t>
+      </w:r>
+    </w:p>
+    <w:p>
+      <w:pPr>
+        <w:spacing w:line="336" w:lineRule="auto" w:after="180"/>
+      </w:pPr>
+      <w:r>
+        <w:rPr>
+          <w:b w:val="0"/>
+        </w:rPr>
+        <w:t>Recalculate, retrace, or restate the reasoning in your own representation:</w:t>
+      </w:r>
+    </w:p>
+    <w:p>
+      <w:pPr>
+        <w:spacing w:line="336" w:lineRule="auto" w:after="180"/>
+      </w:pPr>
+      <w:r>
+        <w:rPr>
+          <w:b w:val="0"/>
+        </w:rPr>
+        <w:t xml:space="preserve">CHECK Did the </w:t>
+      </w:r>
+      <w:r>
+        <w:rPr>
+          <w:b/>
+        </w:rPr>
+        <w:t>evidence</w:t>
+      </w:r>
+      <w:r>
+        <w:rPr>
+          <w:b w:val="0"/>
+        </w:rPr>
+        <w:t xml:space="preserve"> answer the exact question? Did the total, path, or source record stay consistent?</w:t>
       </w:r>
     </w:p>
     <w:p>
@@ -711,7 +1537,7 @@
         <w:pStyle w:val="Heading3"/>
       </w:pPr>
       <w:r>
-        <w:t>Readiness answer</w:t>
+        <w:t>Concrete teaching case</w:t>
       </w:r>
     </w:p>
     <w:p>
@@ -722,7 +1548,7 @@
         <w:rPr>
           <w:b w:val="0"/>
         </w:rPr>
-        <w:t>Look up the value associated with the key "used" in that record.</w:t>
+        <w:t>Fields are Title, Pages and Borrowed; a row contains River, ninety and yes.</w:t>
       </w:r>
     </w:p>
     <w:p>
@@ -733,7 +1559,27 @@
         <w:rPr>
           <w:b w:val="0"/>
         </w:rPr>
-        <w:t>Python 3 editor with a fresh local practice file</w:t>
+        <w:t xml:space="preserve">Assign intended </w:t>
+      </w:r>
+      <w:r>
+        <w:rPr>
+          <w:b/>
+        </w:rPr>
+        <w:t>type</w:t>
+      </w:r>
+      <w:r>
+        <w:rPr>
+          <w:b w:val="0"/>
+        </w:rPr>
+        <w:t>s and a repair.</w:t>
+      </w:r>
+    </w:p>
+    <w:p>
+      <w:pPr>
+        <w:pStyle w:val="Heading3"/>
+      </w:pPr>
+      <w:r>
+        <w:t>Exact explanation to model</w:t>
       </w:r>
     </w:p>
     <w:p>
@@ -744,30 +1590,7 @@
         <w:rPr>
           <w:b w:val="0"/>
         </w:rPr>
-        <w:t>Paper trace table and the student workbook</w:t>
-      </w:r>
-    </w:p>
-    <w:p>
-      <w:pPr>
-        <w:spacing w:line="336" w:lineRule="auto" w:after="180"/>
-      </w:pPr>
-      <w:r>
-        <w:rPr>
-          <w:b w:val="0"/>
-        </w:rPr>
-        <w:t xml:space="preserve">Fictional </w:t>
-      </w:r>
-      <w:r>
-        <w:rPr>
-          <w:b/>
-        </w:rPr>
-        <w:t>input</w:t>
-      </w:r>
-      <w:r>
-        <w:rPr>
-          <w:b w:val="0"/>
-        </w:rPr>
-        <w:t xml:space="preserve"> records from this lesson; no real student identifiers</w:t>
+        <w:t>Text, numeric and Boolean. Confirm ninety means 90, then convert and record the change; use a consistent Boolean representation.</w:t>
       </w:r>
     </w:p>
     <w:p>
@@ -775,437 +1598,7 @@
         <w:pStyle w:val="Heading3"/>
       </w:pPr>
       <w:r>
-        <w:t>End goal for the pictorial case</w:t>
-      </w:r>
-    </w:p>
-    <w:p>
-      <w:pPr>
-        <w:spacing w:line="336" w:lineRule="auto" w:after="180"/>
-      </w:pPr>
-      <w:r>
-        <w:rPr>
-          <w:b w:val="0"/>
-        </w:rPr>
-        <w:t xml:space="preserve">By the end, I can read a table </w:t>
-      </w:r>
-      <w:r>
-        <w:rPr>
-          <w:b/>
-        </w:rPr>
-        <w:t>schema</w:t>
-      </w:r>
-      <w:r>
-        <w:rPr>
-          <w:b w:val="0"/>
-        </w:rPr>
-        <w:t xml:space="preserve"> and distinguish a numeric value from its text representation.</w:t>
-      </w:r>
-    </w:p>
-    <w:p>
-      <w:pPr>
-        <w:spacing w:line="336" w:lineRule="auto" w:after="180"/>
-      </w:pPr>
-      <w:r>
-        <w:rPr>
-          <w:b w:val="0"/>
-        </w:rPr>
-        <w:t>This added worked case illustrates the week’s main idea. Retain all original and connected topics; schedule its practice within the teaching cycle.</w:t>
-      </w:r>
-    </w:p>
-    <w:p>
-      <w:pPr>
-        <w:pStyle w:val="Heading1"/>
-      </w:pPr>
-      <w:r>
-        <w:t>02. Explain the mechanism</w:t>
-      </w:r>
-    </w:p>
-    <w:p>
-      <w:r>
-        <w:t>Model Rows Columns and Data Types using the supplied case, labelled mechanism and reasoning. Make the scope of each conclusion explicit.</w:t>
-      </w:r>
-    </w:p>
-    <w:p>
-      <w:pPr>
-        <w:spacing w:line="336" w:lineRule="auto" w:after="180"/>
-      </w:pPr>
-      <w:r>
-        <w:rPr>
-          <w:b/>
-        </w:rPr>
-        <w:t>Input</w:t>
-      </w:r>
-      <w:r>
-        <w:rPr>
-          <w:b w:val="0"/>
-        </w:rPr>
-        <w:t xml:space="preserve"> → </w:t>
-      </w:r>
-      <w:r>
-        <w:rPr>
-          <w:b/>
-        </w:rPr>
-        <w:t>Process</w:t>
-      </w:r>
-      <w:r>
-        <w:rPr>
-          <w:b w:val="0"/>
-        </w:rPr>
-        <w:t xml:space="preserve"> → </w:t>
-      </w:r>
-      <w:r>
-        <w:rPr>
-          <w:b/>
-        </w:rPr>
-        <w:t>Output</w:t>
-      </w:r>
-    </w:p>
-    <w:p>
-      <w:pPr>
-        <w:spacing w:line="336" w:lineRule="auto" w:after="180"/>
-      </w:pPr>
-      <w:r>
-        <w:rPr>
-          <w:b w:val="0"/>
-        </w:rPr>
-        <w:t>Trace the information. At each stage, ask what changed and how you could test it.</w:t>
-      </w:r>
-    </w:p>
-    <w:p>
-      <w:pPr>
-        <w:spacing w:line="336" w:lineRule="auto" w:after="180"/>
-      </w:pPr>
-      <w:r>
-        <w:rPr>
-          <w:b w:val="0"/>
-        </w:rPr>
-        <w:t>Which stage could fail even when the other two are correct? Explain:</w:t>
-      </w:r>
-    </w:p>
-    <w:p>
-      <w:pPr>
-        <w:spacing w:line="336" w:lineRule="auto" w:after="180"/>
-      </w:pPr>
-      <w:r>
-        <w:rPr>
-          <w:b w:val="0"/>
-        </w:rPr>
-        <w:t xml:space="preserve">Predict first. Then check each step. A correct answer without visible reasoning is incomplete </w:t>
-      </w:r>
-      <w:r>
-        <w:rPr>
-          <w:b/>
-        </w:rPr>
-        <w:t>evidence</w:t>
-      </w:r>
-      <w:r>
-        <w:rPr>
-          <w:b w:val="0"/>
-        </w:rPr>
-        <w:t>.</w:t>
-      </w:r>
-    </w:p>
-    <w:p>
-      <w:pPr>
-        <w:spacing w:line="336" w:lineRule="auto" w:after="180"/>
-        <w:shd w:fill="F4F9FC"/>
-      </w:pPr>
-      <w:r>
-        <w:rPr>
-          <w:b w:val="0"/>
-        </w:rPr>
-        <w:t xml:space="preserve">1. </w:t>
-      </w:r>
-      <w:r>
-        <w:rPr>
-          <w:b/>
-        </w:rPr>
-        <w:t>Schema</w:t>
-      </w:r>
-      <w:r>
-        <w:rPr>
-          <w:b w:val="0"/>
-        </w:rPr>
-        <w:t>: title=text; pages=whole number; genre=category.</w:t>
-      </w:r>
-    </w:p>
-    <w:p>
-      <w:pPr>
-        <w:spacing w:line="336" w:lineRule="auto" w:after="180"/>
-        <w:shd w:fill="F4F9FC"/>
-      </w:pPr>
-      <w:r>
-        <w:rPr>
-          <w:b w:val="0"/>
-        </w:rPr>
-        <w:t>2. Bad record: pages=‘many’ cannot be compared numerically.</w:t>
-      </w:r>
-    </w:p>
-    <w:p>
-      <w:pPr>
-        <w:spacing w:line="336" w:lineRule="auto" w:after="180"/>
-        <w:shd w:fill="F4F9FC"/>
-      </w:pPr>
-      <w:r>
-        <w:rPr>
-          <w:b w:val="0"/>
-        </w:rPr>
-        <w:t>3. Repair: verify the source, then enter 128—not a guess.</w:t>
-      </w:r>
-    </w:p>
-    <w:p>
-      <w:pPr>
-        <w:spacing w:line="336" w:lineRule="auto" w:after="180"/>
-        <w:shd w:fill="F4F9FC"/>
-      </w:pPr>
-      <w:r>
-        <w:rPr>
-          <w:b w:val="0"/>
-        </w:rPr>
-        <w:t xml:space="preserve">4. Consistent </w:t>
-      </w:r>
-      <w:r>
-        <w:rPr>
-          <w:b/>
-        </w:rPr>
-        <w:t>type</w:t>
-      </w:r>
-      <w:r>
-        <w:rPr>
-          <w:b w:val="0"/>
-        </w:rPr>
-        <w:t>s let sorting and calculations work predictably.</w:t>
-      </w:r>
-    </w:p>
-    <w:p>
-      <w:pPr>
-        <w:spacing w:line="336" w:lineRule="auto" w:after="180"/>
-      </w:pPr>
-      <w:r>
-        <w:rPr>
-          <w:b w:val="0"/>
-        </w:rPr>
-        <w:t>Recalculate, retrace, or restate the reasoning in your own representation:</w:t>
-      </w:r>
-    </w:p>
-    <w:p>
-      <w:pPr>
-        <w:spacing w:line="336" w:lineRule="auto" w:after="180"/>
-        <w:shd w:fill="F5F1FB"/>
-      </w:pPr>
-      <w:r>
-        <w:rPr>
-          <w:b w:val="0"/>
-        </w:rPr>
-        <w:t xml:space="preserve">CHECK Did the </w:t>
-      </w:r>
-      <w:r>
-        <w:rPr>
-          <w:b/>
-        </w:rPr>
-        <w:t>evidence</w:t>
-      </w:r>
-      <w:r>
-        <w:rPr>
-          <w:b w:val="0"/>
-        </w:rPr>
-        <w:t xml:space="preserve"> answer the exact question? Did the total, path, or source record stay consistent?</w:t>
-      </w:r>
-    </w:p>
-    <w:p>
-      <w:pPr>
-        <w:pStyle w:val="Heading3"/>
-      </w:pPr>
-      <w:r>
-        <w:t>Concrete teaching case</w:t>
-      </w:r>
-    </w:p>
-    <w:p>
-      <w:pPr>
-        <w:pStyle w:val="Heading3"/>
-      </w:pPr>
-      <w:r>
-        <w:t>The teaching case</w:t>
-      </w:r>
-    </w:p>
-    <w:p>
-      <w:pPr>
-        <w:spacing w:line="336" w:lineRule="auto" w:after="180"/>
-        <w:shd w:fill="F1F6FC"/>
-      </w:pPr>
-      <w:r>
-        <w:rPr>
-          <w:b w:val="0"/>
-        </w:rPr>
-        <w:t>Fields are Title, Pages and Borrowed; a row contains River, ninety and yes.</w:t>
-      </w:r>
-    </w:p>
-    <w:p>
-      <w:pPr>
-        <w:pStyle w:val="Heading3"/>
-      </w:pPr>
-      <w:r>
-        <w:t>The teaching case</w:t>
-      </w:r>
-    </w:p>
-    <w:p>
-      <w:pPr>
-        <w:spacing w:line="336" w:lineRule="auto" w:after="180"/>
-        <w:shd w:fill="F1F6FC"/>
-      </w:pPr>
-      <w:r>
-        <w:rPr>
-          <w:b w:val="0"/>
-        </w:rPr>
-        <w:t xml:space="preserve">Assign intended </w:t>
-      </w:r>
-      <w:r>
-        <w:rPr>
-          <w:b/>
-        </w:rPr>
-        <w:t>type</w:t>
-      </w:r>
-      <w:r>
-        <w:rPr>
-          <w:b w:val="0"/>
-        </w:rPr>
-        <w:t>s and a repair.</w:t>
-      </w:r>
-    </w:p>
-    <w:p>
-      <w:pPr>
-        <w:pStyle w:val="Heading3"/>
-      </w:pPr>
-      <w:r>
-        <w:t>Exact explanation to model</w:t>
-      </w:r>
-    </w:p>
-    <w:p>
-      <w:pPr>
-        <w:pStyle w:val="Heading3"/>
-      </w:pPr>
-      <w:r>
-        <w:t>Why the result follows</w:t>
-      </w:r>
-    </w:p>
-    <w:p>
-      <w:pPr>
-        <w:spacing w:line="336" w:lineRule="auto" w:after="180"/>
-        <w:shd w:fill="F1F6FC"/>
-      </w:pPr>
-      <w:r>
-        <w:rPr>
-          <w:b w:val="0"/>
-        </w:rPr>
-        <w:t>Text, numeric and Boolean. Confirm ninety means 90, then convert and record the change; use a consistent Boolean representation.</w:t>
-      </w:r>
-    </w:p>
-    <w:p>
-      <w:pPr>
-        <w:pStyle w:val="Heading3"/>
-      </w:pPr>
-      <w:r>
         <w:t>Explain the added worked example</w:t>
-      </w:r>
-    </w:p>
-    <w:p>
-      <w:pPr>
-        <w:spacing w:line="336" w:lineRule="auto" w:after="180"/>
-      </w:pPr>
-      <w:r>
-        <w:rPr>
-          <w:b w:val="0"/>
-        </w:rPr>
-        <w:t xml:space="preserve">A fictional classroom logs the duration of each activity. Before comparing durations, define a </w:t>
-      </w:r>
-      <w:r>
-        <w:rPr>
-          <w:b/>
-        </w:rPr>
-        <w:t>schema</w:t>
-      </w:r>
-      <w:r>
-        <w:rPr>
-          <w:b w:val="0"/>
-        </w:rPr>
-        <w:t>: activity is nonempty text, minutes is an integer from 0 through 60, and each row describes one activity session.</w:t>
-      </w:r>
-    </w:p>
-    <w:p>
-      <w:pPr>
-        <w:spacing w:line="336" w:lineRule="auto" w:after="180"/>
-      </w:pPr>
-      <w:r>
-        <w:rPr>
-          <w:b w:val="0"/>
-        </w:rPr>
-        <w:t>These decisions make data interpretable.</w:t>
-      </w:r>
-    </w:p>
-    <w:p>
-      <w:pPr>
-        <w:pStyle w:val="Heading3"/>
-      </w:pPr>
-      <w:r>
-        <w:t>Explain the added worked example · 1</w:t>
-      </w:r>
-    </w:p>
-    <w:p>
-      <w:pPr>
-        <w:spacing w:line="336" w:lineRule="auto" w:after="180"/>
-      </w:pPr>
-      <w:r>
-        <w:rPr>
-          <w:b w:val="0"/>
-        </w:rPr>
-        <w:t xml:space="preserve">The worked script prints True twice. </w:t>
-      </w:r>
-      <w:r>
-        <w:rPr>
-          <w:b/>
-        </w:rPr>
-        <w:t>type</w:t>
-      </w:r>
-      <w:r>
-        <w:rPr>
-          <w:b w:val="0"/>
-        </w:rPr>
-        <w:t xml:space="preserve">(value) is int checks the exact </w:t>
-      </w:r>
-      <w:r>
-        <w:rPr>
-          <w:b/>
-        </w:rPr>
-        <w:t>type</w:t>
-      </w:r>
-      <w:r>
-        <w:rPr>
-          <w:b w:val="0"/>
-        </w:rPr>
-        <w:t xml:space="preserve"> here and avoids accepting a Boolean as a count. The chained comparison checks both boundaries.</w:t>
-      </w:r>
-    </w:p>
-    <w:p>
-      <w:pPr>
-        <w:spacing w:line="336" w:lineRule="auto" w:after="180"/>
-      </w:pPr>
-      <w:r>
-        <w:rPr>
-          <w:b w:val="0"/>
-        </w:rPr>
-        <w:t xml:space="preserve">The example assumes both keys exist; next week handles missing fields. A zero duration is allowed by this written </w:t>
-      </w:r>
-      <w:r>
-        <w:rPr>
-          <w:b/>
-        </w:rPr>
-        <w:t>schema</w:t>
-      </w:r>
-      <w:r>
-        <w:rPr>
-          <w:b w:val="0"/>
-        </w:rPr>
-        <w:t>.</w:t>
       </w:r>
     </w:p>
     <w:p>
@@ -1382,44 +1775,6 @@
         <w:t>These teacher notes contain solutions; do not reveal the independent case answer during modelling.</w:t>
       </w:r>
     </w:p>
-    <w:p>
-      <w:pPr>
-        <w:pStyle w:val="Heading3"/>
-      </w:pPr>
-      <w:r>
-        <w:t>Would minutes of 61, "12" and 12 each pass? Explain the type distinction.</w:t>
-      </w:r>
-    </w:p>
-    <w:p>
-      <w:r>
-        <w:t>________________________________________________________________</w:t>
-      </w:r>
-    </w:p>
-    <w:p>
-      <w:r>
-        <w:t>________________________________________________________________</w:t>
-      </w:r>
-    </w:p>
-    <w:p>
-      <w:r>
-        <w:t>________________________________________________________________</w:t>
-      </w:r>
-    </w:p>
-    <w:p>
-      <w:r>
-        <w:t>________________________________________________________________</w:t>
-      </w:r>
-    </w:p>
-    <w:p>
-      <w:r>
-        <w:t>________________________________________________________________</w:t>
-      </w:r>
-    </w:p>
-    <w:p>
-      <w:r>
-        <w:t>________________________________________________________________</w:t>
-      </w:r>
-    </w:p>
     <w:tbl>
       <w:tblPr>
         <w:tblStyle w:val="LightShading-Accent1"/>
@@ -1524,17 +1879,6 @@
     </w:tbl>
     <w:p>
       <w:pPr>
-        <w:spacing w:line="336" w:lineRule="auto" w:after="180"/>
-      </w:pPr>
-      <w:r>
-        <w:rPr>
-          <w:b w:val="0"/>
-        </w:rPr>
-        <w:t>Use the diagram and verbal explanation together. Ask learners to match a sentence to a specific visual step; do not assign learners fixed visual or auditory learning styles.</w:t>
-      </w:r>
-    </w:p>
-    <w:p>
-      <w:pPr>
         <w:pStyle w:val="Heading3"/>
       </w:pPr>
       <w:r>
@@ -1543,67 +1887,10 @@
     </w:p>
     <w:p>
       <w:pPr>
-        <w:spacing w:line="336" w:lineRule="auto" w:after="180"/>
-      </w:pPr>
-      <w:r>
-        <w:rPr>
-          <w:b w:val="0"/>
-        </w:rPr>
-        <w:t>A fictional approved book catalogue has three fields per row.</w:t>
-      </w:r>
-    </w:p>
-    <w:p>
-      <w:pPr>
         <w:pStyle w:val="Heading3"/>
       </w:pPr>
       <w:r>
         <w:t>The facts we will use</w:t>
-      </w:r>
-    </w:p>
-    <w:p>
-      <w:pPr>
-        <w:pStyle w:val="Heading3"/>
-      </w:pPr>
-      <w:r>
-        <w:t>Supplied facts</w:t>
-      </w:r>
-    </w:p>
-    <w:p>
-      <w:pPr>
-        <w:spacing w:line="336" w:lineRule="auto" w:after="180"/>
-        <w:shd w:fill="F1F6FC"/>
-      </w:pPr>
-      <w:r>
-        <w:rPr>
-          <w:b/>
-        </w:rPr>
-        <w:t>Schema</w:t>
-      </w:r>
-      <w:r>
-        <w:rPr>
-          <w:b w:val="0"/>
-        </w:rPr>
-        <w:t>: id is nonempty text; pages is an integer 1–300; illustrated is Boolean True or False.</w:t>
-      </w:r>
-    </w:p>
-    <w:p>
-      <w:pPr>
-        <w:pStyle w:val="Heading3"/>
-      </w:pPr>
-      <w:r>
-        <w:t>Supplied facts</w:t>
-      </w:r>
-    </w:p>
-    <w:p>
-      <w:pPr>
-        <w:spacing w:line="336" w:lineRule="auto" w:after="180"/>
-        <w:shd w:fill="F1F6FC"/>
-      </w:pPr>
-      <w:r>
-        <w:rPr>
-          <w:b w:val="0"/>
-        </w:rPr>
-        <w:t>Rows A={id:"B7",pages:90,illustrated:True}; B={id:"B8",pages:"90",illustrated:False}; C={id:"",pages:80,illustrated:True}.</w:t>
       </w:r>
     </w:p>
     <w:p>
@@ -1611,7 +1898,7 @@
         <w:drawing>
           <wp:inline xmlns:a="http://schemas.openxmlformats.org/drawingml/2006/main" xmlns:pic="http://schemas.openxmlformats.org/drawingml/2006/picture">
             <wp:extent cx="5346057" cy="5943599"/>
-            <wp:docPr id="1" name="Picture 1" descr="Rows Columns and Data Types. Column contract: Field names identify values; order is not the only guide.. Validate A: B7 is text, 90 is allowed integer, True is Boolean: valid.. Validate B: Quoted &quot;90&quot; is text, so pages fails the integer contract.. Validate C: Empty id fails even though its other two values have allowed types."/>
+            <wp:docPr id="2" name="Picture 2" descr="Rows Columns and Data Types. Column contract: Field names identify values; order is not the only guide.. Validate A: B7 is text, 90 is allowed integer, True is Boolean: valid.. Validate B: Quoted &quot;90&quot; is text, so pages fails the integer contract.. Validate C: Empty id fails even though its other two values have allowed types."/>
             <wp:cNvGraphicFramePr>
               <a:graphicFrameLocks noChangeAspect="1"/>
             </wp:cNvGraphicFramePr>
@@ -1623,7 +1910,7 @@
                     <pic:cNvPicPr/>
                   </pic:nvPicPr>
                   <pic:blipFill>
-                    <a:blip r:embed="rId9"/>
+                    <a:blip r:embed="rId10"/>
                     <a:stretch>
                       <a:fillRect/>
                     </a:stretch>
@@ -1792,19 +2079,55 @@
         <w:pStyle w:val="Heading3"/>
       </w:pPr>
       <w:r>
-        <w:t>Why the result follows</w:t>
+        <w:t>What this example does not establish</w:t>
+      </w:r>
+    </w:p>
+    <w:p>
+      <w:pPr>
+        <w:pStyle w:val="Heading3"/>
+      </w:pPr>
+      <w:r>
+        <w:t>Change one thing in the pictured case</w:t>
+      </w:r>
+    </w:p>
+    <w:p>
+      <w:pPr>
+        <w:pStyle w:val="Heading3"/>
+      </w:pPr>
+      <w:r>
+        <w:t>Ask while showing the picture</w:t>
+      </w:r>
+    </w:p>
+    <w:p>
+      <w:pPr>
+        <w:pStyle w:val="Heading1"/>
+      </w:pPr>
+      <w:r>
+        <w:t>03. Guide the reasoning, then remove help</w:t>
+      </w:r>
+    </w:p>
+    <w:p>
+      <w:r>
+        <w:t>Collect a response from each learner before discussing the worked key.</w:t>
+      </w:r>
+    </w:p>
+    <w:p>
+      <w:pPr>
+        <w:pStyle w:val="Heading2"/>
+      </w:pPr>
+      <w:r>
+        <w:t>Prompt before revealing</w:t>
       </w:r>
     </w:p>
     <w:p>
       <w:pPr>
         <w:spacing w:line="336" w:lineRule="auto" w:after="180"/>
-        <w:shd w:fill="F1F6FC"/>
       </w:pPr>
       <w:r>
         <w:rPr>
           <w:b w:val="0"/>
         </w:rPr>
-        <w:t xml:space="preserve">A </w:t>
+        <w:t xml:space="preserve">Completion task: Classify minutes values 0, 60, -1 and 61 under this </w:t>
       </w:r>
       <w:r>
         <w:rPr>
@@ -1816,19 +2139,253 @@
         <w:rPr>
           <w:b w:val="0"/>
         </w:rPr>
-        <w:t xml:space="preserve"> makes row meanings and expected </w:t>
+        <w:t>.</w:t>
+      </w:r>
+    </w:p>
+    <w:p>
+      <w:pPr>
+        <w:pStyle w:val="Heading2"/>
+      </w:pPr>
+      <w:r>
+        <w:t>Expected reasoning and fading help</w:t>
+      </w:r>
+    </w:p>
+    <w:p>
+      <w:pPr>
+        <w:spacing w:line="336" w:lineRule="auto" w:after="180"/>
+      </w:pPr>
+      <w:r>
+        <w:rPr>
+          <w:b w:val="0"/>
+        </w:rPr>
+        <w:t>Teacher check: 0 and 60 pass; -1 and 61 fail.</w:t>
+      </w:r>
+    </w:p>
+    <w:p>
+      <w:pPr>
+        <w:spacing w:line="336" w:lineRule="auto" w:after="180"/>
+      </w:pPr>
+      <w:r>
+        <w:rPr>
+          <w:b w:val="0"/>
+        </w:rPr>
+        <w:t xml:space="preserve">Start by identifying the given </w:t>
       </w:r>
       <w:r>
         <w:rPr>
           <w:b/>
         </w:rPr>
+        <w:t>input</w:t>
+      </w:r>
+      <w:r>
+        <w:rPr>
+          <w:b w:val="0"/>
+        </w:rPr>
+        <w:t>s together. Leave the intermediate steps blank. If needed, model one step, then withdraw that help on the next step. Move to a full trace only when the partial trace is understood.</w:t>
+      </w:r>
+    </w:p>
+    <w:p>
+      <w:pPr>
+        <w:spacing w:line="336" w:lineRule="auto" w:after="180"/>
+      </w:pPr>
+      <w:r>
+        <w:rPr>
+          <w:b w:val="0"/>
+        </w:rPr>
+        <w:t>For partners, alternate explainer and checker; collect a response from every learner before discussion.</w:t>
+      </w:r>
+    </w:p>
+    <w:p>
+      <w:pPr>
+        <w:pStyle w:val="Heading2"/>
+      </w:pPr>
+      <w:r>
+        <w:t>Check the misconception before discussion</w:t>
+      </w:r>
+    </w:p>
+    <w:p>
+      <w:pPr>
+        <w:spacing w:line="336" w:lineRule="auto" w:after="180"/>
+      </w:pPr>
+      <w:r>
+        <w:rPr>
+          <w:b w:val="0"/>
+        </w:rPr>
+        <w:t xml:space="preserve">Use the worked case for Rows </w:t>
+      </w:r>
+      <w:r>
+        <w:rPr>
+          <w:b/>
+        </w:rPr>
+        <w:t>column</w:t>
+      </w:r>
+      <w:r>
+        <w:rPr>
+          <w:b w:val="0"/>
+        </w:rPr>
+        <w:t xml:space="preserve">s and </w:t>
+      </w:r>
+      <w:r>
+        <w:rPr>
+          <w:b/>
+        </w:rPr>
+        <w:t>schema</w:t>
+      </w:r>
+      <w:r>
+        <w:rPr>
+          <w:b w:val="0"/>
+        </w:rPr>
+        <w:t>s. Proposed explanation: “A successful run proves the conclusion”. Decide whether this explanation is supported.</w:t>
+      </w:r>
+    </w:p>
+    <w:p>
+      <w:pPr>
+        <w:spacing w:line="336" w:lineRule="auto" w:after="180"/>
+      </w:pPr>
+      <w:r>
+        <w:rPr>
+          <w:b w:val="0"/>
+        </w:rPr>
+        <w:t>Point to the step or supplied fact that decides; explain your repair if needed.</w:t>
+      </w:r>
+    </w:p>
+    <w:p>
+      <w:pPr>
+        <w:spacing w:line="336" w:lineRule="auto" w:after="180"/>
+      </w:pPr>
+      <w:r>
+        <w:rPr>
+          <w:b w:val="0"/>
+        </w:rPr>
+        <w:t xml:space="preserve">Expected correction: A row can satisfy every </w:t>
+      </w:r>
+      <w:r>
+        <w:rPr>
+          <w:b/>
+        </w:rPr>
+        <w:t>schema</w:t>
+      </w:r>
+      <w:r>
+        <w:rPr>
+          <w:b w:val="0"/>
+        </w:rPr>
+        <w:t xml:space="preserve"> rule and still be a wrong </w:t>
+      </w:r>
+      <w:r>
+        <w:rPr>
+          <w:b/>
+        </w:rPr>
+        <w:t>observation</w:t>
+      </w:r>
+      <w:r>
+        <w:rPr>
+          <w:b w:val="0"/>
+        </w:rPr>
+        <w:t>.</w:t>
+      </w:r>
+    </w:p>
+    <w:p>
+      <w:pPr>
+        <w:spacing w:line="336" w:lineRule="auto" w:after="180"/>
+      </w:pPr>
+      <w:r>
+        <w:rPr>
+          <w:b/>
+        </w:rPr>
+        <w:t>Schema</w:t>
+      </w:r>
+      <w:r>
+        <w:rPr>
+          <w:b w:val="0"/>
+        </w:rPr>
+        <w:t xml:space="preserve"> validation checks our stated structure and </w:t>
+      </w:r>
+      <w:r>
+        <w:rPr>
+          <w:b/>
+        </w:rPr>
+        <w:t>constraint</w:t>
+      </w:r>
+      <w:r>
+        <w:rPr>
+          <w:b w:val="0"/>
+        </w:rPr>
+        <w:t>s, not whether someone measured honestly or selected a representative sample.</w:t>
+      </w:r>
+    </w:p>
+    <w:p>
+      <w:pPr>
+        <w:spacing w:line="336" w:lineRule="auto" w:after="180"/>
+      </w:pPr>
+      <w:r>
+        <w:rPr>
+          <w:b w:val="0"/>
+        </w:rPr>
+        <w:t>Collect explanations, not only yes/no votes. If a misunderstanding is common, re-model the relevant step for the class.</w:t>
+      </w:r>
+    </w:p>
+    <w:p>
+      <w:pPr>
+        <w:spacing w:line="336" w:lineRule="auto" w:after="180"/>
+      </w:pPr>
+      <w:r>
+        <w:rPr>
+          <w:b w:val="0"/>
+        </w:rPr>
+        <w:t>If it affects a few learners, give a short targeted group explanation while others solve a more demanding variation.</w:t>
+      </w:r>
+    </w:p>
+    <w:p>
+      <w:pPr>
+        <w:pStyle w:val="Heading2"/>
+      </w:pPr>
+      <w:r>
+        <w:t>Use the pictorial check</w:t>
+      </w:r>
+    </w:p>
+    <w:p>
+      <w:pPr>
+        <w:spacing w:line="336" w:lineRule="auto" w:after="180"/>
+      </w:pPr>
+      <w:r>
+        <w:rPr>
+          <w:b w:val="0"/>
+        </w:rPr>
+        <w:t>Which two rows originally fail, and do they fail for the same reason?</w:t>
+      </w:r>
+    </w:p>
+    <w:p>
+      <w:pPr>
+        <w:spacing w:line="336" w:lineRule="auto" w:after="180"/>
+      </w:pPr>
+      <w:r>
+        <w:rPr>
+          <w:b w:val="0"/>
+        </w:rPr>
+        <w:t xml:space="preserve">B fails pages </w:t>
+      </w:r>
+      <w:r>
+        <w:rPr>
+          <w:b/>
+        </w:rPr>
         <w:t>type</w:t>
       </w:r>
       <w:r>
         <w:rPr>
           <w:b w:val="0"/>
         </w:rPr>
-        <w:t xml:space="preserve">s explicit. The string "90" looks like a number when printed but does not meet this strict integer </w:t>
+        <w:t>; C fails empty id. A passes all three field checks.</w:t>
+      </w:r>
+    </w:p>
+    <w:p>
+      <w:pPr>
+        <w:spacing w:line="336" w:lineRule="auto" w:after="180"/>
+      </w:pPr>
+      <w:r>
+        <w:rPr>
+          <w:b w:val="0"/>
+        </w:rPr>
+        <w:t xml:space="preserve">Changed-case reasoning: B now satisfies the declared </w:t>
       </w:r>
       <w:r>
         <w:rPr>
@@ -1840,19 +2397,105 @@
         <w:rPr>
           <w:b w:val="0"/>
         </w:rPr>
-        <w:t>. A repair can be authorised later, but must not be assumed silently.</w:t>
+        <w:t>. Its id is nonempty and illustrated is Boolean; the page-</w:t>
+      </w:r>
+      <w:r>
+        <w:rPr>
+          <w:b/>
+        </w:rPr>
+        <w:t>type</w:t>
+      </w:r>
+      <w:r>
+        <w:rPr>
+          <w:b w:val="0"/>
+        </w:rPr>
+        <w:t xml:space="preserve"> defect is removed.</w:t>
       </w:r>
     </w:p>
     <w:p>
       <w:pPr>
         <w:spacing w:line="336" w:lineRule="auto" w:after="180"/>
-        <w:shd w:fill="F1F6FC"/>
       </w:pPr>
       <w:r>
         <w:rPr>
           <w:b w:val="0"/>
         </w:rPr>
-        <w:t>Missing or empty identifiers also prevent tracing an item back to its source.</w:t>
+        <w:t xml:space="preserve">Collect each learner’s explanation before discussion. Use the first missing connection between </w:t>
+      </w:r>
+      <w:r>
+        <w:rPr>
+          <w:b/>
+        </w:rPr>
+        <w:t>input</w:t>
+      </w:r>
+      <w:r>
+        <w:rPr>
+          <w:b w:val="0"/>
+        </w:rPr>
+        <w:t xml:space="preserve">, deciding step and result to choose support. This question is worked-case practice, not fresh mastery </w:t>
+      </w:r>
+      <w:r>
+        <w:rPr>
+          <w:b/>
+        </w:rPr>
+        <w:t>evidence</w:t>
+      </w:r>
+      <w:r>
+        <w:rPr>
+          <w:b w:val="0"/>
+        </w:rPr>
+        <w:t>.</w:t>
+      </w:r>
+    </w:p>
+    <w:p>
+      <w:pPr>
+        <w:pStyle w:val="Heading2"/>
+      </w:pPr>
+      <w:r>
+        <w:t>Keep each learner explaining</w:t>
+      </w:r>
+    </w:p>
+    <w:p>
+      <w:pPr>
+        <w:pStyle w:val="ListBullet"/>
+      </w:pPr>
+      <w:r>
+        <w:t>Ask: Which facts are given, and which would we have to assume? Learners mark relevant details before discussing answers.</w:t>
+      </w:r>
+    </w:p>
+    <w:p>
+      <w:pPr>
+        <w:pStyle w:val="ListBullet"/>
+      </w:pPr>
+      <w:r>
+        <w:t>Say: Predict first. Show the rule, information path or calculation that would produce the result. A correct guess is not yet an explanation.</w:t>
+      </w:r>
+    </w:p>
+    <w:p>
+      <w:pPr>
+        <w:pStyle w:val="ListBullet"/>
+      </w:pPr>
+      <w:r>
+        <w:t>In pairs, one learner solves while the other checks evidence; exchange roles. Remove the worked answer before independent assessment.</w:t>
+      </w:r>
+    </w:p>
+    <w:p>
+      <w:pPr>
+        <w:pStyle w:val="Heading2"/>
+      </w:pPr>
+      <w:r>
+        <w:t>Earlier wording, alternatives and picture transcripts · reference / check after trying</w:t>
+      </w:r>
+    </w:p>
+    <w:p>
+      <w:pPr>
+        <w:spacing w:line="336" w:lineRule="auto" w:after="180"/>
+      </w:pPr>
+      <w:r>
+        <w:rPr>
+          <w:b w:val="0"/>
+        </w:rPr>
+        <w:t>Demonstrate and guide practice</w:t>
       </w:r>
     </w:p>
     <w:p>
@@ -1860,7 +2503,75 @@
         <w:pStyle w:val="Heading3"/>
       </w:pPr>
       <w:r>
-        <w:t>What this example does not establish</w:t>
+        <w:t>Board sequence</w:t>
+      </w:r>
+    </w:p>
+    <w:p>
+      <w:pPr>
+        <w:spacing w:line="336" w:lineRule="auto" w:after="180"/>
+      </w:pPr>
+      <w:r>
+        <w:rPr>
+          <w:b w:val="0"/>
+        </w:rPr>
+        <w:t>Write the given facts: Fields are Title, Pages and Borrowed; a row contains River, ninety and yes.</w:t>
+      </w:r>
+    </w:p>
+    <w:p>
+      <w:pPr>
+        <w:spacing w:line="336" w:lineRule="auto" w:after="180"/>
+      </w:pPr>
+      <w:r>
+        <w:rPr>
+          <w:b w:val="0"/>
+        </w:rPr>
+        <w:t xml:space="preserve">Write the question to explain: Assign intended </w:t>
+      </w:r>
+      <w:r>
+        <w:rPr>
+          <w:b/>
+        </w:rPr>
+        <w:t>type</w:t>
+      </w:r>
+      <w:r>
+        <w:rPr>
+          <w:b w:val="0"/>
+        </w:rPr>
+        <w:t>s and a repair.</w:t>
+      </w:r>
+    </w:p>
+    <w:p>
+      <w:pPr>
+        <w:spacing w:line="336" w:lineRule="auto" w:after="180"/>
+      </w:pPr>
+      <w:r>
+        <w:rPr>
+          <w:b w:val="0"/>
+        </w:rPr>
+        <w:t xml:space="preserve">Reveal after </w:t>
+      </w:r>
+      <w:r>
+        <w:rPr>
+          <w:b/>
+        </w:rPr>
+        <w:t>prediction</w:t>
+      </w:r>
+      <w:r>
+        <w:rPr>
+          <w:b w:val="0"/>
+        </w:rPr>
+        <w:t>s: Text, numeric and Boolean. Confirm ninety means 90, then convert and record the change; use a consistent Boolean representation.</w:t>
+      </w:r>
+    </w:p>
+    <w:p>
+      <w:pPr>
+        <w:spacing w:line="336" w:lineRule="auto" w:after="180"/>
+      </w:pPr>
+      <w:r>
+        <w:rPr>
+          <w:b w:val="0"/>
+        </w:rPr>
+        <w:t>Use the earlier changed question as optional later practice. Reserve Design a schema independently for the first independent attempt before hints or feedback.</w:t>
       </w:r>
     </w:p>
     <w:p>
@@ -1868,416 +2579,30 @@
         <w:pStyle w:val="Heading3"/>
       </w:pPr>
       <w:r>
-        <w:t>Keep the stated limit</w:t>
+        <w:t>Classroom dialogue</w:t>
       </w:r>
     </w:p>
     <w:p>
       <w:pPr>
         <w:spacing w:line="336" w:lineRule="auto" w:after="180"/>
-        <w:shd w:fill="FFF5E6"/>
-      </w:pPr>
+      </w:pPr>
+      <w:r>
+        <w:rPr>
+          <w:b w:val="0"/>
+        </w:rPr>
+        <w:t xml:space="preserve">Reveal reasoning one step at a time. Explain why a tempting alternative fails. Write </w:t>
+      </w:r>
       <w:r>
         <w:rPr>
           <w:b/>
         </w:rPr>
-        <w:t>Schema</w:t>
+        <w:t>unit</w:t>
       </w:r>
       <w:r>
         <w:rPr>
           <w:b w:val="0"/>
         </w:rPr>
-        <w:t xml:space="preserve"> validity does not confirm that the book really has 90 pages or that its metadata is accurate.</w:t>
-      </w:r>
-    </w:p>
-    <w:p>
-      <w:pPr>
-        <w:pStyle w:val="Heading3"/>
-      </w:pPr>
-      <w:r>
-        <w:t>Change one thing in the pictured case</w:t>
-      </w:r>
-    </w:p>
-    <w:p>
-      <w:pPr>
-        <w:pStyle w:val="Heading3"/>
-      </w:pPr>
-      <w:r>
-        <w:t>Change one thing</w:t>
-      </w:r>
-    </w:p>
-    <w:p>
-      <w:pPr>
-        <w:spacing w:line="336" w:lineRule="auto" w:after="180"/>
-        <w:shd w:fill="F5F1FB"/>
-      </w:pPr>
-      <w:r>
-        <w:rPr>
-          <w:b w:val="0"/>
-        </w:rPr>
-        <w:t>Change: Change B’s pages from "90" to integer 90 using an approved repair.</w:t>
-      </w:r>
-    </w:p>
-    <w:p>
-      <w:pPr>
-        <w:pStyle w:val="Heading3"/>
-      </w:pPr>
-      <w:r>
-        <w:t>Predicted result</w:t>
-      </w:r>
-    </w:p>
-    <w:p>
-      <w:pPr>
-        <w:spacing w:line="336" w:lineRule="auto" w:after="180"/>
-        <w:shd w:fill="F1F6FC"/>
-      </w:pPr>
-      <w:r>
-        <w:rPr>
-          <w:b/>
-        </w:rPr>
-        <w:t>Prediction</w:t>
-      </w:r>
-      <w:r>
-        <w:rPr>
-          <w:b w:val="0"/>
-        </w:rPr>
-        <w:t xml:space="preserve">: B now satisfies the declared </w:t>
-      </w:r>
-      <w:r>
-        <w:rPr>
-          <w:b/>
-        </w:rPr>
-        <w:t>schema</w:t>
-      </w:r>
-      <w:r>
-        <w:rPr>
-          <w:b w:val="0"/>
-        </w:rPr>
-        <w:t>.</w:t>
-      </w:r>
-    </w:p>
-    <w:p>
-      <w:pPr>
-        <w:pStyle w:val="Heading3"/>
-      </w:pPr>
-      <w:r>
-        <w:t>Why the result follows</w:t>
-      </w:r>
-    </w:p>
-    <w:p>
-      <w:pPr>
-        <w:spacing w:line="336" w:lineRule="auto" w:after="180"/>
-        <w:shd w:fill="F1F6FC"/>
-      </w:pPr>
-      <w:r>
-        <w:rPr>
-          <w:b w:val="0"/>
-        </w:rPr>
-        <w:t>Reason: Its id is nonempty and illustrated is Boolean; the page-</w:t>
-      </w:r>
-      <w:r>
-        <w:rPr>
-          <w:b/>
-        </w:rPr>
-        <w:t>type</w:t>
-      </w:r>
-      <w:r>
-        <w:rPr>
-          <w:b w:val="0"/>
-        </w:rPr>
-        <w:t xml:space="preserve"> defect is removed.</w:t>
-      </w:r>
-    </w:p>
-    <w:p>
-      <w:pPr>
-        <w:pStyle w:val="Heading3"/>
-      </w:pPr>
-      <w:r>
-        <w:t>Ask while showing the picture</w:t>
-      </w:r>
-    </w:p>
-    <w:p>
-      <w:pPr>
-        <w:pStyle w:val="Heading3"/>
-      </w:pPr>
-      <w:r>
-        <w:t>Ask while showing the picture · 2</w:t>
-      </w:r>
-    </w:p>
-    <w:p>
-      <w:pPr>
-        <w:spacing w:line="336" w:lineRule="auto" w:after="180"/>
-      </w:pPr>
-      <w:r>
-        <w:rPr>
-          <w:b w:val="0"/>
-        </w:rPr>
-        <w:t xml:space="preserve">Cover the result. Ask learners to name the </w:t>
-      </w:r>
-      <w:r>
-        <w:rPr>
-          <w:b/>
-        </w:rPr>
-        <w:t>input</w:t>
-      </w:r>
-      <w:r>
-        <w:rPr>
-          <w:b w:val="0"/>
-        </w:rPr>
-        <w:t xml:space="preserve">s and predict the next step. Uncover one step, connect the icon to the actual procedure, and explain its </w:t>
-      </w:r>
-      <w:r>
-        <w:rPr>
-          <w:b/>
-        </w:rPr>
-        <w:t>evidence</w:t>
-      </w:r>
-      <w:r>
-        <w:rPr>
-          <w:b w:val="0"/>
-        </w:rPr>
-        <w:t>. Then change the supplied condition and compare.</w:t>
-      </w:r>
-    </w:p>
-    <w:p>
-      <w:pPr>
-        <w:spacing w:line="336" w:lineRule="auto" w:after="180"/>
-      </w:pPr>
-      <w:r>
-        <w:rPr>
-          <w:b w:val="0"/>
-        </w:rPr>
-        <w:t>The picture is a representation; it does not document execution of a real AI model.</w:t>
-      </w:r>
-    </w:p>
-    <w:p>
-      <w:pPr>
-        <w:pStyle w:val="Heading1"/>
-      </w:pPr>
-      <w:r>
-        <w:t>03. Demonstrate and guide practice</w:t>
-      </w:r>
-    </w:p>
-    <w:p>
-      <w:r>
-        <w:t>Demonstrate Rows Columns and Data Types, reduce support deliberately and check individual reasoning before discussing answers.</w:t>
-      </w:r>
-    </w:p>
-    <w:p>
-      <w:pPr>
-        <w:pStyle w:val="Heading3"/>
-      </w:pPr>
-      <w:r>
-        <w:t>Board sequence</w:t>
-      </w:r>
-    </w:p>
-    <w:p>
-      <w:pPr>
-        <w:pStyle w:val="Heading3"/>
-      </w:pPr>
-      <w:r>
-        <w:t>1. Put the facts on the board</w:t>
-      </w:r>
-    </w:p>
-    <w:p>
-      <w:pPr>
-        <w:spacing w:line="336" w:lineRule="auto" w:after="180"/>
-        <w:shd w:fill="F4F9FC"/>
-      </w:pPr>
-      <w:r>
-        <w:rPr>
-          <w:b w:val="0"/>
-        </w:rPr>
-        <w:t>Write the given facts: Fields are Title, Pages and Borrowed; a row contains River, ninety and yes.</w:t>
-      </w:r>
-    </w:p>
-    <w:p>
-      <w:pPr>
-        <w:pStyle w:val="Heading3"/>
-      </w:pPr>
-      <w:r>
-        <w:t>2. State the decision to explain</w:t>
-      </w:r>
-    </w:p>
-    <w:p>
-      <w:pPr>
-        <w:spacing w:line="336" w:lineRule="auto" w:after="180"/>
-        <w:shd w:fill="F4F9FC"/>
-      </w:pPr>
-      <w:r>
-        <w:rPr>
-          <w:b w:val="0"/>
-        </w:rPr>
-        <w:t xml:space="preserve">Write the question to explain: Assign intended </w:t>
-      </w:r>
-      <w:r>
-        <w:rPr>
-          <w:b/>
-        </w:rPr>
-        <w:t>type</w:t>
-      </w:r>
-      <w:r>
-        <w:rPr>
-          <w:b w:val="0"/>
-        </w:rPr>
-        <w:t>s and a repair.</w:t>
-      </w:r>
-    </w:p>
-    <w:p>
-      <w:pPr>
-        <w:pStyle w:val="Heading3"/>
-      </w:pPr>
-      <w:r>
-        <w:t>3. Reveal the worked reasoning</w:t>
-      </w:r>
-    </w:p>
-    <w:p>
-      <w:pPr>
-        <w:spacing w:line="336" w:lineRule="auto" w:after="180"/>
-        <w:shd w:fill="F1F6FC"/>
-      </w:pPr>
-      <w:r>
-        <w:rPr>
-          <w:b w:val="0"/>
-        </w:rPr>
-        <w:t xml:space="preserve">Reveal after </w:t>
-      </w:r>
-      <w:r>
-        <w:rPr>
-          <w:b/>
-        </w:rPr>
-        <w:t>prediction</w:t>
-      </w:r>
-      <w:r>
-        <w:rPr>
-          <w:b w:val="0"/>
-        </w:rPr>
-        <w:t>s: Text, numeric and Boolean. Confirm ninety means 90, then convert and record the change; use a consistent Boolean representation.</w:t>
-      </w:r>
-    </w:p>
-    <w:p>
-      <w:pPr>
-        <w:pStyle w:val="Heading3"/>
-      </w:pPr>
-      <w:r>
-        <w:t>Hold back the independent task</w:t>
-      </w:r>
-    </w:p>
-    <w:p>
-      <w:pPr>
-        <w:spacing w:line="336" w:lineRule="auto" w:after="180"/>
-        <w:shd w:fill="FFF5E6"/>
-      </w:pPr>
-      <w:r>
-        <w:rPr>
-          <w:b w:val="0"/>
-        </w:rPr>
-        <w:t xml:space="preserve">Keep for an independent attempt: A table row is book_id B7, pages 84, available true. Name the </w:t>
-      </w:r>
-      <w:r>
-        <w:rPr>
-          <w:b/>
-        </w:rPr>
-        <w:t>type</w:t>
-      </w:r>
-      <w:r>
-        <w:rPr>
-          <w:b w:val="0"/>
-        </w:rPr>
-        <w:t xml:space="preserve"> of each field and explain why pages stored as eighty-four complicates calculation.</w:t>
-      </w:r>
-    </w:p>
-    <w:p>
-      <w:pPr>
-        <w:pStyle w:val="Heading3"/>
-      </w:pPr>
-      <w:r>
-        <w:t>Classroom dialogue</w:t>
-      </w:r>
-    </w:p>
-    <w:p>
-      <w:pPr>
-        <w:pStyle w:val="Heading3"/>
-      </w:pPr>
-      <w:r>
-        <w:t>Ask the class</w:t>
-      </w:r>
-    </w:p>
-    <w:p>
-      <w:pPr>
-        <w:spacing w:line="336" w:lineRule="auto" w:after="180"/>
-        <w:shd w:fill="F5F1FB"/>
-      </w:pPr>
-      <w:r>
-        <w:rPr>
-          <w:b w:val="0"/>
-        </w:rPr>
-        <w:t>Ask: Which facts are given, and which would we have to assume? Learners mark relevant details before discussing answers.</w:t>
-      </w:r>
-    </w:p>
-    <w:p>
-      <w:pPr>
-        <w:pStyle w:val="Heading3"/>
-      </w:pPr>
-      <w:r>
-        <w:t>Language to model</w:t>
-      </w:r>
-    </w:p>
-    <w:p>
-      <w:pPr>
-        <w:spacing w:line="336" w:lineRule="auto" w:after="180"/>
-        <w:shd w:fill="F1F6F8"/>
-      </w:pPr>
-      <w:r>
-        <w:rPr>
-          <w:b w:val="0"/>
-        </w:rPr>
-        <w:t>Say: Predict first. Show the rule, information path or calculation that would produce the result. A correct guess is not yet an explanation.</w:t>
-      </w:r>
-    </w:p>
-    <w:p>
-      <w:pPr>
-        <w:spacing w:line="336" w:lineRule="auto" w:after="180"/>
-      </w:pPr>
-      <w:r>
-        <w:rPr>
-          <w:b w:val="0"/>
-        </w:rPr>
-        <w:t xml:space="preserve">Reveal reasoning one step at a time. Explain why a tempting alternative fails. Write </w:t>
-      </w:r>
-      <w:r>
-        <w:rPr>
-          <w:b/>
-        </w:rPr>
-        <w:t>unit</w:t>
-      </w:r>
-      <w:r>
-        <w:rPr>
-          <w:b w:val="0"/>
-        </w:rPr>
         <w:t>s and denominators for arithmetic, trace conditions for decisions, and identify supporting sources for claims.</w:t>
-      </w:r>
-    </w:p>
-    <w:p>
-      <w:pPr>
-        <w:spacing w:line="336" w:lineRule="auto" w:after="180"/>
-      </w:pPr>
-      <w:r>
-        <w:rPr>
-          <w:b w:val="0"/>
-        </w:rPr>
-        <w:t xml:space="preserve">In pairs, one learner solves while the other checks </w:t>
-      </w:r>
-      <w:r>
-        <w:rPr>
-          <w:b/>
-        </w:rPr>
-        <w:t>evidence</w:t>
-      </w:r>
-      <w:r>
-        <w:rPr>
-          <w:b w:val="0"/>
-        </w:rPr>
-        <w:t>; exchange roles. Remove the worked answer before independent assessment.</w:t>
       </w:r>
     </w:p>
     <w:p>
@@ -2556,478 +2881,103 @@
         <w:pStyle w:val="Heading3"/>
       </w:pPr>
       <w:r>
-        <w:t>Completion practice</w:t>
+        <w:t>Individual reasoning check</w:t>
+      </w:r>
+    </w:p>
+    <w:p>
+      <w:pPr>
+        <w:pStyle w:val="Heading3"/>
+      </w:pPr>
+      <w:r>
+        <w:t>Pictorial practice question</w:t>
+      </w:r>
+    </w:p>
+    <w:p>
+      <w:pPr>
+        <w:pStyle w:val="Heading3"/>
+      </w:pPr>
+      <w:r>
+        <w:t>Reasoned teacher answer</w:t>
+      </w:r>
+    </w:p>
+    <w:p>
+      <w:pPr>
+        <w:pStyle w:val="Heading1"/>
+      </w:pPr>
+      <w:r>
+        <w:t>04. Run the supplied investigation</w:t>
+      </w:r>
+    </w:p>
+    <w:p>
+      <w:r>
+        <w:t>Keep expected results, observed paper traces and remaining limits distinguishable.</w:t>
+      </w:r>
+    </w:p>
+    <w:p>
+      <w:pPr>
+        <w:pStyle w:val="Heading2"/>
+      </w:pPr>
+      <w:r>
+        <w:t>Supplied materials and answer guidance</w:t>
       </w:r>
     </w:p>
     <w:p>
       <w:pPr>
         <w:spacing w:line="336" w:lineRule="auto" w:after="180"/>
-        <w:shd w:fill="F5F1FB"/>
       </w:pPr>
       <w:r>
         <w:rPr>
           <w:b w:val="0"/>
         </w:rPr>
-        <w:t xml:space="preserve">Completion task: Classify minutes values 0, 60, -1 and 61 under this </w:t>
-      </w:r>
-      <w:r>
-        <w:rPr>
-          <w:b/>
-        </w:rPr>
-        <w:t>schema</w:t>
-      </w:r>
-      <w:r>
-        <w:rPr>
-          <w:b w:val="0"/>
-        </w:rPr>
-        <w:t>.</w:t>
-      </w:r>
-    </w:p>
-    <w:p>
-      <w:pPr>
-        <w:pStyle w:val="Heading3"/>
-      </w:pPr>
-      <w:r>
-        <w:t>Reasoning to listen for</w:t>
-      </w:r>
-    </w:p>
-    <w:p>
-      <w:pPr>
-        <w:spacing w:line="336" w:lineRule="auto" w:after="180"/>
-        <w:shd w:fill="F1F6FC"/>
-      </w:pPr>
-      <w:r>
-        <w:rPr>
-          <w:b w:val="0"/>
-        </w:rPr>
-        <w:t>Teacher check: 0 and 60 pass; -1 and 61 fail.</w:t>
-      </w:r>
-    </w:p>
-    <w:p>
-      <w:pPr>
-        <w:spacing w:line="336" w:lineRule="auto" w:after="180"/>
-      </w:pPr>
-      <w:r>
-        <w:rPr>
-          <w:b w:val="0"/>
-        </w:rPr>
-        <w:t xml:space="preserve">Start by identifying the given </w:t>
-      </w:r>
-      <w:r>
-        <w:rPr>
-          <w:b/>
-        </w:rPr>
-        <w:t>input</w:t>
-      </w:r>
-      <w:r>
-        <w:rPr>
-          <w:b w:val="0"/>
-        </w:rPr>
-        <w:t>s together. Leave the intermediate steps blank. If needed, model one step, then withdraw that help on the next step. Move to a full trace only when the partial trace is understood.</w:t>
-      </w:r>
-    </w:p>
-    <w:p>
-      <w:pPr>
-        <w:spacing w:line="336" w:lineRule="auto" w:after="180"/>
-      </w:pPr>
-      <w:r>
-        <w:rPr>
-          <w:b w:val="0"/>
-        </w:rPr>
-        <w:t>For partners, alternate explainer and checker; collect a response from every learner before discussion.</w:t>
-      </w:r>
-    </w:p>
-    <w:p>
-      <w:pPr>
-        <w:pStyle w:val="Heading3"/>
-      </w:pPr>
-      <w:r>
-        <w:t>Individual reasoning check</w:t>
-      </w:r>
-    </w:p>
-    <w:p>
-      <w:pPr>
-        <w:spacing w:line="336" w:lineRule="auto" w:after="180"/>
-      </w:pPr>
-      <w:r>
-        <w:rPr>
-          <w:b w:val="0"/>
-        </w:rPr>
-        <w:t xml:space="preserve">Use the worked case for Rows </w:t>
-      </w:r>
-      <w:r>
-        <w:rPr>
-          <w:b/>
-        </w:rPr>
-        <w:t>column</w:t>
-      </w:r>
-      <w:r>
-        <w:rPr>
-          <w:b w:val="0"/>
-        </w:rPr>
-        <w:t xml:space="preserve">s and </w:t>
-      </w:r>
-      <w:r>
-        <w:rPr>
-          <w:b/>
-        </w:rPr>
-        <w:t>schema</w:t>
-      </w:r>
-      <w:r>
-        <w:rPr>
-          <w:b w:val="0"/>
-        </w:rPr>
-        <w:t>s. Proposed explanation: “A successful run proves the conclusion”. Decide whether this explanation is supported.</w:t>
-      </w:r>
-    </w:p>
-    <w:p>
-      <w:pPr>
-        <w:spacing w:line="336" w:lineRule="auto" w:after="180"/>
-      </w:pPr>
-      <w:r>
-        <w:rPr>
-          <w:b w:val="0"/>
-        </w:rPr>
-        <w:t>Point to the step or supplied fact that decides; explain your repair if needed.</w:t>
-      </w:r>
-    </w:p>
-    <w:p>
-      <w:pPr>
-        <w:pStyle w:val="Heading3"/>
-      </w:pPr>
-      <w:r>
-        <w:t>Expected repair</w:t>
-      </w:r>
-    </w:p>
-    <w:p>
-      <w:pPr>
-        <w:spacing w:line="336" w:lineRule="auto" w:after="180"/>
-        <w:shd w:fill="F1F6FC"/>
-      </w:pPr>
-      <w:r>
-        <w:rPr>
-          <w:b w:val="0"/>
-        </w:rPr>
-        <w:t xml:space="preserve">Expected correction: A row can satisfy every </w:t>
-      </w:r>
-      <w:r>
-        <w:rPr>
-          <w:b/>
-        </w:rPr>
-        <w:t>schema</w:t>
-      </w:r>
-      <w:r>
-        <w:rPr>
-          <w:b w:val="0"/>
-        </w:rPr>
-        <w:t xml:space="preserve"> rule and still be a wrong </w:t>
-      </w:r>
-      <w:r>
-        <w:rPr>
-          <w:b/>
-        </w:rPr>
-        <w:t>observation</w:t>
-      </w:r>
-      <w:r>
-        <w:rPr>
-          <w:b w:val="0"/>
-        </w:rPr>
-        <w:t>.</w:t>
-      </w:r>
-    </w:p>
-    <w:p>
-      <w:pPr>
-        <w:spacing w:line="336" w:lineRule="auto" w:after="180"/>
-        <w:shd w:fill="F1F6FC"/>
-      </w:pPr>
-      <w:r>
-        <w:rPr>
-          <w:b/>
-        </w:rPr>
-        <w:t>Schema</w:t>
-      </w:r>
-      <w:r>
-        <w:rPr>
-          <w:b w:val="0"/>
-        </w:rPr>
-        <w:t xml:space="preserve"> validation checks our stated structure and </w:t>
-      </w:r>
-      <w:r>
-        <w:rPr>
-          <w:b/>
-        </w:rPr>
-        <w:t>constraint</w:t>
-      </w:r>
-      <w:r>
-        <w:rPr>
-          <w:b w:val="0"/>
-        </w:rPr>
-        <w:t>s, not whether someone measured honestly or selected a representative sample.</w:t>
-      </w:r>
-    </w:p>
-    <w:p>
-      <w:pPr>
-        <w:spacing w:line="336" w:lineRule="auto" w:after="180"/>
-      </w:pPr>
-      <w:r>
-        <w:rPr>
-          <w:b w:val="0"/>
-        </w:rPr>
-        <w:t>Collect explanations, not only yes/no votes. If a misunderstanding is common, re-model the relevant step for the class.</w:t>
-      </w:r>
-    </w:p>
-    <w:p>
-      <w:pPr>
-        <w:spacing w:line="336" w:lineRule="auto" w:after="180"/>
-      </w:pPr>
-      <w:r>
-        <w:rPr>
-          <w:b w:val="0"/>
-        </w:rPr>
-        <w:t>If it affects a few learners, give a short targeted group explanation while others solve a more demanding variation.</w:t>
-      </w:r>
-    </w:p>
-    <w:p>
-      <w:pPr>
-        <w:pStyle w:val="Heading3"/>
-      </w:pPr>
-      <w:r>
-        <w:t>Pictorial practice question</w:t>
-      </w:r>
-    </w:p>
-    <w:p>
-      <w:pPr>
-        <w:spacing w:line="336" w:lineRule="auto" w:after="180"/>
-        <w:shd w:fill="F5F1FB"/>
-      </w:pPr>
-      <w:r>
-        <w:rPr>
-          <w:b w:val="0"/>
-        </w:rPr>
-        <w:t>Which two rows originally fail, and do they fail for the same reason?</w:t>
-      </w:r>
-    </w:p>
-    <w:p>
-      <w:pPr>
-        <w:pStyle w:val="Heading3"/>
-      </w:pPr>
-      <w:r>
-        <w:t>Reasoned teacher answer</w:t>
-      </w:r>
-    </w:p>
-    <w:p>
-      <w:pPr>
-        <w:spacing w:line="336" w:lineRule="auto" w:after="180"/>
-      </w:pPr>
-      <w:r>
-        <w:rPr>
-          <w:b w:val="0"/>
-        </w:rPr>
-        <w:t xml:space="preserve">B fails pages </w:t>
-      </w:r>
-      <w:r>
-        <w:rPr>
-          <w:b/>
-        </w:rPr>
-        <w:t>type</w:t>
-      </w:r>
-      <w:r>
-        <w:rPr>
-          <w:b w:val="0"/>
-        </w:rPr>
-        <w:t>; C fails empty id. A passes all three field checks.</w:t>
-      </w:r>
-    </w:p>
-    <w:p>
-      <w:pPr>
-        <w:spacing w:line="336" w:lineRule="auto" w:after="180"/>
-      </w:pPr>
-      <w:r>
-        <w:rPr>
-          <w:b w:val="0"/>
-        </w:rPr>
-        <w:t xml:space="preserve">Changed-case reasoning: B now satisfies the declared </w:t>
-      </w:r>
-      <w:r>
-        <w:rPr>
-          <w:b/>
-        </w:rPr>
-        <w:t>schema</w:t>
-      </w:r>
-      <w:r>
-        <w:rPr>
-          <w:b w:val="0"/>
-        </w:rPr>
-        <w:t>. Its id is nonempty and illustrated is Boolean; the page-</w:t>
-      </w:r>
-      <w:r>
-        <w:rPr>
-          <w:b/>
-        </w:rPr>
-        <w:t>type</w:t>
-      </w:r>
-      <w:r>
-        <w:rPr>
-          <w:b w:val="0"/>
-        </w:rPr>
-        <w:t xml:space="preserve"> defect is removed.</w:t>
-      </w:r>
-    </w:p>
-    <w:p>
-      <w:pPr>
-        <w:spacing w:line="336" w:lineRule="auto" w:after="180"/>
-      </w:pPr>
-      <w:r>
-        <w:rPr>
-          <w:b w:val="0"/>
-        </w:rPr>
-        <w:t xml:space="preserve">Collect each learner’s explanation before discussion. Use the first missing connection between </w:t>
-      </w:r>
-      <w:r>
-        <w:rPr>
-          <w:b/>
-        </w:rPr>
-        <w:t>input</w:t>
-      </w:r>
-      <w:r>
-        <w:rPr>
-          <w:b w:val="0"/>
-        </w:rPr>
-        <w:t xml:space="preserve">, deciding step and result to choose support. This question is worked-case practice, not fresh mastery </w:t>
-      </w:r>
-      <w:r>
-        <w:rPr>
-          <w:b/>
-        </w:rPr>
-        <w:t>evidence</w:t>
-      </w:r>
-      <w:r>
-        <w:rPr>
-          <w:b w:val="0"/>
-        </w:rPr>
-        <w:t>.</w:t>
-      </w:r>
-    </w:p>
-    <w:p>
-      <w:pPr>
-        <w:pStyle w:val="Heading1"/>
-      </w:pPr>
-      <w:r>
-        <w:t>04. Run the weekly evidence lab</w:t>
-      </w:r>
-    </w:p>
-    <w:p>
-      <w:r>
-        <w:t>Run the Rows Columns and Data Types investigation and use the first unsupported step to choose a teaching response.</w:t>
-      </w:r>
-    </w:p>
-    <w:p>
-      <w:pPr>
-        <w:spacing w:line="336" w:lineRule="auto" w:after="180"/>
-      </w:pPr>
-      <w:r>
-        <w:rPr>
-          <w:b w:val="0"/>
-        </w:rPr>
-        <w:t>Words You Can Use to Reason</w:t>
-      </w:r>
-    </w:p>
-    <w:p>
-      <w:pPr>
-        <w:spacing w:line="336" w:lineRule="auto" w:after="180"/>
-      </w:pPr>
-      <w:r>
-        <w:rPr>
-          <w:b w:val="0"/>
-        </w:rPr>
-        <w:t>A definition matters when you can recognize the idea, use it, and contrast it with a near-miss.</w:t>
-      </w:r>
-    </w:p>
-    <w:p>
-      <w:pPr>
-        <w:spacing w:line="336" w:lineRule="auto" w:after="180"/>
-      </w:pPr>
-      <w:r>
-        <w:rPr>
-          <w:b w:val="0"/>
-        </w:rPr>
+        <w:t>Duration code prints True twice. For minutes 61, "12",12: fail range, fail type, pass. W2: 0 and 60 pass; -1 and 61 fail. W3: 180 seconds / 60 = 3 minutes; retain source and conversion. Catalogue paper audit: rows 1,5,8,10 satisfy the schema; 2 fails pages type, 3 empty id, 4 and 6 pages range, 7 Boolean type, 9 missing pages. Rows 1 and 8 share an id: investigate provenance before merging or deleting. A passing row does not establish true measurements or catalogue facts. Supply the ten-row student table, not the reserved shelf case.</w:t>
+      </w:r>
+    </w:p>
+    <w:p>
+      <w:pPr>
+        <w:pStyle w:val="Heading2"/>
+      </w:pPr>
+      <w:r>
+        <w:t>Run and record</w:t>
+      </w:r>
+    </w:p>
+    <w:p>
+      <w:pPr>
+        <w:pStyle w:val="ListNumber"/>
+      </w:pPr>
+      <w:r>
         <w:t>Predict → Test → Record → Explain</w:t>
       </w:r>
     </w:p>
     <w:p>
       <w:pPr>
-        <w:spacing w:line="336" w:lineRule="auto" w:after="180"/>
-      </w:pPr>
-      <w:r>
-        <w:rPr>
-          <w:b w:val="0"/>
-        </w:rPr>
+        <w:pStyle w:val="ListNumber"/>
+      </w:pPr>
+      <w:r>
         <w:t>Keep expected and actual results separate. Surprises are useful data when recorded honestly.</w:t>
       </w:r>
     </w:p>
     <w:p>
       <w:pPr>
-        <w:spacing w:line="336" w:lineRule="auto" w:after="180"/>
-      </w:pPr>
-      <w:r>
-        <w:rPr>
-          <w:b w:val="0"/>
-        </w:rPr>
-        <w:t xml:space="preserve">Audit a 10-row book table. Circle mixed </w:t>
-      </w:r>
-      <w:r>
-        <w:rPr>
-          <w:b/>
-        </w:rPr>
-        <w:t>type</w:t>
-      </w:r>
-      <w:r>
-        <w:rPr>
-          <w:b w:val="0"/>
-        </w:rPr>
-        <w:t>s, missing values, duplicated rows, and fields with unclear names; document each repair.</w:t>
-      </w:r>
-    </w:p>
-    <w:p>
-      <w:pPr>
-        <w:spacing w:line="336" w:lineRule="auto" w:after="180"/>
-        <w:shd w:fill="F5F1FB"/>
-      </w:pPr>
-      <w:r>
-        <w:rPr>
-          <w:b w:val="0"/>
-        </w:rPr>
+        <w:pStyle w:val="ListNumber"/>
+      </w:pPr>
+      <w:r>
+        <w:t>Audit a 10-row book table. Circle mixed types, missing values, duplicated rows, and fields with unclear names; document each repair.</w:t>
+      </w:r>
+    </w:p>
+    <w:p>
+      <w:pPr>
+        <w:pStyle w:val="ListNumber"/>
+      </w:pPr>
+      <w:r>
         <w:t>What did the hardest test teach you that the normal test did not?</w:t>
       </w:r>
     </w:p>
     <w:p>
       <w:pPr>
-        <w:pStyle w:val="Heading3"/>
-      </w:pPr>
-      <w:r>
-        <w:t>Make the lab runnable</w:t>
-      </w:r>
-    </w:p>
-    <w:p>
-      <w:pPr>
-        <w:spacing w:line="336" w:lineRule="auto" w:after="180"/>
-      </w:pPr>
-      <w:r>
-        <w:rPr>
-          <w:b w:val="0"/>
-        </w:rPr>
-        <w:t>Use the concrete case as the shared normal case and the independent question as a second case. Each pair creates a boundary or missing-information case and predicts its result before testing.</w:t>
-      </w:r>
-    </w:p>
-    <w:p>
-      <w:pPr>
-        <w:spacing w:line="336" w:lineRule="auto" w:after="180"/>
-      </w:pPr>
-      <w:r>
-        <w:rPr>
-          <w:b w:val="0"/>
-        </w:rPr>
-        <w:t>Keep the expected result separate from an observed mistake.</w:t>
+        <w:pStyle w:val="Heading2"/>
+      </w:pPr>
+      <w:r>
+        <w:t>Keep an inspectable record</w:t>
       </w:r>
     </w:p>
     <w:tbl>
@@ -3178,10 +3128,10 @@
     </w:tbl>
     <w:p>
       <w:pPr>
-        <w:pStyle w:val="Heading3"/>
-      </w:pPr>
-      <w:r>
-        <w:t>Diagnose and reteach</w:t>
+        <w:pStyle w:val="Heading2"/>
+      </w:pPr>
+      <w:r>
+        <w:t>Diagnose the first misunderstanding</w:t>
       </w:r>
     </w:p>
     <w:p>
@@ -3192,7 +3142,31 @@
         <w:rPr>
           <w:b w:val="0"/>
         </w:rPr>
-        <w:t>For guessing, return to given facts and request a trace. For vocabulary without application, use one example and one non-example. For arithmetic errors, check the setup before the calculation.</w:t>
+        <w:t xml:space="preserve">A successful run proves the conclusion: A row can satisfy every </w:t>
+      </w:r>
+      <w:r>
+        <w:rPr>
+          <w:b/>
+        </w:rPr>
+        <w:t>schema</w:t>
+      </w:r>
+      <w:r>
+        <w:rPr>
+          <w:b w:val="0"/>
+        </w:rPr>
+        <w:t xml:space="preserve"> rule and still be a wrong </w:t>
+      </w:r>
+      <w:r>
+        <w:rPr>
+          <w:b/>
+        </w:rPr>
+        <w:t>observation</w:t>
+      </w:r>
+      <w:r>
+        <w:rPr>
+          <w:b w:val="0"/>
+        </w:rPr>
+        <w:t>.</w:t>
       </w:r>
     </w:p>
     <w:p>
@@ -3201,17 +3175,27 @@
       </w:pPr>
       <w:r>
         <w:rPr>
+          <w:b/>
+        </w:rPr>
+        <w:t>Schema</w:t>
+      </w:r>
+      <w:r>
+        <w:rPr>
           <w:b w:val="0"/>
         </w:rPr>
-        <w:t>Finish with a different uncoached case before recording mastery.</w:t>
-      </w:r>
-    </w:p>
-    <w:p>
-      <w:pPr>
-        <w:pStyle w:val="Heading3"/>
-      </w:pPr>
-      <w:r>
-        <w:t>Address these additional misconceptions</w:t>
+        <w:t xml:space="preserve"> validation checks our stated structure and </w:t>
+      </w:r>
+      <w:r>
+        <w:rPr>
+          <w:b/>
+        </w:rPr>
+        <w:t>constraint</w:t>
+      </w:r>
+      <w:r>
+        <w:rPr>
+          <w:b w:val="0"/>
+        </w:rPr>
+        <w:t>s, not whether someone measured honestly or selected a representative sample.</w:t>
       </w:r>
     </w:p>
     <w:p>
@@ -3222,125 +3206,61 @@
         <w:rPr>
           <w:b w:val="0"/>
         </w:rPr>
-        <w:t xml:space="preserve">A successful run proves the conclusion: A row can satisfy every </w:t>
+        <w:t xml:space="preserve">Matching the example is enough: Require the new W4 case, explicit </w:t>
       </w:r>
       <w:r>
         <w:rPr>
           <w:b/>
         </w:rPr>
-        <w:t>schema</w:t>
+        <w:t>prediction</w:t>
       </w:r>
       <w:r>
         <w:rPr>
           <w:b w:val="0"/>
         </w:rPr>
-        <w:t xml:space="preserve"> rule and still be a wrong </w:t>
+        <w:t>s and an explanation. Fresh retry: define a tray label and integer count 0 through 20. Require tests at 0, 20, -1 and 21 and a text count.</w:t>
+      </w:r>
+    </w:p>
+    <w:p>
+      <w:pPr>
+        <w:spacing w:line="336" w:lineRule="auto" w:after="180"/>
+      </w:pPr>
+      <w:r>
+        <w:rPr>
+          <w:b w:val="0"/>
+        </w:rPr>
+        <w:t>A convenient shortcut preserves meaning: If one row records 120 seconds in the minutes field, a simple numeric total becomes misleading.</w:t>
+      </w:r>
+    </w:p>
+    <w:p>
+      <w:pPr>
+        <w:spacing w:line="336" w:lineRule="auto" w:after="180"/>
+      </w:pPr>
+      <w:r>
+        <w:rPr>
+          <w:b w:val="0"/>
+        </w:rPr>
+        <w:t xml:space="preserve">Correct the source or explicitly convert and document it; renaming a </w:t>
       </w:r>
       <w:r>
         <w:rPr>
           <w:b/>
         </w:rPr>
-        <w:t>observation</w:t>
+        <w:t>column</w:t>
       </w:r>
       <w:r>
         <w:rPr>
           <w:b w:val="0"/>
         </w:rPr>
-        <w:t>.</w:t>
-      </w:r>
-    </w:p>
-    <w:p>
-      <w:pPr>
-        <w:spacing w:line="336" w:lineRule="auto" w:after="180"/>
-      </w:pPr>
-      <w:r>
-        <w:rPr>
-          <w:b/>
-        </w:rPr>
-        <w:t>Schema</w:t>
-      </w:r>
-      <w:r>
-        <w:rPr>
-          <w:b w:val="0"/>
-        </w:rPr>
-        <w:t xml:space="preserve"> validation checks our stated structure and </w:t>
-      </w:r>
-      <w:r>
-        <w:rPr>
-          <w:b/>
-        </w:rPr>
-        <w:t>constraint</w:t>
-      </w:r>
-      <w:r>
-        <w:rPr>
-          <w:b w:val="0"/>
-        </w:rPr>
-        <w:t>s, not whether someone measured honestly or selected a representative sample.</w:t>
-      </w:r>
-    </w:p>
-    <w:p>
-      <w:pPr>
-        <w:spacing w:line="336" w:lineRule="auto" w:after="180"/>
-      </w:pPr>
-      <w:r>
-        <w:rPr>
-          <w:b w:val="0"/>
-        </w:rPr>
-        <w:t xml:space="preserve">Matching the example is enough: Require the new W4 case, explicit </w:t>
-      </w:r>
-      <w:r>
-        <w:rPr>
-          <w:b/>
-        </w:rPr>
-        <w:t>prediction</w:t>
-      </w:r>
-      <w:r>
-        <w:rPr>
-          <w:b w:val="0"/>
-        </w:rPr>
-        <w:t>s and an explanation. Fresh retry: define a tray label and integer count 0 through 20. Require tests at 0, 20, -1 and 21 and a text count.</w:t>
-      </w:r>
-    </w:p>
-    <w:p>
-      <w:pPr>
-        <w:spacing w:line="336" w:lineRule="auto" w:after="180"/>
-      </w:pPr>
-      <w:r>
-        <w:rPr>
-          <w:b w:val="0"/>
-        </w:rPr>
-        <w:t>A convenient shortcut preserves meaning: If one row records 120 seconds in the minutes field, a simple numeric total becomes misleading.</w:t>
-      </w:r>
-    </w:p>
-    <w:p>
-      <w:pPr>
-        <w:spacing w:line="336" w:lineRule="auto" w:after="180"/>
-      </w:pPr>
-      <w:r>
-        <w:rPr>
-          <w:b w:val="0"/>
-        </w:rPr>
-        <w:t xml:space="preserve">Correct the source or explicitly convert and document it; renaming a </w:t>
-      </w:r>
-      <w:r>
-        <w:rPr>
-          <w:b/>
-        </w:rPr>
-        <w:t>column</w:t>
-      </w:r>
-      <w:r>
-        <w:rPr>
-          <w:b w:val="0"/>
-        </w:rPr>
         <w:t xml:space="preserve"> alone does not convert values.</w:t>
       </w:r>
     </w:p>
     <w:p>
       <w:pPr>
-        <w:pStyle w:val="Heading3"/>
-      </w:pPr>
-      <w:r>
-        <w:t>Match the support to the first error</w:t>
+        <w:pStyle w:val="Heading2"/>
+      </w:pPr>
+      <w:r>
+        <w:t>Choose support from the response</w:t>
       </w:r>
     </w:p>
     <w:tbl>
@@ -3513,15 +3433,581 @@
     </w:p>
     <w:p>
       <w:pPr>
+        <w:pStyle w:val="Heading2"/>
+      </w:pPr>
+      <w:r>
+        <w:t>Earlier wording, alternatives and picture transcripts · reference / check after trying</w:t>
+      </w:r>
+    </w:p>
+    <w:p>
+      <w:pPr>
+        <w:spacing w:line="336" w:lineRule="auto" w:after="180"/>
+      </w:pPr>
+      <w:r>
+        <w:rPr>
+          <w:b w:val="0"/>
+        </w:rPr>
+        <w:t>Run the weekly evidence lab</w:t>
+      </w:r>
+    </w:p>
+    <w:p>
+      <w:pPr>
+        <w:spacing w:line="336" w:lineRule="auto" w:after="180"/>
+      </w:pPr>
+      <w:r>
+        <w:rPr>
+          <w:b w:val="0"/>
+        </w:rPr>
+        <w:t>Words You Can Use to Reason</w:t>
+      </w:r>
+    </w:p>
+    <w:p>
+      <w:pPr>
+        <w:spacing w:line="336" w:lineRule="auto" w:after="180"/>
+      </w:pPr>
+      <w:r>
+        <w:rPr>
+          <w:b w:val="0"/>
+        </w:rPr>
+        <w:t>A definition matters when you can recognize the idea, use it, and contrast it with a near-miss.</w:t>
+      </w:r>
+    </w:p>
+    <w:p>
+      <w:pPr>
+        <w:pStyle w:val="Heading3"/>
+      </w:pPr>
+      <w:r>
+        <w:t>Make the lab runnable</w:t>
+      </w:r>
+    </w:p>
+    <w:p>
+      <w:pPr>
+        <w:spacing w:line="336" w:lineRule="auto" w:after="180"/>
+      </w:pPr>
+      <w:r>
+        <w:rPr>
+          <w:b w:val="0"/>
+        </w:rPr>
+        <w:t>Use the supplied investigation for shared practice. Keep predictions and observed paper-trace results separate. Reserve Design a schema independently for the individual first attempt before feedback; do not use the reserved case as a paired lab task.</w:t>
+      </w:r>
+    </w:p>
+    <w:p>
+      <w:pPr>
+        <w:pStyle w:val="Heading3"/>
+      </w:pPr>
+      <w:r>
+        <w:t>Diagnose and reteach</w:t>
+      </w:r>
+    </w:p>
+    <w:p>
+      <w:pPr>
+        <w:spacing w:line="336" w:lineRule="auto" w:after="180"/>
+      </w:pPr>
+      <w:r>
+        <w:rPr>
+          <w:b w:val="0"/>
+        </w:rPr>
+        <w:t>For guessing, return to given facts and request a trace. For vocabulary without application, use one example and one non-example. For arithmetic errors, check the setup before the calculation.</w:t>
+      </w:r>
+    </w:p>
+    <w:p>
+      <w:pPr>
+        <w:spacing w:line="336" w:lineRule="auto" w:after="180"/>
+      </w:pPr>
+      <w:r>
+        <w:rPr>
+          <w:b w:val="0"/>
+        </w:rPr>
+        <w:t>Finish with a different uncoached case before recording mastery.</w:t>
+      </w:r>
+    </w:p>
+    <w:p>
+      <w:pPr>
+        <w:pStyle w:val="Heading3"/>
+      </w:pPr>
+      <w:r>
+        <w:t>Address these additional misconceptions</w:t>
+      </w:r>
+    </w:p>
+    <w:p>
+      <w:pPr>
+        <w:pStyle w:val="Heading3"/>
+      </w:pPr>
+      <w:r>
+        <w:t>Match the support to the first error</w:t>
+      </w:r>
+    </w:p>
+    <w:p>
+      <w:pPr>
         <w:pStyle w:val="Heading1"/>
       </w:pPr>
       <w:r>
-        <w:t>05. Assess and explain the answers</w:t>
-      </w:r>
-    </w:p>
-    <w:p>
-      <w:r>
-        <w:t>Use the Rows Columns and Data Types questions, teacher keys and criteria after the relevant attempts. Previously discussed cases are practice; protect the separately selected independent task.</w:t>
+        <w:t>05. Assess the reserved shelf-audit case</w:t>
+      </w:r>
+    </w:p>
+    <w:p>
+      <w:r>
+        <w:t>Keep the answer hidden until the first independent attempt.</w:t>
+      </w:r>
+    </w:p>
+    <w:p>
+      <w:pPr>
+        <w:pStyle w:val="Heading2"/>
+      </w:pPr>
+      <w:r>
+        <w:t>Independent question and checked key</w:t>
+      </w:r>
+    </w:p>
+    <w:p>
+      <w:pPr>
+        <w:spacing w:line="336" w:lineRule="auto" w:after="180"/>
+      </w:pPr>
+      <w:r>
+        <w:rPr>
+          <w:b w:val="0"/>
+        </w:rPr>
+        <w:t>Selected case: For a fictional shelf audit, define label and book_count fields. Require a nonempty text label and an integer count from 0 to 40. Give two valid and two invalid records with reasons.</w:t>
+      </w:r>
+    </w:p>
+    <w:p>
+      <w:pPr>
+        <w:spacing w:line="336" w:lineRule="auto" w:after="180"/>
+      </w:pPr>
+      <w:r>
+        <w:rPr>
+          <w:b w:val="0"/>
+        </w:rPr>
+        <w:t xml:space="preserve">Examples: A/0 and B/40 valid; empty label/5 invalid label; C/41 invalid range. Text "5" also fails the count </w:t>
+      </w:r>
+      <w:r>
+        <w:rPr>
+          <w:b/>
+        </w:rPr>
+        <w:t>type</w:t>
+      </w:r>
+      <w:r>
+        <w:rPr>
+          <w:b w:val="0"/>
+        </w:rPr>
+        <w:t xml:space="preserve">. Accept alternatives meeting the </w:t>
+      </w:r>
+      <w:r>
+        <w:rPr>
+          <w:b/>
+        </w:rPr>
+        <w:t>written rule</w:t>
+      </w:r>
+      <w:r>
+        <w:rPr>
+          <w:b w:val="0"/>
+        </w:rPr>
+        <w:t>s.</w:t>
+      </w:r>
+    </w:p>
+    <w:p>
+      <w:pPr>
+        <w:pStyle w:val="Heading2"/>
+      </w:pPr>
+      <w:r>
+        <w:t>Judge explanation, trace and limits</w:t>
+      </w:r>
+    </w:p>
+    <w:tbl>
+      <w:tblPr>
+        <w:tblStyle w:val="LightShading-Accent1"/>
+        <w:tblW w:type="auto" w:w="0"/>
+        <w:tblLook w:firstColumn="1" w:firstRow="1" w:lastColumn="0" w:lastRow="0" w:noHBand="0" w:noVBand="1" w:val="04A0"/>
+      </w:tblPr>
+      <w:tblGrid>
+        <w:gridCol w:w="5112"/>
+        <w:gridCol w:w="5112"/>
+      </w:tblGrid>
+      <w:tr>
+        <w:trPr>
+          <w:tblHeader/>
+        </w:trPr>
+        <w:tc>
+          <w:tcPr>
+            <w:tcW w:type="dxa" w:w="5112"/>
+          </w:tcPr>
+          <w:p>
+            <w:r>
+              <w:t>Dimension</w:t>
+            </w:r>
+          </w:p>
+        </w:tc>
+        <w:tc>
+          <w:tcPr>
+            <w:tcW w:type="dxa" w:w="5112"/>
+          </w:tcPr>
+          <w:p>
+            <w:r>
+              <w:t>Evidence required</w:t>
+            </w:r>
+          </w:p>
+        </w:tc>
+      </w:tr>
+      <w:tr>
+        <w:tc>
+          <w:tcPr>
+            <w:tcW w:type="dxa" w:w="5112"/>
+          </w:tcPr>
+          <w:p>
+            <w:r>
+              <w:t>Explanation</w:t>
+            </w:r>
+          </w:p>
+        </w:tc>
+        <w:tc>
+          <w:tcPr>
+            <w:tcW w:type="dxa" w:w="5112"/>
+          </w:tcPr>
+          <w:p>
+            <w:r>
+              <w:t>Names the applicable idea or procedure and ties it to the supplied facts.</w:t>
+            </w:r>
+          </w:p>
+        </w:tc>
+      </w:tr>
+      <w:tr>
+        <w:tc>
+          <w:tcPr>
+            <w:tcW w:type="dxa" w:w="5112"/>
+          </w:tcPr>
+          <w:p>
+            <w:r>
+              <w:t>Trace and result</w:t>
+            </w:r>
+          </w:p>
+        </w:tc>
+        <w:tc>
+          <w:tcPr>
+            <w:tcW w:type="dxa" w:w="5112"/>
+          </w:tcPr>
+          <w:p>
+            <w:r>
+              <w:t>Preserves the given inputs and shows the relevant intermediate steps; distinguishes a prediction from an observed execution.</w:t>
+            </w:r>
+          </w:p>
+        </w:tc>
+      </w:tr>
+      <w:tr>
+        <w:tc>
+          <w:tcPr>
+            <w:tcW w:type="dxa" w:w="5112"/>
+          </w:tcPr>
+          <w:p>
+            <w:r>
+              <w:t>Limits</w:t>
+            </w:r>
+          </w:p>
+        </w:tc>
+        <w:tc>
+          <w:tcPr>
+            <w:tcW w:type="dxa" w:w="5112"/>
+          </w:tcPr>
+          <w:p>
+            <w:r>
+              <w:t>States the assumptions, missing evidence or conditions under which the result would change.</w:t>
+            </w:r>
+          </w:p>
+        </w:tc>
+      </w:tr>
+    </w:tbl>
+    <w:p>
+      <w:pPr>
+        <w:spacing w:line="336" w:lineRule="auto" w:after="180"/>
+      </w:pPr>
+      <w:r>
+        <w:rPr>
+          <w:b w:val="0"/>
+        </w:rPr>
+        <w:t>Record each dimension as not yet, with support, or independent. Accept a valid alternative procedure with a defensible trace.</w:t>
+      </w:r>
+    </w:p>
+    <w:p>
+      <w:pPr>
+        <w:spacing w:line="336" w:lineRule="auto" w:after="180"/>
+      </w:pPr>
+      <w:r>
+        <w:rPr>
+          <w:b w:val="0"/>
+        </w:rPr>
+        <w:t xml:space="preserve">Do not penalise an honestly recorded model failure if the learner correctly explains its </w:t>
+      </w:r>
+      <w:r>
+        <w:rPr>
+          <w:b/>
+        </w:rPr>
+        <w:t>evidence</w:t>
+      </w:r>
+      <w:r>
+        <w:rPr>
+          <w:b w:val="0"/>
+        </w:rPr>
+        <w:t xml:space="preserve"> and limits.</w:t>
+      </w:r>
+    </w:p>
+    <w:p>
+      <w:pPr>
+        <w:pStyle w:val="Heading2"/>
+      </w:pPr>
+      <w:r>
+        <w:t>Give an actionable repair</w:t>
+      </w:r>
+    </w:p>
+    <w:p>
+      <w:pPr>
+        <w:spacing w:line="336" w:lineRule="auto" w:after="180"/>
+      </w:pPr>
+      <w:r>
+        <w:rPr>
+          <w:b w:val="0"/>
+        </w:rPr>
+        <w:t>Name the earliest unsupported step and give one action to repair it. Have the learner make that repair now and explain why. Then assess the relevant skill on a fresh, fully specified case.</w:t>
+      </w:r>
+    </w:p>
+    <w:p>
+      <w:pPr>
+        <w:spacing w:line="336" w:lineRule="auto" w:after="180"/>
+      </w:pPr>
+      <w:r>
+        <w:rPr>
+          <w:b w:val="0"/>
+        </w:rPr>
+        <w:t>Confirm it was not previously practised with feedback; solve and check the new case before assigning it. A follow-up design prompt is a starting brief, not automatically an equivalent test.</w:t>
+      </w:r>
+    </w:p>
+    <w:p>
+      <w:pPr>
+        <w:pStyle w:val="Heading2"/>
+      </w:pPr>
+      <w:r>
+        <w:t>W1 duration schema key</w:t>
+      </w:r>
+    </w:p>
+    <w:p>
+      <w:pPr>
+        <w:spacing w:line="336" w:lineRule="auto" w:after="180"/>
+      </w:pPr>
+      <w:r>
+        <w:rPr>
+          <w:b w:val="0"/>
+        </w:rPr>
+        <w:t xml:space="preserve">List the required fields, </w:t>
+      </w:r>
+      <w:r>
+        <w:rPr>
+          <w:b/>
+        </w:rPr>
+        <w:t>type</w:t>
+      </w:r>
+      <w:r>
+        <w:rPr>
+          <w:b w:val="0"/>
+        </w:rPr>
+        <w:t>s and duration boundaries for the worked table.</w:t>
+      </w:r>
+    </w:p>
+    <w:p>
+      <w:pPr>
+        <w:spacing w:line="336" w:lineRule="auto" w:after="180"/>
+      </w:pPr>
+      <w:r>
+        <w:rPr>
+          <w:b w:val="0"/>
+        </w:rPr>
+        <w:t>activity: nonempty text; minutes: integer from 0 to 60 inclusive.</w:t>
+      </w:r>
+    </w:p>
+    <w:p>
+      <w:pPr>
+        <w:spacing w:line="336" w:lineRule="auto" w:after="180"/>
+      </w:pPr>
+      <w:r>
+        <w:rPr>
+          <w:b w:val="0"/>
+        </w:rPr>
+        <w:t>Check both fields. activity must exist as nonempty text. minutes must be an exact integer and satisfy 0 &lt;= minutes &lt;= 60. Inclusive means equality is accepted at both ends.</w:t>
+      </w:r>
+    </w:p>
+    <w:p>
+      <w:pPr>
+        <w:spacing w:line="336" w:lineRule="auto" w:after="180"/>
+      </w:pPr>
+      <w:r>
+        <w:rPr>
+          <w:b w:val="0"/>
+        </w:rPr>
+        <w:t xml:space="preserve">Structure, </w:t>
+      </w:r>
+      <w:r>
+        <w:rPr>
+          <w:b/>
+        </w:rPr>
+        <w:t>type</w:t>
+      </w:r>
+      <w:r>
+        <w:rPr>
+          <w:b w:val="0"/>
+        </w:rPr>
+        <w:t xml:space="preserve"> and range are separate checks; passing them does not prove the duration was measured accurately.</w:t>
+      </w:r>
+    </w:p>
+    <w:p>
+      <w:pPr>
+        <w:pStyle w:val="Heading2"/>
+      </w:pPr>
+      <w:r>
+        <w:t>W2 boundaries key</w:t>
+      </w:r>
+    </w:p>
+    <w:p>
+      <w:pPr>
+        <w:spacing w:line="336" w:lineRule="auto" w:after="180"/>
+      </w:pPr>
+      <w:r>
+        <w:rPr>
+          <w:b w:val="0"/>
+        </w:rPr>
+        <w:t xml:space="preserve">Classify minutes values 0, 60, -1 and 61 under this </w:t>
+      </w:r>
+      <w:r>
+        <w:rPr>
+          <w:b/>
+        </w:rPr>
+        <w:t>schema</w:t>
+      </w:r>
+      <w:r>
+        <w:rPr>
+          <w:b w:val="0"/>
+        </w:rPr>
+        <w:t>.</w:t>
+      </w:r>
+    </w:p>
+    <w:p>
+      <w:pPr>
+        <w:spacing w:line="336" w:lineRule="auto" w:after="180"/>
+      </w:pPr>
+      <w:r>
+        <w:rPr>
+          <w:b w:val="0"/>
+        </w:rPr>
+        <w:t>0 and 60 pass; -1 and 61 fail.</w:t>
+      </w:r>
+    </w:p>
+    <w:p>
+      <w:pPr>
+        <w:spacing w:line="336" w:lineRule="auto" w:after="180"/>
+      </w:pPr>
+      <w:r>
+        <w:rPr>
+          <w:b w:val="0"/>
+        </w:rPr>
+        <w:t>Apply the inclusive range to each integer. Both 0 and 60 are on allowed boundaries. -1 is below the minimum and 61 is above the maximum. Require the reason for each rejection, not only pass/fail labels.</w:t>
+      </w:r>
+    </w:p>
+    <w:p>
+      <w:pPr>
+        <w:pStyle w:val="Heading2"/>
+      </w:pPr>
+      <w:r>
+        <w:t>W3 unit conversion key</w:t>
+      </w:r>
+    </w:p>
+    <w:p>
+      <w:pPr>
+        <w:spacing w:line="336" w:lineRule="auto" w:after="180"/>
+      </w:pPr>
+      <w:r>
+        <w:rPr>
+          <w:b w:val="0"/>
+        </w:rPr>
+        <w:t>A source says 180 seconds but the row says minutes: 180. Give a documented correction.</w:t>
+      </w:r>
+    </w:p>
+    <w:p>
+      <w:pPr>
+        <w:spacing w:line="336" w:lineRule="auto" w:after="180"/>
+      </w:pPr>
+      <w:r>
+        <w:rPr>
+          <w:b w:val="0"/>
+        </w:rPr>
+        <w:t>Divide by 60 to record 3 minutes and retain the source value and conversion note.</w:t>
+      </w:r>
+    </w:p>
+    <w:p>
+      <w:pPr>
+        <w:pStyle w:val="Heading2"/>
+      </w:pPr>
+      <w:r>
+        <w:t>W5 validity limit key</w:t>
+      </w:r>
+    </w:p>
+    <w:p>
+      <w:pPr>
+        <w:spacing w:line="336" w:lineRule="auto" w:after="180"/>
+      </w:pPr>
+      <w:r>
+        <w:rPr>
+          <w:b w:val="0"/>
+        </w:rPr>
+        <w:t xml:space="preserve">A row says Reading, 12 and passes. Does that establish the session really lasted </w:t>
+      </w:r>
+      <w:r>
+        <w:rPr>
+          <w:b/>
+        </w:rPr>
+        <w:t>12 minutes</w:t>
+      </w:r>
+      <w:r>
+        <w:rPr>
+          <w:b w:val="0"/>
+        </w:rPr>
+        <w:t>?</w:t>
+      </w:r>
+    </w:p>
+    <w:p>
+      <w:pPr>
+        <w:spacing w:line="336" w:lineRule="auto" w:after="180"/>
+      </w:pPr>
+      <w:r>
+        <w:rPr>
+          <w:b w:val="0"/>
+        </w:rPr>
+        <w:t xml:space="preserve">No. The value has a permitted structure but still needs trustworthy collection </w:t>
+      </w:r>
+      <w:r>
+        <w:rPr>
+          <w:b/>
+        </w:rPr>
+        <w:t>evidence</w:t>
+      </w:r>
+      <w:r>
+        <w:rPr>
+          <w:b w:val="0"/>
+        </w:rPr>
+        <w:t>.</w:t>
+      </w:r>
+    </w:p>
+    <w:p>
+      <w:pPr>
+        <w:pStyle w:val="Heading2"/>
+      </w:pPr>
+      <w:r>
+        <w:t>Earlier wording, alternatives and picture transcripts · reference / check after trying</w:t>
+      </w:r>
+    </w:p>
+    <w:p>
+      <w:pPr>
+        <w:spacing w:line="336" w:lineRule="auto" w:after="180"/>
+      </w:pPr>
+      <w:r>
+        <w:rPr>
+          <w:b w:val="0"/>
+        </w:rPr>
+        <w:t>Assess and explain the answers</w:t>
       </w:r>
     </w:p>
     <w:p>
@@ -3534,22 +4020,44 @@
     </w:p>
     <w:p>
       <w:pPr>
+        <w:spacing w:line="336" w:lineRule="auto" w:after="180"/>
+      </w:pPr>
+      <w:r>
+        <w:rPr>
+          <w:b w:val="0"/>
+        </w:rPr>
+        <w:t>Text, numeric and Boolean. Confirm ninety means 90, then convert and record the change; use a consistent Boolean representation.</w:t>
+      </w:r>
+    </w:p>
+    <w:p>
+      <w:pPr>
         <w:pStyle w:val="Heading3"/>
       </w:pPr>
       <w:r>
-        <w:t>Teacher key · Worked case answer</w:t>
+        <w:t>Additional transfer practice question</w:t>
       </w:r>
     </w:p>
     <w:p>
       <w:pPr>
         <w:spacing w:line="336" w:lineRule="auto" w:after="180"/>
-        <w:shd w:fill="F1F6FC"/>
       </w:pPr>
       <w:r>
         <w:rPr>
           <w:b w:val="0"/>
         </w:rPr>
-        <w:t>Text, numeric and Boolean. Confirm ninety means 90, then convert and record the change; use a consistent Boolean representation.</w:t>
+        <w:t xml:space="preserve">A table row is book_id B7, pages 84, available true. Name the </w:t>
+      </w:r>
+      <w:r>
+        <w:rPr>
+          <w:b/>
+        </w:rPr>
+        <w:t>type</w:t>
+      </w:r>
+      <w:r>
+        <w:rPr>
+          <w:b w:val="0"/>
+        </w:rPr>
+        <w:t xml:space="preserve"> of each field and explain why pages stored as eighty-four complicates calculation.</w:t>
       </w:r>
     </w:p>
     <w:p>
@@ -3557,61 +4065,12 @@
         <w:pStyle w:val="Heading3"/>
       </w:pPr>
       <w:r>
-        <w:t>Independent question</w:t>
-      </w:r>
-    </w:p>
-    <w:p>
-      <w:pPr>
-        <w:pStyle w:val="Heading3"/>
-      </w:pPr>
-      <w:r>
-        <w:t>Independent question · withhold the key</w:t>
+        <w:t>Reasoned practice answer</w:t>
       </w:r>
     </w:p>
     <w:p>
       <w:pPr>
         <w:spacing w:line="336" w:lineRule="auto" w:after="180"/>
-        <w:shd w:fill="F5F1FB"/>
-      </w:pPr>
-      <w:r>
-        <w:rPr>
-          <w:b w:val="0"/>
-        </w:rPr>
-        <w:t xml:space="preserve">A table row is book_id B7, pages 84, available true. Name the </w:t>
-      </w:r>
-      <w:r>
-        <w:rPr>
-          <w:b/>
-        </w:rPr>
-        <w:t>type</w:t>
-      </w:r>
-      <w:r>
-        <w:rPr>
-          <w:b w:val="0"/>
-        </w:rPr>
-        <w:t xml:space="preserve"> of each field and explain why pages stored as eighty-four complicates calculation.</w:t>
-      </w:r>
-    </w:p>
-    <w:p>
-      <w:pPr>
-        <w:pStyle w:val="Heading3"/>
-      </w:pPr>
-      <w:r>
-        <w:t>Expected independent answer</w:t>
-      </w:r>
-    </w:p>
-    <w:p>
-      <w:pPr>
-        <w:pStyle w:val="Heading3"/>
-      </w:pPr>
-      <w:r>
-        <w:t>Teacher key · Expected independent answer</w:t>
-      </w:r>
-    </w:p>
-    <w:p>
-      <w:pPr>
-        <w:spacing w:line="336" w:lineRule="auto" w:after="180"/>
-        <w:shd w:fill="F1F6FC"/>
       </w:pPr>
       <w:r>
         <w:rPr>
@@ -3917,40 +4376,116 @@
     </w:p>
     <w:p>
       <w:pPr>
+        <w:spacing w:line="336" w:lineRule="auto" w:after="180"/>
+      </w:pPr>
+      <w:r>
+        <w:rPr>
+          <w:b w:val="0"/>
+        </w:rPr>
+        <w:t>Parse pages as a number after validation. Map only agreed strings such as 'true' and 'false' to Booleans; reject 'unknown' or represent it explicitly as missing. Do not rely on nonempty-string truthiness.</w:t>
+      </w:r>
+    </w:p>
+    <w:p>
+      <w:pPr>
+        <w:spacing w:line="336" w:lineRule="auto" w:after="180"/>
+      </w:pPr>
+      <w:r>
+        <w:rPr>
+          <w:b/>
+        </w:rPr>
+        <w:t>Type</w:t>
+      </w:r>
+      <w:r>
+        <w:rPr>
+          <w:b w:val="0"/>
+        </w:rPr>
+        <w:t xml:space="preserve"> consistency does not prove that the catalogue's facts are correct.</w:t>
+      </w:r>
+    </w:p>
+    <w:p>
+      <w:pPr>
         <w:pStyle w:val="Heading3"/>
       </w:pPr>
       <w:r>
-        <w:t>Teacher key · Original transfer answer</w:t>
+        <w:t>Explanations for the additional workbook examples</w:t>
+      </w:r>
+    </w:p>
+    <w:p>
+      <w:pPr>
+        <w:pStyle w:val="Heading3"/>
+      </w:pPr>
+      <w:r>
+        <w:t>W1 State a schema</w:t>
+      </w:r>
+    </w:p>
+    <w:p>
+      <w:pPr>
+        <w:pStyle w:val="Heading3"/>
+      </w:pPr>
+      <w:r>
+        <w:t>W2 Classify records</w:t>
+      </w:r>
+    </w:p>
+    <w:p>
+      <w:pPr>
+        <w:pStyle w:val="Heading3"/>
+      </w:pPr>
+      <w:r>
+        <w:t>W3 Repair a unit problem</w:t>
+      </w:r>
+    </w:p>
+    <w:p>
+      <w:pPr>
+        <w:pStyle w:val="Heading3"/>
+      </w:pPr>
+      <w:r>
+        <w:t>W4 Design a schema independently</w:t>
       </w:r>
     </w:p>
     <w:p>
       <w:pPr>
         <w:spacing w:line="336" w:lineRule="auto" w:after="180"/>
-        <w:shd w:fill="F1F6FC"/>
       </w:pPr>
       <w:r>
         <w:rPr>
           <w:b w:val="0"/>
         </w:rPr>
-        <w:t>Parse pages as a number after validation. Map only agreed strings such as 'true' and 'false' to Booleans; reject 'unknown' or represent it explicitly as missing. Do not rely on nonempty-string truthiness.</w:t>
+        <w:t>For a fictional shelf audit, define label and book_count fields. Require a nonempty text label and an integer count from 0 to 40. Give two valid and two invalid records with reasons.</w:t>
       </w:r>
     </w:p>
     <w:p>
       <w:pPr>
         <w:spacing w:line="336" w:lineRule="auto" w:after="180"/>
-        <w:shd w:fill="F1F6FC"/>
-      </w:pPr>
+      </w:pPr>
+      <w:r>
+        <w:rPr>
+          <w:b w:val="0"/>
+        </w:rPr>
+        <w:t xml:space="preserve">Examples: A/0 and B/40 valid; empty label/5 invalid label; C/41 invalid range. Text "5" also fails the count </w:t>
+      </w:r>
       <w:r>
         <w:rPr>
           <w:b/>
         </w:rPr>
-        <w:t>Type</w:t>
+        <w:t>type</w:t>
       </w:r>
       <w:r>
         <w:rPr>
           <w:b w:val="0"/>
         </w:rPr>
-        <w:t xml:space="preserve"> consistency does not prove that the catalogue's facts are correct.</w:t>
+        <w:t xml:space="preserve">. Accept alternatives meeting the </w:t>
+      </w:r>
+      <w:r>
+        <w:rPr>
+          <w:b/>
+        </w:rPr>
+        <w:t>written rule</w:t>
+      </w:r>
+      <w:r>
+        <w:rPr>
+          <w:b w:val="0"/>
+        </w:rPr>
+        <w:t>s.</w:t>
       </w:r>
     </w:p>
     <w:p>
@@ -3958,7 +4493,7 @@
         <w:pStyle w:val="Heading3"/>
       </w:pPr>
       <w:r>
-        <w:t>Explanations for the additional workbook examples</w:t>
+        <w:t>W5 Separate validity and truth</w:t>
       </w:r>
     </w:p>
     <w:p>
@@ -3966,7 +4501,7 @@
         <w:pStyle w:val="Heading3"/>
       </w:pPr>
       <w:r>
-        <w:t>W1 State a schema</w:t>
+        <w:t>Assess independent transfer</w:t>
       </w:r>
     </w:p>
     <w:p>
@@ -3974,915 +4509,237 @@
         <w:pStyle w:val="Heading3"/>
       </w:pPr>
       <w:r>
-        <w:t>Workbook question · W1</w:t>
+        <w:t>Selected case answer</w:t>
+      </w:r>
+    </w:p>
+    <w:p>
+      <w:pPr>
+        <w:pStyle w:val="Heading3"/>
+      </w:pPr>
+      <w:r>
+        <w:t>Feedback that the learner uses</w:t>
+      </w:r>
+    </w:p>
+    <w:p>
+      <w:pPr>
+        <w:pStyle w:val="Heading1"/>
+      </w:pPr>
+      <w:r>
+        <w:t>06. Connect, adapt and return</w:t>
+      </w:r>
+    </w:p>
+    <w:p>
+      <w:r>
+        <w:t>Retain the project evidence and revisit the reasoning on a changed case.</w:t>
+      </w:r>
+    </w:p>
+    <w:p>
+      <w:pPr>
+        <w:pStyle w:val="Heading2"/>
+      </w:pPr>
+      <w:r>
+        <w:t>Project evidence to keep</w:t>
       </w:r>
     </w:p>
     <w:p>
       <w:pPr>
         <w:spacing w:line="336" w:lineRule="auto" w:after="180"/>
-        <w:shd w:fill="F5F1FB"/>
       </w:pPr>
       <w:r>
         <w:rPr>
           <w:b w:val="0"/>
         </w:rPr>
-        <w:t xml:space="preserve">List the required fields, </w:t>
+        <w:t>Store one book per row and keep reader preferences in a separate record.</w:t>
+      </w:r>
+    </w:p>
+    <w:p>
+      <w:pPr>
+        <w:spacing w:line="336" w:lineRule="auto" w:after="180"/>
+      </w:pPr>
+      <w:r>
+        <w:rPr>
+          <w:b w:val="0"/>
+        </w:rPr>
+        <w:t xml:space="preserve">Keep the decision, </w:t>
       </w:r>
       <w:r>
         <w:rPr>
           <w:b/>
         </w:rPr>
+        <w:t>input</w:t>
+      </w:r>
+      <w:r>
+        <w:rPr>
+          <w:b w:val="0"/>
+        </w:rPr>
+        <w:t xml:space="preserve">, result, explanation and remaining limitation in the project </w:t>
+      </w:r>
+      <w:r>
+        <w:rPr>
+          <w:b/>
+        </w:rPr>
+        <w:t>evidence</w:t>
+      </w:r>
+      <w:r>
+        <w:rPr>
+          <w:b w:val="0"/>
+        </w:rPr>
+        <w:t xml:space="preserve"> record. Retrieve this record next week rather than restarting the project.</w:t>
+      </w:r>
+    </w:p>
+    <w:p>
+      <w:pPr>
+        <w:spacing w:line="336" w:lineRule="auto" w:after="180"/>
+      </w:pPr>
+      <w:r>
+        <w:rPr>
+          <w:b w:val="0"/>
+        </w:rPr>
+        <w:t xml:space="preserve">Publish the recommender’s row </w:t>
+      </w:r>
+      <w:r>
+        <w:rPr>
+          <w:b/>
+        </w:rPr>
+        <w:t>schema</w:t>
+      </w:r>
+      <w:r>
+        <w:rPr>
+          <w:b w:val="0"/>
+        </w:rPr>
+        <w:t xml:space="preserve"> and validation results before ranking books, preserving repair provenance.</w:t>
+      </w:r>
+    </w:p>
+    <w:p>
+      <w:pPr>
+        <w:pStyle w:val="Heading2"/>
+      </w:pPr>
+      <w:r>
+        <w:t>Support while preserving the reasoning goal</w:t>
+      </w:r>
+    </w:p>
+    <w:p>
+      <w:pPr>
+        <w:spacing w:line="336" w:lineRule="auto" w:after="180"/>
+      </w:pPr>
+      <w:r>
+        <w:rPr>
+          <w:b w:val="0"/>
+        </w:rPr>
+        <w:t xml:space="preserve">Trace one record or condition at a time with counters and labelled </w:t>
+      </w:r>
+      <w:r>
+        <w:rPr>
+          <w:b/>
+        </w:rPr>
+        <w:t>column</w:t>
+      </w:r>
+      <w:r>
+        <w:rPr>
+          <w:b w:val="0"/>
+        </w:rPr>
+        <w:t>s. Stretch: introduce a tie, boundary or missing field and declare its handling policy before rerunning.</w:t>
+      </w:r>
+    </w:p>
+    <w:p>
+      <w:pPr>
+        <w:spacing w:line="336" w:lineRule="auto" w:after="180"/>
+      </w:pPr>
+      <w:r>
+        <w:rPr>
+          <w:b w:val="0"/>
+        </w:rPr>
+        <w:t xml:space="preserve">Use a </w:t>
+      </w:r>
+      <w:r>
+        <w:rPr>
+          <w:b/>
+        </w:rPr>
+        <w:t>schema</w:t>
+      </w:r>
+      <w:r>
+        <w:rPr>
+          <w:b w:val="0"/>
+        </w:rPr>
+        <w:t xml:space="preserve"> card beside each record. Extension: explain how allowing decimal durations would change both </w:t>
+      </w:r>
+      <w:r>
+        <w:rPr>
+          <w:b/>
+        </w:rPr>
         <w:t>type</w:t>
       </w:r>
       <w:r>
         <w:rPr>
           <w:b w:val="0"/>
         </w:rPr>
-        <w:t>s and duration boundaries for the worked table.</w:t>
-      </w:r>
-    </w:p>
-    <w:p>
-      <w:pPr>
-        <w:pStyle w:val="Heading3"/>
-      </w:pPr>
-      <w:r>
-        <w:t>Teacher reasoning · W1</w:t>
+        <w:t xml:space="preserve"> and rounding rules.</w:t>
       </w:r>
     </w:p>
     <w:p>
       <w:pPr>
         <w:spacing w:line="336" w:lineRule="auto" w:after="180"/>
-        <w:shd w:fill="F1F6FC"/>
       </w:pPr>
       <w:r>
         <w:rPr>
           <w:b w:val="0"/>
         </w:rPr>
-        <w:t>activity: nonempty text; minutes: integer from 0 to 60 inclusive.</w:t>
-      </w:r>
-    </w:p>
-    <w:p>
-      <w:pPr>
-        <w:pStyle w:val="Heading3"/>
-      </w:pPr>
-      <w:r>
-        <w:t>Teacher reasoning · W1</w:t>
+        <w:t xml:space="preserve">Independent W4 </w:t>
+      </w:r>
+      <w:r>
+        <w:rPr>
+          <w:b/>
+        </w:rPr>
+        <w:t>evidence</w:t>
+      </w:r>
+      <w:r>
+        <w:rPr>
+          <w:b w:val="0"/>
+        </w:rPr>
+        <w:t xml:space="preserve">: Examples: A/0 and B/40 valid; empty label/5 invalid label; C/41 invalid range. Text "5" also fails the count </w:t>
+      </w:r>
+      <w:r>
+        <w:rPr>
+          <w:b/>
+        </w:rPr>
+        <w:t>type</w:t>
+      </w:r>
+      <w:r>
+        <w:rPr>
+          <w:b w:val="0"/>
+        </w:rPr>
+        <w:t xml:space="preserve">. Accept alternatives meeting the </w:t>
+      </w:r>
+      <w:r>
+        <w:rPr>
+          <w:b/>
+        </w:rPr>
+        <w:t>written rule</w:t>
+      </w:r>
+      <w:r>
+        <w:rPr>
+          <w:b w:val="0"/>
+        </w:rPr>
+        <w:t>s.</w:t>
       </w:r>
     </w:p>
     <w:p>
       <w:pPr>
         <w:spacing w:line="336" w:lineRule="auto" w:after="180"/>
-        <w:shd w:fill="F1F6FC"/>
       </w:pPr>
       <w:r>
         <w:rPr>
           <w:b w:val="0"/>
         </w:rPr>
-        <w:t>Check both fields. activity must exist as nonempty text. minutes must be an exact integer and satisfy 0 &lt;= minutes &lt;= 60. Inclusive means equality is accepted at both ends.</w:t>
-      </w:r>
-    </w:p>
-    <w:p>
-      <w:pPr>
-        <w:spacing w:line="336" w:lineRule="auto" w:after="180"/>
-        <w:shd w:fill="F1F6FC"/>
-      </w:pPr>
-      <w:r>
-        <w:rPr>
-          <w:b w:val="0"/>
-        </w:rPr>
-        <w:t xml:space="preserve">Structure, </w:t>
-      </w:r>
-      <w:r>
-        <w:rPr>
-          <w:b/>
-        </w:rPr>
-        <w:t>type</w:t>
-      </w:r>
-      <w:r>
-        <w:rPr>
-          <w:b w:val="0"/>
-        </w:rPr>
-        <w:t xml:space="preserve"> and range are separate checks; passing them does not prove the duration was measured accurately.</w:t>
-      </w:r>
-    </w:p>
-    <w:p>
-      <w:pPr>
-        <w:pStyle w:val="Heading3"/>
-      </w:pPr>
-      <w:r>
-        <w:t>W2 Classify records</w:t>
-      </w:r>
-    </w:p>
-    <w:p>
-      <w:pPr>
-        <w:pStyle w:val="Heading3"/>
-      </w:pPr>
-      <w:r>
-        <w:t>Workbook question · W2</w:t>
-      </w:r>
-    </w:p>
-    <w:p>
-      <w:pPr>
-        <w:spacing w:line="336" w:lineRule="auto" w:after="180"/>
-        <w:shd w:fill="F5F1FB"/>
-      </w:pPr>
-      <w:r>
-        <w:rPr>
-          <w:b w:val="0"/>
-        </w:rPr>
-        <w:t xml:space="preserve">Classify minutes values 0, 60, -1 and 61 under this </w:t>
-      </w:r>
-      <w:r>
-        <w:rPr>
-          <w:b/>
-        </w:rPr>
-        <w:t>schema</w:t>
-      </w:r>
-      <w:r>
-        <w:rPr>
-          <w:b w:val="0"/>
-        </w:rPr>
-        <w:t>.</w:t>
-      </w:r>
-    </w:p>
-    <w:p>
-      <w:pPr>
-        <w:pStyle w:val="Heading3"/>
-      </w:pPr>
-      <w:r>
-        <w:t>Teacher reasoning · W2</w:t>
-      </w:r>
-    </w:p>
-    <w:p>
-      <w:pPr>
-        <w:spacing w:line="336" w:lineRule="auto" w:after="180"/>
-        <w:shd w:fill="F1F6FC"/>
-      </w:pPr>
-      <w:r>
-        <w:rPr>
-          <w:b w:val="0"/>
-        </w:rPr>
-        <w:t>0 and 60 pass; -1 and 61 fail.</w:t>
-      </w:r>
-    </w:p>
-    <w:p>
-      <w:pPr>
-        <w:pStyle w:val="Heading3"/>
-      </w:pPr>
-      <w:r>
-        <w:t>Teacher reasoning · W2</w:t>
-      </w:r>
-    </w:p>
-    <w:p>
-      <w:pPr>
-        <w:spacing w:line="336" w:lineRule="auto" w:after="180"/>
-        <w:shd w:fill="F1F6FC"/>
-      </w:pPr>
-      <w:r>
-        <w:rPr>
-          <w:b w:val="0"/>
-        </w:rPr>
-        <w:t>Apply the inclusive range to each integer. Both 0 and 60 are on allowed boundaries. -1 is below the minimum and 61 is above the maximum. Require the reason for each rejection, not only pass/fail labels.</w:t>
-      </w:r>
-    </w:p>
-    <w:p>
-      <w:pPr>
-        <w:pStyle w:val="Heading3"/>
-      </w:pPr>
-      <w:r>
-        <w:t>W3 Repair a unit problem</w:t>
-      </w:r>
-    </w:p>
-    <w:p>
-      <w:pPr>
-        <w:pStyle w:val="Heading3"/>
-      </w:pPr>
-      <w:r>
-        <w:t>Workbook question · W3</w:t>
-      </w:r>
-    </w:p>
-    <w:p>
-      <w:pPr>
-        <w:spacing w:line="336" w:lineRule="auto" w:after="180"/>
-        <w:shd w:fill="F5F1FB"/>
-      </w:pPr>
-      <w:r>
-        <w:rPr>
-          <w:b w:val="0"/>
-        </w:rPr>
-        <w:t>A source says 180 seconds but the row says minutes: 180. Give a documented correction.</w:t>
-      </w:r>
-    </w:p>
-    <w:p>
-      <w:pPr>
-        <w:pStyle w:val="Heading3"/>
-      </w:pPr>
-      <w:r>
-        <w:t>Teacher reasoning · W3</w:t>
-      </w:r>
-    </w:p>
-    <w:p>
-      <w:pPr>
-        <w:spacing w:line="336" w:lineRule="auto" w:after="180"/>
-        <w:shd w:fill="F1F6FC"/>
-      </w:pPr>
-      <w:r>
-        <w:rPr>
-          <w:b w:val="0"/>
-        </w:rPr>
-        <w:t>Divide by 60 to record 3 minutes and retain the source value and conversion note.</w:t>
-      </w:r>
-    </w:p>
-    <w:p>
-      <w:pPr>
-        <w:pStyle w:val="Heading3"/>
-      </w:pPr>
-      <w:r>
-        <w:t>W4 Design a schema independently</w:t>
-      </w:r>
-    </w:p>
-    <w:p>
-      <w:pPr>
-        <w:pStyle w:val="Heading3"/>
-      </w:pPr>
-      <w:r>
-        <w:t>Workbook question · W4</w:t>
-      </w:r>
-    </w:p>
-    <w:p>
-      <w:pPr>
-        <w:spacing w:line="336" w:lineRule="auto" w:after="180"/>
-        <w:shd w:fill="F5F1FB"/>
-      </w:pPr>
-      <w:r>
-        <w:rPr>
-          <w:b w:val="0"/>
-        </w:rPr>
-        <w:t>For a fictional shelf audit, define label and book_count fields. Require a nonempty text label and an integer count from 0 to 40. Give two valid and two invalid records with reasons.</w:t>
-      </w:r>
-    </w:p>
-    <w:p>
-      <w:pPr>
-        <w:pStyle w:val="Heading3"/>
-      </w:pPr>
-      <w:r>
-        <w:t>Teacher reasoning · W4</w:t>
-      </w:r>
-    </w:p>
-    <w:p>
-      <w:pPr>
-        <w:spacing w:line="336" w:lineRule="auto" w:after="180"/>
-        <w:shd w:fill="F1F6FC"/>
-      </w:pPr>
-      <w:r>
-        <w:rPr>
-          <w:b w:val="0"/>
-        </w:rPr>
-        <w:t xml:space="preserve">Examples: A/0 and B/40 valid; empty label/5 invalid label; C/41 invalid range. Text "5" also fails the count </w:t>
-      </w:r>
-      <w:r>
-        <w:rPr>
-          <w:b/>
-        </w:rPr>
-        <w:t>type</w:t>
-      </w:r>
-      <w:r>
-        <w:rPr>
-          <w:b w:val="0"/>
-        </w:rPr>
-        <w:t xml:space="preserve">. Accept alternatives meeting the </w:t>
-      </w:r>
-      <w:r>
-        <w:rPr>
-          <w:b/>
-        </w:rPr>
-        <w:t>written rule</w:t>
-      </w:r>
-      <w:r>
-        <w:rPr>
-          <w:b w:val="0"/>
-        </w:rPr>
-        <w:t>s.</w:t>
-      </w:r>
-    </w:p>
-    <w:p>
-      <w:pPr>
-        <w:pStyle w:val="Heading3"/>
-      </w:pPr>
-      <w:r>
-        <w:t>W5 Separate validity and truth</w:t>
-      </w:r>
-    </w:p>
-    <w:p>
-      <w:pPr>
-        <w:pStyle w:val="Heading3"/>
-      </w:pPr>
-      <w:r>
-        <w:t>Workbook question · W5</w:t>
-      </w:r>
-    </w:p>
-    <w:p>
-      <w:pPr>
-        <w:spacing w:line="336" w:lineRule="auto" w:after="180"/>
-        <w:shd w:fill="F5F1FB"/>
-      </w:pPr>
-      <w:r>
-        <w:rPr>
-          <w:b w:val="0"/>
-        </w:rPr>
-        <w:t xml:space="preserve">A row says Reading, 12 and passes. Does that establish the session really lasted </w:t>
-      </w:r>
-      <w:r>
-        <w:rPr>
-          <w:b/>
-        </w:rPr>
-        <w:t>12 minutes</w:t>
-      </w:r>
-      <w:r>
-        <w:rPr>
-          <w:b w:val="0"/>
-        </w:rPr>
-        <w:t>?</w:t>
-      </w:r>
-    </w:p>
-    <w:p>
-      <w:pPr>
-        <w:pStyle w:val="Heading3"/>
-      </w:pPr>
-      <w:r>
-        <w:t>Teacher reasoning · W5</w:t>
-      </w:r>
-    </w:p>
-    <w:p>
-      <w:pPr>
-        <w:spacing w:line="336" w:lineRule="auto" w:after="180"/>
-        <w:shd w:fill="F1F6FC"/>
-      </w:pPr>
-      <w:r>
-        <w:rPr>
-          <w:b w:val="0"/>
-        </w:rPr>
-        <w:t xml:space="preserve">No. The value has a permitted structure but still needs trustworthy collection </w:t>
-      </w:r>
-      <w:r>
-        <w:rPr>
-          <w:b/>
-        </w:rPr>
-        <w:t>evidence</w:t>
-      </w:r>
-      <w:r>
-        <w:rPr>
-          <w:b w:val="0"/>
-        </w:rPr>
-        <w:t>.</w:t>
-      </w:r>
-    </w:p>
-    <w:p>
-      <w:pPr>
-        <w:pStyle w:val="Heading3"/>
-      </w:pPr>
-      <w:r>
-        <w:t>Assess independent transfer</w:t>
-      </w:r>
-    </w:p>
-    <w:p>
-      <w:pPr>
-        <w:pStyle w:val="Heading3"/>
-      </w:pPr>
-      <w:r>
-        <w:t>Independent question · withhold the key</w:t>
-      </w:r>
-    </w:p>
-    <w:p>
-      <w:pPr>
-        <w:spacing w:line="336" w:lineRule="auto" w:after="180"/>
-        <w:shd w:fill="F5F1FB"/>
-      </w:pPr>
-      <w:r>
-        <w:rPr>
-          <w:b w:val="0"/>
-        </w:rPr>
-        <w:t>Selected case: For a fictional shelf audit, define label and book_count fields. Require a nonempty text label and an integer count from 0 to 40. Give two valid and two invalid records with reasons.</w:t>
-      </w:r>
-    </w:p>
-    <w:p>
-      <w:pPr>
-        <w:pStyle w:val="Heading3"/>
-      </w:pPr>
-      <w:r>
-        <w:t>Selected case answer</w:t>
-      </w:r>
-    </w:p>
-    <w:p>
-      <w:pPr>
-        <w:pStyle w:val="Heading3"/>
-      </w:pPr>
-      <w:r>
-        <w:t>Teacher key · Selected case answer</w:t>
-      </w:r>
-    </w:p>
-    <w:p>
-      <w:pPr>
-        <w:spacing w:line="336" w:lineRule="auto" w:after="180"/>
-        <w:shd w:fill="F1F6FC"/>
-      </w:pPr>
-      <w:r>
-        <w:rPr>
-          <w:b w:val="0"/>
-        </w:rPr>
-        <w:t xml:space="preserve">Examples: A/0 and B/40 valid; empty label/5 invalid label; C/41 invalid range. Text "5" also fails the count </w:t>
-      </w:r>
-      <w:r>
-        <w:rPr>
-          <w:b/>
-        </w:rPr>
-        <w:t>type</w:t>
-      </w:r>
-      <w:r>
-        <w:rPr>
-          <w:b w:val="0"/>
-        </w:rPr>
-        <w:t xml:space="preserve">. Accept alternatives meeting the </w:t>
-      </w:r>
-      <w:r>
-        <w:rPr>
-          <w:b/>
-        </w:rPr>
-        <w:t>written rule</w:t>
-      </w:r>
-      <w:r>
-        <w:rPr>
-          <w:b w:val="0"/>
-        </w:rPr>
-        <w:t>s.</w:t>
-      </w:r>
-    </w:p>
-    <w:tbl>
-      <w:tblPr>
-        <w:tblStyle w:val="LightShading-Accent1"/>
-        <w:tblW w:type="auto" w:w="0"/>
-        <w:tblLook w:firstColumn="1" w:firstRow="1" w:lastColumn="0" w:lastRow="0" w:noHBand="0" w:noVBand="1" w:val="04A0"/>
-      </w:tblPr>
-      <w:tblGrid>
-        <w:gridCol w:w="5112"/>
-        <w:gridCol w:w="5112"/>
-      </w:tblGrid>
-      <w:tr>
-        <w:trPr>
-          <w:tblHeader/>
-        </w:trPr>
-        <w:tc>
-          <w:tcPr>
-            <w:tcW w:type="dxa" w:w="5112"/>
-          </w:tcPr>
-          <w:p>
-            <w:r>
-              <w:t>Dimension</w:t>
-            </w:r>
-          </w:p>
-        </w:tc>
-        <w:tc>
-          <w:tcPr>
-            <w:tcW w:type="dxa" w:w="5112"/>
-          </w:tcPr>
-          <w:p>
-            <w:r>
-              <w:t>Evidence required</w:t>
-            </w:r>
-          </w:p>
-        </w:tc>
-      </w:tr>
-      <w:tr>
-        <w:tc>
-          <w:tcPr>
-            <w:tcW w:type="dxa" w:w="5112"/>
-          </w:tcPr>
-          <w:p>
-            <w:r>
-              <w:t>Explanation</w:t>
-            </w:r>
-          </w:p>
-        </w:tc>
-        <w:tc>
-          <w:tcPr>
-            <w:tcW w:type="dxa" w:w="5112"/>
-          </w:tcPr>
-          <w:p>
-            <w:r>
-              <w:t>Names the applicable idea or procedure and ties it to the supplied facts.</w:t>
-            </w:r>
-          </w:p>
-        </w:tc>
-      </w:tr>
-      <w:tr>
-        <w:tc>
-          <w:tcPr>
-            <w:tcW w:type="dxa" w:w="5112"/>
-          </w:tcPr>
-          <w:p>
-            <w:r>
-              <w:t>Trace and result</w:t>
-            </w:r>
-          </w:p>
-        </w:tc>
-        <w:tc>
-          <w:tcPr>
-            <w:tcW w:type="dxa" w:w="5112"/>
-          </w:tcPr>
-          <w:p>
-            <w:r>
-              <w:t>Preserves the given inputs and shows the relevant intermediate steps; distinguishes a prediction from an observed execution.</w:t>
-            </w:r>
-          </w:p>
-        </w:tc>
-      </w:tr>
-      <w:tr>
-        <w:tc>
-          <w:tcPr>
-            <w:tcW w:type="dxa" w:w="5112"/>
-          </w:tcPr>
-          <w:p>
-            <w:r>
-              <w:t>Limits</w:t>
-            </w:r>
-          </w:p>
-        </w:tc>
-        <w:tc>
-          <w:tcPr>
-            <w:tcW w:type="dxa" w:w="5112"/>
-          </w:tcPr>
-          <w:p>
-            <w:r>
-              <w:t>States the assumptions, missing evidence or conditions under which the result would change.</w:t>
-            </w:r>
-          </w:p>
-        </w:tc>
-      </w:tr>
-    </w:tbl>
-    <w:p>
-      <w:pPr>
-        <w:pStyle w:val="Heading3"/>
-      </w:pPr>
-      <w:r>
-        <w:t>Teacher key · Selected case answer</w:t>
-      </w:r>
-    </w:p>
-    <w:p>
-      <w:pPr>
-        <w:spacing w:line="336" w:lineRule="auto" w:after="180"/>
-        <w:shd w:fill="F1F6FC"/>
-      </w:pPr>
-      <w:r>
-        <w:rPr>
-          <w:b w:val="0"/>
-        </w:rPr>
-        <w:t>Record each dimension as not yet, with support, or independent. Accept a valid alternative procedure with a defensible trace.</w:t>
-      </w:r>
-    </w:p>
-    <w:p>
-      <w:pPr>
-        <w:spacing w:line="336" w:lineRule="auto" w:after="180"/>
-        <w:shd w:fill="F1F6FC"/>
-      </w:pPr>
-      <w:r>
-        <w:rPr>
-          <w:b w:val="0"/>
-        </w:rPr>
-        <w:t xml:space="preserve">Do not penalise an honestly recorded model failure if the learner correctly explains its </w:t>
-      </w:r>
-      <w:r>
-        <w:rPr>
-          <w:b/>
-        </w:rPr>
-        <w:t>evidence</w:t>
-      </w:r>
-      <w:r>
-        <w:rPr>
-          <w:b w:val="0"/>
-        </w:rPr>
-        <w:t xml:space="preserve"> and limits.</w:t>
-      </w:r>
-    </w:p>
-    <w:p>
-      <w:pPr>
-        <w:pStyle w:val="Heading3"/>
-      </w:pPr>
-      <w:r>
-        <w:t>Feedback that the learner uses</w:t>
-      </w:r>
-    </w:p>
-    <w:p>
-      <w:pPr>
-        <w:spacing w:line="336" w:lineRule="auto" w:after="180"/>
-      </w:pPr>
-      <w:r>
-        <w:rPr>
-          <w:b w:val="0"/>
-        </w:rPr>
-        <w:t>Name the earliest unsupported step and give one action to repair it. Have the learner make that repair now and explain why. Then assess the relevant skill on a fresh, fully specified case.</w:t>
-      </w:r>
-    </w:p>
-    <w:p>
-      <w:pPr>
-        <w:spacing w:line="336" w:lineRule="auto" w:after="180"/>
-      </w:pPr>
-      <w:r>
-        <w:rPr>
-          <w:b w:val="0"/>
-        </w:rPr>
-        <w:t>Confirm it was not previously practised with feedback; solve and check the new case before assigning it. A follow-up design prompt is a starting brief, not automatically an equivalent test.</w:t>
-      </w:r>
-    </w:p>
-    <w:p>
-      <w:pPr>
-        <w:pStyle w:val="Heading1"/>
-      </w:pPr>
-      <w:r>
-        <w:t>06. Connect and extend learning</w:t>
-      </w:r>
-    </w:p>
-    <w:p>
-      <w:r>
-        <w:t>Connect Rows Columns and Data Types to Transparent Book Recommender, adapt support and plan a later changed-case check.</w:t>
-      </w:r>
-    </w:p>
-    <w:p>
-      <w:pPr>
-        <w:pStyle w:val="Heading3"/>
-      </w:pPr>
-      <w:r>
-        <w:t>Transparent Book Recommender</w:t>
-      </w:r>
-    </w:p>
-    <w:p>
-      <w:pPr>
-        <w:spacing w:line="336" w:lineRule="auto" w:after="180"/>
-      </w:pPr>
-      <w:r>
-        <w:rPr>
-          <w:b w:val="0"/>
-        </w:rPr>
-        <w:t>Store one book per row and keep reader preferences in a separate record.</w:t>
-      </w:r>
-    </w:p>
-    <w:p>
-      <w:pPr>
-        <w:spacing w:line="336" w:lineRule="auto" w:after="180"/>
-      </w:pPr>
-      <w:r>
-        <w:rPr>
-          <w:b w:val="0"/>
-        </w:rPr>
-        <w:t xml:space="preserve">Keep the decision, </w:t>
-      </w:r>
-      <w:r>
-        <w:rPr>
-          <w:b/>
-        </w:rPr>
-        <w:t>input</w:t>
-      </w:r>
-      <w:r>
-        <w:rPr>
-          <w:b w:val="0"/>
-        </w:rPr>
-        <w:t xml:space="preserve">, result, explanation and remaining limitation in the project </w:t>
-      </w:r>
-      <w:r>
-        <w:rPr>
-          <w:b/>
-        </w:rPr>
-        <w:t>evidence</w:t>
-      </w:r>
-      <w:r>
-        <w:rPr>
-          <w:b w:val="0"/>
-        </w:rPr>
-        <w:t xml:space="preserve"> record. Retrieve this record next week rather than restarting the project.</w:t>
-      </w:r>
-    </w:p>
-    <w:p>
-      <w:pPr>
-        <w:pStyle w:val="Heading3"/>
-      </w:pPr>
-      <w:r>
-        <w:t>Support and stretch</w:t>
-      </w:r>
-    </w:p>
-    <w:p>
-      <w:pPr>
-        <w:spacing w:line="336" w:lineRule="auto" w:after="180"/>
-      </w:pPr>
-      <w:r>
-        <w:rPr>
-          <w:b w:val="0"/>
-        </w:rPr>
-        <w:t xml:space="preserve">Trace one record or condition at a time with counters and labelled </w:t>
-      </w:r>
-      <w:r>
-        <w:rPr>
-          <w:b/>
-        </w:rPr>
-        <w:t>column</w:t>
-      </w:r>
-      <w:r>
-        <w:rPr>
-          <w:b w:val="0"/>
-        </w:rPr>
-        <w:t>s. Stretch: introduce a tie, boundary or missing field and declare its handling policy before rerunning.</w:t>
-      </w:r>
-    </w:p>
-    <w:p>
-      <w:pPr>
-        <w:pStyle w:val="Heading3"/>
-      </w:pPr>
-      <w:r>
-        <w:t>Exit reflection</w:t>
-      </w:r>
-    </w:p>
-    <w:p>
-      <w:pPr>
-        <w:spacing w:line="336" w:lineRule="auto" w:after="180"/>
-      </w:pPr>
-      <w:r>
-        <w:rPr>
-          <w:b w:val="0"/>
-        </w:rPr>
-        <w:t xml:space="preserve">Ask for one decision the learner can now justify and one situation requiring more </w:t>
-      </w:r>
-      <w:r>
-        <w:rPr>
-          <w:b/>
-        </w:rPr>
-        <w:t>evidence</w:t>
-      </w:r>
-      <w:r>
-        <w:rPr>
-          <w:b w:val="0"/>
-        </w:rPr>
-        <w:t xml:space="preserve"> or human review. Confidence ratings are separate from correct independent performance.</w:t>
-      </w:r>
-    </w:p>
-    <w:p>
-      <w:pPr>
-        <w:pStyle w:val="Heading3"/>
-      </w:pPr>
-      <w:r>
-        <w:t>Bridge to the next week</w:t>
-      </w:r>
-    </w:p>
-    <w:p>
-      <w:pPr>
-        <w:spacing w:line="336" w:lineRule="auto" w:after="180"/>
-      </w:pPr>
-      <w:r>
-        <w:rPr>
-          <w:b w:val="0"/>
-        </w:rPr>
-        <w:t xml:space="preserve">Next: Week 8: Operational Labels. Retrieve today’s </w:t>
-      </w:r>
-      <w:r>
-        <w:rPr>
-          <w:b/>
-        </w:rPr>
-        <w:t>evidence</w:t>
-      </w:r>
-      <w:r>
-        <w:rPr>
-          <w:b w:val="0"/>
-        </w:rPr>
-        <w:t xml:space="preserve"> and identify what carries forward and what is new.</w:t>
-      </w:r>
-    </w:p>
-    <w:p>
-      <w:pPr>
-        <w:pStyle w:val="Heading3"/>
-      </w:pPr>
-      <w:r>
-        <w:t>Support and fresh reassessment</w:t>
-      </w:r>
-    </w:p>
-    <w:p>
-      <w:pPr>
-        <w:spacing w:line="336" w:lineRule="auto" w:after="180"/>
-      </w:pPr>
-      <w:r>
-        <w:rPr>
-          <w:b w:val="0"/>
-        </w:rPr>
-        <w:t xml:space="preserve">Use a </w:t>
-      </w:r>
-      <w:r>
-        <w:rPr>
-          <w:b/>
-        </w:rPr>
-        <w:t>schema</w:t>
-      </w:r>
-      <w:r>
-        <w:rPr>
-          <w:b w:val="0"/>
-        </w:rPr>
-        <w:t xml:space="preserve"> card beside each record. Extension: explain how allowing decimal durations would change both </w:t>
-      </w:r>
-      <w:r>
-        <w:rPr>
-          <w:b/>
-        </w:rPr>
-        <w:t>type</w:t>
-      </w:r>
-      <w:r>
-        <w:rPr>
-          <w:b w:val="0"/>
-        </w:rPr>
-        <w:t xml:space="preserve"> and rounding rules.</w:t>
-      </w:r>
-    </w:p>
-    <w:p>
-      <w:pPr>
-        <w:spacing w:line="336" w:lineRule="auto" w:after="180"/>
-      </w:pPr>
-      <w:r>
-        <w:rPr>
-          <w:b w:val="0"/>
-        </w:rPr>
-        <w:t xml:space="preserve">Independent W4 </w:t>
-      </w:r>
-      <w:r>
-        <w:rPr>
-          <w:b/>
-        </w:rPr>
-        <w:t>evidence</w:t>
-      </w:r>
-      <w:r>
-        <w:rPr>
-          <w:b w:val="0"/>
-        </w:rPr>
-        <w:t xml:space="preserve">: Examples: A/0 and B/40 valid; empty label/5 invalid label; C/41 invalid range. Text "5" also fails the count </w:t>
-      </w:r>
-      <w:r>
-        <w:rPr>
-          <w:b/>
-        </w:rPr>
-        <w:t>type</w:t>
-      </w:r>
-      <w:r>
-        <w:rPr>
-          <w:b w:val="0"/>
-        </w:rPr>
-        <w:t xml:space="preserve">. Accept alternatives meeting the </w:t>
-      </w:r>
-      <w:r>
-        <w:rPr>
-          <w:b/>
-        </w:rPr>
-        <w:t>written rule</w:t>
-      </w:r>
-      <w:r>
-        <w:rPr>
-          <w:b w:val="0"/>
-        </w:rPr>
-        <w:t>s.</w:t>
-      </w:r>
-    </w:p>
-    <w:p>
-      <w:pPr>
-        <w:spacing w:line="336" w:lineRule="auto" w:after="180"/>
-      </w:pPr>
-      <w:r>
-        <w:rPr>
-          <w:b w:val="0"/>
-        </w:rPr>
         <w:t>Record whether the learner needed no help, a hint or explanation. Fresh retry: define a tray label and integer count 0 through 20. Require tests at 0, 20, -1 and 21 and a text count.</w:t>
       </w:r>
     </w:p>
     <w:p>
       <w:pPr>
-        <w:spacing w:line="336" w:lineRule="auto" w:after="180"/>
-      </w:pPr>
-      <w:r>
-        <w:rPr>
-          <w:b w:val="0"/>
-        </w:rPr>
-        <w:t xml:space="preserve">Next week: Missing values and validation. Reuse this week's explicit contracts and </w:t>
-      </w:r>
-      <w:r>
-        <w:rPr>
-          <w:b/>
-        </w:rPr>
-        <w:t>evidence</w:t>
-      </w:r>
-      <w:r>
-        <w:rPr>
-          <w:b w:val="0"/>
-        </w:rPr>
-        <w:t>.</w:t>
-      </w:r>
-    </w:p>
-    <w:p>
-      <w:pPr>
-        <w:pStyle w:val="Heading3"/>
-      </w:pPr>
-      <w:r>
-        <w:t>Plan the delayed return</w:t>
+        <w:pStyle w:val="Heading2"/>
+      </w:pPr>
+      <w:r>
+        <w:t>Plan the delayed check</w:t>
       </w:r>
     </w:p>
     <w:p>
@@ -5099,60 +4956,164 @@
     </w:p>
     <w:p>
       <w:pPr>
+        <w:pStyle w:val="Heading2"/>
+      </w:pPr>
+      <w:r>
+        <w:t>Bridge to next week</w:t>
+      </w:r>
+    </w:p>
+    <w:p>
+      <w:pPr>
+        <w:spacing w:line="336" w:lineRule="auto" w:after="180"/>
+      </w:pPr>
+      <w:r>
+        <w:rPr>
+          <w:b w:val="0"/>
+        </w:rPr>
+        <w:t xml:space="preserve">Ask for one decision the learner can now justify and one situation requiring more </w:t>
+      </w:r>
+      <w:r>
+        <w:rPr>
+          <w:b/>
+        </w:rPr>
+        <w:t>evidence</w:t>
+      </w:r>
+      <w:r>
+        <w:rPr>
+          <w:b w:val="0"/>
+        </w:rPr>
+        <w:t xml:space="preserve"> or human review. Confidence ratings are separate from correct independent performance.</w:t>
+      </w:r>
+    </w:p>
+    <w:p>
+      <w:pPr>
+        <w:spacing w:line="336" w:lineRule="auto" w:after="180"/>
+      </w:pPr>
+      <w:r>
+        <w:rPr>
+          <w:b w:val="0"/>
+        </w:rPr>
+        <w:t>Next: Week 8, Operational Labels. Reuse the schema and audit record to define reproducible labels, distinguish known failures from unknown information and check equality boundaries.</w:t>
+      </w:r>
+    </w:p>
+    <w:p>
+      <w:pPr>
+        <w:spacing w:line="336" w:lineRule="auto" w:after="180"/>
+      </w:pPr>
+      <w:r>
+        <w:rPr>
+          <w:b w:val="0"/>
+        </w:rPr>
+        <w:t>Next week: Operational Labels. Reuse this week's explicit contracts and distinguish unknown fields from known failures when applying a label guide.</w:t>
+      </w:r>
+    </w:p>
+    <w:p>
+      <w:pPr>
+        <w:pStyle w:val="Heading2"/>
+      </w:pPr>
+      <w:r>
+        <w:t>Earlier wording, alternatives and picture transcripts · reference / check after trying</w:t>
+      </w:r>
+    </w:p>
+    <w:p>
+      <w:pPr>
+        <w:spacing w:line="336" w:lineRule="auto" w:after="180"/>
+      </w:pPr>
+      <w:r>
+        <w:rPr>
+          <w:b w:val="0"/>
+        </w:rPr>
+        <w:t>Connect and extend learning</w:t>
+      </w:r>
+    </w:p>
+    <w:p>
+      <w:pPr>
         <w:pStyle w:val="Heading3"/>
       </w:pPr>
       <w:r>
+        <w:t>Transparent Book Recommender</w:t>
+      </w:r>
+    </w:p>
+    <w:p>
+      <w:pPr>
+        <w:pStyle w:val="Heading3"/>
+      </w:pPr>
+      <w:r>
+        <w:t>Support and stretch</w:t>
+      </w:r>
+    </w:p>
+    <w:p>
+      <w:pPr>
+        <w:pStyle w:val="Heading3"/>
+      </w:pPr>
+      <w:r>
+        <w:t>Exit reflection</w:t>
+      </w:r>
+    </w:p>
+    <w:p>
+      <w:pPr>
+        <w:pStyle w:val="Heading3"/>
+      </w:pPr>
+      <w:r>
+        <w:t>Bridge to the next week</w:t>
+      </w:r>
+    </w:p>
+    <w:p>
+      <w:pPr>
+        <w:pStyle w:val="Heading3"/>
+      </w:pPr>
+      <w:r>
+        <w:t>Support and fresh reassessment</w:t>
+      </w:r>
+    </w:p>
+    <w:p>
+      <w:pPr>
+        <w:pStyle w:val="Heading3"/>
+      </w:pPr>
+      <w:r>
+        <w:t>Plan the delayed return</w:t>
+      </w:r>
+    </w:p>
+    <w:p>
+      <w:pPr>
+        <w:pStyle w:val="Heading3"/>
+      </w:pPr>
+      <w:r>
         <w:t>Project evidence from this case</w:t>
       </w:r>
     </w:p>
     <w:p>
       <w:pPr>
+        <w:pStyle w:val="Heading1"/>
+      </w:pPr>
+      <w:r>
+        <w:t>Reference bank and extra practice</w:t>
+      </w:r>
+    </w:p>
+    <w:p>
+      <w:pPr>
+        <w:pStyle w:val="Heading1"/>
+      </w:pPr>
+      <w:r>
+        <w:t>07. Reference: alternative planning checklist</w:t>
+      </w:r>
+    </w:p>
+    <w:p>
+      <w:r>
+        <w:t>Use as a reminder alongside the main route rather than teaching the cycle twice.</w:t>
+      </w:r>
+    </w:p>
+    <w:p>
+      <w:pPr>
+        <w:pStyle w:val="Heading2"/>
+      </w:pPr>
+      <w:r>
+        <w:t>Preparation and schedule</w:t>
+      </w:r>
+    </w:p>
+    <w:p>
+      <w:pPr>
         <w:spacing w:line="336" w:lineRule="auto" w:after="180"/>
-      </w:pPr>
-      <w:r>
-        <w:rPr>
-          <w:b w:val="0"/>
-        </w:rPr>
-        <w:t xml:space="preserve">Publish the recommender’s row </w:t>
-      </w:r>
-      <w:r>
-        <w:rPr>
-          <w:b/>
-        </w:rPr>
-        <w:t>schema</w:t>
-      </w:r>
-      <w:r>
-        <w:rPr>
-          <w:b w:val="0"/>
-        </w:rPr>
-        <w:t xml:space="preserve"> and validation results before ranking books, preserving repair provenance.</w:t>
-      </w:r>
-    </w:p>
-    <w:p>
-      <w:pPr>
-        <w:pStyle w:val="Heading1"/>
-      </w:pPr>
-      <w:r>
-        <w:t>07. Prepare, teach and assess</w:t>
-      </w:r>
-    </w:p>
-    <w:p>
-      <w:r>
-        <w:t>Use this preparation summary alongside the detailed Rows Columns and Data Types lesson; it is a checklist rather than a replacement for the full sequence.</w:t>
-      </w:r>
-    </w:p>
-    <w:p>
-      <w:pPr>
-        <w:pStyle w:val="Heading3"/>
-      </w:pPr>
-      <w:r>
-        <w:t>Teaching target</w:t>
-      </w:r>
-    </w:p>
-    <w:p>
-      <w:pPr>
-        <w:spacing w:line="336" w:lineRule="auto" w:after="180"/>
-        <w:shd w:fill="EDF7F3"/>
       </w:pPr>
       <w:r>
         <w:rPr>
@@ -5335,6 +5296,14 @@
     </w:tbl>
     <w:p>
       <w:pPr>
+        <w:pStyle w:val="Heading2"/>
+      </w:pPr>
+      <w:r>
+        <w:t>Practice and assessment reminders</w:t>
+      </w:r>
+    </w:p>
+    <w:p>
+      <w:pPr>
         <w:spacing w:line="336" w:lineRule="auto" w:after="180"/>
       </w:pPr>
       <w:r>
@@ -5358,16 +5327,7 @@
     </w:p>
     <w:p>
       <w:pPr>
-        <w:pStyle w:val="Heading3"/>
-      </w:pPr>
-      <w:r>
-        <w:t>Supported practice answer</w:t>
-      </w:r>
-    </w:p>
-    <w:p>
-      <w:pPr>
         <w:spacing w:line="336" w:lineRule="auto" w:after="180"/>
-        <w:shd w:fill="F1F6FC"/>
       </w:pPr>
       <w:r>
         <w:rPr>
@@ -5424,16 +5384,7 @@
     </w:p>
     <w:p>
       <w:pPr>
-        <w:pStyle w:val="Heading3"/>
-      </w:pPr>
-      <w:r>
-        <w:t>Repair the misconception</w:t>
-      </w:r>
-    </w:p>
-    <w:p>
-      <w:pPr>
         <w:spacing w:line="336" w:lineRule="auto" w:after="180"/>
-        <w:shd w:fill="FFF5E6"/>
       </w:pPr>
       <w:r>
         <w:rPr>
@@ -5469,7 +5420,6 @@
     <w:p>
       <w:pPr>
         <w:spacing w:line="336" w:lineRule="auto" w:after="180"/>
-        <w:shd w:fill="FFF5E6"/>
       </w:pPr>
       <w:r>
         <w:rPr>
@@ -5498,16 +5448,7 @@
     </w:p>
     <w:p>
       <w:pPr>
-        <w:pStyle w:val="Heading3"/>
-      </w:pPr>
-      <w:r>
-        <w:t>Support without giving away the answer</w:t>
-      </w:r>
-    </w:p>
-    <w:p>
-      <w:pPr>
         <w:spacing w:line="336" w:lineRule="auto" w:after="180"/>
-        <w:shd w:fill="F1F6F8"/>
       </w:pPr>
       <w:r>
         <w:rPr>
@@ -5530,16 +5471,7 @@
     </w:p>
     <w:p>
       <w:pPr>
-        <w:pStyle w:val="Heading3"/>
-      </w:pPr>
-      <w:r>
-        <w:t>Extend the reasoning</w:t>
-      </w:r>
-    </w:p>
-    <w:p>
-      <w:pPr>
         <w:spacing w:line="336" w:lineRule="auto" w:after="180"/>
-        <w:shd w:fill="F5F1FB"/>
       </w:pPr>
       <w:r>
         <w:rPr>
@@ -5575,7 +5507,6 @@
     <w:p>
       <w:pPr>
         <w:spacing w:line="336" w:lineRule="auto" w:after="180"/>
-        <w:shd w:fill="F5F1FB"/>
       </w:pPr>
       <w:r>
         <w:rPr>
@@ -5598,16 +5529,7 @@
     </w:p>
     <w:p>
       <w:pPr>
-        <w:pStyle w:val="Heading3"/>
-      </w:pPr>
-      <w:r>
-        <w:t>Protect the independent attempt</w:t>
-      </w:r>
-    </w:p>
-    <w:p>
-      <w:pPr>
         <w:spacing w:line="336" w:lineRule="auto" w:after="180"/>
-        <w:shd w:fill="FFF5E6"/>
       </w:pPr>
       <w:r>
         <w:rPr>
@@ -5802,16 +5724,7 @@
     </w:tbl>
     <w:p>
       <w:pPr>
-        <w:pStyle w:val="Heading3"/>
-      </w:pPr>
-      <w:r>
-        <w:t>Project checkpoint</w:t>
-      </w:r>
-    </w:p>
-    <w:p>
-      <w:pPr>
         <w:spacing w:line="336" w:lineRule="auto" w:after="180"/>
-        <w:shd w:fill="EDF7F3"/>
       </w:pPr>
       <w:r>
         <w:rPr>
@@ -5872,12 +5785,20 @@
         <w:pStyle w:val="Heading1"/>
       </w:pPr>
       <w:r>
-        <w:t>08. Use feedback, labs and repair paths</w:t>
-      </w:r>
-    </w:p>
-    <w:p>
-      <w:r>
-        <w:t>Use feedback, earlier review and portfolios purposefully. Apply the coding routine only when this lesson has an executable lab.</w:t>
+        <w:t>08. Reference: feedback and records</w:t>
+      </w:r>
+    </w:p>
+    <w:p>
+      <w:r>
+        <w:t>Use digital tools where they help retain an explanation and its evidence.</w:t>
+      </w:r>
+    </w:p>
+    <w:p>
+      <w:pPr>
+        <w:pStyle w:val="Heading2"/>
+      </w:pPr>
+      <w:r>
+        <w:t>Keep practice and independent evidence separate</w:t>
       </w:r>
     </w:p>
     <w:p>
@@ -5916,12 +5837,62 @@
     </w:p>
     <w:p>
       <w:pPr>
+        <w:pStyle w:val="Heading2"/>
+      </w:pPr>
+      <w:r>
+        <w:t>Repair and portfolio records</w:t>
+      </w:r>
+    </w:p>
+    <w:p>
+      <w:pPr>
         <w:spacing w:line="336" w:lineRule="auto" w:after="180"/>
       </w:pPr>
       <w:r>
         <w:rPr>
           <w:b w:val="0"/>
         </w:rPr>
+        <w:t>Use the earlier worked-explanation links to address a specific missing building block, then return to the current question. Adapt this suggestion after observing the learner; it is not an automatic diagnosis.</w:t>
+      </w:r>
+    </w:p>
+    <w:p>
+      <w:pPr>
+        <w:spacing w:line="336" w:lineRule="auto" w:after="180"/>
+      </w:pPr>
+      <w:r>
+        <w:rPr>
+          <w:b w:val="0"/>
+        </w:rPr>
+        <w:t xml:space="preserve">Collect the completed-work portfolio as </w:t>
+      </w:r>
+      <w:r>
+        <w:rPr>
+          <w:b/>
+        </w:rPr>
+        <w:t>evidence</w:t>
+      </w:r>
+      <w:r>
+        <w:rPr>
+          <w:b w:val="0"/>
+        </w:rPr>
+        <w:t>. Record support separately from correctness, and assess explanation, trace/test and limitations. Progress ticks and quiz selections alone do not establish mastery.</w:t>
+      </w:r>
+    </w:p>
+    <w:p>
+      <w:pPr>
+        <w:pStyle w:val="Heading2"/>
+      </w:pPr>
+      <w:r>
+        <w:t>Earlier wording, alternatives and picture transcripts · reference / check after trying</w:t>
+      </w:r>
+    </w:p>
+    <w:p>
+      <w:pPr>
+        <w:spacing w:line="336" w:lineRule="auto" w:after="180"/>
+      </w:pPr>
+      <w:r>
+        <w:rPr>
+          <w:b w:val="0"/>
+        </w:rPr>
         <w:t xml:space="preserve">Ask students to predict before running code. Preserve errors and actual </w:t>
       </w:r>
       <w:r>
@@ -5939,77 +5910,20 @@
     </w:p>
     <w:p>
       <w:pPr>
-        <w:spacing w:line="336" w:lineRule="auto" w:after="180"/>
-      </w:pPr>
-      <w:r>
-        <w:rPr>
-          <w:b w:val="0"/>
-        </w:rPr>
-        <w:t>Use the earlier worked-explanation links to address a specific missing building block, then return to the current question. Adapt this suggestion after observing the learner; it is not an automatic diagnosis.</w:t>
-      </w:r>
-    </w:p>
-    <w:p>
-      <w:pPr>
-        <w:spacing w:line="336" w:lineRule="auto" w:after="180"/>
-      </w:pPr>
-      <w:r>
-        <w:rPr>
-          <w:b w:val="0"/>
-        </w:rPr>
-        <w:t xml:space="preserve">Collect the completed-work portfolio as </w:t>
-      </w:r>
-      <w:r>
-        <w:rPr>
-          <w:b/>
-        </w:rPr>
-        <w:t>evidence</w:t>
-      </w:r>
-      <w:r>
-        <w:rPr>
-          <w:b w:val="0"/>
-        </w:rPr>
-        <w:t>. Record support separately from correctness, and assess explanation, trace/test and limitations. Progress ticks and quiz selections alone do not establish mastery.</w:t>
-      </w:r>
-    </w:p>
-    <w:p>
-      <w:pPr>
         <w:pStyle w:val="Heading1"/>
       </w:pPr>
       <w:r>
-        <w:t>09. Visual concept journey</w:t>
-      </w:r>
-    </w:p>
-    <w:p>
-      <w:r>
-        <w:t>Show one Rows Columns and Data Types graphic at a time, request a prediction and discuss its trace before the independent assessment.</w:t>
-      </w:r>
-    </w:p>
-    <w:p>
-      <w:pPr>
-        <w:spacing w:line="336" w:lineRule="auto" w:after="180"/>
-      </w:pPr>
-      <w:r>
-        <w:rPr>
-          <w:b w:val="0"/>
-        </w:rPr>
-        <w:t xml:space="preserve">Use one picture at a time. Hide a worked result before asking for a </w:t>
-      </w:r>
-      <w:r>
-        <w:rPr>
-          <w:b/>
-        </w:rPr>
-        <w:t>prediction</w:t>
-      </w:r>
-      <w:r>
-        <w:rPr>
-          <w:b w:val="0"/>
-        </w:rPr>
-        <w:t>, then reveal it for feedback. These are supported teaching cases; retain the separate independent assessment for a fresh first attempt.</w:t>
-      </w:r>
-    </w:p>
-    <w:p>
-      <w:pPr>
-        <w:pStyle w:val="Heading3"/>
+        <w:t>09. Reference: teach with the six pictures</w:t>
+      </w:r>
+    </w:p>
+    <w:p>
+      <w:r>
+        <w:t>Choose the picture for the teaching move and connect it to the explanation.</w:t>
+      </w:r>
+    </w:p>
+    <w:p>
+      <w:pPr>
+        <w:pStyle w:val="Heading2"/>
       </w:pPr>
       <w:r>
         <w:t>01. Rows Columns and Data Types: the case</w:t>
@@ -6020,7 +5934,7 @@
         <w:drawing>
           <wp:inline xmlns:a="http://schemas.openxmlformats.org/drawingml/2006/main" xmlns:pic="http://schemas.openxmlformats.org/drawingml/2006/picture">
             <wp:extent cx="5486400" cy="2990088"/>
-            <wp:docPr id="2" name="Picture 2" descr="A fictional approved book catalogue has three fields per row. Supplied facts: Schema: id is nonempty text; pages is an integer 1–300; illustrated is Boolean True or False. Rows A={id:&quot;B7&quot;,pages:90,illustrated:True}; B={id:&quot;B8&quot;,pages:&quot;90&quot;,illustrated:False}; C={id:&quot;&quot;,pages:80,illustrated:True}."/>
+            <wp:docPr id="3" name="Picture 3" descr="A fictional approved book catalogue has three fields per row. Supplied facts: Schema: id is nonempty text; pages is an integer 1–300; illustrated is Boolean True or False. Rows A={id:&quot;B7&quot;,pages:90,illustrated:True}; B={id:&quot;B8&quot;,pages:&quot;90&quot;,illustrated:False}; C={id:&quot;&quot;,pages:80,illustrated:True}."/>
             <wp:cNvGraphicFramePr>
               <a:graphicFrameLocks noChangeAspect="1"/>
             </wp:cNvGraphicFramePr>
@@ -6032,7 +5946,7 @@
                     <pic:cNvPicPr/>
                   </pic:nvPicPr>
                   <pic:blipFill>
-                    <a:blip r:embed="rId10"/>
+                    <a:blip r:embed="rId11"/>
                     <a:stretch>
                       <a:fillRect/>
                     </a:stretch>
@@ -6088,7 +6002,6 @@
     <w:p>
       <w:pPr>
         <w:spacing w:line="336" w:lineRule="auto" w:after="180"/>
-        <w:shd w:fill="F5F1FB"/>
       </w:pPr>
       <w:r>
         <w:rPr>
@@ -6099,16 +6012,7 @@
     </w:p>
     <w:p>
       <w:pPr>
-        <w:pStyle w:val="Heading3"/>
-      </w:pPr>
-      <w:r>
-        <w:t>Discuss while showing the picture</w:t>
-      </w:r>
-    </w:p>
-    <w:p>
-      <w:pPr>
         <w:spacing w:line="336" w:lineRule="auto" w:after="180"/>
-        <w:shd w:fill="F1F6F8"/>
       </w:pPr>
       <w:r>
         <w:rPr>
@@ -6119,7 +6023,7 @@
     </w:p>
     <w:p>
       <w:pPr>
-        <w:pStyle w:val="Heading3"/>
+        <w:pStyle w:val="Heading2"/>
       </w:pPr>
       <w:r>
         <w:t>02. Follow the deciding steps</w:t>
@@ -6130,7 +6034,7 @@
         <w:drawing>
           <wp:inline xmlns:a="http://schemas.openxmlformats.org/drawingml/2006/main" xmlns:pic="http://schemas.openxmlformats.org/drawingml/2006/picture">
             <wp:extent cx="5486400" cy="4005072"/>
-            <wp:docPr id="3" name="Picture 3" descr="Column contract: Field names identify values; order is not the only guide. → Validate A: B7 is text, 90 is allowed integer, True is Boolean: valid. → Validate B: Quoted &quot;90&quot; is text, so pages fails the integer contract. → Validate C: Empty id fails even though its other two values have allowed types."/>
+            <wp:docPr id="4" name="Picture 4" descr="Column contract: Field names identify values; order is not the only guide. → Validate A: B7 is text, 90 is allowed integer, True is Boolean: valid. → Validate B: Quoted &quot;90&quot; is text, so pages fails the integer contract. → Validate C: Empty id fails even though its other two values have allowed types."/>
             <wp:cNvGraphicFramePr>
               <a:graphicFrameLocks noChangeAspect="1"/>
             </wp:cNvGraphicFramePr>
@@ -6142,7 +6046,7 @@
                     <pic:cNvPicPr/>
                   </pic:nvPicPr>
                   <pic:blipFill>
-                    <a:blip r:embed="rId11"/>
+                    <a:blip r:embed="rId9"/>
                     <a:stretch>
                       <a:fillRect/>
                     </a:stretch>
@@ -6193,7 +6097,6 @@
     <w:p>
       <w:pPr>
         <w:spacing w:line="336" w:lineRule="auto" w:after="180"/>
-        <w:shd w:fill="F5F1FB"/>
       </w:pPr>
       <w:r>
         <w:rPr>
@@ -6216,16 +6119,7 @@
     </w:p>
     <w:p>
       <w:pPr>
-        <w:pStyle w:val="Heading3"/>
-      </w:pPr>
-      <w:r>
-        <w:t>Discuss while showing the picture</w:t>
-      </w:r>
-    </w:p>
-    <w:p>
-      <w:pPr>
         <w:spacing w:line="336" w:lineRule="auto" w:after="180"/>
-        <w:shd w:fill="F1F6F8"/>
       </w:pPr>
       <w:r>
         <w:rPr>
@@ -6248,7 +6142,7 @@
     </w:p>
     <w:p>
       <w:pPr>
-        <w:pStyle w:val="Heading3"/>
+        <w:pStyle w:val="Heading2"/>
       </w:pPr>
       <w:r>
         <w:t>03. Follow the evidence</w:t>
@@ -6259,7 +6153,7 @@
         <w:drawing>
           <wp:inline xmlns:a="http://schemas.openxmlformats.org/drawingml/2006/main" xmlns:pic="http://schemas.openxmlformats.org/drawingml/2006/picture">
             <wp:extent cx="5486400" cy="2834640"/>
-            <wp:docPr id="4" name="Picture 4" descr="Follow the evidence. activity | Nonempty text | Names the session activity. minutes | Integer 0 through 60 | Duration in minutes"/>
+            <wp:docPr id="5" name="Picture 5" descr="Follow the evidence. activity | Nonempty text | Names the session activity. minutes | Integer 0 through 60 | Duration in minutes"/>
             <wp:cNvGraphicFramePr>
               <a:graphicFrameLocks noChangeAspect="1"/>
             </wp:cNvGraphicFramePr>
@@ -6316,7 +6210,6 @@
     <w:p>
       <w:pPr>
         <w:spacing w:line="336" w:lineRule="auto" w:after="180"/>
-        <w:shd w:fill="F5F1FB"/>
       </w:pPr>
       <w:r>
         <w:rPr>
@@ -6327,16 +6220,7 @@
     </w:p>
     <w:p>
       <w:pPr>
-        <w:pStyle w:val="Heading3"/>
-      </w:pPr>
-      <w:r>
-        <w:t>Discuss while showing the picture</w:t>
-      </w:r>
-    </w:p>
-    <w:p>
-      <w:pPr>
         <w:spacing w:line="336" w:lineRule="auto" w:after="180"/>
-        <w:shd w:fill="F1F6F8"/>
       </w:pPr>
       <w:r>
         <w:rPr>
@@ -6347,7 +6231,7 @@
     </w:p>
     <w:p>
       <w:pPr>
-        <w:pStyle w:val="Heading3"/>
+        <w:pStyle w:val="Heading2"/>
       </w:pPr>
       <w:r>
         <w:t>04. Change one thing. Trace what follows.</w:t>
@@ -6358,7 +6242,7 @@
         <w:drawing>
           <wp:inline xmlns:a="http://schemas.openxmlformats.org/drawingml/2006/main" xmlns:pic="http://schemas.openxmlformats.org/drawingml/2006/picture">
             <wp:extent cx="5486400" cy="3026664"/>
-            <wp:docPr id="5" name="Picture 5" descr="Original case: Empty id fails even though its other two values have allowed types. Changed condition: Change B’s pages from &quot;90&quot; to integer 90 using an approved repair. Expected result: B now satisfies the declared schema. Reason: Its id is nonempty and illustrated is Boolean; the page-type defect is removed."/>
+            <wp:docPr id="6" name="Picture 6" descr="Original case: Empty id fails even though its other two values have allowed types. Changed condition: Change B’s pages from &quot;90&quot; to integer 90 using an approved repair. Expected result: B now satisfies the declared schema. Reason: Its id is nonempty and illustrated is Boolean; the page-type defect is removed."/>
             <wp:cNvGraphicFramePr>
               <a:graphicFrameLocks noChangeAspect="1"/>
             </wp:cNvGraphicFramePr>
@@ -6450,7 +6334,6 @@
     <w:p>
       <w:pPr>
         <w:spacing w:line="336" w:lineRule="auto" w:after="180"/>
-        <w:shd w:fill="F5F1FB"/>
       </w:pPr>
       <w:r>
         <w:rPr>
@@ -6461,16 +6344,7 @@
     </w:p>
     <w:p>
       <w:pPr>
-        <w:pStyle w:val="Heading3"/>
-      </w:pPr>
-      <w:r>
-        <w:t>Discuss while showing the picture</w:t>
-      </w:r>
-    </w:p>
-    <w:p>
-      <w:pPr>
         <w:spacing w:line="336" w:lineRule="auto" w:after="180"/>
-        <w:shd w:fill="F1F6F8"/>
       </w:pPr>
       <w:r>
         <w:rPr>
@@ -6482,7 +6356,6 @@
     <w:p>
       <w:pPr>
         <w:spacing w:line="336" w:lineRule="auto" w:after="180"/>
-        <w:shd w:fill="F1F6F8"/>
       </w:pPr>
       <w:r>
         <w:rPr>
@@ -6505,7 +6378,7 @@
     </w:p>
     <w:p>
       <w:pPr>
-        <w:pStyle w:val="Heading3"/>
+        <w:pStyle w:val="Heading2"/>
       </w:pPr>
       <w:r>
         <w:t>05. Connect the explanation to its limit</w:t>
@@ -6516,7 +6389,7 @@
         <w:drawing>
           <wp:inline xmlns:a="http://schemas.openxmlformats.org/drawingml/2006/main" xmlns:pic="http://schemas.openxmlformats.org/drawingml/2006/picture">
             <wp:extent cx="5486400" cy="2834640"/>
-            <wp:docPr id="6" name="Picture 6" descr="A schema makes row meanings and expected types explicit. The string &quot;90&quot; looks like a number when printed but does not meet this strict integer schema. A repair can be authorised later, but must not be assumed silently. Missing or empty identifiers also prevent tracing an item back to its source. Limit: Schema validity does not confirm that the book really has 90 pages or that its metadata is accurate."/>
+            <wp:docPr id="7" name="Picture 7" descr="A schema makes row meanings and expected types explicit. The string &quot;90&quot; looks like a number when printed but does not meet this strict integer schema. A repair can be authorised later, but must not be assumed silently. Missing or empty identifiers also prevent tracing an item back to its source. Limit: Schema validity does not confirm that the book really has 90 pages or that its metadata is accurate."/>
             <wp:cNvGraphicFramePr>
               <a:graphicFrameLocks noChangeAspect="1"/>
             </wp:cNvGraphicFramePr>
@@ -6620,7 +6493,6 @@
     <w:p>
       <w:pPr>
         <w:spacing w:line="336" w:lineRule="auto" w:after="180"/>
-        <w:shd w:fill="F5F1FB"/>
       </w:pPr>
       <w:r>
         <w:rPr>
@@ -6631,16 +6503,7 @@
     </w:p>
     <w:p>
       <w:pPr>
-        <w:pStyle w:val="Heading3"/>
-      </w:pPr>
-      <w:r>
-        <w:t>Discuss while showing the picture</w:t>
-      </w:r>
-    </w:p>
-    <w:p>
-      <w:pPr>
         <w:spacing w:line="336" w:lineRule="auto" w:after="180"/>
-        <w:shd w:fill="F1F6F8"/>
       </w:pPr>
       <w:r>
         <w:rPr>
@@ -6652,7 +6515,6 @@
     <w:p>
       <w:pPr>
         <w:spacing w:line="336" w:lineRule="auto" w:after="180"/>
-        <w:shd w:fill="F1F6F8"/>
       </w:pPr>
       <w:r>
         <w:rPr>
@@ -6675,7 +6537,7 @@
     </w:p>
     <w:p>
       <w:pPr>
-        <w:pStyle w:val="Heading3"/>
+        <w:pStyle w:val="Heading2"/>
       </w:pPr>
       <w:r>
         <w:t>06. Make the idea visible in your project</w:t>
@@ -6686,7 +6548,7 @@
         <w:drawing>
           <wp:inline xmlns:a="http://schemas.openxmlformats.org/drawingml/2006/main" xmlns:pic="http://schemas.openxmlformats.org/drawingml/2006/picture">
             <wp:extent cx="5486400" cy="3380232"/>
-            <wp:docPr id="7" name="Picture 7" descr="Publish the recommender’s row schema and validation results before ranking books, preserving repair provenance. Draw your input, deciding step, result and limit. Supported question: Which two rows originally fail, and do they fail for the same reason?"/>
+            <wp:docPr id="8" name="Picture 8" descr="Publish the recommender’s row schema and validation results before ranking books, preserving repair provenance. Draw your input, deciding step, result and limit. Supported question: Which two rows originally fail, and do they fail for the same reason?"/>
             <wp:cNvGraphicFramePr>
               <a:graphicFrameLocks noChangeAspect="1"/>
             </wp:cNvGraphicFramePr>
@@ -6720,7 +6582,6 @@
     <w:p>
       <w:pPr>
         <w:spacing w:line="336" w:lineRule="auto" w:after="180"/>
-        <w:shd w:fill="F5F1FB"/>
       </w:pPr>
       <w:r>
         <w:rPr>
@@ -6756,7 +6617,6 @@
     <w:p>
       <w:pPr>
         <w:spacing w:line="336" w:lineRule="auto" w:after="180"/>
-        <w:shd w:fill="F5F1FB"/>
       </w:pPr>
       <w:r>
         <w:rPr>
@@ -6768,7 +6628,6 @@
     <w:p>
       <w:pPr>
         <w:spacing w:line="336" w:lineRule="auto" w:after="180"/>
-        <w:shd w:fill="F5F1FB"/>
       </w:pPr>
       <w:r>
         <w:rPr>
@@ -6791,58 +6650,127 @@
     </w:p>
     <w:p>
       <w:pPr>
+        <w:spacing w:line="336" w:lineRule="auto" w:after="180"/>
+      </w:pPr>
+      <w:r>
+        <w:rPr>
+          <w:b w:val="0"/>
+        </w:rPr>
+        <w:t xml:space="preserve">Teacher prompt: Draw your project trace and justify the deciding step using </w:t>
+      </w:r>
+      <w:r>
+        <w:rPr>
+          <w:b/>
+        </w:rPr>
+        <w:t>evidence</w:t>
+      </w:r>
+      <w:r>
+        <w:rPr>
+          <w:b w:val="0"/>
+        </w:rPr>
+        <w:t>. Ask learners to describe one label or arrow in ordinary words. Use the adjacent transcript if the image is difficult to see.</w:t>
+      </w:r>
+    </w:p>
+    <w:p>
+      <w:pPr>
+        <w:spacing w:line="336" w:lineRule="auto" w:after="180"/>
+      </w:pPr>
+      <w:r>
+        <w:rPr>
+          <w:b w:val="0"/>
+        </w:rPr>
+        <w:t xml:space="preserve">Supported practice key: B fails pages </w:t>
+      </w:r>
+      <w:r>
+        <w:rPr>
+          <w:b/>
+        </w:rPr>
+        <w:t>type</w:t>
+      </w:r>
+      <w:r>
+        <w:rPr>
+          <w:b w:val="0"/>
+        </w:rPr>
+        <w:t>; C fails empty id. A passes all three field checks.</w:t>
+      </w:r>
+    </w:p>
+    <w:p>
+      <w:pPr>
+        <w:pStyle w:val="Heading2"/>
+      </w:pPr>
+      <w:r>
+        <w:t>Earlier wording, alternatives and picture transcripts · reference / check after trying</w:t>
+      </w:r>
+    </w:p>
+    <w:p>
+      <w:pPr>
+        <w:spacing w:line="336" w:lineRule="auto" w:after="180"/>
+      </w:pPr>
+      <w:r>
+        <w:rPr>
+          <w:b w:val="0"/>
+        </w:rPr>
+        <w:t xml:space="preserve">Use one picture at a time. Hide a worked result before asking for a </w:t>
+      </w:r>
+      <w:r>
+        <w:rPr>
+          <w:b/>
+        </w:rPr>
+        <w:t>prediction</w:t>
+      </w:r>
+      <w:r>
+        <w:rPr>
+          <w:b w:val="0"/>
+        </w:rPr>
+        <w:t>, then reveal it for feedback. These are supported teaching cases; retain the separate independent assessment for a fresh first attempt.</w:t>
+      </w:r>
+    </w:p>
+    <w:p>
+      <w:pPr>
         <w:pStyle w:val="Heading3"/>
       </w:pPr>
       <w:r>
-        <w:t>Discuss while showing the picture</w:t>
-      </w:r>
-    </w:p>
-    <w:p>
-      <w:pPr>
-        <w:spacing w:line="336" w:lineRule="auto" w:after="180"/>
-        <w:shd w:fill="F1F6F8"/>
-      </w:pPr>
-      <w:r>
-        <w:rPr>
-          <w:b w:val="0"/>
-        </w:rPr>
-        <w:t xml:space="preserve">Teacher prompt: Draw your project trace and justify the deciding step using </w:t>
-      </w:r>
-      <w:r>
-        <w:rPr>
-          <w:b/>
-        </w:rPr>
-        <w:t>evidence</w:t>
-      </w:r>
-      <w:r>
-        <w:rPr>
-          <w:b w:val="0"/>
-        </w:rPr>
-        <w:t>. Ask learners to describe one label or arrow in ordinary words. Use the adjacent transcript if the image is difficult to see.</w:t>
-      </w:r>
-    </w:p>
-    <w:p>
-      <w:pPr>
-        <w:spacing w:line="336" w:lineRule="auto" w:after="180"/>
-        <w:shd w:fill="F1F6F8"/>
-      </w:pPr>
-      <w:r>
-        <w:rPr>
-          <w:b w:val="0"/>
-        </w:rPr>
-        <w:t xml:space="preserve">Supported practice key: B fails pages </w:t>
-      </w:r>
-      <w:r>
-        <w:rPr>
-          <w:b/>
-        </w:rPr>
-        <w:t>type</w:t>
-      </w:r>
-      <w:r>
-        <w:rPr>
-          <w:b w:val="0"/>
-        </w:rPr>
-        <w:t>; C fails empty id. A passes all three field checks.</w:t>
+        <w:t>01. Rows Columns and Data Types: the case</w:t>
+      </w:r>
+    </w:p>
+    <w:p>
+      <w:pPr>
+        <w:pStyle w:val="Heading3"/>
+      </w:pPr>
+      <w:r>
+        <w:t>02. Follow the deciding steps</w:t>
+      </w:r>
+    </w:p>
+    <w:p>
+      <w:pPr>
+        <w:pStyle w:val="Heading3"/>
+      </w:pPr>
+      <w:r>
+        <w:t>03. Follow the evidence</w:t>
+      </w:r>
+    </w:p>
+    <w:p>
+      <w:pPr>
+        <w:pStyle w:val="Heading3"/>
+      </w:pPr>
+      <w:r>
+        <w:t>04. Change one thing. Trace what follows.</w:t>
+      </w:r>
+    </w:p>
+    <w:p>
+      <w:pPr>
+        <w:pStyle w:val="Heading3"/>
+      </w:pPr>
+      <w:r>
+        <w:t>05. Connect the explanation to its limit</w:t>
+      </w:r>
+    </w:p>
+    <w:p>
+      <w:pPr>
+        <w:pStyle w:val="Heading3"/>
+      </w:pPr>
+      <w:r>
+        <w:t>06. Make the idea visible in your project</w:t>
       </w:r>
     </w:p>
     <w:sectPr>
